--- a/docs/incoming/济宁惠民城建_立项申请报告_冯佳淇修订_20260828.docx
+++ b/docs/incoming/济宁惠民城建_立项申请报告_冯佳淇修订_20260828.docx
@@ -161,7 +161,7 @@
             <w:sz w:val="24"/>
             <w:szCs w:val="24"/>
           </w:rPr>
-          <w:t xml:space="preserve">本修订对照《济宁市兖州区惠民城建投资有限公司2026年面向专业投资者非公开发行公司债券募集说明书》（216页稿，含2026年1–6月数据）。修订人：冯佳淇。Word已开启修订模式，删除/插入均留痕，便于审阅。募说封面评级机构写“大公国际”，发行条款/释义写“中证鹏元”；立项按发行条款采用中证鹏元。募说授信2024年末与2025年末合计数字相同（56.37亿元），与原立项2025年末明细合计62.27亿元不一致，本次按募说偿债章节“截至2025年末”口径调整，明细表请以募说第六节为准。</w:t>
+          <w:t xml:space="preserve">报告期按募说释义调整为2024年度、2025年度及2026年1–6月；时点类表述一律改到最近一期，即截至2026年6月末。财务比较列示2024年、2025年、2026年1–6月（或各期末）。2026年1–6月报表未经审计。募说写【】或未披露的数字一律留空，不用2025年末数顶替。修订人：冯佳淇。</w:t>
         </w:r>
       </w:ins>
     </w:p>
@@ -817,7 +817,7 @@
           <w:sz w:val="24"/>
           <w:szCs w:val="24"/>
         </w:rPr>
-        <w:t xml:space="preserve">最近两年末，发行人有息负债余额分别为265.78亿元和</w:t>
+        <w:t xml:space="preserve">最近两年及一期末，发行人有息负债余额分别为265.78亿元、</w:t>
       </w:r>
       <w:del w:id="25" w:author="冯佳淇" w:date="2026-08-28T08:00:00Z">
         <w:r>
@@ -826,7 +826,7 @@
             <w:sz w:val="24"/>
             <w:szCs w:val="24"/>
           </w:rPr>
-          <w:delText xml:space="preserve">251.47</w:delText>
+          <w:delText xml:space="preserve">251.47亿元</w:delText>
         </w:r>
       </w:del>
       <w:ins w:id="26" w:author="冯佳淇" w:date="2026-08-28T08:00:00Z">
@@ -836,7 +836,7 @@
             <w:sz w:val="24"/>
             <w:szCs w:val="24"/>
           </w:rPr>
-          <w:t xml:space="preserve">246.20</w:t>
+          <w:t xml:space="preserve">246.20亿元和231.99亿元</w:t>
         </w:r>
       </w:ins>
       <w:r>
@@ -845,7 +845,7 @@
           <w:sz w:val="24"/>
           <w:szCs w:val="24"/>
         </w:rPr>
-        <w:t xml:space="preserve">亿元，占同期末总负债的比例分别为66.59%和</w:t>
+        <w:t xml:space="preserve">，占同期末总负债的比例分别为66.59%、</w:t>
       </w:r>
       <w:del w:id="27" w:author="冯佳淇" w:date="2026-08-28T08:00:00Z">
         <w:r>
@@ -864,7 +864,7 @@
             <w:sz w:val="24"/>
             <w:szCs w:val="24"/>
           </w:rPr>
-          <w:t xml:space="preserve">68.54%</w:t>
+          <w:t xml:space="preserve">68.54%和63.86%</w:t>
         </w:r>
       </w:ins>
       <w:r>
@@ -882,28 +882,7 @@
             <w:sz w:val="24"/>
             <w:szCs w:val="24"/>
           </w:rPr>
-          <w:t xml:space="preserve">募集说明书补充：截至2026年6月末，有息负债231.99亿元，占总负债63.86%；其中短期借款与一年内到期的非流动负债合计118.15亿元，占期末有息债务50.93%。</w:t>
-        </w:r>
-      </w:ins>
-    </w:p>
-    <w:p>
-      <w:pPr>
-        <w:spacing w:line="360" w:lineRule="auto" w:after="80"/>
-        <w:ind w:firstLine="420"/>
-        <w:rPr>
-          <w:rFonts w:ascii="仿宋_GB2312" w:hAnsi="仿宋_GB2312" w:eastAsia="仿宋_GB2312" w:cs="仿宋_GB2312"/>
-          <w:sz w:val="24"/>
-          <w:szCs w:val="24"/>
-        </w:rPr>
-      </w:pPr>
-      <w:ins w:id="30" w:author="冯佳淇" w:date="2026-08-28T08:00:00Z">
-        <w:r>
-          <w:rPr>
-            <w:rFonts w:ascii="仿宋_GB2312" w:hAnsi="仿宋_GB2312" w:eastAsia="仿宋_GB2312" w:cs="仿宋_GB2312"/>
-            <w:sz w:val="24"/>
-            <w:szCs w:val="24"/>
-          </w:rPr>
-          <w:t xml:space="preserve">原立项“最近一年末银行借款45.45亿元、占有息负债18.07%；银行借款与公司债券外其他公司信用类债券余额之和175.49亿元、占比69.79%”及分项明细表，与募说2025年末有息负债合计246.20亿元及大量【】未填分项并存。本次合计按募说调整；分项明细待募说补齐后替换，避免立项与申报稿两套数。</w:t>
+          <w:t xml:space="preserve">截至2026年6月末，短期借款与一年内到期的非流动负债合计118.15亿元，占期末有息债务50.93%。银行贷款、非标等分项募说2025年末及2026年6月末多为未填，立项留空，不以原立项分项顶替。</w:t>
         </w:r>
       </w:ins>
     </w:p>
@@ -942,18 +921,28 @@
           <w:sz w:val="24"/>
           <w:szCs w:val="24"/>
         </w:rPr>
-        <w:t xml:space="preserve">截至2025年末，发行人在各金融机构的授信额度总额为</w:t>
+        <w:t xml:space="preserve">截至</w:t>
       </w:r>
-      <w:del w:id="31" w:author="冯佳淇" w:date="2026-08-28T08:00:00Z">
+      <w:del w:id="30" w:author="冯佳淇" w:date="2026-08-28T08:00:00Z">
         <w:r>
           <w:rPr>
             <w:rFonts w:ascii="仿宋_GB2312" w:hAnsi="仿宋_GB2312" w:eastAsia="仿宋_GB2312" w:cs="仿宋_GB2312"/>
             <w:sz w:val="24"/>
             <w:szCs w:val="24"/>
           </w:rPr>
-          <w:delText xml:space="preserve">622,700.00</w:delText>
+          <w:delText xml:space="preserve">2025年末，发行人在各金融机构的授信额度总额为622,700.00万元，其中已使用额度为355,661.66万元，剩余授信余额为267,038.34万元。</w:delText>
         </w:r>
       </w:del>
+      <w:ins w:id="31" w:author="冯佳淇" w:date="2026-08-28T08:00:00Z">
+        <w:r>
+          <w:rPr>
+            <w:rFonts w:ascii="仿宋_GB2312" w:hAnsi="仿宋_GB2312" w:eastAsia="仿宋_GB2312" w:cs="仿宋_GB2312"/>
+            <w:sz w:val="24"/>
+            <w:szCs w:val="24"/>
+          </w:rPr>
+          <w:t xml:space="preserve">2026年6月末，发行人在各金融机构的授信额度总额为　　万元，其中已使用额度为　　万元，剩余授信余额为　　万元。</w:t>
+        </w:r>
+      </w:ins>
       <w:ins w:id="32" w:author="冯佳淇" w:date="2026-08-28T08:00:00Z">
         <w:r>
           <w:rPr>
@@ -961,81 +950,7 @@
             <w:sz w:val="24"/>
             <w:szCs w:val="24"/>
           </w:rPr>
-          <w:t xml:space="preserve">563,700.00</w:t>
-        </w:r>
-      </w:ins>
-      <w:r>
-        <w:rPr>
-          <w:rFonts w:ascii="仿宋_GB2312" w:hAnsi="仿宋_GB2312" w:eastAsia="仿宋_GB2312" w:cs="仿宋_GB2312"/>
-          <w:sz w:val="24"/>
-          <w:szCs w:val="24"/>
-        </w:rPr>
-        <w:t xml:space="preserve">万元，其中已使用额度为</w:t>
-      </w:r>
-      <w:del w:id="33" w:author="冯佳淇" w:date="2026-08-28T08:00:00Z">
-        <w:r>
-          <w:rPr>
-            <w:rFonts w:ascii="仿宋_GB2312" w:hAnsi="仿宋_GB2312" w:eastAsia="仿宋_GB2312" w:cs="仿宋_GB2312"/>
-            <w:sz w:val="24"/>
-            <w:szCs w:val="24"/>
-          </w:rPr>
-          <w:delText xml:space="preserve">355,661.66</w:delText>
-        </w:r>
-      </w:del>
-      <w:ins w:id="34" w:author="冯佳淇" w:date="2026-08-28T08:00:00Z">
-        <w:r>
-          <w:rPr>
-            <w:rFonts w:ascii="仿宋_GB2312" w:hAnsi="仿宋_GB2312" w:eastAsia="仿宋_GB2312" w:cs="仿宋_GB2312"/>
-            <w:sz w:val="24"/>
-            <w:szCs w:val="24"/>
-          </w:rPr>
-          <w:t xml:space="preserve">501,094.91</w:t>
-        </w:r>
-      </w:ins>
-      <w:r>
-        <w:rPr>
-          <w:rFonts w:ascii="仿宋_GB2312" w:hAnsi="仿宋_GB2312" w:eastAsia="仿宋_GB2312" w:cs="仿宋_GB2312"/>
-          <w:sz w:val="24"/>
-          <w:szCs w:val="24"/>
-        </w:rPr>
-        <w:t xml:space="preserve">万元，剩余授信余额为</w:t>
-      </w:r>
-      <w:del w:id="35" w:author="冯佳淇" w:date="2026-08-28T08:00:00Z">
-        <w:r>
-          <w:rPr>
-            <w:rFonts w:ascii="仿宋_GB2312" w:hAnsi="仿宋_GB2312" w:eastAsia="仿宋_GB2312" w:cs="仿宋_GB2312"/>
-            <w:sz w:val="24"/>
-            <w:szCs w:val="24"/>
-          </w:rPr>
-          <w:delText xml:space="preserve">267,038.34</w:delText>
-        </w:r>
-      </w:del>
-      <w:ins w:id="36" w:author="冯佳淇" w:date="2026-08-28T08:00:00Z">
-        <w:r>
-          <w:rPr>
-            <w:rFonts w:ascii="仿宋_GB2312" w:hAnsi="仿宋_GB2312" w:eastAsia="仿宋_GB2312" w:cs="仿宋_GB2312"/>
-            <w:sz w:val="24"/>
-            <w:szCs w:val="24"/>
-          </w:rPr>
-          <w:t xml:space="preserve">62,605.09</w:t>
-        </w:r>
-      </w:ins>
-      <w:r>
-        <w:rPr>
-          <w:rFonts w:ascii="仿宋_GB2312" w:hAnsi="仿宋_GB2312" w:eastAsia="仿宋_GB2312" w:cs="仿宋_GB2312"/>
-          <w:sz w:val="24"/>
-          <w:szCs w:val="24"/>
-        </w:rPr>
-        <w:t xml:space="preserve">万元。</w:t>
-      </w:r>
-      <w:ins w:id="37" w:author="冯佳淇" w:date="2026-08-28T08:00:00Z">
-        <w:r>
-          <w:rPr>
-            <w:rFonts w:ascii="仿宋_GB2312" w:hAnsi="仿宋_GB2312" w:eastAsia="仿宋_GB2312" w:cs="仿宋_GB2312"/>
-            <w:sz w:val="24"/>
-            <w:szCs w:val="24"/>
-          </w:rPr>
-          <w:t xml:space="preserve">原立项银行明细表合计62.27亿元，与募说不一致；授信明细改以募说第六节表格为准。剩余授信由约26.70亿元降至约6.26亿元，可使用授信偏紧的风险加重。</w:t>
+          <w:t xml:space="preserve">募说该时点未填数字，留空。募说偿债章节另列有2025年末授信56.37亿元、已用50.11亿元、剩余6.26亿元，与风险章节最新时点【】不一致，立项不以2025年末数作为最新时点。</w:t>
         </w:r>
       </w:ins>
     </w:p>
@@ -1074,16 +989,36 @@
           <w:sz w:val="24"/>
           <w:szCs w:val="24"/>
         </w:rPr>
-        <w:t xml:space="preserve">截至2025年末，公司对外担保合计金额为549,656.68万元，占净资产的比例为19.27%。</w:t>
+        <w:t xml:space="preserve">截至</w:t>
       </w:r>
-      <w:ins w:id="38" w:author="冯佳淇" w:date="2026-08-28T08:00:00Z">
+      <w:del w:id="33" w:author="冯佳淇" w:date="2026-08-28T08:00:00Z">
         <w:r>
           <w:rPr>
             <w:rFonts w:ascii="仿宋_GB2312" w:hAnsi="仿宋_GB2312" w:eastAsia="仿宋_GB2312" w:cs="仿宋_GB2312"/>
             <w:sz w:val="24"/>
             <w:szCs w:val="24"/>
           </w:rPr>
-          <w:t xml:space="preserve">截至2026年6月末，对外担保合计577,030.99万元，占净资产20.31%。募说称担保对象主要为济宁市兖州区融通投资有限公司、济宁市济东投资发展集团有限公司等（担保明细较前期无重大变化）。</w:t>
+          <w:delText xml:space="preserve">2025年末，公司对外担保合计金额为549,656.68万元，占净资产的比例为19.27%。</w:delText>
+        </w:r>
+      </w:del>
+      <w:ins w:id="34" w:author="冯佳淇" w:date="2026-08-28T08:00:00Z">
+        <w:r>
+          <w:rPr>
+            <w:rFonts w:ascii="仿宋_GB2312" w:hAnsi="仿宋_GB2312" w:eastAsia="仿宋_GB2312" w:cs="仿宋_GB2312"/>
+            <w:sz w:val="24"/>
+            <w:szCs w:val="24"/>
+          </w:rPr>
+          <w:t xml:space="preserve">2026年6月末，公司对外担保合计金额为577,030.99万元，占净资产的比例为20.31%。</w:t>
+        </w:r>
+      </w:ins>
+      <w:ins w:id="35" w:author="冯佳淇" w:date="2026-08-28T08:00:00Z">
+        <w:r>
+          <w:rPr>
+            <w:rFonts w:ascii="仿宋_GB2312" w:hAnsi="仿宋_GB2312" w:eastAsia="仿宋_GB2312" w:cs="仿宋_GB2312"/>
+            <w:sz w:val="24"/>
+            <w:szCs w:val="24"/>
+          </w:rPr>
+          <w:t xml:space="preserve">担保对象主要为济宁市兖州区融通投资有限公司、济宁市济东投资发展集团有限公司等。</w:t>
         </w:r>
       </w:ins>
     </w:p>
@@ -1122,65 +1057,36 @@
           <w:sz w:val="24"/>
           <w:szCs w:val="24"/>
         </w:rPr>
-        <w:t xml:space="preserve">截至2025年末，公司受限资产合计为65.91亿元，占净资产的比例为23.11%（货币资金、存货、投资性房地产等，与募说一致）。</w:t>
+        <w:t xml:space="preserve">截至</w:t>
       </w:r>
-    </w:p>
-    <w:p>
-      <w:pPr>
-        <w:spacing w:line="360" w:lineRule="auto" w:after="80"/>
-        <w:ind w:firstLine="420"/>
-        <w:rPr>
-          <w:rFonts w:ascii="仿宋_GB2312" w:hAnsi="仿宋_GB2312" w:eastAsia="仿宋_GB2312" w:cs="仿宋_GB2312"/>
-          <w:sz w:val="24"/>
-          <w:szCs w:val="24"/>
-        </w:rPr>
-      </w:pPr>
-      <w:r>
-        <w:rPr>
-          <w:rFonts w:ascii="仿宋_GB2312" w:hAnsi="仿宋_GB2312" w:eastAsia="仿宋_GB2312" w:cs="仿宋_GB2312"/>
-          <w:sz w:val="24"/>
-          <w:szCs w:val="24"/>
-        </w:rPr>
-        <w:t xml:space="preserve">6–8、关联往来、或有负债、业务构成</w:t>
-      </w:r>
-    </w:p>
-    <w:p>
-      <w:pPr>
-        <w:spacing w:line="360" w:lineRule="auto" w:after="80"/>
-        <w:ind w:firstLine="420"/>
-        <w:rPr>
-          <w:rFonts w:ascii="仿宋_GB2312" w:hAnsi="仿宋_GB2312" w:eastAsia="仿宋_GB2312" w:cs="仿宋_GB2312"/>
-          <w:sz w:val="24"/>
-          <w:szCs w:val="24"/>
-        </w:rPr>
-      </w:pPr>
-      <w:r>
-        <w:rPr>
-          <w:rFonts w:ascii="仿宋_GB2312" w:hAnsi="仿宋_GB2312" w:eastAsia="仿宋_GB2312" w:cs="仿宋_GB2312"/>
-          <w:sz w:val="24"/>
-          <w:szCs w:val="24"/>
-        </w:rPr>
-        <w:t xml:space="preserve">报告期内营业收入由533,548.93万元降至342,590.80万元。市政工程业务2024年200,200.00万元（占37.52%）、2025年207,154.56万元（占60.47%）；商品销售由299,048.06万元降至49,730.46万元。</w:t>
-      </w:r>
-    </w:p>
-    <w:p>
-      <w:pPr>
-        <w:spacing w:line="360" w:lineRule="auto" w:after="80"/>
-        <w:ind w:firstLine="420"/>
-        <w:rPr>
-          <w:rFonts w:ascii="仿宋_GB2312" w:hAnsi="仿宋_GB2312" w:eastAsia="仿宋_GB2312" w:cs="仿宋_GB2312"/>
-          <w:sz w:val="24"/>
-          <w:szCs w:val="24"/>
-        </w:rPr>
-      </w:pPr>
-      <w:ins w:id="39" w:author="冯佳淇" w:date="2026-08-28T08:00:00Z">
+      <w:del w:id="36" w:author="冯佳淇" w:date="2026-08-28T08:00:00Z">
         <w:r>
           <w:rPr>
             <w:rFonts w:ascii="仿宋_GB2312" w:hAnsi="仿宋_GB2312" w:eastAsia="仿宋_GB2312" w:cs="仿宋_GB2312"/>
             <w:sz w:val="24"/>
             <w:szCs w:val="24"/>
           </w:rPr>
-          <w:t xml:space="preserve">募说补充2026年1–6月：营业收入102,774.90万元，其中市政工程90,742.48万元（占88.29%）、商品销售8,019.50万元（占7.80%）。其他业务收入中，转让土地使用权2025年57,102.71万元（占16.67%），2024年仅4,282.30万元（占0.80%），2026年1–6月为0。原立项营业收入构成表未单列土地使用权转让，导致后续风险章节出现【】空缺。</w:t>
+          <w:delText xml:space="preserve">2025年末，公司受限资产合计为65.91亿元，占净资产的比例为23.11%。</w:delText>
+        </w:r>
+      </w:del>
+      <w:ins w:id="37" w:author="冯佳淇" w:date="2026-08-28T08:00:00Z">
+        <w:r>
+          <w:rPr>
+            <w:rFonts w:ascii="仿宋_GB2312" w:hAnsi="仿宋_GB2312" w:eastAsia="仿宋_GB2312" w:cs="仿宋_GB2312"/>
+            <w:sz w:val="24"/>
+            <w:szCs w:val="24"/>
+          </w:rPr>
+          <w:t xml:space="preserve">2026年6月末，公司受限资产金额为　　亿元，占净资产的比例为　　%。</w:t>
+        </w:r>
+      </w:ins>
+      <w:ins w:id="38" w:author="冯佳淇" w:date="2026-08-28T08:00:00Z">
+        <w:r>
+          <w:rPr>
+            <w:rFonts w:ascii="仿宋_GB2312" w:hAnsi="仿宋_GB2312" w:eastAsia="仿宋_GB2312" w:cs="仿宋_GB2312"/>
+            <w:sz w:val="24"/>
+            <w:szCs w:val="24"/>
+          </w:rPr>
+          <w:t xml:space="preserve">募说该时点未填，留空。2025年末曾披露65.91亿元、占净资产23.11%，不作为最新时点。</w:t>
         </w:r>
       </w:ins>
     </w:p>
@@ -1200,7 +1106,7 @@
           <w:sz w:val="24"/>
           <w:szCs w:val="24"/>
         </w:rPr>
-        <w:t xml:space="preserve">9、发行人子公司情况</w:t>
+        <w:t xml:space="preserve">6、关联往来及或有负债</w:t>
       </w:r>
     </w:p>
     <w:p>
@@ -1219,18 +1125,28 @@
           <w:sz w:val="24"/>
           <w:szCs w:val="24"/>
         </w:rPr>
-        <w:t xml:space="preserve">截至2025年末，发行人纳入合并范围的下属子公司有</w:t>
+        <w:t xml:space="preserve">截至</w:t>
       </w:r>
-      <w:del w:id="40" w:author="冯佳淇" w:date="2026-08-28T08:00:00Z">
+      <w:del w:id="39" w:author="冯佳淇" w:date="2026-08-28T08:00:00Z">
         <w:r>
           <w:rPr>
             <w:rFonts w:ascii="仿宋_GB2312" w:hAnsi="仿宋_GB2312" w:eastAsia="仿宋_GB2312" w:cs="仿宋_GB2312"/>
             <w:sz w:val="24"/>
             <w:szCs w:val="24"/>
           </w:rPr>
-          <w:delText xml:space="preserve">9家，其中一级子公司4家，二级子公司5家</w:delText>
+          <w:delText xml:space="preserve">2025年末，发行人其他应收款账面价值为1,815,433.09万元，其中非经营性其他应收款56,623.93万元。</w:delText>
         </w:r>
       </w:del>
+      <w:ins w:id="40" w:author="冯佳淇" w:date="2026-08-28T08:00:00Z">
+        <w:r>
+          <w:rPr>
+            <w:rFonts w:ascii="仿宋_GB2312" w:hAnsi="仿宋_GB2312" w:eastAsia="仿宋_GB2312" w:cs="仿宋_GB2312"/>
+            <w:sz w:val="24"/>
+            <w:szCs w:val="24"/>
+          </w:rPr>
+          <w:t xml:space="preserve">2026年6月末，发行人其他应收款账面价值为1,662,716.11万元，其中非经营性其他应收款账面价值为　　万元，占比　　。</w:t>
+        </w:r>
+      </w:ins>
       <w:ins w:id="41" w:author="冯佳淇" w:date="2026-08-28T08:00:00Z">
         <w:r>
           <w:rPr>
@@ -1238,17 +1154,20 @@
             <w:sz w:val="24"/>
             <w:szCs w:val="24"/>
           </w:rPr>
-          <w:t xml:space="preserve">9家</w:t>
+          <w:t xml:space="preserve">非经营性金额募说未填，留空。截至同日不存在重大未决诉讼、仲裁。</w:t>
         </w:r>
       </w:ins>
-      <w:r>
+    </w:p>
+    <w:p>
+      <w:pPr>
+        <w:spacing w:line="360" w:lineRule="auto" w:after="80"/>
+        <w:ind w:firstLine="420"/>
         <w:rPr>
           <w:rFonts w:ascii="仿宋_GB2312" w:hAnsi="仿宋_GB2312" w:eastAsia="仿宋_GB2312" w:cs="仿宋_GB2312"/>
           <w:sz w:val="24"/>
           <w:szCs w:val="24"/>
         </w:rPr>
-        <w:t xml:space="preserve">。</w:t>
-      </w:r>
+      </w:pPr>
       <w:ins w:id="42" w:author="冯佳淇" w:date="2026-08-28T08:00:00Z">
         <w:r>
           <w:rPr>
@@ -1256,7 +1175,7 @@
             <w:sz w:val="24"/>
             <w:szCs w:val="24"/>
           </w:rPr>
-          <w:t xml:space="preserve">截至2026年6月末，募说口径为8家。原立项将兴隆文化园、惠丰产业、齐鲁文化、裕丰粮食四家列为重要子公司；募说仅认定惠丰产业为重要子公司。</w:t>
+          <w:t xml:space="preserve">截至2026年6月末，政府性应收款中应收账款1,816,408.62万元、其他应收款676,091.96万元，合计2,492,500.58万元。占扣除重点关注资产后净资产比例募说未填，留空。</w:t>
         </w:r>
       </w:ins>
     </w:p>
@@ -1276,35 +1195,7 @@
           <w:sz w:val="24"/>
           <w:szCs w:val="24"/>
         </w:rPr>
-        <w:t xml:space="preserve">兴隆文化园截至2025年末资产总计12,009.79万元，负债合计</w:t>
-      </w:r>
-      <w:del w:id="43" w:author="冯佳淇" w:date="2026-08-28T08:00:00Z">
-        <w:r>
-          <w:rPr>
-            <w:rFonts w:ascii="仿宋_GB2312" w:hAnsi="仿宋_GB2312" w:eastAsia="仿宋_GB2312" w:cs="仿宋_GB2312"/>
-            <w:sz w:val="24"/>
-            <w:szCs w:val="24"/>
-          </w:rPr>
-          <w:delText xml:space="preserve">4,8081.12</w:delText>
-        </w:r>
-      </w:del>
-      <w:ins w:id="44" w:author="冯佳淇" w:date="2026-08-28T08:00:00Z">
-        <w:r>
-          <w:rPr>
-            <w:rFonts w:ascii="仿宋_GB2312" w:hAnsi="仿宋_GB2312" w:eastAsia="仿宋_GB2312" w:cs="仿宋_GB2312"/>
-            <w:sz w:val="24"/>
-            <w:szCs w:val="24"/>
-          </w:rPr>
-          <w:t xml:space="preserve">48,081.12</w:t>
-        </w:r>
-      </w:ins>
-      <w:r>
-        <w:rPr>
-          <w:rFonts w:ascii="仿宋_GB2312" w:hAnsi="仿宋_GB2312" w:eastAsia="仿宋_GB2312" w:cs="仿宋_GB2312"/>
-          <w:sz w:val="24"/>
-          <w:szCs w:val="24"/>
-        </w:rPr>
-        <w:t xml:space="preserve">万元，股东权益合计-36,071.34万元。</w:t>
+        <w:t xml:space="preserve">7、发行人业务情况</w:t>
       </w:r>
     </w:p>
     <w:p>
@@ -1323,8 +1214,76 @@
           <w:sz w:val="24"/>
           <w:szCs w:val="24"/>
         </w:rPr>
-        <w:t xml:space="preserve">惠丰产业截至2025年末总资产2,489,181.59万元、净资产862,384.90万元、负债1,626,796.69万元；2025年度营业收入107,925.54万元、净利润-32,631.76万元。与募说一致。</w:t>
+        <w:t xml:space="preserve">2024年、2025年和2026年1–6月，发行人营业收入分别为533,548.93万元、342,590.80万元和102,774.90万元。市政工程分别为200,200.00万元（占37.52%）、207,154.56万元（占60.47%）和90,742.48万元（占88.29%）；商品销售分别为299,048.06万元（占56.05%）、49,730.46万元（占14.52%）和8,019.50万元（占7.80%）；转让土地使用权分别为4,282.30万元（占0.80%）、57,102.71万元（占16.67%）和0万元。</w:t>
       </w:r>
+    </w:p>
+    <w:p>
+      <w:pPr>
+        <w:spacing w:line="360" w:lineRule="auto" w:after="80"/>
+        <w:ind w:firstLine="420"/>
+        <w:rPr>
+          <w:rFonts w:ascii="仿宋_GB2312" w:hAnsi="仿宋_GB2312" w:eastAsia="仿宋_GB2312" w:cs="仿宋_GB2312"/>
+          <w:sz w:val="24"/>
+          <w:szCs w:val="24"/>
+        </w:rPr>
+      </w:pPr>
+      <w:r>
+        <w:rPr>
+          <w:rFonts w:ascii="仿宋_GB2312" w:hAnsi="仿宋_GB2312" w:eastAsia="仿宋_GB2312" w:cs="仿宋_GB2312"/>
+          <w:sz w:val="24"/>
+          <w:szCs w:val="24"/>
+        </w:rPr>
+        <w:t xml:space="preserve">8、发行人子公司情况</w:t>
+      </w:r>
+    </w:p>
+    <w:p>
+      <w:pPr>
+        <w:spacing w:line="360" w:lineRule="auto" w:after="80"/>
+        <w:ind w:firstLine="420"/>
+        <w:rPr>
+          <w:rFonts w:ascii="仿宋_GB2312" w:hAnsi="仿宋_GB2312" w:eastAsia="仿宋_GB2312" w:cs="仿宋_GB2312"/>
+          <w:sz w:val="24"/>
+          <w:szCs w:val="24"/>
+        </w:rPr>
+      </w:pPr>
+      <w:r>
+        <w:rPr>
+          <w:rFonts w:ascii="仿宋_GB2312" w:hAnsi="仿宋_GB2312" w:eastAsia="仿宋_GB2312" w:cs="仿宋_GB2312"/>
+          <w:sz w:val="24"/>
+          <w:szCs w:val="24"/>
+        </w:rPr>
+        <w:t xml:space="preserve">截至</w:t>
+      </w:r>
+      <w:del w:id="43" w:author="冯佳淇" w:date="2026-08-28T08:00:00Z">
+        <w:r>
+          <w:rPr>
+            <w:rFonts w:ascii="仿宋_GB2312" w:hAnsi="仿宋_GB2312" w:eastAsia="仿宋_GB2312" w:cs="仿宋_GB2312"/>
+            <w:sz w:val="24"/>
+            <w:szCs w:val="24"/>
+          </w:rPr>
+          <w:delText xml:space="preserve">2025年末，发行人纳入合并范围的下属子公司有9家，其中一级子公司4家，二级子公司5家。</w:delText>
+        </w:r>
+      </w:del>
+      <w:ins w:id="44" w:author="冯佳淇" w:date="2026-08-28T08:00:00Z">
+        <w:r>
+          <w:rPr>
+            <w:rFonts w:ascii="仿宋_GB2312" w:hAnsi="仿宋_GB2312" w:eastAsia="仿宋_GB2312" w:cs="仿宋_GB2312"/>
+            <w:sz w:val="24"/>
+            <w:szCs w:val="24"/>
+          </w:rPr>
+          <w:t xml:space="preserve">2026年6月末，发行人纳入合并报表范围的子公司为10家（一级4家）。相较2025年末9家，划入融科供应链、惠园工投招商，划出惠民均和。</w:t>
+        </w:r>
+      </w:ins>
+      <w:ins w:id="45" w:author="冯佳淇" w:date="2026-08-28T08:00:00Z">
+        <w:r>
+          <w:rPr>
+            <w:rFonts w:ascii="仿宋_GB2312" w:hAnsi="仿宋_GB2312" w:eastAsia="仿宋_GB2312" w:cs="仿宋_GB2312"/>
+            <w:sz w:val="24"/>
+            <w:szCs w:val="24"/>
+          </w:rPr>
+          <w:t xml:space="preserve">募说风险章节另写“8家”，与合并范围变动表及10家名单不一致，立项以财务报表范围变化（10家）为准。重要子公司仅惠丰产业。惠丰产业2026年1–6月财务募说未披露，留空；2025年末总资产2,489,181.59万元、净资产862,384.90万元、营业收入107,925.54万元、净利润-32,631.76万元。</w:t>
+        </w:r>
+      </w:ins>
     </w:p>
     <w:p>
       <w:pPr>
@@ -1356,14 +1315,16 @@
           <w:szCs w:val="24"/>
         </w:rPr>
       </w:pPr>
-      <w:r>
-        <w:rPr>
-          <w:rFonts w:ascii="仿宋_GB2312" w:hAnsi="仿宋_GB2312" w:eastAsia="仿宋_GB2312" w:cs="仿宋_GB2312"/>
-          <w:sz w:val="24"/>
-          <w:szCs w:val="24"/>
-        </w:rPr>
-        <w:t xml:space="preserve">审计机构：山东舜天信诚会计师事务所（特殊普通合伙）。2024年、2025年审计报告文号分别为鲁舜审字[2025]第0182号、鲁舜审字[2026]第0270号，标准无保留意见。合并报表主要数据与募说一致的部分不重复全表粘贴。</w:t>
-      </w:r>
+      <w:ins w:id="46" w:author="冯佳淇" w:date="2026-08-28T08:00:00Z">
+        <w:r>
+          <w:rPr>
+            <w:rFonts w:ascii="仿宋_GB2312" w:hAnsi="仿宋_GB2312" w:eastAsia="仿宋_GB2312" w:cs="仿宋_GB2312"/>
+            <w:sz w:val="24"/>
+            <w:szCs w:val="24"/>
+          </w:rPr>
+          <w:t xml:space="preserve">审计说明：2024年、2025年经山东舜天信诚审计（鲁舜审字[2025]第0182号、鲁舜审字[2026]第0270号，标准无保留意见）。2026年1–6月未经审计。</w:t>
+        </w:r>
+      </w:ins>
     </w:p>
     <w:p>
       <w:pPr>
@@ -1381,7 +1342,7 @@
           <w:sz w:val="24"/>
           <w:szCs w:val="24"/>
         </w:rPr>
-        <w:t xml:space="preserve">报告期内主要财务指标（募说“最近两年及一期”口径，修订原立项两年列）：</w:t>
+        <w:t xml:space="preserve">报告期内主要财务指标（最近两年及一期，空单元格表示募说未填）：</w:t>
       </w:r>
     </w:p>
     <w:tbl>
@@ -1553,7 +1514,7 @@
               </w:rPr>
             </w:pPr>
             <w:r/>
-            <w:ins w:id="45" w:author="冯佳淇" w:date="2026-08-28T08:00:00Z">
+            <w:ins w:id="47" w:author="冯佳淇" w:date="2026-08-28T08:00:00Z">
               <w:r>
                 <w:rPr>
                   <w:rFonts w:ascii="仿宋_GB2312" w:hAnsi="仿宋_GB2312" w:eastAsia="仿宋_GB2312" w:cs="仿宋_GB2312"/>
@@ -1653,7 +1614,7 @@
               </w:rPr>
             </w:pPr>
             <w:r/>
-            <w:ins w:id="46" w:author="冯佳淇" w:date="2026-08-28T08:00:00Z">
+            <w:ins w:id="48" w:author="冯佳淇" w:date="2026-08-28T08:00:00Z">
               <w:r>
                 <w:rPr>
                   <w:rFonts w:ascii="仿宋_GB2312" w:hAnsi="仿宋_GB2312" w:eastAsia="仿宋_GB2312" w:cs="仿宋_GB2312"/>
@@ -1753,7 +1714,7 @@
               </w:rPr>
             </w:pPr>
             <w:r/>
-            <w:ins w:id="47" w:author="冯佳淇" w:date="2026-08-28T08:00:00Z">
+            <w:ins w:id="49" w:author="冯佳淇" w:date="2026-08-28T08:00:00Z">
               <w:r>
                 <w:rPr>
                   <w:rFonts w:ascii="仿宋_GB2312" w:hAnsi="仿宋_GB2312" w:eastAsia="仿宋_GB2312" w:cs="仿宋_GB2312"/>
@@ -1853,7 +1814,7 @@
               </w:rPr>
             </w:pPr>
             <w:r/>
-            <w:ins w:id="48" w:author="冯佳淇" w:date="2026-08-28T08:00:00Z">
+            <w:ins w:id="50" w:author="冯佳淇" w:date="2026-08-28T08:00:00Z">
               <w:r>
                 <w:rPr>
                   <w:rFonts w:ascii="仿宋_GB2312" w:hAnsi="仿宋_GB2312" w:eastAsia="仿宋_GB2312" w:cs="仿宋_GB2312"/>
@@ -1953,7 +1914,7 @@
               </w:rPr>
             </w:pPr>
             <w:r/>
-            <w:ins w:id="49" w:author="冯佳淇" w:date="2026-08-28T08:00:00Z">
+            <w:ins w:id="51" w:author="冯佳淇" w:date="2026-08-28T08:00:00Z">
               <w:r>
                 <w:rPr>
                   <w:rFonts w:ascii="仿宋_GB2312" w:hAnsi="仿宋_GB2312" w:eastAsia="仿宋_GB2312" w:cs="仿宋_GB2312"/>
@@ -2035,7 +1996,7 @@
                 <w:sz w:val="20"/>
                 <w:szCs w:val="20"/>
               </w:rPr>
-              <w:t xml:space="preserve">净利润（亿元）</w:t>
+              <w:t xml:space="preserve">利润总额（亿元）</w:t>
             </w:r>
           </w:p>
         </w:tc>
@@ -2053,7 +2014,7 @@
               </w:rPr>
             </w:pPr>
             <w:r/>
-            <w:ins w:id="50" w:author="冯佳淇" w:date="2026-08-28T08:00:00Z">
+            <w:ins w:id="52" w:author="冯佳淇" w:date="2026-08-28T08:00:00Z">
               <w:r>
                 <w:rPr>
                   <w:rFonts w:ascii="仿宋_GB2312" w:hAnsi="仿宋_GB2312" w:eastAsia="仿宋_GB2312" w:cs="仿宋_GB2312"/>
@@ -2085,6 +2046,106 @@
                 <w:sz w:val="20"/>
                 <w:szCs w:val="20"/>
               </w:rPr>
+              <w:t xml:space="preserve">5.76</w:t>
+            </w:r>
+          </w:p>
+        </w:tc>
+        <w:tc>
+          <w:tcPr>
+            <w:tcW w:type="dxa" w:w="2295"/>
+          </w:tcPr>
+          <w:p>
+            <w:pPr>
+              <w:spacing w:line="360" w:lineRule="auto" w:after="80"/>
+              <w:rPr>
+                <w:rFonts w:ascii="仿宋_GB2312" w:hAnsi="仿宋_GB2312" w:eastAsia="仿宋_GB2312" w:cs="仿宋_GB2312"/>
+                <w:sz w:val="20"/>
+                <w:szCs w:val="20"/>
+              </w:rPr>
+            </w:pPr>
+            <w:r/>
+            <w:r>
+              <w:rPr>
+                <w:rFonts w:ascii="仿宋_GB2312" w:hAnsi="仿宋_GB2312" w:eastAsia="仿宋_GB2312" w:cs="仿宋_GB2312"/>
+                <w:sz w:val="20"/>
+                <w:szCs w:val="20"/>
+              </w:rPr>
+              <w:t xml:space="preserve">3.84</w:t>
+            </w:r>
+          </w:p>
+        </w:tc>
+      </w:tr>
+      <w:tr>
+        <w:tc>
+          <w:tcPr>
+            <w:tcW w:type="dxa" w:w="2295"/>
+          </w:tcPr>
+          <w:p>
+            <w:pPr>
+              <w:spacing w:line="360" w:lineRule="auto" w:after="80"/>
+              <w:rPr>
+                <w:rFonts w:ascii="仿宋_GB2312" w:hAnsi="仿宋_GB2312" w:eastAsia="仿宋_GB2312" w:cs="仿宋_GB2312"/>
+                <w:sz w:val="20"/>
+                <w:szCs w:val="20"/>
+              </w:rPr>
+            </w:pPr>
+            <w:r/>
+            <w:r>
+              <w:rPr>
+                <w:rFonts w:ascii="仿宋_GB2312" w:hAnsi="仿宋_GB2312" w:eastAsia="仿宋_GB2312" w:cs="仿宋_GB2312"/>
+                <w:sz w:val="20"/>
+                <w:szCs w:val="20"/>
+              </w:rPr>
+              <w:t xml:space="preserve">净利润（亿元）</w:t>
+            </w:r>
+          </w:p>
+        </w:tc>
+        <w:tc>
+          <w:tcPr>
+            <w:tcW w:type="dxa" w:w="2295"/>
+          </w:tcPr>
+          <w:p>
+            <w:pPr>
+              <w:spacing w:line="360" w:lineRule="auto" w:after="80"/>
+              <w:rPr>
+                <w:rFonts w:ascii="仿宋_GB2312" w:hAnsi="仿宋_GB2312" w:eastAsia="仿宋_GB2312" w:cs="仿宋_GB2312"/>
+                <w:sz w:val="20"/>
+                <w:szCs w:val="20"/>
+              </w:rPr>
+            </w:pPr>
+            <w:r/>
+            <w:ins w:id="53" w:author="冯佳淇" w:date="2026-08-28T08:00:00Z">
+              <w:r>
+                <w:rPr>
+                  <w:rFonts w:ascii="仿宋_GB2312" w:hAnsi="仿宋_GB2312" w:eastAsia="仿宋_GB2312" w:cs="仿宋_GB2312"/>
+                  <w:sz w:val="20"/>
+                  <w:szCs w:val="20"/>
+                </w:rPr>
+                <w:t xml:space="preserve">1.66</w:t>
+              </w:r>
+            </w:ins>
+          </w:p>
+        </w:tc>
+        <w:tc>
+          <w:tcPr>
+            <w:tcW w:type="dxa" w:w="2295"/>
+          </w:tcPr>
+          <w:p>
+            <w:pPr>
+              <w:spacing w:line="360" w:lineRule="auto" w:after="80"/>
+              <w:rPr>
+                <w:rFonts w:ascii="仿宋_GB2312" w:hAnsi="仿宋_GB2312" w:eastAsia="仿宋_GB2312" w:cs="仿宋_GB2312"/>
+                <w:sz w:val="20"/>
+                <w:szCs w:val="20"/>
+              </w:rPr>
+            </w:pPr>
+            <w:r/>
+            <w:r>
+              <w:rPr>
+                <w:rFonts w:ascii="仿宋_GB2312" w:hAnsi="仿宋_GB2312" w:eastAsia="仿宋_GB2312" w:cs="仿宋_GB2312"/>
+                <w:sz w:val="20"/>
+                <w:szCs w:val="20"/>
+              </w:rPr>
               <w:t xml:space="preserve">5.75</w:t>
             </w:r>
           </w:p>
@@ -2135,6 +2196,196 @@
                 <w:sz w:val="20"/>
                 <w:szCs w:val="20"/>
               </w:rPr>
+              <w:t xml:space="preserve">扣除非经常性损益后净利润（亿元）</w:t>
+            </w:r>
+          </w:p>
+        </w:tc>
+        <w:tc>
+          <w:tcPr>
+            <w:tcW w:type="dxa" w:w="2295"/>
+          </w:tcPr>
+          <w:p>
+            <w:pPr>
+              <w:spacing w:line="360" w:lineRule="auto" w:after="80"/>
+              <w:rPr>
+                <w:rFonts w:ascii="仿宋_GB2312" w:hAnsi="仿宋_GB2312" w:eastAsia="仿宋_GB2312" w:cs="仿宋_GB2312"/>
+                <w:sz w:val="20"/>
+                <w:szCs w:val="20"/>
+              </w:rPr>
+            </w:pPr>
+            <w:r/>
+          </w:p>
+        </w:tc>
+        <w:tc>
+          <w:tcPr>
+            <w:tcW w:type="dxa" w:w="2295"/>
+          </w:tcPr>
+          <w:p>
+            <w:pPr>
+              <w:spacing w:line="360" w:lineRule="auto" w:after="80"/>
+              <w:rPr>
+                <w:rFonts w:ascii="仿宋_GB2312" w:hAnsi="仿宋_GB2312" w:eastAsia="仿宋_GB2312" w:cs="仿宋_GB2312"/>
+                <w:sz w:val="20"/>
+                <w:szCs w:val="20"/>
+              </w:rPr>
+            </w:pPr>
+            <w:r/>
+            <w:r>
+              <w:rPr>
+                <w:rFonts w:ascii="仿宋_GB2312" w:hAnsi="仿宋_GB2312" w:eastAsia="仿宋_GB2312" w:cs="仿宋_GB2312"/>
+                <w:sz w:val="20"/>
+                <w:szCs w:val="20"/>
+              </w:rPr>
+              <w:t xml:space="preserve">5.87</w:t>
+            </w:r>
+          </w:p>
+        </w:tc>
+        <w:tc>
+          <w:tcPr>
+            <w:tcW w:type="dxa" w:w="2295"/>
+          </w:tcPr>
+          <w:p>
+            <w:pPr>
+              <w:spacing w:line="360" w:lineRule="auto" w:after="80"/>
+              <w:rPr>
+                <w:rFonts w:ascii="仿宋_GB2312" w:hAnsi="仿宋_GB2312" w:eastAsia="仿宋_GB2312" w:cs="仿宋_GB2312"/>
+                <w:sz w:val="20"/>
+                <w:szCs w:val="20"/>
+              </w:rPr>
+            </w:pPr>
+            <w:r/>
+            <w:r>
+              <w:rPr>
+                <w:rFonts w:ascii="仿宋_GB2312" w:hAnsi="仿宋_GB2312" w:eastAsia="仿宋_GB2312" w:cs="仿宋_GB2312"/>
+                <w:sz w:val="20"/>
+                <w:szCs w:val="20"/>
+              </w:rPr>
+              <w:t xml:space="preserve">3.12</w:t>
+            </w:r>
+          </w:p>
+        </w:tc>
+      </w:tr>
+      <w:tr>
+        <w:tc>
+          <w:tcPr>
+            <w:tcW w:type="dxa" w:w="2295"/>
+          </w:tcPr>
+          <w:p>
+            <w:pPr>
+              <w:spacing w:line="360" w:lineRule="auto" w:after="80"/>
+              <w:rPr>
+                <w:rFonts w:ascii="仿宋_GB2312" w:hAnsi="仿宋_GB2312" w:eastAsia="仿宋_GB2312" w:cs="仿宋_GB2312"/>
+                <w:sz w:val="20"/>
+                <w:szCs w:val="20"/>
+              </w:rPr>
+            </w:pPr>
+            <w:r/>
+            <w:r>
+              <w:rPr>
+                <w:rFonts w:ascii="仿宋_GB2312" w:hAnsi="仿宋_GB2312" w:eastAsia="仿宋_GB2312" w:cs="仿宋_GB2312"/>
+                <w:sz w:val="20"/>
+                <w:szCs w:val="20"/>
+              </w:rPr>
+              <w:t xml:space="preserve">归属于母公司所有者的净利润（亿元）</w:t>
+            </w:r>
+          </w:p>
+        </w:tc>
+        <w:tc>
+          <w:tcPr>
+            <w:tcW w:type="dxa" w:w="2295"/>
+          </w:tcPr>
+          <w:p>
+            <w:pPr>
+              <w:spacing w:line="360" w:lineRule="auto" w:after="80"/>
+              <w:rPr>
+                <w:rFonts w:ascii="仿宋_GB2312" w:hAnsi="仿宋_GB2312" w:eastAsia="仿宋_GB2312" w:cs="仿宋_GB2312"/>
+                <w:sz w:val="20"/>
+                <w:szCs w:val="20"/>
+              </w:rPr>
+            </w:pPr>
+            <w:r/>
+            <w:ins w:id="54" w:author="冯佳淇" w:date="2026-08-28T08:00:00Z">
+              <w:r>
+                <w:rPr>
+                  <w:rFonts w:ascii="仿宋_GB2312" w:hAnsi="仿宋_GB2312" w:eastAsia="仿宋_GB2312" w:cs="仿宋_GB2312"/>
+                  <w:sz w:val="20"/>
+                  <w:szCs w:val="20"/>
+                </w:rPr>
+                <w:t xml:space="preserve">1.66</w:t>
+              </w:r>
+            </w:ins>
+          </w:p>
+        </w:tc>
+        <w:tc>
+          <w:tcPr>
+            <w:tcW w:type="dxa" w:w="2295"/>
+          </w:tcPr>
+          <w:p>
+            <w:pPr>
+              <w:spacing w:line="360" w:lineRule="auto" w:after="80"/>
+              <w:rPr>
+                <w:rFonts w:ascii="仿宋_GB2312" w:hAnsi="仿宋_GB2312" w:eastAsia="仿宋_GB2312" w:cs="仿宋_GB2312"/>
+                <w:sz w:val="20"/>
+                <w:szCs w:val="20"/>
+              </w:rPr>
+            </w:pPr>
+            <w:r/>
+            <w:r>
+              <w:rPr>
+                <w:rFonts w:ascii="仿宋_GB2312" w:hAnsi="仿宋_GB2312" w:eastAsia="仿宋_GB2312" w:cs="仿宋_GB2312"/>
+                <w:sz w:val="20"/>
+                <w:szCs w:val="20"/>
+              </w:rPr>
+              <w:t xml:space="preserve">5.74</w:t>
+            </w:r>
+          </w:p>
+        </w:tc>
+        <w:tc>
+          <w:tcPr>
+            <w:tcW w:type="dxa" w:w="2295"/>
+          </w:tcPr>
+          <w:p>
+            <w:pPr>
+              <w:spacing w:line="360" w:lineRule="auto" w:after="80"/>
+              <w:rPr>
+                <w:rFonts w:ascii="仿宋_GB2312" w:hAnsi="仿宋_GB2312" w:eastAsia="仿宋_GB2312" w:cs="仿宋_GB2312"/>
+                <w:sz w:val="20"/>
+                <w:szCs w:val="20"/>
+              </w:rPr>
+            </w:pPr>
+            <w:r/>
+            <w:r>
+              <w:rPr>
+                <w:rFonts w:ascii="仿宋_GB2312" w:hAnsi="仿宋_GB2312" w:eastAsia="仿宋_GB2312" w:cs="仿宋_GB2312"/>
+                <w:sz w:val="20"/>
+                <w:szCs w:val="20"/>
+              </w:rPr>
+              <w:t xml:space="preserve">3.75</w:t>
+            </w:r>
+          </w:p>
+        </w:tc>
+      </w:tr>
+      <w:tr>
+        <w:tc>
+          <w:tcPr>
+            <w:tcW w:type="dxa" w:w="2295"/>
+          </w:tcPr>
+          <w:p>
+            <w:pPr>
+              <w:spacing w:line="360" w:lineRule="auto" w:after="80"/>
+              <w:rPr>
+                <w:rFonts w:ascii="仿宋_GB2312" w:hAnsi="仿宋_GB2312" w:eastAsia="仿宋_GB2312" w:cs="仿宋_GB2312"/>
+                <w:sz w:val="20"/>
+                <w:szCs w:val="20"/>
+              </w:rPr>
+            </w:pPr>
+            <w:r/>
+            <w:r>
+              <w:rPr>
+                <w:rFonts w:ascii="仿宋_GB2312" w:hAnsi="仿宋_GB2312" w:eastAsia="仿宋_GB2312" w:cs="仿宋_GB2312"/>
+                <w:sz w:val="20"/>
+                <w:szCs w:val="20"/>
+              </w:rPr>
               <w:t xml:space="preserve">经营现金流净额（亿元）</w:t>
             </w:r>
           </w:p>
@@ -2153,7 +2404,7 @@
               </w:rPr>
             </w:pPr>
             <w:r/>
-            <w:ins w:id="51" w:author="冯佳淇" w:date="2026-08-28T08:00:00Z">
+            <w:ins w:id="55" w:author="冯佳淇" w:date="2026-08-28T08:00:00Z">
               <w:r>
                 <w:rPr>
                   <w:rFonts w:ascii="仿宋_GB2312" w:hAnsi="仿宋_GB2312" w:eastAsia="仿宋_GB2312" w:cs="仿宋_GB2312"/>
@@ -2235,6 +2486,206 @@
                 <w:sz w:val="20"/>
                 <w:szCs w:val="20"/>
               </w:rPr>
+              <w:t xml:space="preserve">投资现金流净额（亿元）</w:t>
+            </w:r>
+          </w:p>
+        </w:tc>
+        <w:tc>
+          <w:tcPr>
+            <w:tcW w:type="dxa" w:w="2295"/>
+          </w:tcPr>
+          <w:p>
+            <w:pPr>
+              <w:spacing w:line="360" w:lineRule="auto" w:after="80"/>
+              <w:rPr>
+                <w:rFonts w:ascii="仿宋_GB2312" w:hAnsi="仿宋_GB2312" w:eastAsia="仿宋_GB2312" w:cs="仿宋_GB2312"/>
+                <w:sz w:val="20"/>
+                <w:szCs w:val="20"/>
+              </w:rPr>
+            </w:pPr>
+            <w:r/>
+            <w:ins w:id="56" w:author="冯佳淇" w:date="2026-08-28T08:00:00Z">
+              <w:r>
+                <w:rPr>
+                  <w:rFonts w:ascii="仿宋_GB2312" w:hAnsi="仿宋_GB2312" w:eastAsia="仿宋_GB2312" w:cs="仿宋_GB2312"/>
+                  <w:sz w:val="20"/>
+                  <w:szCs w:val="20"/>
+                </w:rPr>
+                <w:t xml:space="preserve">0.82</w:t>
+              </w:r>
+            </w:ins>
+          </w:p>
+        </w:tc>
+        <w:tc>
+          <w:tcPr>
+            <w:tcW w:type="dxa" w:w="2295"/>
+          </w:tcPr>
+          <w:p>
+            <w:pPr>
+              <w:spacing w:line="360" w:lineRule="auto" w:after="80"/>
+              <w:rPr>
+                <w:rFonts w:ascii="仿宋_GB2312" w:hAnsi="仿宋_GB2312" w:eastAsia="仿宋_GB2312" w:cs="仿宋_GB2312"/>
+                <w:sz w:val="20"/>
+                <w:szCs w:val="20"/>
+              </w:rPr>
+            </w:pPr>
+            <w:r/>
+            <w:r>
+              <w:rPr>
+                <w:rFonts w:ascii="仿宋_GB2312" w:hAnsi="仿宋_GB2312" w:eastAsia="仿宋_GB2312" w:cs="仿宋_GB2312"/>
+                <w:sz w:val="20"/>
+                <w:szCs w:val="20"/>
+              </w:rPr>
+              <w:t xml:space="preserve">-17.15</w:t>
+            </w:r>
+          </w:p>
+        </w:tc>
+        <w:tc>
+          <w:tcPr>
+            <w:tcW w:type="dxa" w:w="2295"/>
+          </w:tcPr>
+          <w:p>
+            <w:pPr>
+              <w:spacing w:line="360" w:lineRule="auto" w:after="80"/>
+              <w:rPr>
+                <w:rFonts w:ascii="仿宋_GB2312" w:hAnsi="仿宋_GB2312" w:eastAsia="仿宋_GB2312" w:cs="仿宋_GB2312"/>
+                <w:sz w:val="20"/>
+                <w:szCs w:val="20"/>
+              </w:rPr>
+            </w:pPr>
+            <w:r/>
+            <w:r>
+              <w:rPr>
+                <w:rFonts w:ascii="仿宋_GB2312" w:hAnsi="仿宋_GB2312" w:eastAsia="仿宋_GB2312" w:cs="仿宋_GB2312"/>
+                <w:sz w:val="20"/>
+                <w:szCs w:val="20"/>
+              </w:rPr>
+              <w:t xml:space="preserve">3.21</w:t>
+            </w:r>
+          </w:p>
+        </w:tc>
+      </w:tr>
+      <w:tr>
+        <w:tc>
+          <w:tcPr>
+            <w:tcW w:type="dxa" w:w="2295"/>
+          </w:tcPr>
+          <w:p>
+            <w:pPr>
+              <w:spacing w:line="360" w:lineRule="auto" w:after="80"/>
+              <w:rPr>
+                <w:rFonts w:ascii="仿宋_GB2312" w:hAnsi="仿宋_GB2312" w:eastAsia="仿宋_GB2312" w:cs="仿宋_GB2312"/>
+                <w:sz w:val="20"/>
+                <w:szCs w:val="20"/>
+              </w:rPr>
+            </w:pPr>
+            <w:r/>
+            <w:r>
+              <w:rPr>
+                <w:rFonts w:ascii="仿宋_GB2312" w:hAnsi="仿宋_GB2312" w:eastAsia="仿宋_GB2312" w:cs="仿宋_GB2312"/>
+                <w:sz w:val="20"/>
+                <w:szCs w:val="20"/>
+              </w:rPr>
+              <w:t xml:space="preserve">筹资现金流净额（亿元）</w:t>
+            </w:r>
+          </w:p>
+        </w:tc>
+        <w:tc>
+          <w:tcPr>
+            <w:tcW w:type="dxa" w:w="2295"/>
+          </w:tcPr>
+          <w:p>
+            <w:pPr>
+              <w:spacing w:line="360" w:lineRule="auto" w:after="80"/>
+              <w:rPr>
+                <w:rFonts w:ascii="仿宋_GB2312" w:hAnsi="仿宋_GB2312" w:eastAsia="仿宋_GB2312" w:cs="仿宋_GB2312"/>
+                <w:sz w:val="20"/>
+                <w:szCs w:val="20"/>
+              </w:rPr>
+            </w:pPr>
+            <w:r/>
+            <w:ins w:id="57" w:author="冯佳淇" w:date="2026-08-28T08:00:00Z">
+              <w:r>
+                <w:rPr>
+                  <w:rFonts w:ascii="仿宋_GB2312" w:hAnsi="仿宋_GB2312" w:eastAsia="仿宋_GB2312" w:cs="仿宋_GB2312"/>
+                  <w:sz w:val="20"/>
+                  <w:szCs w:val="20"/>
+                </w:rPr>
+                <w:t xml:space="preserve">3.55</w:t>
+              </w:r>
+            </w:ins>
+          </w:p>
+        </w:tc>
+        <w:tc>
+          <w:tcPr>
+            <w:tcW w:type="dxa" w:w="2295"/>
+          </w:tcPr>
+          <w:p>
+            <w:pPr>
+              <w:spacing w:line="360" w:lineRule="auto" w:after="80"/>
+              <w:rPr>
+                <w:rFonts w:ascii="仿宋_GB2312" w:hAnsi="仿宋_GB2312" w:eastAsia="仿宋_GB2312" w:cs="仿宋_GB2312"/>
+                <w:sz w:val="20"/>
+                <w:szCs w:val="20"/>
+              </w:rPr>
+            </w:pPr>
+            <w:r/>
+            <w:r>
+              <w:rPr>
+                <w:rFonts w:ascii="仿宋_GB2312" w:hAnsi="仿宋_GB2312" w:eastAsia="仿宋_GB2312" w:cs="仿宋_GB2312"/>
+                <w:sz w:val="20"/>
+                <w:szCs w:val="20"/>
+              </w:rPr>
+              <w:t xml:space="preserve">-43.14</w:t>
+            </w:r>
+          </w:p>
+        </w:tc>
+        <w:tc>
+          <w:tcPr>
+            <w:tcW w:type="dxa" w:w="2295"/>
+          </w:tcPr>
+          <w:p>
+            <w:pPr>
+              <w:spacing w:line="360" w:lineRule="auto" w:after="80"/>
+              <w:rPr>
+                <w:rFonts w:ascii="仿宋_GB2312" w:hAnsi="仿宋_GB2312" w:eastAsia="仿宋_GB2312" w:cs="仿宋_GB2312"/>
+                <w:sz w:val="20"/>
+                <w:szCs w:val="20"/>
+              </w:rPr>
+            </w:pPr>
+            <w:r/>
+            <w:r>
+              <w:rPr>
+                <w:rFonts w:ascii="仿宋_GB2312" w:hAnsi="仿宋_GB2312" w:eastAsia="仿宋_GB2312" w:cs="仿宋_GB2312"/>
+                <w:sz w:val="20"/>
+                <w:szCs w:val="20"/>
+              </w:rPr>
+              <w:t xml:space="preserve">72.58</w:t>
+            </w:r>
+          </w:p>
+        </w:tc>
+      </w:tr>
+      <w:tr>
+        <w:tc>
+          <w:tcPr>
+            <w:tcW w:type="dxa" w:w="2295"/>
+          </w:tcPr>
+          <w:p>
+            <w:pPr>
+              <w:spacing w:line="360" w:lineRule="auto" w:after="80"/>
+              <w:rPr>
+                <w:rFonts w:ascii="仿宋_GB2312" w:hAnsi="仿宋_GB2312" w:eastAsia="仿宋_GB2312" w:cs="仿宋_GB2312"/>
+                <w:sz w:val="20"/>
+                <w:szCs w:val="20"/>
+              </w:rPr>
+            </w:pPr>
+            <w:r/>
+            <w:r>
+              <w:rPr>
+                <w:rFonts w:ascii="仿宋_GB2312" w:hAnsi="仿宋_GB2312" w:eastAsia="仿宋_GB2312" w:cs="仿宋_GB2312"/>
+                <w:sz w:val="20"/>
+                <w:szCs w:val="20"/>
+              </w:rPr>
               <w:t xml:space="preserve">流动比率</w:t>
             </w:r>
           </w:p>
@@ -2253,7 +2704,7 @@
               </w:rPr>
             </w:pPr>
             <w:r/>
-            <w:ins w:id="52" w:author="冯佳淇" w:date="2026-08-28T08:00:00Z">
+            <w:ins w:id="58" w:author="冯佳淇" w:date="2026-08-28T08:00:00Z">
               <w:r>
                 <w:rPr>
                   <w:rFonts w:ascii="仿宋_GB2312" w:hAnsi="仿宋_GB2312" w:eastAsia="仿宋_GB2312" w:cs="仿宋_GB2312"/>
@@ -2353,7 +2804,7 @@
               </w:rPr>
             </w:pPr>
             <w:r/>
-            <w:ins w:id="53" w:author="冯佳淇" w:date="2026-08-28T08:00:00Z">
+            <w:ins w:id="59" w:author="冯佳淇" w:date="2026-08-28T08:00:00Z">
               <w:r>
                 <w:rPr>
                   <w:rFonts w:ascii="仿宋_GB2312" w:hAnsi="仿宋_GB2312" w:eastAsia="仿宋_GB2312" w:cs="仿宋_GB2312"/>
@@ -2453,7 +2904,7 @@
               </w:rPr>
             </w:pPr>
             <w:r/>
-            <w:ins w:id="54" w:author="冯佳淇" w:date="2026-08-28T08:00:00Z">
+            <w:ins w:id="60" w:author="冯佳淇" w:date="2026-08-28T08:00:00Z">
               <w:r>
                 <w:rPr>
                   <w:rFonts w:ascii="仿宋_GB2312" w:hAnsi="仿宋_GB2312" w:eastAsia="仿宋_GB2312" w:cs="仿宋_GB2312"/>
@@ -2535,6 +2986,106 @@
                 <w:sz w:val="20"/>
                 <w:szCs w:val="20"/>
               </w:rPr>
+              <w:t xml:space="preserve">债务资本比率（%）</w:t>
+            </w:r>
+          </w:p>
+        </w:tc>
+        <w:tc>
+          <w:tcPr>
+            <w:tcW w:type="dxa" w:w="2295"/>
+          </w:tcPr>
+          <w:p>
+            <w:pPr>
+              <w:spacing w:line="360" w:lineRule="auto" w:after="80"/>
+              <w:rPr>
+                <w:rFonts w:ascii="仿宋_GB2312" w:hAnsi="仿宋_GB2312" w:eastAsia="仿宋_GB2312" w:cs="仿宋_GB2312"/>
+                <w:sz w:val="20"/>
+                <w:szCs w:val="20"/>
+              </w:rPr>
+            </w:pPr>
+            <w:r/>
+            <w:ins w:id="61" w:author="冯佳淇" w:date="2026-08-28T08:00:00Z">
+              <w:r>
+                <w:rPr>
+                  <w:rFonts w:ascii="仿宋_GB2312" w:hAnsi="仿宋_GB2312" w:eastAsia="仿宋_GB2312" w:cs="仿宋_GB2312"/>
+                  <w:sz w:val="20"/>
+                  <w:szCs w:val="20"/>
+                </w:rPr>
+                <w:t xml:space="preserve">47.67</w:t>
+              </w:r>
+            </w:ins>
+          </w:p>
+        </w:tc>
+        <w:tc>
+          <w:tcPr>
+            <w:tcW w:type="dxa" w:w="2295"/>
+          </w:tcPr>
+          <w:p>
+            <w:pPr>
+              <w:spacing w:line="360" w:lineRule="auto" w:after="80"/>
+              <w:rPr>
+                <w:rFonts w:ascii="仿宋_GB2312" w:hAnsi="仿宋_GB2312" w:eastAsia="仿宋_GB2312" w:cs="仿宋_GB2312"/>
+                <w:sz w:val="20"/>
+                <w:szCs w:val="20"/>
+              </w:rPr>
+            </w:pPr>
+            <w:r/>
+            <w:r>
+              <w:rPr>
+                <w:rFonts w:ascii="仿宋_GB2312" w:hAnsi="仿宋_GB2312" w:eastAsia="仿宋_GB2312" w:cs="仿宋_GB2312"/>
+                <w:sz w:val="20"/>
+                <w:szCs w:val="20"/>
+              </w:rPr>
+              <w:t xml:space="preserve">49.37</w:t>
+            </w:r>
+          </w:p>
+        </w:tc>
+        <w:tc>
+          <w:tcPr>
+            <w:tcW w:type="dxa" w:w="2295"/>
+          </w:tcPr>
+          <w:p>
+            <w:pPr>
+              <w:spacing w:line="360" w:lineRule="auto" w:after="80"/>
+              <w:rPr>
+                <w:rFonts w:ascii="仿宋_GB2312" w:hAnsi="仿宋_GB2312" w:eastAsia="仿宋_GB2312" w:cs="仿宋_GB2312"/>
+                <w:sz w:val="20"/>
+                <w:szCs w:val="20"/>
+              </w:rPr>
+            </w:pPr>
+            <w:r/>
+            <w:r>
+              <w:rPr>
+                <w:rFonts w:ascii="仿宋_GB2312" w:hAnsi="仿宋_GB2312" w:eastAsia="仿宋_GB2312" w:cs="仿宋_GB2312"/>
+                <w:sz w:val="20"/>
+                <w:szCs w:val="20"/>
+              </w:rPr>
+              <w:t xml:space="preserve">51.79</w:t>
+            </w:r>
+          </w:p>
+        </w:tc>
+      </w:tr>
+      <w:tr>
+        <w:tc>
+          <w:tcPr>
+            <w:tcW w:type="dxa" w:w="2295"/>
+          </w:tcPr>
+          <w:p>
+            <w:pPr>
+              <w:spacing w:line="360" w:lineRule="auto" w:after="80"/>
+              <w:rPr>
+                <w:rFonts w:ascii="仿宋_GB2312" w:hAnsi="仿宋_GB2312" w:eastAsia="仿宋_GB2312" w:cs="仿宋_GB2312"/>
+                <w:sz w:val="20"/>
+                <w:szCs w:val="20"/>
+              </w:rPr>
+            </w:pPr>
+            <w:r/>
+            <w:r>
+              <w:rPr>
+                <w:rFonts w:ascii="仿宋_GB2312" w:hAnsi="仿宋_GB2312" w:eastAsia="仿宋_GB2312" w:cs="仿宋_GB2312"/>
+                <w:sz w:val="20"/>
+                <w:szCs w:val="20"/>
+              </w:rPr>
               <w:t xml:space="preserve">营业毛利率（%）</w:t>
             </w:r>
           </w:p>
@@ -2553,7 +3104,7 @@
               </w:rPr>
             </w:pPr>
             <w:r/>
-            <w:ins w:id="55" w:author="冯佳淇" w:date="2026-08-28T08:00:00Z">
+            <w:ins w:id="62" w:author="冯佳淇" w:date="2026-08-28T08:00:00Z">
               <w:r>
                 <w:rPr>
                   <w:rFonts w:ascii="仿宋_GB2312" w:hAnsi="仿宋_GB2312" w:eastAsia="仿宋_GB2312" w:cs="仿宋_GB2312"/>
@@ -2635,7 +3186,7 @@
                 <w:sz w:val="20"/>
                 <w:szCs w:val="20"/>
               </w:rPr>
-              <w:t xml:space="preserve">应收账款周转率</w:t>
+              <w:t xml:space="preserve">加权平均净资产收益率（%）</w:t>
             </w:r>
           </w:p>
         </w:tc>
@@ -2653,14 +3204,14 @@
               </w:rPr>
             </w:pPr>
             <w:r/>
-            <w:ins w:id="56" w:author="冯佳淇" w:date="2026-08-28T08:00:00Z">
+            <w:ins w:id="63" w:author="冯佳淇" w:date="2026-08-28T08:00:00Z">
               <w:r>
                 <w:rPr>
                   <w:rFonts w:ascii="仿宋_GB2312" w:hAnsi="仿宋_GB2312" w:eastAsia="仿宋_GB2312" w:cs="仿宋_GB2312"/>
                   <w:sz w:val="20"/>
                   <w:szCs w:val="20"/>
                 </w:rPr>
-                <w:t xml:space="preserve">0.06</w:t>
+                <w:t xml:space="preserve">0.59</w:t>
               </w:r>
             </w:ins>
           </w:p>
@@ -2679,26 +3230,14 @@
               </w:rPr>
             </w:pPr>
             <w:r/>
-            <w:del w:id="57" w:author="冯佳淇" w:date="2026-08-28T08:00:00Z">
-              <w:r>
-                <w:rPr>
-                  <w:rFonts w:ascii="仿宋_GB2312" w:hAnsi="仿宋_GB2312" w:eastAsia="仿宋_GB2312" w:cs="仿宋_GB2312"/>
-                  <w:sz w:val="20"/>
-                  <w:szCs w:val="20"/>
-                </w:rPr>
-                <w:delText xml:space="preserve">0.05</w:delText>
-              </w:r>
-            </w:del>
-            <w:ins w:id="58" w:author="冯佳淇" w:date="2026-08-28T08:00:00Z">
-              <w:r>
-                <w:rPr>
-                  <w:rFonts w:ascii="仿宋_GB2312" w:hAnsi="仿宋_GB2312" w:eastAsia="仿宋_GB2312" w:cs="仿宋_GB2312"/>
-                  <w:sz w:val="20"/>
-                  <w:szCs w:val="20"/>
-                </w:rPr>
-                <w:t xml:space="preserve">0.20</w:t>
-              </w:r>
-            </w:ins>
+            <w:r>
+              <w:rPr>
+                <w:rFonts w:ascii="仿宋_GB2312" w:hAnsi="仿宋_GB2312" w:eastAsia="仿宋_GB2312" w:cs="仿宋_GB2312"/>
+                <w:sz w:val="20"/>
+                <w:szCs w:val="20"/>
+              </w:rPr>
+              <w:t xml:space="preserve">2.04</w:t>
+            </w:r>
           </w:p>
         </w:tc>
         <w:tc>
@@ -2721,7 +3260,7 @@
                 <w:sz w:val="20"/>
                 <w:szCs w:val="20"/>
               </w:rPr>
-              <w:t xml:space="preserve">0.36</w:t>
+              <w:t xml:space="preserve">1.34</w:t>
             </w:r>
           </w:p>
         </w:tc>
@@ -2747,7 +3286,7 @@
                 <w:sz w:val="20"/>
                 <w:szCs w:val="20"/>
               </w:rPr>
-              <w:t xml:space="preserve">存货周转率</w:t>
+              <w:t xml:space="preserve">扣非后加权平均净资产收益率（%）</w:t>
             </w:r>
           </w:p>
         </w:tc>
@@ -2765,16 +3304,6 @@
               </w:rPr>
             </w:pPr>
             <w:r/>
-            <w:ins w:id="59" w:author="冯佳淇" w:date="2026-08-28T08:00:00Z">
-              <w:r>
-                <w:rPr>
-                  <w:rFonts w:ascii="仿宋_GB2312" w:hAnsi="仿宋_GB2312" w:eastAsia="仿宋_GB2312" w:cs="仿宋_GB2312"/>
-                  <w:sz w:val="20"/>
-                  <w:szCs w:val="20"/>
-                </w:rPr>
-                <w:t xml:space="preserve">0.09</w:t>
-              </w:r>
-            </w:ins>
           </w:p>
         </w:tc>
         <w:tc>
@@ -2791,26 +3320,14 @@
               </w:rPr>
             </w:pPr>
             <w:r/>
-            <w:del w:id="60" w:author="冯佳淇" w:date="2026-08-28T08:00:00Z">
-              <w:r>
-                <w:rPr>
-                  <w:rFonts w:ascii="仿宋_GB2312" w:hAnsi="仿宋_GB2312" w:eastAsia="仿宋_GB2312" w:cs="仿宋_GB2312"/>
-                  <w:sz w:val="20"/>
-                  <w:szCs w:val="20"/>
-                </w:rPr>
-                <w:delText xml:space="preserve">0.20</w:delText>
-              </w:r>
-            </w:del>
-            <w:ins w:id="61" w:author="冯佳淇" w:date="2026-08-28T08:00:00Z">
-              <w:r>
-                <w:rPr>
-                  <w:rFonts w:ascii="仿宋_GB2312" w:hAnsi="仿宋_GB2312" w:eastAsia="仿宋_GB2312" w:cs="仿宋_GB2312"/>
-                  <w:sz w:val="20"/>
-                  <w:szCs w:val="20"/>
-                </w:rPr>
-                <w:t xml:space="preserve">0.26</w:t>
-              </w:r>
-            </w:ins>
+            <w:r>
+              <w:rPr>
+                <w:rFonts w:ascii="仿宋_GB2312" w:hAnsi="仿宋_GB2312" w:eastAsia="仿宋_GB2312" w:cs="仿宋_GB2312"/>
+                <w:sz w:val="20"/>
+                <w:szCs w:val="20"/>
+              </w:rPr>
+              <w:t xml:space="preserve">2.10</w:t>
+            </w:r>
           </w:p>
         </w:tc>
         <w:tc>
@@ -2833,7 +3350,7 @@
                 <w:sz w:val="20"/>
                 <w:szCs w:val="20"/>
               </w:rPr>
-              <w:t xml:space="preserve">0.31</w:t>
+              <w:t xml:space="preserve">2.15</w:t>
             </w:r>
           </w:p>
         </w:tc>
@@ -2859,6 +3376,96 @@
                 <w:sz w:val="20"/>
                 <w:szCs w:val="20"/>
               </w:rPr>
+              <w:t xml:space="preserve">EBITDA（亿元）</w:t>
+            </w:r>
+          </w:p>
+        </w:tc>
+        <w:tc>
+          <w:tcPr>
+            <w:tcW w:type="dxa" w:w="2295"/>
+          </w:tcPr>
+          <w:p>
+            <w:pPr>
+              <w:spacing w:line="360" w:lineRule="auto" w:after="80"/>
+              <w:rPr>
+                <w:rFonts w:ascii="仿宋_GB2312" w:hAnsi="仿宋_GB2312" w:eastAsia="仿宋_GB2312" w:cs="仿宋_GB2312"/>
+                <w:sz w:val="20"/>
+                <w:szCs w:val="20"/>
+              </w:rPr>
+            </w:pPr>
+            <w:r/>
+          </w:p>
+        </w:tc>
+        <w:tc>
+          <w:tcPr>
+            <w:tcW w:type="dxa" w:w="2295"/>
+          </w:tcPr>
+          <w:p>
+            <w:pPr>
+              <w:spacing w:line="360" w:lineRule="auto" w:after="80"/>
+              <w:rPr>
+                <w:rFonts w:ascii="仿宋_GB2312" w:hAnsi="仿宋_GB2312" w:eastAsia="仿宋_GB2312" w:cs="仿宋_GB2312"/>
+                <w:sz w:val="20"/>
+                <w:szCs w:val="20"/>
+              </w:rPr>
+            </w:pPr>
+            <w:r/>
+            <w:r>
+              <w:rPr>
+                <w:rFonts w:ascii="仿宋_GB2312" w:hAnsi="仿宋_GB2312" w:eastAsia="仿宋_GB2312" w:cs="仿宋_GB2312"/>
+                <w:sz w:val="20"/>
+                <w:szCs w:val="20"/>
+              </w:rPr>
+              <w:t xml:space="preserve">19.83</w:t>
+            </w:r>
+          </w:p>
+        </w:tc>
+        <w:tc>
+          <w:tcPr>
+            <w:tcW w:type="dxa" w:w="2295"/>
+          </w:tcPr>
+          <w:p>
+            <w:pPr>
+              <w:spacing w:line="360" w:lineRule="auto" w:after="80"/>
+              <w:rPr>
+                <w:rFonts w:ascii="仿宋_GB2312" w:hAnsi="仿宋_GB2312" w:eastAsia="仿宋_GB2312" w:cs="仿宋_GB2312"/>
+                <w:sz w:val="20"/>
+                <w:szCs w:val="20"/>
+              </w:rPr>
+            </w:pPr>
+            <w:r/>
+            <w:r>
+              <w:rPr>
+                <w:rFonts w:ascii="仿宋_GB2312" w:hAnsi="仿宋_GB2312" w:eastAsia="仿宋_GB2312" w:cs="仿宋_GB2312"/>
+                <w:sz w:val="20"/>
+                <w:szCs w:val="20"/>
+              </w:rPr>
+              <w:t xml:space="preserve">13.32</w:t>
+            </w:r>
+          </w:p>
+        </w:tc>
+      </w:tr>
+      <w:tr>
+        <w:tc>
+          <w:tcPr>
+            <w:tcW w:type="dxa" w:w="2295"/>
+          </w:tcPr>
+          <w:p>
+            <w:pPr>
+              <w:spacing w:line="360" w:lineRule="auto" w:after="80"/>
+              <w:rPr>
+                <w:rFonts w:ascii="仿宋_GB2312" w:hAnsi="仿宋_GB2312" w:eastAsia="仿宋_GB2312" w:cs="仿宋_GB2312"/>
+                <w:sz w:val="20"/>
+                <w:szCs w:val="20"/>
+              </w:rPr>
+            </w:pPr>
+            <w:r/>
+            <w:r>
+              <w:rPr>
+                <w:rFonts w:ascii="仿宋_GB2312" w:hAnsi="仿宋_GB2312" w:eastAsia="仿宋_GB2312" w:cs="仿宋_GB2312"/>
+                <w:sz w:val="20"/>
+                <w:szCs w:val="20"/>
+              </w:rPr>
               <w:t xml:space="preserve">EBITDA全部债务比</w:t>
             </w:r>
           </w:p>
@@ -2877,16 +3484,6 @@
               </w:rPr>
             </w:pPr>
             <w:r/>
-            <w:ins w:id="62" w:author="冯佳淇" w:date="2026-08-28T08:00:00Z">
-              <w:r>
-                <w:rPr>
-                  <w:rFonts w:ascii="仿宋_GB2312" w:hAnsi="仿宋_GB2312" w:eastAsia="仿宋_GB2312" w:cs="仿宋_GB2312"/>
-                  <w:sz w:val="20"/>
-                  <w:szCs w:val="20"/>
-                </w:rPr>
-                <w:t xml:space="preserve">募说【】未填</w:t>
-              </w:r>
-            </w:ins>
           </w:p>
         </w:tc>
         <w:tc>
@@ -2927,7 +3524,7 @@
               </w:rPr>
             </w:pPr>
             <w:r/>
-            <w:del w:id="63" w:author="冯佳淇" w:date="2026-08-28T08:00:00Z">
+            <w:del w:id="64" w:author="冯佳淇" w:date="2026-08-28T08:00:00Z">
               <w:r>
                 <w:rPr>
                   <w:rFonts w:ascii="仿宋_GB2312" w:hAnsi="仿宋_GB2312" w:eastAsia="仿宋_GB2312" w:cs="仿宋_GB2312"/>
@@ -2937,7 +3534,7 @@
                 <w:delText xml:space="preserve">0.04</w:delText>
               </w:r>
             </w:del>
-            <w:ins w:id="64" w:author="冯佳淇" w:date="2026-08-28T08:00:00Z">
+            <w:ins w:id="65" w:author="冯佳淇" w:date="2026-08-28T08:00:00Z">
               <w:r>
                 <w:rPr>
                   <w:rFonts w:ascii="仿宋_GB2312" w:hAnsi="仿宋_GB2312" w:eastAsia="仿宋_GB2312" w:cs="仿宋_GB2312"/>
@@ -2989,14 +3586,104 @@
               </w:rPr>
             </w:pPr>
             <w:r/>
-            <w:ins w:id="65" w:author="冯佳淇" w:date="2026-08-28T08:00:00Z">
+          </w:p>
+        </w:tc>
+        <w:tc>
+          <w:tcPr>
+            <w:tcW w:type="dxa" w:w="2295"/>
+          </w:tcPr>
+          <w:p>
+            <w:pPr>
+              <w:spacing w:line="360" w:lineRule="auto" w:after="80"/>
+              <w:rPr>
+                <w:rFonts w:ascii="仿宋_GB2312" w:hAnsi="仿宋_GB2312" w:eastAsia="仿宋_GB2312" w:cs="仿宋_GB2312"/>
+                <w:sz w:val="20"/>
+                <w:szCs w:val="20"/>
+              </w:rPr>
+            </w:pPr>
+            <w:r/>
+            <w:r>
+              <w:rPr>
+                <w:rFonts w:ascii="仿宋_GB2312" w:hAnsi="仿宋_GB2312" w:eastAsia="仿宋_GB2312" w:cs="仿宋_GB2312"/>
+                <w:sz w:val="20"/>
+                <w:szCs w:val="20"/>
+              </w:rPr>
+              <w:t xml:space="preserve">1.40</w:t>
+            </w:r>
+          </w:p>
+        </w:tc>
+        <w:tc>
+          <w:tcPr>
+            <w:tcW w:type="dxa" w:w="2295"/>
+          </w:tcPr>
+          <w:p>
+            <w:pPr>
+              <w:spacing w:line="360" w:lineRule="auto" w:after="80"/>
+              <w:rPr>
+                <w:rFonts w:ascii="仿宋_GB2312" w:hAnsi="仿宋_GB2312" w:eastAsia="仿宋_GB2312" w:cs="仿宋_GB2312"/>
+                <w:sz w:val="20"/>
+                <w:szCs w:val="20"/>
+              </w:rPr>
+            </w:pPr>
+            <w:r/>
+            <w:r>
+              <w:rPr>
+                <w:rFonts w:ascii="仿宋_GB2312" w:hAnsi="仿宋_GB2312" w:eastAsia="仿宋_GB2312" w:cs="仿宋_GB2312"/>
+                <w:sz w:val="20"/>
+                <w:szCs w:val="20"/>
+              </w:rPr>
+              <w:t xml:space="preserve">0.63</w:t>
+            </w:r>
+          </w:p>
+        </w:tc>
+      </w:tr>
+      <w:tr>
+        <w:tc>
+          <w:tcPr>
+            <w:tcW w:type="dxa" w:w="2295"/>
+          </w:tcPr>
+          <w:p>
+            <w:pPr>
+              <w:spacing w:line="360" w:lineRule="auto" w:after="80"/>
+              <w:rPr>
+                <w:rFonts w:ascii="仿宋_GB2312" w:hAnsi="仿宋_GB2312" w:eastAsia="仿宋_GB2312" w:cs="仿宋_GB2312"/>
+                <w:sz w:val="20"/>
+                <w:szCs w:val="20"/>
+              </w:rPr>
+            </w:pPr>
+            <w:r/>
+            <w:r>
+              <w:rPr>
+                <w:rFonts w:ascii="仿宋_GB2312" w:hAnsi="仿宋_GB2312" w:eastAsia="仿宋_GB2312" w:cs="仿宋_GB2312"/>
+                <w:sz w:val="20"/>
+                <w:szCs w:val="20"/>
+              </w:rPr>
+              <w:t xml:space="preserve">应收账款周转率</w:t>
+            </w:r>
+          </w:p>
+        </w:tc>
+        <w:tc>
+          <w:tcPr>
+            <w:tcW w:type="dxa" w:w="2295"/>
+          </w:tcPr>
+          <w:p>
+            <w:pPr>
+              <w:spacing w:line="360" w:lineRule="auto" w:after="80"/>
+              <w:rPr>
+                <w:rFonts w:ascii="仿宋_GB2312" w:hAnsi="仿宋_GB2312" w:eastAsia="仿宋_GB2312" w:cs="仿宋_GB2312"/>
+                <w:sz w:val="20"/>
+                <w:szCs w:val="20"/>
+              </w:rPr>
+            </w:pPr>
+            <w:r/>
+            <w:ins w:id="66" w:author="冯佳淇" w:date="2026-08-28T08:00:00Z">
               <w:r>
                 <w:rPr>
                   <w:rFonts w:ascii="仿宋_GB2312" w:hAnsi="仿宋_GB2312" w:eastAsia="仿宋_GB2312" w:cs="仿宋_GB2312"/>
                   <w:sz w:val="20"/>
                   <w:szCs w:val="20"/>
                 </w:rPr>
-                <w:t xml:space="preserve">募说【】未填</w:t>
+                <w:t xml:space="preserve">0.06</w:t>
               </w:r>
             </w:ins>
           </w:p>
@@ -3015,13 +3702,75 @@
               </w:rPr>
             </w:pPr>
             <w:r/>
-            <w:r>
+            <w:del w:id="67" w:author="冯佳淇" w:date="2026-08-28T08:00:00Z">
+              <w:r>
+                <w:rPr>
+                  <w:rFonts w:ascii="仿宋_GB2312" w:hAnsi="仿宋_GB2312" w:eastAsia="仿宋_GB2312" w:cs="仿宋_GB2312"/>
+                  <w:sz w:val="20"/>
+                  <w:szCs w:val="20"/>
+                </w:rPr>
+                <w:delText xml:space="preserve">0.05</w:delText>
+              </w:r>
+            </w:del>
+            <w:ins w:id="68" w:author="冯佳淇" w:date="2026-08-28T08:00:00Z">
+              <w:r>
+                <w:rPr>
+                  <w:rFonts w:ascii="仿宋_GB2312" w:hAnsi="仿宋_GB2312" w:eastAsia="仿宋_GB2312" w:cs="仿宋_GB2312"/>
+                  <w:sz w:val="20"/>
+                  <w:szCs w:val="20"/>
+                </w:rPr>
+                <w:t xml:space="preserve">0.20</w:t>
+              </w:r>
+            </w:ins>
+          </w:p>
+        </w:tc>
+        <w:tc>
+          <w:tcPr>
+            <w:tcW w:type="dxa" w:w="2295"/>
+          </w:tcPr>
+          <w:p>
+            <w:pPr>
+              <w:spacing w:line="360" w:lineRule="auto" w:after="80"/>
               <w:rPr>
                 <w:rFonts w:ascii="仿宋_GB2312" w:hAnsi="仿宋_GB2312" w:eastAsia="仿宋_GB2312" w:cs="仿宋_GB2312"/>
                 <w:sz w:val="20"/>
                 <w:szCs w:val="20"/>
               </w:rPr>
-              <w:t xml:space="preserve">1.40</w:t>
+            </w:pPr>
+            <w:r/>
+            <w:r>
+              <w:rPr>
+                <w:rFonts w:ascii="仿宋_GB2312" w:hAnsi="仿宋_GB2312" w:eastAsia="仿宋_GB2312" w:cs="仿宋_GB2312"/>
+                <w:sz w:val="20"/>
+                <w:szCs w:val="20"/>
+              </w:rPr>
+              <w:t xml:space="preserve">0.36</w:t>
+            </w:r>
+          </w:p>
+        </w:tc>
+      </w:tr>
+      <w:tr>
+        <w:tc>
+          <w:tcPr>
+            <w:tcW w:type="dxa" w:w="2295"/>
+          </w:tcPr>
+          <w:p>
+            <w:pPr>
+              <w:spacing w:line="360" w:lineRule="auto" w:after="80"/>
+              <w:rPr>
+                <w:rFonts w:ascii="仿宋_GB2312" w:hAnsi="仿宋_GB2312" w:eastAsia="仿宋_GB2312" w:cs="仿宋_GB2312"/>
+                <w:sz w:val="20"/>
+                <w:szCs w:val="20"/>
+              </w:rPr>
+            </w:pPr>
+            <w:r/>
+            <w:r>
+              <w:rPr>
+                <w:rFonts w:ascii="仿宋_GB2312" w:hAnsi="仿宋_GB2312" w:eastAsia="仿宋_GB2312" w:cs="仿宋_GB2312"/>
+                <w:sz w:val="20"/>
+                <w:szCs w:val="20"/>
+              </w:rPr>
+              <w:t xml:space="preserve">存货周转率</w:t>
             </w:r>
           </w:p>
         </w:tc>
@@ -3039,13 +3788,75 @@
               </w:rPr>
             </w:pPr>
             <w:r/>
-            <w:r>
+            <w:ins w:id="69" w:author="冯佳淇" w:date="2026-08-28T08:00:00Z">
+              <w:r>
+                <w:rPr>
+                  <w:rFonts w:ascii="仿宋_GB2312" w:hAnsi="仿宋_GB2312" w:eastAsia="仿宋_GB2312" w:cs="仿宋_GB2312"/>
+                  <w:sz w:val="20"/>
+                  <w:szCs w:val="20"/>
+                </w:rPr>
+                <w:t xml:space="preserve">0.09</w:t>
+              </w:r>
+            </w:ins>
+          </w:p>
+        </w:tc>
+        <w:tc>
+          <w:tcPr>
+            <w:tcW w:type="dxa" w:w="2295"/>
+          </w:tcPr>
+          <w:p>
+            <w:pPr>
+              <w:spacing w:line="360" w:lineRule="auto" w:after="80"/>
               <w:rPr>
                 <w:rFonts w:ascii="仿宋_GB2312" w:hAnsi="仿宋_GB2312" w:eastAsia="仿宋_GB2312" w:cs="仿宋_GB2312"/>
                 <w:sz w:val="20"/>
                 <w:szCs w:val="20"/>
               </w:rPr>
-              <w:t xml:space="preserve">0.63</w:t>
+            </w:pPr>
+            <w:r/>
+            <w:del w:id="70" w:author="冯佳淇" w:date="2026-08-28T08:00:00Z">
+              <w:r>
+                <w:rPr>
+                  <w:rFonts w:ascii="仿宋_GB2312" w:hAnsi="仿宋_GB2312" w:eastAsia="仿宋_GB2312" w:cs="仿宋_GB2312"/>
+                  <w:sz w:val="20"/>
+                  <w:szCs w:val="20"/>
+                </w:rPr>
+                <w:delText xml:space="preserve">0.20</w:delText>
+              </w:r>
+            </w:del>
+            <w:ins w:id="71" w:author="冯佳淇" w:date="2026-08-28T08:00:00Z">
+              <w:r>
+                <w:rPr>
+                  <w:rFonts w:ascii="仿宋_GB2312" w:hAnsi="仿宋_GB2312" w:eastAsia="仿宋_GB2312" w:cs="仿宋_GB2312"/>
+                  <w:sz w:val="20"/>
+                  <w:szCs w:val="20"/>
+                </w:rPr>
+                <w:t xml:space="preserve">0.26</w:t>
+              </w:r>
+            </w:ins>
+          </w:p>
+        </w:tc>
+        <w:tc>
+          <w:tcPr>
+            <w:tcW w:type="dxa" w:w="2295"/>
+          </w:tcPr>
+          <w:p>
+            <w:pPr>
+              <w:spacing w:line="360" w:lineRule="auto" w:after="80"/>
+              <w:rPr>
+                <w:rFonts w:ascii="仿宋_GB2312" w:hAnsi="仿宋_GB2312" w:eastAsia="仿宋_GB2312" w:cs="仿宋_GB2312"/>
+                <w:sz w:val="20"/>
+                <w:szCs w:val="20"/>
+              </w:rPr>
+            </w:pPr>
+            <w:r/>
+            <w:r>
+              <w:rPr>
+                <w:rFonts w:ascii="仿宋_GB2312" w:hAnsi="仿宋_GB2312" w:eastAsia="仿宋_GB2312" w:cs="仿宋_GB2312"/>
+                <w:sz w:val="20"/>
+                <w:szCs w:val="20"/>
+              </w:rPr>
+              <w:t xml:space="preserve">0.31</w:t>
             </w:r>
           </w:p>
         </w:tc>
@@ -3062,14 +3873,14 @@
           <w:szCs w:val="24"/>
         </w:rPr>
       </w:pPr>
-      <w:ins w:id="66" w:author="冯佳淇" w:date="2026-08-28T08:00:00Z">
+      <w:ins w:id="72" w:author="冯佳淇" w:date="2026-08-28T08:00:00Z">
         <w:r>
           <w:rPr>
             <w:rFonts w:ascii="仿宋_GB2312" w:hAnsi="仿宋_GB2312" w:eastAsia="仿宋_GB2312" w:cs="仿宋_GB2312"/>
             <w:sz w:val="24"/>
             <w:szCs w:val="24"/>
           </w:rPr>
-          <w:t xml:space="preserve">说明：原立项2025年应收账款周转率0.05、存货周转率0.20，分别误用了总资产周转率及错误搭配；已按募说改为0.20、0.26。原立项2024年EBITDA全部债务比0.04，募说为4.42。</w:t>
+          <w:t xml:space="preserve">合并报表最新时点：2026年6月末资产总计6,473,643.98万元、负债合计3,632,838.28万元、所有者权益2,840,805.70万元；2026年1–6月营业总收入102,774.90万元、净利润16,623.24万元。期末现金及现金等价物85,591.11万元。空单元格对应募说【】。</w:t>
         </w:r>
       </w:ins>
     </w:p>
@@ -3111,7 +3922,7 @@
         </w:rPr>
         <w:t xml:space="preserve">发行条件符合《公司法》《证券法》《公司债券发行与交易管理办法》等规定；发行人不属于《非公开发行公司债券项目承接负面清单指引（2024年修订）》禁止情形。本次债券仅面向专业投资者，每次发行对象不超过二百人。发行人拟聘请甬兴证券有限公司作为</w:t>
       </w:r>
-      <w:del w:id="67" w:author="冯佳淇" w:date="2026-08-28T08:00:00Z">
+      <w:del w:id="73" w:author="冯佳淇" w:date="2026-08-28T08:00:00Z">
         <w:r>
           <w:rPr>
             <w:rFonts w:ascii="仿宋_GB2312" w:hAnsi="仿宋_GB2312" w:eastAsia="仿宋_GB2312" w:cs="仿宋_GB2312"/>
@@ -3121,7 +3932,7 @@
           <w:delText xml:space="preserve">本次债券的主承销商</w:delText>
         </w:r>
       </w:del>
-      <w:ins w:id="68" w:author="冯佳淇" w:date="2026-08-28T08:00:00Z">
+      <w:ins w:id="74" w:author="冯佳淇" w:date="2026-08-28T08:00:00Z">
         <w:r>
           <w:rPr>
             <w:rFonts w:ascii="仿宋_GB2312" w:hAnsi="仿宋_GB2312" w:eastAsia="仿宋_GB2312" w:cs="仿宋_GB2312"/>
@@ -3139,7 +3950,7 @@
         </w:rPr>
         <w:t xml:space="preserve">，</w:t>
       </w:r>
-      <w:ins w:id="69" w:author="冯佳淇" w:date="2026-08-28T08:00:00Z">
+      <w:ins w:id="75" w:author="冯佳淇" w:date="2026-08-28T08:00:00Z">
         <w:r>
           <w:rPr>
             <w:rFonts w:ascii="仿宋_GB2312" w:hAnsi="仿宋_GB2312" w:eastAsia="仿宋_GB2312" w:cs="仿宋_GB2312"/>
@@ -3194,18 +4005,80 @@
           <w:sz w:val="24"/>
           <w:szCs w:val="24"/>
         </w:rPr>
-        <w:t xml:space="preserve">报告期内各期末流动比率分别为2.53和2.50，速动比率分别为1.95和1.97；资产负债率分别为58.74%和55.74%；EBITDA利息保障倍数由0.63提升至1.40。</w:t>
+        <w:t xml:space="preserve">报告期内各期末，发行人流动比率分别为2.53、2.50和</w:t>
       </w:r>
-      <w:ins w:id="70" w:author="冯佳淇" w:date="2026-08-28T08:00:00Z">
+      <w:ins w:id="76" w:author="冯佳淇" w:date="2026-08-28T08:00:00Z">
         <w:r>
           <w:rPr>
             <w:rFonts w:ascii="仿宋_GB2312" w:hAnsi="仿宋_GB2312" w:eastAsia="仿宋_GB2312" w:cs="仿宋_GB2312"/>
             <w:sz w:val="24"/>
             <w:szCs w:val="24"/>
           </w:rPr>
-          <w:t xml:space="preserve">2026年6月末流动比率1.99、速动比率1.60、资产负债率56.12%。募说2026年6月末EBITDA利息保障倍数仍为【】，未采信。</w:t>
+          <w:t xml:space="preserve">1.99</w:t>
         </w:r>
       </w:ins>
+      <w:r>
+        <w:rPr>
+          <w:rFonts w:ascii="仿宋_GB2312" w:hAnsi="仿宋_GB2312" w:eastAsia="仿宋_GB2312" w:cs="仿宋_GB2312"/>
+          <w:sz w:val="24"/>
+          <w:szCs w:val="24"/>
+        </w:rPr>
+        <w:t xml:space="preserve">，速动比率分别为1.95、1.97和</w:t>
+      </w:r>
+      <w:ins w:id="77" w:author="冯佳淇" w:date="2026-08-28T08:00:00Z">
+        <w:r>
+          <w:rPr>
+            <w:rFonts w:ascii="仿宋_GB2312" w:hAnsi="仿宋_GB2312" w:eastAsia="仿宋_GB2312" w:cs="仿宋_GB2312"/>
+            <w:sz w:val="24"/>
+            <w:szCs w:val="24"/>
+          </w:rPr>
+          <w:t xml:space="preserve">1.60</w:t>
+        </w:r>
+      </w:ins>
+      <w:r>
+        <w:rPr>
+          <w:rFonts w:ascii="仿宋_GB2312" w:hAnsi="仿宋_GB2312" w:eastAsia="仿宋_GB2312" w:cs="仿宋_GB2312"/>
+          <w:sz w:val="24"/>
+          <w:szCs w:val="24"/>
+        </w:rPr>
+        <w:t xml:space="preserve">；资产负债率分别为58.74%、55.74%和</w:t>
+      </w:r>
+      <w:ins w:id="78" w:author="冯佳淇" w:date="2026-08-28T08:00:00Z">
+        <w:r>
+          <w:rPr>
+            <w:rFonts w:ascii="仿宋_GB2312" w:hAnsi="仿宋_GB2312" w:eastAsia="仿宋_GB2312" w:cs="仿宋_GB2312"/>
+            <w:sz w:val="24"/>
+            <w:szCs w:val="24"/>
+          </w:rPr>
+          <w:t xml:space="preserve">56.12%</w:t>
+        </w:r>
+      </w:ins>
+      <w:r>
+        <w:rPr>
+          <w:rFonts w:ascii="仿宋_GB2312" w:hAnsi="仿宋_GB2312" w:eastAsia="仿宋_GB2312" w:cs="仿宋_GB2312"/>
+          <w:sz w:val="24"/>
+          <w:szCs w:val="24"/>
+        </w:rPr>
+        <w:t xml:space="preserve">。EBITDA利息保障倍数分别为0.63、1.40和</w:t>
+      </w:r>
+      <w:ins w:id="79" w:author="冯佳淇" w:date="2026-08-28T08:00:00Z">
+        <w:r>
+          <w:rPr>
+            <w:rFonts w:ascii="仿宋_GB2312" w:hAnsi="仿宋_GB2312" w:eastAsia="仿宋_GB2312" w:cs="仿宋_GB2312"/>
+            <w:sz w:val="24"/>
+            <w:szCs w:val="24"/>
+          </w:rPr>
+          <w:t xml:space="preserve">　　</w:t>
+        </w:r>
+      </w:ins>
+      <w:r>
+        <w:rPr>
+          <w:rFonts w:ascii="仿宋_GB2312" w:hAnsi="仿宋_GB2312" w:eastAsia="仿宋_GB2312" w:cs="仿宋_GB2312"/>
+          <w:sz w:val="24"/>
+          <w:szCs w:val="24"/>
+        </w:rPr>
+        <w:t xml:space="preserve">（最近一期募说未填，留空）。</w:t>
+      </w:r>
     </w:p>
     <w:p>
       <w:pPr>
@@ -3223,8 +4096,29 @@
           <w:sz w:val="24"/>
           <w:szCs w:val="24"/>
         </w:rPr>
-        <w:t xml:space="preserve">偿债资金来源仍为自身运营收入、外部融资渠道及政府支持。授信剩余规模已按上文调整为62,605.09万元，对“通畅融资渠道”的表述需相应审慎，不可再简单沿用原立项“剩余授信26.70亿元”的乐观口径。</w:t>
+        <w:t xml:space="preserve">2024年、2025年和2026年1–6月营业收入分别为533,548.93万元、342,590.80万元和102,774.90万元；归母净利润分别为37,475.46万元、57,421.49万元和16,646.40万元。</w:t>
       </w:r>
+    </w:p>
+    <w:p>
+      <w:pPr>
+        <w:spacing w:line="360" w:lineRule="auto" w:after="80"/>
+        <w:ind w:firstLine="420"/>
+        <w:rPr>
+          <w:rFonts w:ascii="仿宋_GB2312" w:hAnsi="仿宋_GB2312" w:eastAsia="仿宋_GB2312" w:cs="仿宋_GB2312"/>
+          <w:sz w:val="24"/>
+          <w:szCs w:val="24"/>
+        </w:rPr>
+      </w:pPr>
+      <w:ins w:id="80" w:author="冯佳淇" w:date="2026-08-28T08:00:00Z">
+        <w:r>
+          <w:rPr>
+            <w:rFonts w:ascii="仿宋_GB2312" w:hAnsi="仿宋_GB2312" w:eastAsia="仿宋_GB2312" w:cs="仿宋_GB2312"/>
+            <w:sz w:val="24"/>
+            <w:szCs w:val="24"/>
+          </w:rPr>
+          <w:t xml:space="preserve">外部融资渠道：截至2026年6月末授信总额、已用、剩余募说均未填，留空，不以2025年末6.26亿元剩余授信作为最新时点。</w:t>
+        </w:r>
+      </w:ins>
     </w:p>
     <w:p>
       <w:pPr>
@@ -3303,7 +4197,7 @@
         </w:rPr>
         <w:t xml:space="preserve">本次公司债券募集资金扣除发行费用后，</w:t>
       </w:r>
-      <w:del w:id="71" w:author="冯佳淇" w:date="2026-08-28T08:00:00Z">
+      <w:del w:id="81" w:author="冯佳淇" w:date="2026-08-28T08:00:00Z">
         <w:r>
           <w:rPr>
             <w:rFonts w:ascii="仿宋_GB2312" w:hAnsi="仿宋_GB2312" w:eastAsia="仿宋_GB2312" w:cs="仿宋_GB2312"/>
@@ -3313,7 +4207,7 @@
           <w:delText xml:space="preserve">全部用于</w:delText>
         </w:r>
       </w:del>
-      <w:ins w:id="72" w:author="冯佳淇" w:date="2026-08-28T08:00:00Z">
+      <w:ins w:id="82" w:author="冯佳淇" w:date="2026-08-28T08:00:00Z">
         <w:r>
           <w:rPr>
             <w:rFonts w:ascii="仿宋_GB2312" w:hAnsi="仿宋_GB2312" w:eastAsia="仿宋_GB2312" w:cs="仿宋_GB2312"/>
@@ -3615,7 +4509,7 @@
               </w:rPr>
             </w:pPr>
             <w:r/>
-            <w:del w:id="73" w:author="冯佳淇" w:date="2026-08-28T08:00:00Z">
+            <w:del w:id="83" w:author="冯佳淇" w:date="2026-08-28T08:00:00Z">
               <w:r>
                 <w:rPr>
                   <w:rFonts w:ascii="仿宋_GB2312" w:hAnsi="仿宋_GB2312" w:eastAsia="仿宋_GB2312" w:cs="仿宋_GB2312"/>
@@ -3625,7 +4519,7 @@
                 <w:delText xml:space="preserve">一般公司债</w:delText>
               </w:r>
             </w:del>
-            <w:ins w:id="74" w:author="冯佳淇" w:date="2026-08-28T08:00:00Z">
+            <w:ins w:id="84" w:author="冯佳淇" w:date="2026-08-28T08:00:00Z">
               <w:r>
                 <w:rPr>
                   <w:rFonts w:ascii="仿宋_GB2312" w:hAnsi="仿宋_GB2312" w:eastAsia="仿宋_GB2312" w:cs="仿宋_GB2312"/>
@@ -3773,7 +4667,7 @@
               </w:rPr>
             </w:pPr>
             <w:r/>
-            <w:del w:id="75" w:author="冯佳淇" w:date="2026-08-28T08:00:00Z">
+            <w:del w:id="85" w:author="冯佳淇" w:date="2026-08-28T08:00:00Z">
               <w:r>
                 <w:rPr>
                   <w:rFonts w:ascii="仿宋_GB2312" w:hAnsi="仿宋_GB2312" w:eastAsia="仿宋_GB2312" w:cs="仿宋_GB2312"/>
@@ -3783,7 +4677,7 @@
                 <w:delText xml:space="preserve">0.38</w:delText>
               </w:r>
             </w:del>
-            <w:ins w:id="76" w:author="冯佳淇" w:date="2026-08-28T08:00:00Z">
+            <w:ins w:id="86" w:author="冯佳淇" w:date="2026-08-28T08:00:00Z">
               <w:r>
                 <w:rPr>
                   <w:rFonts w:ascii="仿宋_GB2312" w:hAnsi="仿宋_GB2312" w:eastAsia="仿宋_GB2312" w:cs="仿宋_GB2312"/>
@@ -3857,7 +4751,7 @@
               </w:rPr>
             </w:pPr>
             <w:r/>
-            <w:del w:id="77" w:author="冯佳淇" w:date="2026-08-28T08:00:00Z">
+            <w:del w:id="87" w:author="冯佳淇" w:date="2026-08-28T08:00:00Z">
               <w:r>
                 <w:rPr>
                   <w:rFonts w:ascii="仿宋_GB2312" w:hAnsi="仿宋_GB2312" w:eastAsia="仿宋_GB2312" w:cs="仿宋_GB2312"/>
@@ -3867,7 +4761,7 @@
                 <w:delText xml:space="preserve">2027-3-14</w:delText>
               </w:r>
             </w:del>
-            <w:ins w:id="78" w:author="冯佳淇" w:date="2026-08-28T08:00:00Z">
+            <w:ins w:id="88" w:author="冯佳淇" w:date="2026-08-28T08:00:00Z">
               <w:r>
                 <w:rPr>
                   <w:rFonts w:ascii="仿宋_GB2312" w:hAnsi="仿宋_GB2312" w:eastAsia="仿宋_GB2312" w:cs="仿宋_GB2312"/>
@@ -3917,7 +4811,7 @@
               </w:rPr>
             </w:pPr>
             <w:r/>
-            <w:ins w:id="79" w:author="冯佳淇" w:date="2026-08-28T08:00:00Z">
+            <w:ins w:id="89" w:author="冯佳淇" w:date="2026-08-28T08:00:00Z">
               <w:r>
                 <w:rPr>
                   <w:rFonts w:ascii="仿宋_GB2312" w:hAnsi="仿宋_GB2312" w:eastAsia="仿宋_GB2312" w:cs="仿宋_GB2312"/>
@@ -4211,7 +5105,7 @@
               </w:rPr>
             </w:pPr>
             <w:r/>
-            <w:del w:id="80" w:author="冯佳淇" w:date="2026-08-28T08:00:00Z">
+            <w:del w:id="90" w:author="冯佳淇" w:date="2026-08-28T08:00:00Z">
               <w:r>
                 <w:rPr>
                   <w:rFonts w:ascii="仿宋_GB2312" w:hAnsi="仿宋_GB2312" w:eastAsia="仿宋_GB2312" w:cs="仿宋_GB2312"/>
@@ -4221,7 +5115,7 @@
                 <w:delText xml:space="preserve">2026-5-24</w:delText>
               </w:r>
             </w:del>
-            <w:ins w:id="81" w:author="冯佳淇" w:date="2026-08-28T08:00:00Z">
+            <w:ins w:id="91" w:author="冯佳淇" w:date="2026-08-28T08:00:00Z">
               <w:r>
                 <w:rPr>
                   <w:rFonts w:ascii="仿宋_GB2312" w:hAnsi="仿宋_GB2312" w:eastAsia="仿宋_GB2312" w:cs="仿宋_GB2312"/>
@@ -4321,7 +5215,7 @@
               </w:rPr>
             </w:pPr>
             <w:r/>
-            <w:del w:id="82" w:author="冯佳淇" w:date="2026-08-28T08:00:00Z">
+            <w:del w:id="92" w:author="冯佳淇" w:date="2026-08-28T08:00:00Z">
               <w:r>
                 <w:rPr>
                   <w:rFonts w:ascii="仿宋_GB2312" w:hAnsi="仿宋_GB2312" w:eastAsia="仿宋_GB2312" w:cs="仿宋_GB2312"/>
@@ -4331,7 +5225,7 @@
                 <w:delText xml:space="preserve">6.78</w:delText>
               </w:r>
             </w:del>
-            <w:ins w:id="83" w:author="冯佳淇" w:date="2026-08-28T08:00:00Z">
+            <w:ins w:id="93" w:author="冯佳淇" w:date="2026-08-28T08:00:00Z">
               <w:r>
                 <w:rPr>
                   <w:rFonts w:ascii="仿宋_GB2312" w:hAnsi="仿宋_GB2312" w:eastAsia="仿宋_GB2312" w:cs="仿宋_GB2312"/>
@@ -4453,7 +5347,7 @@
               </w:rPr>
             </w:pPr>
             <w:r/>
-            <w:ins w:id="84" w:author="冯佳淇" w:date="2026-08-28T08:00:00Z">
+            <w:ins w:id="94" w:author="冯佳淇" w:date="2026-08-28T08:00:00Z">
               <w:r>
                 <w:rPr>
                   <w:rFonts w:ascii="仿宋_GB2312" w:hAnsi="仿宋_GB2312" w:eastAsia="仿宋_GB2312" w:cs="仿宋_GB2312"/>
@@ -4478,7 +5372,7 @@
           <w:szCs w:val="24"/>
         </w:rPr>
       </w:pPr>
-      <w:ins w:id="85" w:author="冯佳淇" w:date="2026-08-28T08:00:00Z">
+      <w:ins w:id="95" w:author="冯佳淇" w:date="2026-08-28T08:00:00Z">
         <w:r>
           <w:rPr>
             <w:rFonts w:ascii="仿宋_GB2312" w:hAnsi="仿宋_GB2312" w:eastAsia="仿宋_GB2312" w:cs="仿宋_GB2312"/>
@@ -4519,97 +5413,14 @@
           <w:szCs w:val="24"/>
         </w:rPr>
       </w:pPr>
-      <w:r>
-        <w:rPr>
-          <w:rFonts w:ascii="仿宋_GB2312" w:hAnsi="仿宋_GB2312" w:eastAsia="仿宋_GB2312" w:cs="仿宋_GB2312"/>
-          <w:sz w:val="24"/>
-          <w:szCs w:val="24"/>
-        </w:rPr>
-        <w:t xml:space="preserve">原立项列示26项风险。本次按募说补齐原【】空缺，并修正与募说不一致的数字；募说本身仍为【】的，不编造。</w:t>
-      </w:r>
-    </w:p>
-    <w:p>
-      <w:pPr>
-        <w:spacing w:line="360" w:lineRule="auto" w:after="80"/>
-        <w:ind w:firstLine="420"/>
-        <w:rPr>
-          <w:rFonts w:ascii="仿宋_GB2312" w:hAnsi="仿宋_GB2312" w:eastAsia="仿宋_GB2312" w:cs="仿宋_GB2312"/>
-          <w:sz w:val="24"/>
-          <w:szCs w:val="24"/>
-        </w:rPr>
-      </w:pPr>
-      <w:r>
-        <w:rPr>
-          <w:rFonts w:ascii="仿宋_GB2312" w:hAnsi="仿宋_GB2312" w:eastAsia="仿宋_GB2312" w:cs="仿宋_GB2312"/>
-          <w:sz w:val="24"/>
-          <w:szCs w:val="24"/>
-        </w:rPr>
-        <w:t xml:space="preserve">17、盈利依赖政府补贴：报告期内净利润分别为38,065.12万元和57,496.94万元，财政补贴收入分别为179,575.68万元和</w:t>
-      </w:r>
-      <w:del w:id="86" w:author="冯佳淇" w:date="2026-08-28T08:00:00Z">
+      <w:ins w:id="96" w:author="冯佳淇" w:date="2026-08-28T08:00:00Z">
         <w:r>
           <w:rPr>
             <w:rFonts w:ascii="仿宋_GB2312" w:hAnsi="仿宋_GB2312" w:eastAsia="仿宋_GB2312" w:cs="仿宋_GB2312"/>
             <w:sz w:val="24"/>
             <w:szCs w:val="24"/>
           </w:rPr>
-          <w:delText xml:space="preserve">【】</w:delText>
-        </w:r>
-      </w:del>
-      <w:ins w:id="87" w:author="冯佳淇" w:date="2026-08-28T08:00:00Z">
-        <w:r>
-          <w:rPr>
-            <w:rFonts w:ascii="仿宋_GB2312" w:hAnsi="仿宋_GB2312" w:eastAsia="仿宋_GB2312" w:cs="仿宋_GB2312"/>
-            <w:sz w:val="24"/>
-            <w:szCs w:val="24"/>
-          </w:rPr>
-          <w:t xml:space="preserve">170,935.79</w:t>
-        </w:r>
-      </w:ins>
-      <w:r>
-        <w:rPr>
-          <w:rFonts w:ascii="仿宋_GB2312" w:hAnsi="仿宋_GB2312" w:eastAsia="仿宋_GB2312" w:cs="仿宋_GB2312"/>
-          <w:sz w:val="24"/>
-          <w:szCs w:val="24"/>
-        </w:rPr>
-        <w:t xml:space="preserve">万元，政府补贴占净利润比分别为471.76%和</w:t>
-      </w:r>
-      <w:del w:id="88" w:author="冯佳淇" w:date="2026-08-28T08:00:00Z">
-        <w:r>
-          <w:rPr>
-            <w:rFonts w:ascii="仿宋_GB2312" w:hAnsi="仿宋_GB2312" w:eastAsia="仿宋_GB2312" w:cs="仿宋_GB2312"/>
-            <w:sz w:val="24"/>
-            <w:szCs w:val="24"/>
-          </w:rPr>
-          <w:delText xml:space="preserve">【】</w:delText>
-        </w:r>
-      </w:del>
-      <w:ins w:id="89" w:author="冯佳淇" w:date="2026-08-28T08:00:00Z">
-        <w:r>
-          <w:rPr>
-            <w:rFonts w:ascii="仿宋_GB2312" w:hAnsi="仿宋_GB2312" w:eastAsia="仿宋_GB2312" w:cs="仿宋_GB2312"/>
-            <w:sz w:val="24"/>
-            <w:szCs w:val="24"/>
-          </w:rPr>
-          <w:t xml:space="preserve">297.30</w:t>
-        </w:r>
-      </w:ins>
-      <w:r>
-        <w:rPr>
-          <w:rFonts w:ascii="仿宋_GB2312" w:hAnsi="仿宋_GB2312" w:eastAsia="仿宋_GB2312" w:cs="仿宋_GB2312"/>
-          <w:sz w:val="24"/>
-          <w:szCs w:val="24"/>
-        </w:rPr>
-        <w:t xml:space="preserve">%。</w:t>
-      </w:r>
-      <w:ins w:id="90" w:author="冯佳淇" w:date="2026-08-28T08:00:00Z">
-        <w:r>
-          <w:rPr>
-            <w:rFonts w:ascii="仿宋_GB2312" w:hAnsi="仿宋_GB2312" w:eastAsia="仿宋_GB2312" w:cs="仿宋_GB2312"/>
-            <w:sz w:val="24"/>
-            <w:szCs w:val="24"/>
-          </w:rPr>
-          <w:t xml:space="preserve">2026年1–6月净利润16,623.24万元，财政补贴84,271.18万元，占净利润比507.0%。</w:t>
+          <w:t xml:space="preserve">风险章节时点与募说重大事项对齐（截至2026年6月末 / 2024年、2025年、2026年1–6月）。募说未填处留空。</w:t>
         </w:r>
       </w:ins>
     </w:p>
@@ -4623,610 +5434,26 @@
           <w:szCs w:val="24"/>
         </w:rPr>
       </w:pPr>
-      <w:r>
-        <w:rPr>
-          <w:rFonts w:ascii="仿宋_GB2312" w:hAnsi="仿宋_GB2312" w:eastAsia="仿宋_GB2312" w:cs="仿宋_GB2312"/>
-          <w:sz w:val="24"/>
-          <w:szCs w:val="24"/>
-        </w:rPr>
-        <w:t xml:space="preserve">18、投资性房地产公允价值变动：报告期内公允价值变动收益分别为</w:t>
-      </w:r>
-      <w:del w:id="91" w:author="冯佳淇" w:date="2026-08-28T08:00:00Z">
+      <w:del w:id="97" w:author="冯佳淇" w:date="2026-08-28T08:00:00Z">
         <w:r>
           <w:rPr>
             <w:rFonts w:ascii="仿宋_GB2312" w:hAnsi="仿宋_GB2312" w:eastAsia="仿宋_GB2312" w:cs="仿宋_GB2312"/>
             <w:sz w:val="24"/>
             <w:szCs w:val="24"/>
           </w:rPr>
-          <w:delText xml:space="preserve">58.96万元和【】万元</w:delText>
+          <w:delText xml:space="preserve">原立项风险定量多截至2025年末、仅列两年。以下改为最近两年及一期。</w:delText>
         </w:r>
       </w:del>
-      <w:ins w:id="92" w:author="冯佳淇" w:date="2026-08-28T08:00:00Z">
+      <w:ins w:id="98" w:author="冯佳淇" w:date="2026-08-28T08:00:00Z">
         <w:r>
           <w:rPr>
             <w:rFonts w:ascii="仿宋_GB2312" w:hAnsi="仿宋_GB2312" w:eastAsia="仿宋_GB2312" w:cs="仿宋_GB2312"/>
             <w:sz w:val="24"/>
             <w:szCs w:val="24"/>
           </w:rPr>
-          <w:t xml:space="preserve">-1,333.28万元和58.96万元</w:t>
+          <w:t xml:space="preserve">1、政府性应收款：截至2026年6月末应收账款1,816,408.62万元、其他应收款676,091.96万元，合计2,492,500.58万元；占扣除重点关注资产后净资产比例为　　。2、非经营性其他应收款：截至2026年6月末其他应收款1,662,716.11万元，其中非经营性　　万元、占比　　。3、存货：各期末1,240,394.93万元、1,034,076.10万元和953,030.10万元。代建项目截至2026年6月末余额　　万元。5、受限资产截至2026年6月末　　亿元、占净资产　　。7、有息负债265.78亿元、246.20亿元和231.99亿元。8、截至2026年6月末短期借款与一年内到期非流动负债118.15亿元，占有息债务50.93%。9、非传统融资35.94亿元、50.70亿元和　　亿元。10、对外担保截至2026年6月末577,030.99万元、占净资产20.31%。11、EBITDA利息保障倍数0.63、1.40和　　。12、截至2026年6月末授信总额　　万元、已使用　　万元、剩余　　万元。13、投资活动现金流32,071.76万元、-171,537.97万元和8,180.33万元。14、经营现金流-707,296.19万元、551,756.69万元和17,644.06万元；筹资现金流725,842.49万元、-431,360.84万元和35,533.84万元。15、现金净增加额50,618.05万元、-51,142.12万元和61,358.22万元；期末余额75,375.01万元、24,232.89万元和85,591.11万元。16、期间费用142,537.04万元、128,585.67万元和58,169.56万元，费用率26.71%、37.53%和56.60%。17、净利润38,065.12万元、57,496.94万元和16,623.24万元；财政补贴179,575.68万元、170,935.79万元和84,271.18万元；占净利润比471.76%、297.30%和507.0%。18、投资性房地产公允价值变动-1,333.28万元、58.96万元和0.00万元。19、截至2026年6月末合并范围10家。20、市政工程占比37.52%、60.47%和88.29%。21、毛利率8.35%、12.37%和13.28%。22、应收账款周转率0.36、0.20和0.06，存货周转率0.31、0.26和0.09。24、土地使用权转让4,282.30万元、57,102.71万元和0万元。</w:t>
         </w:r>
       </w:ins>
-      <w:r>
-        <w:rPr>
-          <w:rFonts w:ascii="仿宋_GB2312" w:hAnsi="仿宋_GB2312" w:eastAsia="仿宋_GB2312" w:cs="仿宋_GB2312"/>
-          <w:sz w:val="24"/>
-          <w:szCs w:val="24"/>
-        </w:rPr>
-        <w:t xml:space="preserve">。</w:t>
-      </w:r>
-      <w:ins w:id="93" w:author="冯佳淇" w:date="2026-08-28T08:00:00Z">
-        <w:r>
-          <w:rPr>
-            <w:rFonts w:ascii="仿宋_GB2312" w:hAnsi="仿宋_GB2312" w:eastAsia="仿宋_GB2312" w:cs="仿宋_GB2312"/>
-            <w:sz w:val="24"/>
-            <w:szCs w:val="24"/>
-          </w:rPr>
-          <w:t xml:space="preserve">2026年1–6月为0.00万元。原立项将2025年的58.96万元误写为2024年数。</w:t>
-        </w:r>
-      </w:ins>
-    </w:p>
-    <w:p>
-      <w:pPr>
-        <w:spacing w:line="360" w:lineRule="auto" w:after="80"/>
-        <w:ind w:firstLine="420"/>
-        <w:rPr>
-          <w:rFonts w:ascii="仿宋_GB2312" w:hAnsi="仿宋_GB2312" w:eastAsia="仿宋_GB2312" w:cs="仿宋_GB2312"/>
-          <w:sz w:val="24"/>
-          <w:szCs w:val="24"/>
-        </w:rPr>
-      </w:pPr>
-      <w:r>
-        <w:rPr>
-          <w:rFonts w:ascii="仿宋_GB2312" w:hAnsi="仿宋_GB2312" w:eastAsia="仿宋_GB2312" w:cs="仿宋_GB2312"/>
-          <w:sz w:val="24"/>
-          <w:szCs w:val="24"/>
-        </w:rPr>
-        <w:t xml:space="preserve">19、子公司盈利不佳：截至</w:t>
-      </w:r>
-      <w:del w:id="94" w:author="冯佳淇" w:date="2026-08-28T08:00:00Z">
-        <w:r>
-          <w:rPr>
-            <w:rFonts w:ascii="仿宋_GB2312" w:hAnsi="仿宋_GB2312" w:eastAsia="仿宋_GB2312" w:cs="仿宋_GB2312"/>
-            <w:sz w:val="24"/>
-            <w:szCs w:val="24"/>
-          </w:rPr>
-          <w:delText xml:space="preserve">2025年末，发行人纳入合并范围的子公司共有8家</w:delText>
-        </w:r>
-      </w:del>
-      <w:ins w:id="95" w:author="冯佳淇" w:date="2026-08-28T08:00:00Z">
-        <w:r>
-          <w:rPr>
-            <w:rFonts w:ascii="仿宋_GB2312" w:hAnsi="仿宋_GB2312" w:eastAsia="仿宋_GB2312" w:cs="仿宋_GB2312"/>
-            <w:sz w:val="24"/>
-            <w:szCs w:val="24"/>
-          </w:rPr>
-          <w:t xml:space="preserve">2026年6月末，发行人纳入合并范围的子公司共有8家</w:t>
-        </w:r>
-      </w:ins>
-      <w:r>
-        <w:rPr>
-          <w:rFonts w:ascii="仿宋_GB2312" w:hAnsi="仿宋_GB2312" w:eastAsia="仿宋_GB2312" w:cs="仿宋_GB2312"/>
-          <w:sz w:val="24"/>
-          <w:szCs w:val="24"/>
-        </w:rPr>
-        <w:t xml:space="preserve">。</w:t>
-      </w:r>
-    </w:p>
-    <w:p>
-      <w:pPr>
-        <w:spacing w:line="360" w:lineRule="auto" w:after="80"/>
-        <w:ind w:firstLine="420"/>
-        <w:rPr>
-          <w:rFonts w:ascii="仿宋_GB2312" w:hAnsi="仿宋_GB2312" w:eastAsia="仿宋_GB2312" w:cs="仿宋_GB2312"/>
-          <w:sz w:val="24"/>
-          <w:szCs w:val="24"/>
-        </w:rPr>
-      </w:pPr>
-      <w:r>
-        <w:rPr>
-          <w:rFonts w:ascii="仿宋_GB2312" w:hAnsi="仿宋_GB2312" w:eastAsia="仿宋_GB2312" w:cs="仿宋_GB2312"/>
-          <w:sz w:val="24"/>
-          <w:szCs w:val="24"/>
-        </w:rPr>
-        <w:t xml:space="preserve">20、市政工程收入集中：营业收入分别为533,548.93万元和</w:t>
-      </w:r>
-      <w:del w:id="96" w:author="冯佳淇" w:date="2026-08-28T08:00:00Z">
-        <w:r>
-          <w:rPr>
-            <w:rFonts w:ascii="仿宋_GB2312" w:hAnsi="仿宋_GB2312" w:eastAsia="仿宋_GB2312" w:cs="仿宋_GB2312"/>
-            <w:sz w:val="24"/>
-            <w:szCs w:val="24"/>
-          </w:rPr>
-          <w:delText xml:space="preserve">【】</w:delText>
-        </w:r>
-      </w:del>
-      <w:ins w:id="97" w:author="冯佳淇" w:date="2026-08-28T08:00:00Z">
-        <w:r>
-          <w:rPr>
-            <w:rFonts w:ascii="仿宋_GB2312" w:hAnsi="仿宋_GB2312" w:eastAsia="仿宋_GB2312" w:cs="仿宋_GB2312"/>
-            <w:sz w:val="24"/>
-            <w:szCs w:val="24"/>
-          </w:rPr>
-          <w:t xml:space="preserve">342,590.80</w:t>
-        </w:r>
-      </w:ins>
-      <w:r>
-        <w:rPr>
-          <w:rFonts w:ascii="仿宋_GB2312" w:hAnsi="仿宋_GB2312" w:eastAsia="仿宋_GB2312" w:cs="仿宋_GB2312"/>
-          <w:sz w:val="24"/>
-          <w:szCs w:val="24"/>
-        </w:rPr>
-        <w:t xml:space="preserve">万元，其中市政工程分别为200,200.00万元和</w:t>
-      </w:r>
-      <w:del w:id="98" w:author="冯佳淇" w:date="2026-08-28T08:00:00Z">
-        <w:r>
-          <w:rPr>
-            <w:rFonts w:ascii="仿宋_GB2312" w:hAnsi="仿宋_GB2312" w:eastAsia="仿宋_GB2312" w:cs="仿宋_GB2312"/>
-            <w:sz w:val="24"/>
-            <w:szCs w:val="24"/>
-          </w:rPr>
-          <w:delText xml:space="preserve">【】</w:delText>
-        </w:r>
-      </w:del>
-      <w:ins w:id="99" w:author="冯佳淇" w:date="2026-08-28T08:00:00Z">
-        <w:r>
-          <w:rPr>
-            <w:rFonts w:ascii="仿宋_GB2312" w:hAnsi="仿宋_GB2312" w:eastAsia="仿宋_GB2312" w:cs="仿宋_GB2312"/>
-            <w:sz w:val="24"/>
-            <w:szCs w:val="24"/>
-          </w:rPr>
-          <w:t xml:space="preserve">207,154.56</w:t>
-        </w:r>
-      </w:ins>
-      <w:r>
-        <w:rPr>
-          <w:rFonts w:ascii="仿宋_GB2312" w:hAnsi="仿宋_GB2312" w:eastAsia="仿宋_GB2312" w:cs="仿宋_GB2312"/>
-          <w:sz w:val="24"/>
-          <w:szCs w:val="24"/>
-        </w:rPr>
-        <w:t xml:space="preserve">万元，占比分别为37.52%和</w:t>
-      </w:r>
-      <w:del w:id="100" w:author="冯佳淇" w:date="2026-08-28T08:00:00Z">
-        <w:r>
-          <w:rPr>
-            <w:rFonts w:ascii="仿宋_GB2312" w:hAnsi="仿宋_GB2312" w:eastAsia="仿宋_GB2312" w:cs="仿宋_GB2312"/>
-            <w:sz w:val="24"/>
-            <w:szCs w:val="24"/>
-          </w:rPr>
-          <w:delText xml:space="preserve">【】</w:delText>
-        </w:r>
-      </w:del>
-      <w:ins w:id="101" w:author="冯佳淇" w:date="2026-08-28T08:00:00Z">
-        <w:r>
-          <w:rPr>
-            <w:rFonts w:ascii="仿宋_GB2312" w:hAnsi="仿宋_GB2312" w:eastAsia="仿宋_GB2312" w:cs="仿宋_GB2312"/>
-            <w:sz w:val="24"/>
-            <w:szCs w:val="24"/>
-          </w:rPr>
-          <w:t xml:space="preserve">60.47</w:t>
-        </w:r>
-      </w:ins>
-      <w:r>
-        <w:rPr>
-          <w:rFonts w:ascii="仿宋_GB2312" w:hAnsi="仿宋_GB2312" w:eastAsia="仿宋_GB2312" w:cs="仿宋_GB2312"/>
-          <w:sz w:val="24"/>
-          <w:szCs w:val="24"/>
-        </w:rPr>
-        <w:t xml:space="preserve">%。</w:t>
-      </w:r>
-      <w:ins w:id="102" w:author="冯佳淇" w:date="2026-08-28T08:00:00Z">
-        <w:r>
-          <w:rPr>
-            <w:rFonts w:ascii="仿宋_GB2312" w:hAnsi="仿宋_GB2312" w:eastAsia="仿宋_GB2312" w:cs="仿宋_GB2312"/>
-            <w:sz w:val="24"/>
-            <w:szCs w:val="24"/>
-          </w:rPr>
-          <w:t xml:space="preserve">2026年1–6月市政工程占比升至88.29%，集中度进一步上升。</w:t>
-        </w:r>
-      </w:ins>
-    </w:p>
-    <w:p>
-      <w:pPr>
-        <w:spacing w:line="360" w:lineRule="auto" w:after="80"/>
-        <w:ind w:firstLine="420"/>
-        <w:rPr>
-          <w:rFonts w:ascii="仿宋_GB2312" w:hAnsi="仿宋_GB2312" w:eastAsia="仿宋_GB2312" w:cs="仿宋_GB2312"/>
-          <w:sz w:val="24"/>
-          <w:szCs w:val="24"/>
-        </w:rPr>
-      </w:pPr>
-      <w:r>
-        <w:rPr>
-          <w:rFonts w:ascii="仿宋_GB2312" w:hAnsi="仿宋_GB2312" w:eastAsia="仿宋_GB2312" w:cs="仿宋_GB2312"/>
-          <w:sz w:val="24"/>
-          <w:szCs w:val="24"/>
-        </w:rPr>
-        <w:t xml:space="preserve">21、盈利能力波动：营业毛利率分别为8.35%和</w:t>
-      </w:r>
-      <w:del w:id="103" w:author="冯佳淇" w:date="2026-08-28T08:00:00Z">
-        <w:r>
-          <w:rPr>
-            <w:rFonts w:ascii="仿宋_GB2312" w:hAnsi="仿宋_GB2312" w:eastAsia="仿宋_GB2312" w:cs="仿宋_GB2312"/>
-            <w:sz w:val="24"/>
-            <w:szCs w:val="24"/>
-          </w:rPr>
-          <w:delText xml:space="preserve">【】</w:delText>
-        </w:r>
-      </w:del>
-      <w:ins w:id="104" w:author="冯佳淇" w:date="2026-08-28T08:00:00Z">
-        <w:r>
-          <w:rPr>
-            <w:rFonts w:ascii="仿宋_GB2312" w:hAnsi="仿宋_GB2312" w:eastAsia="仿宋_GB2312" w:cs="仿宋_GB2312"/>
-            <w:sz w:val="24"/>
-            <w:szCs w:val="24"/>
-          </w:rPr>
-          <w:t xml:space="preserve">12.37</w:t>
-        </w:r>
-      </w:ins>
-      <w:r>
-        <w:rPr>
-          <w:rFonts w:ascii="仿宋_GB2312" w:hAnsi="仿宋_GB2312" w:eastAsia="仿宋_GB2312" w:cs="仿宋_GB2312"/>
-          <w:sz w:val="24"/>
-          <w:szCs w:val="24"/>
-        </w:rPr>
-        <w:t xml:space="preserve">%。</w:t>
-      </w:r>
-      <w:ins w:id="105" w:author="冯佳淇" w:date="2026-08-28T08:00:00Z">
-        <w:r>
-          <w:rPr>
-            <w:rFonts w:ascii="仿宋_GB2312" w:hAnsi="仿宋_GB2312" w:eastAsia="仿宋_GB2312" w:cs="仿宋_GB2312"/>
-            <w:sz w:val="24"/>
-            <w:szCs w:val="24"/>
-          </w:rPr>
-          <w:t xml:space="preserve">2026年1–6月为13.28%。</w:t>
-        </w:r>
-      </w:ins>
-    </w:p>
-    <w:p>
-      <w:pPr>
-        <w:spacing w:line="360" w:lineRule="auto" w:after="80"/>
-        <w:ind w:firstLine="420"/>
-        <w:rPr>
-          <w:rFonts w:ascii="仿宋_GB2312" w:hAnsi="仿宋_GB2312" w:eastAsia="仿宋_GB2312" w:cs="仿宋_GB2312"/>
-          <w:sz w:val="24"/>
-          <w:szCs w:val="24"/>
-        </w:rPr>
-      </w:pPr>
-      <w:r>
-        <w:rPr>
-          <w:rFonts w:ascii="仿宋_GB2312" w:hAnsi="仿宋_GB2312" w:eastAsia="仿宋_GB2312" w:cs="仿宋_GB2312"/>
-          <w:sz w:val="24"/>
-          <w:szCs w:val="24"/>
-        </w:rPr>
-        <w:t xml:space="preserve">22、运营效率：应收账款周转率分别为0.36、</w:t>
-      </w:r>
-      <w:del w:id="106" w:author="冯佳淇" w:date="2026-08-28T08:00:00Z">
-        <w:r>
-          <w:rPr>
-            <w:rFonts w:ascii="仿宋_GB2312" w:hAnsi="仿宋_GB2312" w:eastAsia="仿宋_GB2312" w:cs="仿宋_GB2312"/>
-            <w:sz w:val="24"/>
-            <w:szCs w:val="24"/>
-          </w:rPr>
-          <w:delText xml:space="preserve">【】</w:delText>
-        </w:r>
-      </w:del>
-      <w:ins w:id="107" w:author="冯佳淇" w:date="2026-08-28T08:00:00Z">
-        <w:r>
-          <w:rPr>
-            <w:rFonts w:ascii="仿宋_GB2312" w:hAnsi="仿宋_GB2312" w:eastAsia="仿宋_GB2312" w:cs="仿宋_GB2312"/>
-            <w:sz w:val="24"/>
-            <w:szCs w:val="24"/>
-          </w:rPr>
-          <w:t xml:space="preserve">0.20</w:t>
-        </w:r>
-      </w:ins>
-      <w:r>
-        <w:rPr>
-          <w:rFonts w:ascii="仿宋_GB2312" w:hAnsi="仿宋_GB2312" w:eastAsia="仿宋_GB2312" w:cs="仿宋_GB2312"/>
-          <w:sz w:val="24"/>
-          <w:szCs w:val="24"/>
-        </w:rPr>
-        <w:t xml:space="preserve">，存货周转率分别为0.31、</w:t>
-      </w:r>
-      <w:del w:id="108" w:author="冯佳淇" w:date="2026-08-28T08:00:00Z">
-        <w:r>
-          <w:rPr>
-            <w:rFonts w:ascii="仿宋_GB2312" w:hAnsi="仿宋_GB2312" w:eastAsia="仿宋_GB2312" w:cs="仿宋_GB2312"/>
-            <w:sz w:val="24"/>
-            <w:szCs w:val="24"/>
-          </w:rPr>
-          <w:delText xml:space="preserve">【】</w:delText>
-        </w:r>
-      </w:del>
-      <w:ins w:id="109" w:author="冯佳淇" w:date="2026-08-28T08:00:00Z">
-        <w:r>
-          <w:rPr>
-            <w:rFonts w:ascii="仿宋_GB2312" w:hAnsi="仿宋_GB2312" w:eastAsia="仿宋_GB2312" w:cs="仿宋_GB2312"/>
-            <w:sz w:val="24"/>
-            <w:szCs w:val="24"/>
-          </w:rPr>
-          <w:t xml:space="preserve">0.26</w:t>
-        </w:r>
-      </w:ins>
-      <w:r>
-        <w:rPr>
-          <w:rFonts w:ascii="仿宋_GB2312" w:hAnsi="仿宋_GB2312" w:eastAsia="仿宋_GB2312" w:cs="仿宋_GB2312"/>
-          <w:sz w:val="24"/>
-          <w:szCs w:val="24"/>
-        </w:rPr>
-        <w:t xml:space="preserve">。</w:t>
-      </w:r>
-      <w:ins w:id="110" w:author="冯佳淇" w:date="2026-08-28T08:00:00Z">
-        <w:r>
-          <w:rPr>
-            <w:rFonts w:ascii="仿宋_GB2312" w:hAnsi="仿宋_GB2312" w:eastAsia="仿宋_GB2312" w:cs="仿宋_GB2312"/>
-            <w:sz w:val="24"/>
-            <w:szCs w:val="24"/>
-          </w:rPr>
-          <w:t xml:space="preserve">2026年1–6月分别为0.06、0.09。</w:t>
-        </w:r>
-      </w:ins>
-    </w:p>
-    <w:p>
-      <w:pPr>
-        <w:spacing w:line="360" w:lineRule="auto" w:after="80"/>
-        <w:ind w:firstLine="420"/>
-        <w:rPr>
-          <w:rFonts w:ascii="仿宋_GB2312" w:hAnsi="仿宋_GB2312" w:eastAsia="仿宋_GB2312" w:cs="仿宋_GB2312"/>
-          <w:sz w:val="24"/>
-          <w:szCs w:val="24"/>
-        </w:rPr>
-      </w:pPr>
-      <w:r>
-        <w:rPr>
-          <w:rFonts w:ascii="仿宋_GB2312" w:hAnsi="仿宋_GB2312" w:eastAsia="仿宋_GB2312" w:cs="仿宋_GB2312"/>
-          <w:sz w:val="24"/>
-          <w:szCs w:val="24"/>
-        </w:rPr>
-        <w:t xml:space="preserve">24、转让土地使用权：收入分别为4,282.30万元和</w:t>
-      </w:r>
-      <w:del w:id="111" w:author="冯佳淇" w:date="2026-08-28T08:00:00Z">
-        <w:r>
-          <w:rPr>
-            <w:rFonts w:ascii="仿宋_GB2312" w:hAnsi="仿宋_GB2312" w:eastAsia="仿宋_GB2312" w:cs="仿宋_GB2312"/>
-            <w:sz w:val="24"/>
-            <w:szCs w:val="24"/>
-          </w:rPr>
-          <w:delText xml:space="preserve">【】</w:delText>
-        </w:r>
-      </w:del>
-      <w:ins w:id="112" w:author="冯佳淇" w:date="2026-08-28T08:00:00Z">
-        <w:r>
-          <w:rPr>
-            <w:rFonts w:ascii="仿宋_GB2312" w:hAnsi="仿宋_GB2312" w:eastAsia="仿宋_GB2312" w:cs="仿宋_GB2312"/>
-            <w:sz w:val="24"/>
-            <w:szCs w:val="24"/>
-          </w:rPr>
-          <w:t xml:space="preserve">57,102.71</w:t>
-        </w:r>
-      </w:ins>
-      <w:r>
-        <w:rPr>
-          <w:rFonts w:ascii="仿宋_GB2312" w:hAnsi="仿宋_GB2312" w:eastAsia="仿宋_GB2312" w:cs="仿宋_GB2312"/>
-          <w:sz w:val="24"/>
-          <w:szCs w:val="24"/>
-        </w:rPr>
-        <w:t xml:space="preserve">万元，占营业收入比例分别为0.80%和</w:t>
-      </w:r>
-      <w:del w:id="113" w:author="冯佳淇" w:date="2026-08-28T08:00:00Z">
-        <w:r>
-          <w:rPr>
-            <w:rFonts w:ascii="仿宋_GB2312" w:hAnsi="仿宋_GB2312" w:eastAsia="仿宋_GB2312" w:cs="仿宋_GB2312"/>
-            <w:sz w:val="24"/>
-            <w:szCs w:val="24"/>
-          </w:rPr>
-          <w:delText xml:space="preserve">【】</w:delText>
-        </w:r>
-      </w:del>
-      <w:ins w:id="114" w:author="冯佳淇" w:date="2026-08-28T08:00:00Z">
-        <w:r>
-          <w:rPr>
-            <w:rFonts w:ascii="仿宋_GB2312" w:hAnsi="仿宋_GB2312" w:eastAsia="仿宋_GB2312" w:cs="仿宋_GB2312"/>
-            <w:sz w:val="24"/>
-            <w:szCs w:val="24"/>
-          </w:rPr>
-          <w:t xml:space="preserve">16.67</w:t>
-        </w:r>
-      </w:ins>
-      <w:r>
-        <w:rPr>
-          <w:rFonts w:ascii="仿宋_GB2312" w:hAnsi="仿宋_GB2312" w:eastAsia="仿宋_GB2312" w:cs="仿宋_GB2312"/>
-          <w:sz w:val="24"/>
-          <w:szCs w:val="24"/>
-        </w:rPr>
-        <w:t xml:space="preserve">%。</w:t>
-      </w:r>
-      <w:ins w:id="115" w:author="冯佳淇" w:date="2026-08-28T08:00:00Z">
-        <w:r>
-          <w:rPr>
-            <w:rFonts w:ascii="仿宋_GB2312" w:hAnsi="仿宋_GB2312" w:eastAsia="仿宋_GB2312" w:cs="仿宋_GB2312"/>
-            <w:sz w:val="24"/>
-            <w:szCs w:val="24"/>
-          </w:rPr>
-          <w:t xml:space="preserve">2026年1–6月为0。原立项“营业收入下降”将2025年市政工程写成下降，与数据不符；募说已改为2025年市政工程小幅增长、商品销售大幅下降。</w:t>
-        </w:r>
-      </w:ins>
-    </w:p>
-    <w:p>
-      <w:pPr>
-        <w:spacing w:line="360" w:lineRule="auto" w:after="80"/>
-        <w:ind w:firstLine="420"/>
-        <w:rPr>
-          <w:rFonts w:ascii="仿宋_GB2312" w:hAnsi="仿宋_GB2312" w:eastAsia="仿宋_GB2312" w:cs="仿宋_GB2312"/>
-          <w:sz w:val="24"/>
-          <w:szCs w:val="24"/>
-        </w:rPr>
-      </w:pPr>
-      <w:r>
-        <w:rPr>
-          <w:rFonts w:ascii="仿宋_GB2312" w:hAnsi="仿宋_GB2312" w:eastAsia="仿宋_GB2312" w:cs="仿宋_GB2312"/>
-          <w:sz w:val="24"/>
-          <w:szCs w:val="24"/>
-        </w:rPr>
-        <w:t xml:space="preserve">7、有息负债规模：2024年末和2025年末有息负债分别为265.78亿元和</w:t>
-      </w:r>
-      <w:del w:id="116" w:author="冯佳淇" w:date="2026-08-28T08:00:00Z">
-        <w:r>
-          <w:rPr>
-            <w:rFonts w:ascii="仿宋_GB2312" w:hAnsi="仿宋_GB2312" w:eastAsia="仿宋_GB2312" w:cs="仿宋_GB2312"/>
-            <w:sz w:val="24"/>
-            <w:szCs w:val="24"/>
-          </w:rPr>
-          <w:delText xml:space="preserve">251.47</w:delText>
-        </w:r>
-      </w:del>
-      <w:ins w:id="117" w:author="冯佳淇" w:date="2026-08-28T08:00:00Z">
-        <w:r>
-          <w:rPr>
-            <w:rFonts w:ascii="仿宋_GB2312" w:hAnsi="仿宋_GB2312" w:eastAsia="仿宋_GB2312" w:cs="仿宋_GB2312"/>
-            <w:sz w:val="24"/>
-            <w:szCs w:val="24"/>
-          </w:rPr>
-          <w:t xml:space="preserve">246.20</w:t>
-        </w:r>
-      </w:ins>
-      <w:r>
-        <w:rPr>
-          <w:rFonts w:ascii="仿宋_GB2312" w:hAnsi="仿宋_GB2312" w:eastAsia="仿宋_GB2312" w:cs="仿宋_GB2312"/>
-          <w:sz w:val="24"/>
-          <w:szCs w:val="24"/>
-        </w:rPr>
-        <w:t xml:space="preserve">亿元，占总负债</w:t>
-      </w:r>
-      <w:del w:id="118" w:author="冯佳淇" w:date="2026-08-28T08:00:00Z">
-        <w:r>
-          <w:rPr>
-            <w:rFonts w:ascii="仿宋_GB2312" w:hAnsi="仿宋_GB2312" w:eastAsia="仿宋_GB2312" w:cs="仿宋_GB2312"/>
-            <w:sz w:val="24"/>
-            <w:szCs w:val="24"/>
-          </w:rPr>
-          <w:delText xml:space="preserve">66.59%和70.00%</w:delText>
-        </w:r>
-      </w:del>
-      <w:ins w:id="119" w:author="冯佳淇" w:date="2026-08-28T08:00:00Z">
-        <w:r>
-          <w:rPr>
-            <w:rFonts w:ascii="仿宋_GB2312" w:hAnsi="仿宋_GB2312" w:eastAsia="仿宋_GB2312" w:cs="仿宋_GB2312"/>
-            <w:sz w:val="24"/>
-            <w:szCs w:val="24"/>
-          </w:rPr>
-          <w:t xml:space="preserve">66.59%和68.54%</w:t>
-        </w:r>
-      </w:ins>
-      <w:r>
-        <w:rPr>
-          <w:rFonts w:ascii="仿宋_GB2312" w:hAnsi="仿宋_GB2312" w:eastAsia="仿宋_GB2312" w:cs="仿宋_GB2312"/>
-          <w:sz w:val="24"/>
-          <w:szCs w:val="24"/>
-        </w:rPr>
-        <w:t xml:space="preserve">。</w:t>
-      </w:r>
-    </w:p>
-    <w:p>
-      <w:pPr>
-        <w:spacing w:line="360" w:lineRule="auto" w:after="80"/>
-        <w:ind w:firstLine="420"/>
-        <w:rPr>
-          <w:rFonts w:ascii="仿宋_GB2312" w:hAnsi="仿宋_GB2312" w:eastAsia="仿宋_GB2312" w:cs="仿宋_GB2312"/>
-          <w:sz w:val="24"/>
-          <w:szCs w:val="24"/>
-        </w:rPr>
-      </w:pPr>
-      <w:r>
-        <w:rPr>
-          <w:rFonts w:ascii="仿宋_GB2312" w:hAnsi="仿宋_GB2312" w:eastAsia="仿宋_GB2312" w:cs="仿宋_GB2312"/>
-          <w:sz w:val="24"/>
-          <w:szCs w:val="24"/>
-        </w:rPr>
-        <w:t xml:space="preserve">8、短期偿债压力：截至2025年末有息债务251.47亿元、一年内到期101.78亿元、占比40.47%。</w:t>
-      </w:r>
-      <w:ins w:id="120" w:author="冯佳淇" w:date="2026-08-28T08:00:00Z">
-        <w:r>
-          <w:rPr>
-            <w:rFonts w:ascii="仿宋_GB2312" w:hAnsi="仿宋_GB2312" w:eastAsia="仿宋_GB2312" w:cs="仿宋_GB2312"/>
-            <w:sz w:val="24"/>
-            <w:szCs w:val="24"/>
-          </w:rPr>
-          <w:t xml:space="preserve">募说改为截至2026年6月末有息债务231.99亿元，短期借款与一年内到期非流动负债合计118.15亿元，占比50.93%，短期压力加重。</w:t>
-        </w:r>
-      </w:ins>
-    </w:p>
-    <w:p>
-      <w:pPr>
-        <w:spacing w:line="360" w:lineRule="auto" w:after="80"/>
-        <w:ind w:firstLine="420"/>
-        <w:rPr>
-          <w:rFonts w:ascii="仿宋_GB2312" w:hAnsi="仿宋_GB2312" w:eastAsia="仿宋_GB2312" w:cs="仿宋_GB2312"/>
-          <w:sz w:val="24"/>
-          <w:szCs w:val="24"/>
-        </w:rPr>
-      </w:pPr>
-      <w:r>
-        <w:rPr>
-          <w:rFonts w:ascii="仿宋_GB2312" w:hAnsi="仿宋_GB2312" w:eastAsia="仿宋_GB2312" w:cs="仿宋_GB2312"/>
-          <w:sz w:val="24"/>
-          <w:szCs w:val="24"/>
-        </w:rPr>
-        <w:t xml:space="preserve">9、非传统融资：原立项写报告期各期末50.70亿元和36.54亿元（占比19.08%和14.53%）。</w:t>
-      </w:r>
-      <w:ins w:id="121" w:author="冯佳淇" w:date="2026-08-28T08:00:00Z">
-        <w:r>
-          <w:rPr>
-            <w:rFonts w:ascii="仿宋_GB2312" w:hAnsi="仿宋_GB2312" w:eastAsia="仿宋_GB2312" w:cs="仿宋_GB2312"/>
-            <w:sz w:val="24"/>
-            <w:szCs w:val="24"/>
-          </w:rPr>
-          <w:t xml:space="preserve">募说重大事项写2024/2025/2026年6月末分别为35.94亿元、50.70亿元和【】亿元（占比13.85%、19.08%和【】%），与原立项年份方向相反，且募说该条仍有【】。本次不把募说未填数写入立项，两条口径并存，请内核确认以哪套分项为准。</w:t>
-        </w:r>
-      </w:ins>
-    </w:p>
-    <w:p>
-      <w:pPr>
-        <w:spacing w:line="360" w:lineRule="auto" w:after="80"/>
-        <w:ind w:firstLine="420"/>
-        <w:rPr>
-          <w:rFonts w:ascii="仿宋_GB2312" w:hAnsi="仿宋_GB2312" w:eastAsia="仿宋_GB2312" w:cs="仿宋_GB2312"/>
-          <w:sz w:val="24"/>
-          <w:szCs w:val="24"/>
-        </w:rPr>
-      </w:pPr>
-      <w:r>
-        <w:rPr>
-          <w:rFonts w:ascii="仿宋_GB2312" w:hAnsi="仿宋_GB2312" w:eastAsia="仿宋_GB2312" w:cs="仿宋_GB2312"/>
-          <w:sz w:val="24"/>
-          <w:szCs w:val="24"/>
-        </w:rPr>
-        <w:t xml:space="preserve">12、可使用授信：原立项剩余授信267,038.34万元。已改为62,605.09万元，该条风险显著上升。</w:t>
-      </w:r>
-    </w:p>
-    <w:p>
-      <w:pPr>
-        <w:spacing w:line="360" w:lineRule="auto" w:after="80"/>
-        <w:ind w:firstLine="420"/>
-        <w:rPr>
-          <w:rFonts w:ascii="仿宋_GB2312" w:hAnsi="仿宋_GB2312" w:eastAsia="仿宋_GB2312" w:cs="仿宋_GB2312"/>
-          <w:sz w:val="24"/>
-          <w:szCs w:val="24"/>
-        </w:rPr>
-      </w:pPr>
-      <w:r>
-        <w:rPr>
-          <w:rFonts w:ascii="仿宋_GB2312" w:hAnsi="仿宋_GB2312" w:eastAsia="仿宋_GB2312" w:cs="仿宋_GB2312"/>
-          <w:sz w:val="24"/>
-          <w:szCs w:val="24"/>
-        </w:rPr>
-        <w:t xml:space="preserve">其余风险（政府性应收款、存货、金融资产、受限资产、非货币实收资本、或有负债、资本支出、现金流波动、期间费用、代建回款、子公司划出等）定性判断仍成立；定量已能与募说2025年报对齐的，维持原立项2025年末数；募说已切到2026年6月末的，在审阅时以募说重大事项为准。</w:t>
-      </w:r>
     </w:p>
     <w:p>
       <w:pPr>
@@ -5888,7 +6115,7 @@
           <w:szCs w:val="24"/>
         </w:rPr>
       </w:pPr>
-      <w:ins w:id="122" w:author="冯佳淇" w:date="2026-08-28T08:00:00Z">
+      <w:ins w:id="99" w:author="冯佳淇" w:date="2026-08-28T08:00:00Z">
         <w:r>
           <w:rPr>
             <w:rFonts w:ascii="仿宋_GB2312" w:hAnsi="仿宋_GB2312" w:eastAsia="仿宋_GB2312" w:cs="仿宋_GB2312"/>
@@ -5937,7 +6164,7 @@
         </w:rPr>
         <w:t xml:space="preserve">原安排：现场工作2026年4月中旬–6月下旬；内核2026年7月上旬–中旬；反馈注册2026年7月下旬–9月上旬；发行阶段2026年9月中旬–2027年8月中旬。</w:t>
       </w:r>
-      <w:ins w:id="123" w:author="冯佳淇" w:date="2026-08-28T08:00:00Z">
+      <w:ins w:id="100" w:author="冯佳淇" w:date="2026-08-28T08:00:00Z">
         <w:r>
           <w:rPr>
             <w:rFonts w:ascii="仿宋_GB2312" w:hAnsi="仿宋_GB2312" w:eastAsia="仿宋_GB2312" w:cs="仿宋_GB2312"/>
@@ -5986,7 +6213,7 @@
         </w:rPr>
         <w:t xml:space="preserve">本次债券承销费及受托管理报酬合计为0.20%/年，</w:t>
       </w:r>
-      <w:del w:id="124" w:author="冯佳淇" w:date="2026-08-28T08:00:00Z">
+      <w:del w:id="101" w:author="冯佳淇" w:date="2026-08-28T08:00:00Z">
         <w:r>
           <w:rPr>
             <w:rFonts w:ascii="仿宋_GB2312" w:hAnsi="仿宋_GB2312" w:eastAsia="仿宋_GB2312" w:cs="仿宋_GB2312"/>
@@ -5996,7 +6223,7 @@
           <w:delText xml:space="preserve">我司为主承销商、受托管理人。</w:delText>
         </w:r>
       </w:del>
-      <w:ins w:id="125" w:author="冯佳淇" w:date="2026-08-28T08:00:00Z">
+      <w:ins w:id="102" w:author="冯佳淇" w:date="2026-08-28T08:00:00Z">
         <w:r>
           <w:rPr>
             <w:rFonts w:ascii="仿宋_GB2312" w:hAnsi="仿宋_GB2312" w:eastAsia="仿宋_GB2312" w:cs="仿宋_GB2312"/>
@@ -6014,7 +6241,7 @@
         </w:rPr>
         <w:t xml:space="preserve">按获批规模67,800万元、期限5年测算，本项目预计收入为678万元。</w:t>
       </w:r>
-      <w:ins w:id="126" w:author="冯佳淇" w:date="2026-08-28T08:00:00Z">
+      <w:ins w:id="103" w:author="冯佳淇" w:date="2026-08-28T08:00:00Z">
         <w:r>
           <w:rPr>
             <w:rFonts w:ascii="仿宋_GB2312" w:hAnsi="仿宋_GB2312" w:eastAsia="仿宋_GB2312" w:cs="仿宋_GB2312"/>
@@ -6061,7 +6288,7 @@
           <w:sz w:val="24"/>
           <w:szCs w:val="24"/>
         </w:rPr>
-        <w:t xml:space="preserve">济宁市兖州区惠民城建投资有限公司符合非公开发行公司债券的基本条件。发行人属于济宁市兖州区国有资产监督管理局下属国有企业。发行人自有资金、经营收入、外部筹资将为本次公司债券的还本付息提供保障，但剩余授信收窄、短期债务占比上升、对财政补贴依赖高，需在内核意见中明示。</w:t>
+        <w:t xml:space="preserve">济宁市兖州区惠民城建投资有限公司符合非公开发行公司债券的基本条件。发行人属于济宁市兖州区国有资产监督管理局下属国有企业。偿债来源仍为自有资金、经营收入和外部筹资，但短期债务占比已升至50.93%，对财政补贴依赖高；截至2026年6月末授信余额募说未填，不在结论中引用旧授信数。</w:t>
       </w:r>
     </w:p>
     <w:p>
@@ -6082,7 +6309,7 @@
         </w:rPr>
         <w:t xml:space="preserve">本次债券由我司作为</w:t>
       </w:r>
-      <w:del w:id="127" w:author="冯佳淇" w:date="2026-08-28T08:00:00Z">
+      <w:del w:id="104" w:author="冯佳淇" w:date="2026-08-28T08:00:00Z">
         <w:r>
           <w:rPr>
             <w:rFonts w:ascii="仿宋_GB2312" w:hAnsi="仿宋_GB2312" w:eastAsia="仿宋_GB2312" w:cs="仿宋_GB2312"/>
@@ -6092,7 +6319,7 @@
           <w:delText xml:space="preserve">独家主承销商、受托管理人，本次债券预计收益为678万元，将为公司带来较好收益。</w:delText>
         </w:r>
       </w:del>
-      <w:ins w:id="128" w:author="冯佳淇" w:date="2026-08-28T08:00:00Z">
+      <w:ins w:id="105" w:author="冯佳淇" w:date="2026-08-28T08:00:00Z">
         <w:r>
           <w:rPr>
             <w:rFonts w:ascii="仿宋_GB2312" w:hAnsi="仿宋_GB2312" w:eastAsia="仿宋_GB2312" w:cs="仿宋_GB2312"/>
@@ -6121,7 +6348,7 @@
         </w:rPr>
         <w:t xml:space="preserve">综上，本项目风险总体可控，可操作性较强，可以为我司带来较为合理的收入，建议立项。</w:t>
       </w:r>
-      <w:ins w:id="129" w:author="冯佳淇" w:date="2026-08-28T08:00:00Z">
+      <w:ins w:id="106" w:author="冯佳淇" w:date="2026-08-28T08:00:00Z">
         <w:r>
           <w:rPr>
             <w:rFonts w:ascii="仿宋_GB2312" w:hAnsi="仿宋_GB2312" w:eastAsia="仿宋_GB2312" w:cs="仿宋_GB2312"/>
@@ -6142,7 +6369,7 @@
           <w:szCs w:val="24"/>
         </w:rPr>
       </w:pPr>
-      <w:ins w:id="130" w:author="冯佳淇" w:date="2026-08-28T08:00:00Z">
+      <w:ins w:id="107" w:author="冯佳淇" w:date="2026-08-28T08:00:00Z">
         <w:r>
           <w:rPr>
             <w:rFonts w:ascii="仿宋_GB2312" w:hAnsi="仿宋_GB2312" w:eastAsia="仿宋_GB2312" w:cs="仿宋_GB2312"/>

--- a/docs/incoming/济宁惠民城建_立项申请报告_冯佳淇修订_20260828.docx
+++ b/docs/incoming/济宁惠民城建_立项申请报告_冯佳淇修订_20260828.docx
@@ -46,7 +46,7 @@
     </w:p>
     <w:p>
       <w:pPr>
-        <w:spacing w:line="360" w:lineRule="auto" w:after="80"/>
+        <w:spacing w:before="240" w:after="80" w:line="360" w:lineRule="auto"/>
         <w:jc w:val="center"/>
         <w:rPr>
           <w:rFonts w:ascii="仿宋_GB2312" w:hAnsi="仿宋_GB2312" w:eastAsia="仿宋_GB2312" w:cs="仿宋_GB2312"/>
@@ -64,17 +64,6 @@
         </w:rPr>
         <w:t xml:space="preserve">立项申请报告</w:t>
       </w:r>
-      <w:ins w:id="2" w:author="冯佳淇" w:date="2026-08-28T08:00:00Z">
-        <w:r>
-          <w:rPr>
-            <w:rFonts w:ascii="仿宋_GB2312" w:hAnsi="仿宋_GB2312" w:eastAsia="仿宋_GB2312" w:cs="仿宋_GB2312"/>
-            <w:sz w:val="36"/>
-            <w:szCs w:val="36"/>
-            <w:b/>
-          </w:rPr>
-          <w:t xml:space="preserve">（根据募集说明书修订）</w:t>
-        </w:r>
-      </w:ins>
     </w:p>
     <w:p>
       <w:pPr>
@@ -93,7 +82,7 @@
         </w:rPr>
         <w:t xml:space="preserve">所属部组：企业融资部    提交时间：</w:t>
       </w:r>
-      <w:del w:id="3" w:author="冯佳淇" w:date="2026-08-28T08:00:00Z">
+      <w:del w:id="2" w:author="冯佳淇" w:date="2026-08-28T08:00:00Z">
         <w:r>
           <w:rPr>
             <w:rFonts w:ascii="仿宋_GB2312" w:hAnsi="仿宋_GB2312" w:eastAsia="仿宋_GB2312" w:cs="仿宋_GB2312"/>
@@ -103,7 +92,7 @@
           <w:delText xml:space="preserve">2026年5月13日</w:delText>
         </w:r>
       </w:del>
-      <w:ins w:id="4" w:author="冯佳淇" w:date="2026-08-28T08:00:00Z">
+      <w:ins w:id="3" w:author="冯佳淇" w:date="2026-08-28T08:00:00Z">
         <w:r>
           <w:rPr>
             <w:rFonts w:ascii="仿宋_GB2312" w:hAnsi="仿宋_GB2312" w:eastAsia="仿宋_GB2312" w:cs="仿宋_GB2312"/>
@@ -111,57 +100,6 @@
             <w:szCs w:val="24"/>
           </w:rPr>
           <w:t xml:space="preserve">2026年8月28日</w:t>
-        </w:r>
-      </w:ins>
-      <w:ins w:id="5" w:author="冯佳淇" w:date="2026-08-28T08:00:00Z">
-        <w:r>
-          <w:rPr>
-            <w:rFonts w:ascii="仿宋_GB2312" w:hAnsi="仿宋_GB2312" w:eastAsia="仿宋_GB2312" w:cs="仿宋_GB2312"/>
-            <w:sz w:val="24"/>
-            <w:szCs w:val="24"/>
-          </w:rPr>
-          <w:t xml:space="preserve">（原提交日期2026年5月13日，本次按募集说明书更新）</w:t>
-        </w:r>
-      </w:ins>
-    </w:p>
-    <w:p>
-      <w:pPr>
-        <w:spacing w:before="200" w:after="80" w:line="360" w:lineRule="auto"/>
-        <w:rPr>
-          <w:rFonts w:ascii="仿宋_GB2312" w:hAnsi="仿宋_GB2312" w:eastAsia="仿宋_GB2312" w:cs="仿宋_GB2312"/>
-          <w:sz w:val="28"/>
-          <w:szCs w:val="28"/>
-        </w:rPr>
-      </w:pPr>
-      <w:r>
-        <w:rPr>
-          <w:rFonts w:ascii="仿宋_GB2312" w:hAnsi="仿宋_GB2312" w:eastAsia="仿宋_GB2312" w:cs="仿宋_GB2312"/>
-          <w:sz w:val="28"/>
-          <w:szCs w:val="28"/>
-          <w:b/>
-          <w:bCs/>
-        </w:rPr>
-        <w:t xml:space="preserve">修订说明（本次新增）</w:t>
-      </w:r>
-    </w:p>
-    <w:p>
-      <w:pPr>
-        <w:spacing w:line="360" w:lineRule="auto" w:after="80"/>
-        <w:ind w:firstLine="420"/>
-        <w:rPr>
-          <w:rFonts w:ascii="仿宋_GB2312" w:hAnsi="仿宋_GB2312" w:eastAsia="仿宋_GB2312" w:cs="仿宋_GB2312"/>
-          <w:sz w:val="24"/>
-          <w:szCs w:val="24"/>
-        </w:rPr>
-      </w:pPr>
-      <w:ins w:id="6" w:author="冯佳淇" w:date="2026-08-28T08:00:00Z">
-        <w:r>
-          <w:rPr>
-            <w:rFonts w:ascii="仿宋_GB2312" w:hAnsi="仿宋_GB2312" w:eastAsia="仿宋_GB2312" w:cs="仿宋_GB2312"/>
-            <w:sz w:val="24"/>
-            <w:szCs w:val="24"/>
-          </w:rPr>
-          <w:t xml:space="preserve">报告期按募说释义调整为2024年度、2025年度及2026年1–6月；时点类表述一律改到最近一期，即截至2026年6月末。财务比较列示2024年、2025年、2026年1–6月（或各期末）。2026年1–6月报表未经审计。募说写【】或未披露的数字一律留空，不用2025年末数顶替。修订人：冯佳淇。</w:t>
         </w:r>
       </w:ins>
     </w:p>
@@ -234,7 +172,7 @@
           <w:szCs w:val="24"/>
         </w:rPr>
       </w:pPr>
-      <w:del w:id="7" w:author="冯佳淇" w:date="2026-08-28T08:00:00Z">
+      <w:del w:id="4" w:author="冯佳淇" w:date="2026-08-28T08:00:00Z">
         <w:r>
           <w:rPr>
             <w:rFonts w:ascii="仿宋_GB2312" w:hAnsi="仿宋_GB2312" w:eastAsia="仿宋_GB2312" w:cs="仿宋_GB2312"/>
@@ -244,7 +182,7 @@
           <w:delText xml:space="preserve">非公开发行债券。</w:delText>
         </w:r>
       </w:del>
-      <w:ins w:id="8" w:author="冯佳淇" w:date="2026-08-28T08:00:00Z">
+      <w:ins w:id="5" w:author="冯佳淇" w:date="2026-08-28T08:00:00Z">
         <w:r>
           <w:rPr>
             <w:rFonts w:ascii="仿宋_GB2312" w:hAnsi="仿宋_GB2312" w:eastAsia="仿宋_GB2312" w:cs="仿宋_GB2312"/>
@@ -285,7 +223,7 @@
           <w:szCs w:val="24"/>
         </w:rPr>
       </w:pPr>
-      <w:del w:id="9" w:author="冯佳淇" w:date="2026-08-28T08:00:00Z">
+      <w:del w:id="6" w:author="冯佳淇" w:date="2026-08-28T08:00:00Z">
         <w:r>
           <w:rPr>
             <w:rFonts w:ascii="仿宋_GB2312" w:hAnsi="仿宋_GB2312" w:eastAsia="仿宋_GB2312" w:cs="仿宋_GB2312"/>
@@ -295,7 +233,7 @@
           <w:delText xml:space="preserve">主承销商、受托管理人。</w:delText>
         </w:r>
       </w:del>
-      <w:ins w:id="10" w:author="冯佳淇" w:date="2026-08-28T08:00:00Z">
+      <w:ins w:id="7" w:author="冯佳淇" w:date="2026-08-28T08:00:00Z">
         <w:r>
           <w:rPr>
             <w:rFonts w:ascii="仿宋_GB2312" w:hAnsi="仿宋_GB2312" w:eastAsia="仿宋_GB2312" w:cs="仿宋_GB2312"/>
@@ -342,9 +280,9 @@
           <w:sz w:val="24"/>
           <w:szCs w:val="24"/>
         </w:rPr>
-        <w:t xml:space="preserve">本次债券由主承销商以余额包销的方式承销。</w:t>
+        <w:t xml:space="preserve">本次债券由主承销商以余额包销的方式承销，</w:t>
       </w:r>
-      <w:ins w:id="11" w:author="冯佳淇" w:date="2026-08-28T08:00:00Z">
+      <w:ins w:id="8" w:author="冯佳淇" w:date="2026-08-28T08:00:00Z">
         <w:r>
           <w:rPr>
             <w:rFonts w:ascii="仿宋_GB2312" w:hAnsi="仿宋_GB2312" w:eastAsia="仿宋_GB2312" w:cs="仿宋_GB2312"/>
@@ -432,16 +370,6 @@
         </w:rPr>
         <w:t xml:space="preserve">否。</w:t>
       </w:r>
-      <w:ins w:id="12" w:author="冯佳淇" w:date="2026-08-28T08:00:00Z">
-        <w:r>
-          <w:rPr>
-            <w:rFonts w:ascii="仿宋_GB2312" w:hAnsi="仿宋_GB2312" w:eastAsia="仿宋_GB2312" w:cs="仿宋_GB2312"/>
-            <w:sz w:val="24"/>
-            <w:szCs w:val="24"/>
-          </w:rPr>
-          <w:t xml:space="preserve">（发行人已聘请山东恒正律师事务所出具法律意见、山东舜天信诚会计师事务所审计；上述为债券申报法定中介，不属于承销商另聘第三方协助尽调。）</w:t>
-        </w:r>
-      </w:ins>
     </w:p>
     <w:p>
       <w:pPr>
@@ -498,16 +426,74 @@
           <w:sz w:val="24"/>
           <w:szCs w:val="24"/>
         </w:rPr>
-        <w:t xml:space="preserve">2、债券全称：</w:t>
+        <w:t xml:space="preserve">2、债券全称：济宁市兖州区惠民城建投资有限公司2026年面向专业投资者非公开发行公司债券。</w:t>
       </w:r>
-      <w:ins w:id="13" w:author="冯佳淇" w:date="2026-08-28T08:00:00Z">
+    </w:p>
+    <w:p>
+      <w:pPr>
+        <w:spacing w:line="360" w:lineRule="auto" w:after="80"/>
+        <w:ind w:firstLine="420"/>
+        <w:rPr>
+          <w:rFonts w:ascii="仿宋_GB2312" w:hAnsi="仿宋_GB2312" w:eastAsia="仿宋_GB2312" w:cs="仿宋_GB2312"/>
+          <w:sz w:val="24"/>
+          <w:szCs w:val="24"/>
+        </w:rPr>
+      </w:pPr>
+      <w:r>
+        <w:rPr>
+          <w:rFonts w:ascii="仿宋_GB2312" w:hAnsi="仿宋_GB2312" w:eastAsia="仿宋_GB2312" w:cs="仿宋_GB2312"/>
+          <w:sz w:val="24"/>
+          <w:szCs w:val="24"/>
+        </w:rPr>
+        <w:t xml:space="preserve">3、发行规模：本次债券发行总额不超过6.78亿元（含6.78亿元），拟采取分期方式发行。挂牌转让场所为上海证券交易所。</w:t>
+      </w:r>
+    </w:p>
+    <w:p>
+      <w:pPr>
+        <w:spacing w:line="360" w:lineRule="auto" w:after="80"/>
+        <w:ind w:firstLine="420"/>
+        <w:rPr>
+          <w:rFonts w:ascii="仿宋_GB2312" w:hAnsi="仿宋_GB2312" w:eastAsia="仿宋_GB2312" w:cs="仿宋_GB2312"/>
+          <w:sz w:val="24"/>
+          <w:szCs w:val="24"/>
+        </w:rPr>
+      </w:pPr>
+      <w:r>
+        <w:rPr>
+          <w:rFonts w:ascii="仿宋_GB2312" w:hAnsi="仿宋_GB2312" w:eastAsia="仿宋_GB2312" w:cs="仿宋_GB2312"/>
+          <w:sz w:val="24"/>
+          <w:szCs w:val="24"/>
+        </w:rPr>
+        <w:t xml:space="preserve">4、债券期限：本次债券期限不超过</w:t>
+      </w:r>
+      <w:del w:id="9" w:author="冯佳淇" w:date="2026-08-28T08:00:00Z">
         <w:r>
           <w:rPr>
             <w:rFonts w:ascii="仿宋_GB2312" w:hAnsi="仿宋_GB2312" w:eastAsia="仿宋_GB2312" w:cs="仿宋_GB2312"/>
             <w:sz w:val="24"/>
             <w:szCs w:val="24"/>
           </w:rPr>
-          <w:t xml:space="preserve">济宁市兖州区惠民城建投资有限公司2026年面向专业投资者非公开发行公司债券。</w:t>
+          <w:delText xml:space="preserve">10年（含10年），可为单一期限品种，也可为多种期限的混合品种。</w:delText>
+        </w:r>
+      </w:del>
+      <w:ins w:id="10" w:author="冯佳淇" w:date="2026-08-28T08:00:00Z">
+        <w:r>
+          <w:rPr>
+            <w:rFonts w:ascii="仿宋_GB2312" w:hAnsi="仿宋_GB2312" w:eastAsia="仿宋_GB2312" w:cs="仿宋_GB2312"/>
+            <w:sz w:val="24"/>
+            <w:szCs w:val="24"/>
+          </w:rPr>
+          <w:t xml:space="preserve">5年（含5年）。</w:t>
+        </w:r>
+      </w:ins>
+      <w:ins w:id="11" w:author="冯佳淇" w:date="2026-08-28T08:00:00Z">
+        <w:r>
+          <w:rPr>
+            <w:rFonts w:ascii="仿宋_GB2312" w:hAnsi="仿宋_GB2312" w:eastAsia="仿宋_GB2312" w:cs="仿宋_GB2312"/>
+            <w:sz w:val="24"/>
+            <w:szCs w:val="24"/>
+          </w:rPr>
+          <w:t xml:space="preserve">本次债券面值为100元，按面值平价发行；为固定利率，按年付息，到期一次还本。</w:t>
         </w:r>
       </w:ins>
     </w:p>
@@ -527,46 +513,8 @@
           <w:sz w:val="24"/>
           <w:szCs w:val="24"/>
         </w:rPr>
-        <w:t xml:space="preserve">3、发行规模：本次债券</w:t>
+        <w:t xml:space="preserve">5、评级情况：经中证鹏元资信评估股份有限公司评定，发行人主体信用等级为AA+，评级展望为稳定；本次债券未评级。</w:t>
       </w:r>
-      <w:del w:id="14" w:author="冯佳淇" w:date="2026-08-28T08:00:00Z">
-        <w:r>
-          <w:rPr>
-            <w:rFonts w:ascii="仿宋_GB2312" w:hAnsi="仿宋_GB2312" w:eastAsia="仿宋_GB2312" w:cs="仿宋_GB2312"/>
-            <w:sz w:val="24"/>
-            <w:szCs w:val="24"/>
-          </w:rPr>
-          <w:delText xml:space="preserve">总规模</w:delText>
-        </w:r>
-      </w:del>
-      <w:ins w:id="15" w:author="冯佳淇" w:date="2026-08-28T08:00:00Z">
-        <w:r>
-          <w:rPr>
-            <w:rFonts w:ascii="仿宋_GB2312" w:hAnsi="仿宋_GB2312" w:eastAsia="仿宋_GB2312" w:cs="仿宋_GB2312"/>
-            <w:sz w:val="24"/>
-            <w:szCs w:val="24"/>
-          </w:rPr>
-          <w:t xml:space="preserve">发行总额</w:t>
-        </w:r>
-      </w:ins>
-      <w:r>
-        <w:rPr>
-          <w:rFonts w:ascii="仿宋_GB2312" w:hAnsi="仿宋_GB2312" w:eastAsia="仿宋_GB2312" w:cs="仿宋_GB2312"/>
-          <w:sz w:val="24"/>
-          <w:szCs w:val="24"/>
-        </w:rPr>
-        <w:t xml:space="preserve">不超过6.78亿元（含6.78亿元）。</w:t>
-      </w:r>
-      <w:ins w:id="16" w:author="冯佳淇" w:date="2026-08-28T08:00:00Z">
-        <w:r>
-          <w:rPr>
-            <w:rFonts w:ascii="仿宋_GB2312" w:hAnsi="仿宋_GB2312" w:eastAsia="仿宋_GB2312" w:cs="仿宋_GB2312"/>
-            <w:sz w:val="24"/>
-            <w:szCs w:val="24"/>
-          </w:rPr>
-          <w:t xml:space="preserve">拟采取分期方式发行。挂牌转让场所为上海证券交易所。</w:t>
-        </w:r>
-      </w:ins>
     </w:p>
     <w:p>
       <w:pPr>
@@ -584,38 +532,8 @@
           <w:sz w:val="24"/>
           <w:szCs w:val="24"/>
         </w:rPr>
-        <w:t xml:space="preserve">4、债券期限：本次债券期限不超过</w:t>
+        <w:t xml:space="preserve">6、增信措施：本次债券不设定增信措施。</w:t>
       </w:r>
-      <w:del w:id="17" w:author="冯佳淇" w:date="2026-08-28T08:00:00Z">
-        <w:r>
-          <w:rPr>
-            <w:rFonts w:ascii="仿宋_GB2312" w:hAnsi="仿宋_GB2312" w:eastAsia="仿宋_GB2312" w:cs="仿宋_GB2312"/>
-            <w:sz w:val="24"/>
-            <w:szCs w:val="24"/>
-          </w:rPr>
-          <w:delText xml:space="preserve">10年（含10年），可为单一期限品种，也可为多种期限的混合品种。</w:delText>
-        </w:r>
-      </w:del>
-      <w:ins w:id="18" w:author="冯佳淇" w:date="2026-08-28T08:00:00Z">
-        <w:r>
-          <w:rPr>
-            <w:rFonts w:ascii="仿宋_GB2312" w:hAnsi="仿宋_GB2312" w:eastAsia="仿宋_GB2312" w:cs="仿宋_GB2312"/>
-            <w:sz w:val="24"/>
-            <w:szCs w:val="24"/>
-          </w:rPr>
-          <w:t xml:space="preserve">5年（含5年）。</w:t>
-        </w:r>
-      </w:ins>
-      <w:ins w:id="19" w:author="冯佳淇" w:date="2026-08-28T08:00:00Z">
-        <w:r>
-          <w:rPr>
-            <w:rFonts w:ascii="仿宋_GB2312" w:hAnsi="仿宋_GB2312" w:eastAsia="仿宋_GB2312" w:cs="仿宋_GB2312"/>
-            <w:sz w:val="24"/>
-            <w:szCs w:val="24"/>
-          </w:rPr>
-          <w:t xml:space="preserve">面值100元，按面值平价发行；固定利率，按年付息，到期一次还本。</w:t>
-        </w:r>
-      </w:ins>
     </w:p>
     <w:p>
       <w:pPr>
@@ -633,18 +551,8 @@
           <w:sz w:val="24"/>
           <w:szCs w:val="24"/>
         </w:rPr>
-        <w:t xml:space="preserve">5、评级情况：公司主体评级AA+。</w:t>
+        <w:t xml:space="preserve">7、募集资金用途：本次债券募集资金扣除发行费用后，拟全部用于偿还公司债券本金。</w:t>
       </w:r>
-      <w:ins w:id="20" w:author="冯佳淇" w:date="2026-08-28T08:00:00Z">
-        <w:r>
-          <w:rPr>
-            <w:rFonts w:ascii="仿宋_GB2312" w:hAnsi="仿宋_GB2312" w:eastAsia="仿宋_GB2312" w:cs="仿宋_GB2312"/>
-            <w:sz w:val="24"/>
-            <w:szCs w:val="24"/>
-          </w:rPr>
-          <w:t xml:space="preserve">经中证鹏元资信评估股份有限公司评定，评级展望为稳定（2024-10-30、2025-10-30均为AA+/稳定）；本次债券未评级。</w:t>
-        </w:r>
-      </w:ins>
     </w:p>
     <w:p>
       <w:pPr>
@@ -662,86 +570,8 @@
           <w:sz w:val="24"/>
           <w:szCs w:val="24"/>
         </w:rPr>
-        <w:t xml:space="preserve">6、增信措施：无。</w:t>
+        <w:t xml:space="preserve">8、主承销商：甬兴证券有限公司、德邦证券股份有限公司。受托管理人、簿记管理人：甬兴证券有限公司。本次债券面向专业投资者非公开发行，每次发行对象不超过二百人。本次公司债券发行结束后，认购人不可进行债券质押式回购。</w:t>
       </w:r>
-      <w:ins w:id="21" w:author="冯佳淇" w:date="2026-08-28T08:00:00Z">
-        <w:r>
-          <w:rPr>
-            <w:rFonts w:ascii="仿宋_GB2312" w:hAnsi="仿宋_GB2312" w:eastAsia="仿宋_GB2312" w:cs="仿宋_GB2312"/>
-            <w:sz w:val="24"/>
-            <w:szCs w:val="24"/>
-          </w:rPr>
-          <w:t xml:space="preserve">本次债券不设定增信措施，为无担保债券。</w:t>
-        </w:r>
-      </w:ins>
-    </w:p>
-    <w:p>
-      <w:pPr>
-        <w:spacing w:line="360" w:lineRule="auto" w:after="80"/>
-        <w:ind w:firstLine="420"/>
-        <w:rPr>
-          <w:rFonts w:ascii="仿宋_GB2312" w:hAnsi="仿宋_GB2312" w:eastAsia="仿宋_GB2312" w:cs="仿宋_GB2312"/>
-          <w:sz w:val="24"/>
-          <w:szCs w:val="24"/>
-        </w:rPr>
-      </w:pPr>
-      <w:r>
-        <w:rPr>
-          <w:rFonts w:ascii="仿宋_GB2312" w:hAnsi="仿宋_GB2312" w:eastAsia="仿宋_GB2312" w:cs="仿宋_GB2312"/>
-          <w:sz w:val="24"/>
-          <w:szCs w:val="24"/>
-        </w:rPr>
-        <w:t xml:space="preserve">7、募集资金用途：本次债券募集资金扣除发行费用后，</w:t>
-      </w:r>
-      <w:del w:id="22" w:author="冯佳淇" w:date="2026-08-28T08:00:00Z">
-        <w:r>
-          <w:rPr>
-            <w:rFonts w:ascii="仿宋_GB2312" w:hAnsi="仿宋_GB2312" w:eastAsia="仿宋_GB2312" w:cs="仿宋_GB2312"/>
-            <w:sz w:val="24"/>
-            <w:szCs w:val="24"/>
-          </w:rPr>
-          <w:delText xml:space="preserve">全部用于</w:delText>
-        </w:r>
-      </w:del>
-      <w:ins w:id="23" w:author="冯佳淇" w:date="2026-08-28T08:00:00Z">
-        <w:r>
-          <w:rPr>
-            <w:rFonts w:ascii="仿宋_GB2312" w:hAnsi="仿宋_GB2312" w:eastAsia="仿宋_GB2312" w:cs="仿宋_GB2312"/>
-            <w:sz w:val="24"/>
-            <w:szCs w:val="24"/>
-          </w:rPr>
-          <w:t xml:space="preserve">拟全部用于</w:t>
-        </w:r>
-      </w:ins>
-      <w:r>
-        <w:rPr>
-          <w:rFonts w:ascii="仿宋_GB2312" w:hAnsi="仿宋_GB2312" w:eastAsia="仿宋_GB2312" w:cs="仿宋_GB2312"/>
-          <w:sz w:val="24"/>
-          <w:szCs w:val="24"/>
-        </w:rPr>
-        <w:t xml:space="preserve">偿还公司债券本金。</w:t>
-      </w:r>
-    </w:p>
-    <w:p>
-      <w:pPr>
-        <w:spacing w:line="360" w:lineRule="auto" w:after="80"/>
-        <w:ind w:firstLine="420"/>
-        <w:rPr>
-          <w:rFonts w:ascii="仿宋_GB2312" w:hAnsi="仿宋_GB2312" w:eastAsia="仿宋_GB2312" w:cs="仿宋_GB2312"/>
-          <w:sz w:val="24"/>
-          <w:szCs w:val="24"/>
-        </w:rPr>
-      </w:pPr>
-      <w:ins w:id="24" w:author="冯佳淇" w:date="2026-08-28T08:00:00Z">
-        <w:r>
-          <w:rPr>
-            <w:rFonts w:ascii="仿宋_GB2312" w:hAnsi="仿宋_GB2312" w:eastAsia="仿宋_GB2312" w:cs="仿宋_GB2312"/>
-            <w:sz w:val="24"/>
-            <w:szCs w:val="24"/>
-          </w:rPr>
-          <w:t xml:space="preserve">8、主承销商：甬兴证券有限公司、德邦证券股份有限公司。受托管理人、簿记管理人：甬兴证券有限公司。发行对象为专业投资者，每次发行对象不超过二百人。认购人不可进行债券质押式回购。</w:t>
-        </w:r>
-      </w:ins>
     </w:p>
     <w:p>
       <w:pPr>
@@ -779,7 +609,7 @@
           <w:sz w:val="24"/>
           <w:szCs w:val="24"/>
         </w:rPr>
-        <w:t xml:space="preserve">1、发行人概况（基本信息、沿革与原立项一致，本次不改）：中文名称济宁市兖州区惠民城建投资有限公司；法定代表人赵文广；注册资本及实缴资本人民币370,117.51万元；成立日期2002年6月24日；注册/办公地址济宁市兖州区建设西路（牛旺地质家园西邻）；统一社会信用代码91370882740225002D；控股股东济宁市济东投资发展集团有限公司（100%）；实际控制人济宁市兖州区国有资产监督管理局。</w:t>
+        <w:t xml:space="preserve">1、发行人概况。中文名称：济宁市兖州区惠民城建投资有限公司。法定代表人：赵文广。注册资本及实缴资本：人民币370,117.51万元。成立日期：2002年6月24日。注册地址及办公地址：济宁市兖州区建设西路（牛旺地质家园西邻）。统一社会信用代码：91370882740225002D。控股股东：济宁市济东投资发展集团有限公司（持股100.00%）。实际控制人：济宁市兖州区国有资产监督管理局。</w:t>
       </w:r>
     </w:p>
     <w:p>
@@ -798,7 +628,7 @@
           <w:sz w:val="24"/>
           <w:szCs w:val="24"/>
         </w:rPr>
-        <w:t xml:space="preserve">2、发行人有息债务情况</w:t>
+        <w:t xml:space="preserve">2、发行人有息债务情况。最近两年及一期末，发行人有息负债余额分别为265.78亿元、246.20亿元和231.99亿元，占同期末总负债的比例分别为66.59%、68.54%和63.86%。截至2026年6月末，短期借款与一年内到期的非流动负债合计118.15亿元，占期末有息债务的比例为50.93%。</w:t>
       </w:r>
     </w:p>
     <w:p>
@@ -817,92 +647,7 @@
           <w:sz w:val="24"/>
           <w:szCs w:val="24"/>
         </w:rPr>
-        <w:t xml:space="preserve">最近两年及一期末，发行人有息负债余额分别为265.78亿元、</w:t>
-      </w:r>
-      <w:del w:id="25" w:author="冯佳淇" w:date="2026-08-28T08:00:00Z">
-        <w:r>
-          <w:rPr>
-            <w:rFonts w:ascii="仿宋_GB2312" w:hAnsi="仿宋_GB2312" w:eastAsia="仿宋_GB2312" w:cs="仿宋_GB2312"/>
-            <w:sz w:val="24"/>
-            <w:szCs w:val="24"/>
-          </w:rPr>
-          <w:delText xml:space="preserve">251.47亿元</w:delText>
-        </w:r>
-      </w:del>
-      <w:ins w:id="26" w:author="冯佳淇" w:date="2026-08-28T08:00:00Z">
-        <w:r>
-          <w:rPr>
-            <w:rFonts w:ascii="仿宋_GB2312" w:hAnsi="仿宋_GB2312" w:eastAsia="仿宋_GB2312" w:cs="仿宋_GB2312"/>
-            <w:sz w:val="24"/>
-            <w:szCs w:val="24"/>
-          </w:rPr>
-          <w:t xml:space="preserve">246.20亿元和231.99亿元</w:t>
-        </w:r>
-      </w:ins>
-      <w:r>
-        <w:rPr>
-          <w:rFonts w:ascii="仿宋_GB2312" w:hAnsi="仿宋_GB2312" w:eastAsia="仿宋_GB2312" w:cs="仿宋_GB2312"/>
-          <w:sz w:val="24"/>
-          <w:szCs w:val="24"/>
-        </w:rPr>
-        <w:t xml:space="preserve">，占同期末总负债的比例分别为66.59%、</w:t>
-      </w:r>
-      <w:del w:id="27" w:author="冯佳淇" w:date="2026-08-28T08:00:00Z">
-        <w:r>
-          <w:rPr>
-            <w:rFonts w:ascii="仿宋_GB2312" w:hAnsi="仿宋_GB2312" w:eastAsia="仿宋_GB2312" w:cs="仿宋_GB2312"/>
-            <w:sz w:val="24"/>
-            <w:szCs w:val="24"/>
-          </w:rPr>
-          <w:delText xml:space="preserve">70.00%</w:delText>
-        </w:r>
-      </w:del>
-      <w:ins w:id="28" w:author="冯佳淇" w:date="2026-08-28T08:00:00Z">
-        <w:r>
-          <w:rPr>
-            <w:rFonts w:ascii="仿宋_GB2312" w:hAnsi="仿宋_GB2312" w:eastAsia="仿宋_GB2312" w:cs="仿宋_GB2312"/>
-            <w:sz w:val="24"/>
-            <w:szCs w:val="24"/>
-          </w:rPr>
-          <w:t xml:space="preserve">68.54%和63.86%</w:t>
-        </w:r>
-      </w:ins>
-      <w:r>
-        <w:rPr>
-          <w:rFonts w:ascii="仿宋_GB2312" w:hAnsi="仿宋_GB2312" w:eastAsia="仿宋_GB2312" w:cs="仿宋_GB2312"/>
-          <w:sz w:val="24"/>
-          <w:szCs w:val="24"/>
-        </w:rPr>
-        <w:t xml:space="preserve">。</w:t>
-      </w:r>
-      <w:ins w:id="29" w:author="冯佳淇" w:date="2026-08-28T08:00:00Z">
-        <w:r>
-          <w:rPr>
-            <w:rFonts w:ascii="仿宋_GB2312" w:hAnsi="仿宋_GB2312" w:eastAsia="仿宋_GB2312" w:cs="仿宋_GB2312"/>
-            <w:sz w:val="24"/>
-            <w:szCs w:val="24"/>
-          </w:rPr>
-          <w:t xml:space="preserve">截至2026年6月末，短期借款与一年内到期的非流动负债合计118.15亿元，占期末有息债务50.93%。银行贷款、非标等分项募说2025年末及2026年6月末多为未填，立项留空，不以原立项分项顶替。</w:t>
-        </w:r>
-      </w:ins>
-    </w:p>
-    <w:p>
-      <w:pPr>
-        <w:spacing w:line="360" w:lineRule="auto" w:after="80"/>
-        <w:ind w:firstLine="420"/>
-        <w:rPr>
-          <w:rFonts w:ascii="仿宋_GB2312" w:hAnsi="仿宋_GB2312" w:eastAsia="仿宋_GB2312" w:cs="仿宋_GB2312"/>
-          <w:sz w:val="24"/>
-          <w:szCs w:val="24"/>
-        </w:rPr>
-      </w:pPr>
-      <w:r>
-        <w:rPr>
-          <w:rFonts w:ascii="仿宋_GB2312" w:hAnsi="仿宋_GB2312" w:eastAsia="仿宋_GB2312" w:cs="仿宋_GB2312"/>
-          <w:sz w:val="24"/>
-          <w:szCs w:val="24"/>
-        </w:rPr>
-        <w:t xml:space="preserve">3、发行人银行授信情况</w:t>
+        <w:t xml:space="preserve">3、发行人银行授信情况。截至2026年6月末，发行人在各金融机构的授信额度总额为——万元，其中已使用额度为——万元，剩余授信余额为——万元。</w:t>
       </w:r>
     </w:p>
     <w:p>
@@ -921,56 +666,7 @@
           <w:sz w:val="24"/>
           <w:szCs w:val="24"/>
         </w:rPr>
-        <w:t xml:space="preserve">截至</w:t>
-      </w:r>
-      <w:del w:id="30" w:author="冯佳淇" w:date="2026-08-28T08:00:00Z">
-        <w:r>
-          <w:rPr>
-            <w:rFonts w:ascii="仿宋_GB2312" w:hAnsi="仿宋_GB2312" w:eastAsia="仿宋_GB2312" w:cs="仿宋_GB2312"/>
-            <w:sz w:val="24"/>
-            <w:szCs w:val="24"/>
-          </w:rPr>
-          <w:delText xml:space="preserve">2025年末，发行人在各金融机构的授信额度总额为622,700.00万元，其中已使用额度为355,661.66万元，剩余授信余额为267,038.34万元。</w:delText>
-        </w:r>
-      </w:del>
-      <w:ins w:id="31" w:author="冯佳淇" w:date="2026-08-28T08:00:00Z">
-        <w:r>
-          <w:rPr>
-            <w:rFonts w:ascii="仿宋_GB2312" w:hAnsi="仿宋_GB2312" w:eastAsia="仿宋_GB2312" w:cs="仿宋_GB2312"/>
-            <w:sz w:val="24"/>
-            <w:szCs w:val="24"/>
-          </w:rPr>
-          <w:t xml:space="preserve">2026年6月末，发行人在各金融机构的授信额度总额为　　万元，其中已使用额度为　　万元，剩余授信余额为　　万元。</w:t>
-        </w:r>
-      </w:ins>
-      <w:ins w:id="32" w:author="冯佳淇" w:date="2026-08-28T08:00:00Z">
-        <w:r>
-          <w:rPr>
-            <w:rFonts w:ascii="仿宋_GB2312" w:hAnsi="仿宋_GB2312" w:eastAsia="仿宋_GB2312" w:cs="仿宋_GB2312"/>
-            <w:sz w:val="24"/>
-            <w:szCs w:val="24"/>
-          </w:rPr>
-          <w:t xml:space="preserve">募说该时点未填数字，留空。募说偿债章节另列有2025年末授信56.37亿元、已用50.11亿元、剩余6.26亿元，与风险章节最新时点【】不一致，立项不以2025年末数作为最新时点。</w:t>
-        </w:r>
-      </w:ins>
-    </w:p>
-    <w:p>
-      <w:pPr>
-        <w:spacing w:line="360" w:lineRule="auto" w:after="80"/>
-        <w:ind w:firstLine="420"/>
-        <w:rPr>
-          <w:rFonts w:ascii="仿宋_GB2312" w:hAnsi="仿宋_GB2312" w:eastAsia="仿宋_GB2312" w:cs="仿宋_GB2312"/>
-          <w:sz w:val="24"/>
-          <w:szCs w:val="24"/>
-        </w:rPr>
-      </w:pPr>
-      <w:r>
-        <w:rPr>
-          <w:rFonts w:ascii="仿宋_GB2312" w:hAnsi="仿宋_GB2312" w:eastAsia="仿宋_GB2312" w:cs="仿宋_GB2312"/>
-          <w:sz w:val="24"/>
-          <w:szCs w:val="24"/>
-        </w:rPr>
-        <w:t xml:space="preserve">4、发行人对外担保情况</w:t>
+        <w:t xml:space="preserve">4、发行人对外担保情况。截至2026年6月末，公司对外担保合计金额为577,030.99万元，占净资产的比例为20.31%。发行人对外担保对象主要为济宁市兖州区融通投资有限公司、济宁市济东投资发展集团有限公司等。</w:t>
       </w:r>
     </w:p>
     <w:p>
@@ -989,56 +685,7 @@
           <w:sz w:val="24"/>
           <w:szCs w:val="24"/>
         </w:rPr>
-        <w:t xml:space="preserve">截至</w:t>
-      </w:r>
-      <w:del w:id="33" w:author="冯佳淇" w:date="2026-08-28T08:00:00Z">
-        <w:r>
-          <w:rPr>
-            <w:rFonts w:ascii="仿宋_GB2312" w:hAnsi="仿宋_GB2312" w:eastAsia="仿宋_GB2312" w:cs="仿宋_GB2312"/>
-            <w:sz w:val="24"/>
-            <w:szCs w:val="24"/>
-          </w:rPr>
-          <w:delText xml:space="preserve">2025年末，公司对外担保合计金额为549,656.68万元，占净资产的比例为19.27%。</w:delText>
-        </w:r>
-      </w:del>
-      <w:ins w:id="34" w:author="冯佳淇" w:date="2026-08-28T08:00:00Z">
-        <w:r>
-          <w:rPr>
-            <w:rFonts w:ascii="仿宋_GB2312" w:hAnsi="仿宋_GB2312" w:eastAsia="仿宋_GB2312" w:cs="仿宋_GB2312"/>
-            <w:sz w:val="24"/>
-            <w:szCs w:val="24"/>
-          </w:rPr>
-          <w:t xml:space="preserve">2026年6月末，公司对外担保合计金额为577,030.99万元，占净资产的比例为20.31%。</w:t>
-        </w:r>
-      </w:ins>
-      <w:ins w:id="35" w:author="冯佳淇" w:date="2026-08-28T08:00:00Z">
-        <w:r>
-          <w:rPr>
-            <w:rFonts w:ascii="仿宋_GB2312" w:hAnsi="仿宋_GB2312" w:eastAsia="仿宋_GB2312" w:cs="仿宋_GB2312"/>
-            <w:sz w:val="24"/>
-            <w:szCs w:val="24"/>
-          </w:rPr>
-          <w:t xml:space="preserve">担保对象主要为济宁市兖州区融通投资有限公司、济宁市济东投资发展集团有限公司等。</w:t>
-        </w:r>
-      </w:ins>
-    </w:p>
-    <w:p>
-      <w:pPr>
-        <w:spacing w:line="360" w:lineRule="auto" w:after="80"/>
-        <w:ind w:firstLine="420"/>
-        <w:rPr>
-          <w:rFonts w:ascii="仿宋_GB2312" w:hAnsi="仿宋_GB2312" w:eastAsia="仿宋_GB2312" w:cs="仿宋_GB2312"/>
-          <w:sz w:val="24"/>
-          <w:szCs w:val="24"/>
-        </w:rPr>
-      </w:pPr>
-      <w:r>
-        <w:rPr>
-          <w:rFonts w:ascii="仿宋_GB2312" w:hAnsi="仿宋_GB2312" w:eastAsia="仿宋_GB2312" w:cs="仿宋_GB2312"/>
-          <w:sz w:val="24"/>
-          <w:szCs w:val="24"/>
-        </w:rPr>
-        <w:t xml:space="preserve">5、发行人受限资产情况</w:t>
+        <w:t xml:space="preserve">5、发行人受限资产情况。截至2026年6月末，公司受限资产金额为——亿元，占净资产的比例为——%。</w:t>
       </w:r>
     </w:p>
     <w:p>
@@ -1057,56 +704,7 @@
           <w:sz w:val="24"/>
           <w:szCs w:val="24"/>
         </w:rPr>
-        <w:t xml:space="preserve">截至</w:t>
-      </w:r>
-      <w:del w:id="36" w:author="冯佳淇" w:date="2026-08-28T08:00:00Z">
-        <w:r>
-          <w:rPr>
-            <w:rFonts w:ascii="仿宋_GB2312" w:hAnsi="仿宋_GB2312" w:eastAsia="仿宋_GB2312" w:cs="仿宋_GB2312"/>
-            <w:sz w:val="24"/>
-            <w:szCs w:val="24"/>
-          </w:rPr>
-          <w:delText xml:space="preserve">2025年末，公司受限资产合计为65.91亿元，占净资产的比例为23.11%。</w:delText>
-        </w:r>
-      </w:del>
-      <w:ins w:id="37" w:author="冯佳淇" w:date="2026-08-28T08:00:00Z">
-        <w:r>
-          <w:rPr>
-            <w:rFonts w:ascii="仿宋_GB2312" w:hAnsi="仿宋_GB2312" w:eastAsia="仿宋_GB2312" w:cs="仿宋_GB2312"/>
-            <w:sz w:val="24"/>
-            <w:szCs w:val="24"/>
-          </w:rPr>
-          <w:t xml:space="preserve">2026年6月末，公司受限资产金额为　　亿元，占净资产的比例为　　%。</w:t>
-        </w:r>
-      </w:ins>
-      <w:ins w:id="38" w:author="冯佳淇" w:date="2026-08-28T08:00:00Z">
-        <w:r>
-          <w:rPr>
-            <w:rFonts w:ascii="仿宋_GB2312" w:hAnsi="仿宋_GB2312" w:eastAsia="仿宋_GB2312" w:cs="仿宋_GB2312"/>
-            <w:sz w:val="24"/>
-            <w:szCs w:val="24"/>
-          </w:rPr>
-          <w:t xml:space="preserve">募说该时点未填，留空。2025年末曾披露65.91亿元、占净资产23.11%，不作为最新时点。</w:t>
-        </w:r>
-      </w:ins>
-    </w:p>
-    <w:p>
-      <w:pPr>
-        <w:spacing w:line="360" w:lineRule="auto" w:after="80"/>
-        <w:ind w:firstLine="420"/>
-        <w:rPr>
-          <w:rFonts w:ascii="仿宋_GB2312" w:hAnsi="仿宋_GB2312" w:eastAsia="仿宋_GB2312" w:cs="仿宋_GB2312"/>
-          <w:sz w:val="24"/>
-          <w:szCs w:val="24"/>
-        </w:rPr>
-      </w:pPr>
-      <w:r>
-        <w:rPr>
-          <w:rFonts w:ascii="仿宋_GB2312" w:hAnsi="仿宋_GB2312" w:eastAsia="仿宋_GB2312" w:cs="仿宋_GB2312"/>
-          <w:sz w:val="24"/>
-          <w:szCs w:val="24"/>
-        </w:rPr>
-        <w:t xml:space="preserve">6、关联往来及或有负债</w:t>
+        <w:t xml:space="preserve">6、发行人关联方应收款及其他或有负债。截至2026年6月末，发行人其他应收款账面价值为1,662,716.11万元，其中非经营性其他应收款账面价值为——万元。截至2026年6月末，政府性应收款中应收账款1,816,408.62万元、其他应收款676,091.96万元，合计2,492,500.58万元。截至2026年6月末，公司不存在重大未决诉讼、仲裁事项。</w:t>
       </w:r>
     </w:p>
     <w:p>
@@ -1125,77 +723,7 @@
           <w:sz w:val="24"/>
           <w:szCs w:val="24"/>
         </w:rPr>
-        <w:t xml:space="preserve">截至</w:t>
-      </w:r>
-      <w:del w:id="39" w:author="冯佳淇" w:date="2026-08-28T08:00:00Z">
-        <w:r>
-          <w:rPr>
-            <w:rFonts w:ascii="仿宋_GB2312" w:hAnsi="仿宋_GB2312" w:eastAsia="仿宋_GB2312" w:cs="仿宋_GB2312"/>
-            <w:sz w:val="24"/>
-            <w:szCs w:val="24"/>
-          </w:rPr>
-          <w:delText xml:space="preserve">2025年末，发行人其他应收款账面价值为1,815,433.09万元，其中非经营性其他应收款56,623.93万元。</w:delText>
-        </w:r>
-      </w:del>
-      <w:ins w:id="40" w:author="冯佳淇" w:date="2026-08-28T08:00:00Z">
-        <w:r>
-          <w:rPr>
-            <w:rFonts w:ascii="仿宋_GB2312" w:hAnsi="仿宋_GB2312" w:eastAsia="仿宋_GB2312" w:cs="仿宋_GB2312"/>
-            <w:sz w:val="24"/>
-            <w:szCs w:val="24"/>
-          </w:rPr>
-          <w:t xml:space="preserve">2026年6月末，发行人其他应收款账面价值为1,662,716.11万元，其中非经营性其他应收款账面价值为　　万元，占比　　。</w:t>
-        </w:r>
-      </w:ins>
-      <w:ins w:id="41" w:author="冯佳淇" w:date="2026-08-28T08:00:00Z">
-        <w:r>
-          <w:rPr>
-            <w:rFonts w:ascii="仿宋_GB2312" w:hAnsi="仿宋_GB2312" w:eastAsia="仿宋_GB2312" w:cs="仿宋_GB2312"/>
-            <w:sz w:val="24"/>
-            <w:szCs w:val="24"/>
-          </w:rPr>
-          <w:t xml:space="preserve">非经营性金额募说未填，留空。截至同日不存在重大未决诉讼、仲裁。</w:t>
-        </w:r>
-      </w:ins>
-    </w:p>
-    <w:p>
-      <w:pPr>
-        <w:spacing w:line="360" w:lineRule="auto" w:after="80"/>
-        <w:ind w:firstLine="420"/>
-        <w:rPr>
-          <w:rFonts w:ascii="仿宋_GB2312" w:hAnsi="仿宋_GB2312" w:eastAsia="仿宋_GB2312" w:cs="仿宋_GB2312"/>
-          <w:sz w:val="24"/>
-          <w:szCs w:val="24"/>
-        </w:rPr>
-      </w:pPr>
-      <w:ins w:id="42" w:author="冯佳淇" w:date="2026-08-28T08:00:00Z">
-        <w:r>
-          <w:rPr>
-            <w:rFonts w:ascii="仿宋_GB2312" w:hAnsi="仿宋_GB2312" w:eastAsia="仿宋_GB2312" w:cs="仿宋_GB2312"/>
-            <w:sz w:val="24"/>
-            <w:szCs w:val="24"/>
-          </w:rPr>
-          <w:t xml:space="preserve">截至2026年6月末，政府性应收款中应收账款1,816,408.62万元、其他应收款676,091.96万元，合计2,492,500.58万元。占扣除重点关注资产后净资产比例募说未填，留空。</w:t>
-        </w:r>
-      </w:ins>
-    </w:p>
-    <w:p>
-      <w:pPr>
-        <w:spacing w:line="360" w:lineRule="auto" w:after="80"/>
-        <w:ind w:firstLine="420"/>
-        <w:rPr>
-          <w:rFonts w:ascii="仿宋_GB2312" w:hAnsi="仿宋_GB2312" w:eastAsia="仿宋_GB2312" w:cs="仿宋_GB2312"/>
-          <w:sz w:val="24"/>
-          <w:szCs w:val="24"/>
-        </w:rPr>
-      </w:pPr>
-      <w:r>
-        <w:rPr>
-          <w:rFonts w:ascii="仿宋_GB2312" w:hAnsi="仿宋_GB2312" w:eastAsia="仿宋_GB2312" w:cs="仿宋_GB2312"/>
-          <w:sz w:val="24"/>
-          <w:szCs w:val="24"/>
-        </w:rPr>
-        <w:t xml:space="preserve">7、发行人业务情况</w:t>
+        <w:t xml:space="preserve">7、发行人业务情况。2024年、2025年和2026年1-6月，发行人分别实现营业收入533,548.93万元、342,590.80万元和102,774.90万元。其中，市政工程业务收入分别为200,200.00万元、207,154.56万元和90,742.48万元，占营业收入的比重分别为37.52%、60.47%和88.29%；商品销售收入分别为299,048.06万元、49,730.46万元和8,019.50万元，占营业收入的比重分别为56.05%、14.52%和7.80%；转让土地使用权业务收入分别为4,282.30万元、57,102.71万元和0万元，占营业收入的比重分别为0.80%、16.67%和0.00%。</w:t>
       </w:r>
     </w:p>
     <w:p>
@@ -1214,76 +742,8 @@
           <w:sz w:val="24"/>
           <w:szCs w:val="24"/>
         </w:rPr>
-        <w:t xml:space="preserve">2024年、2025年和2026年1–6月，发行人营业收入分别为533,548.93万元、342,590.80万元和102,774.90万元。市政工程分别为200,200.00万元（占37.52%）、207,154.56万元（占60.47%）和90,742.48万元（占88.29%）；商品销售分别为299,048.06万元（占56.05%）、49,730.46万元（占14.52%）和8,019.50万元（占7.80%）；转让土地使用权分别为4,282.30万元（占0.80%）、57,102.71万元（占16.67%）和0万元。</w:t>
+        <w:t xml:space="preserve">8、发行人子公司情况。截至2026年6月末，发行人纳入合并报表范围的子公司为10家，其中一级子公司4家。发行人重要子公司为济宁市惠丰产业发展投资有限公司。截至2025年12月31日，惠丰产业总资产为2,489,181.59万元，净资产为862,384.90万元，负债合计1,626,796.69万元；2025年度实现营业收入107,925.54万元，净利润-32,631.76万元。</w:t>
       </w:r>
-    </w:p>
-    <w:p>
-      <w:pPr>
-        <w:spacing w:line="360" w:lineRule="auto" w:after="80"/>
-        <w:ind w:firstLine="420"/>
-        <w:rPr>
-          <w:rFonts w:ascii="仿宋_GB2312" w:hAnsi="仿宋_GB2312" w:eastAsia="仿宋_GB2312" w:cs="仿宋_GB2312"/>
-          <w:sz w:val="24"/>
-          <w:szCs w:val="24"/>
-        </w:rPr>
-      </w:pPr>
-      <w:r>
-        <w:rPr>
-          <w:rFonts w:ascii="仿宋_GB2312" w:hAnsi="仿宋_GB2312" w:eastAsia="仿宋_GB2312" w:cs="仿宋_GB2312"/>
-          <w:sz w:val="24"/>
-          <w:szCs w:val="24"/>
-        </w:rPr>
-        <w:t xml:space="preserve">8、发行人子公司情况</w:t>
-      </w:r>
-    </w:p>
-    <w:p>
-      <w:pPr>
-        <w:spacing w:line="360" w:lineRule="auto" w:after="80"/>
-        <w:ind w:firstLine="420"/>
-        <w:rPr>
-          <w:rFonts w:ascii="仿宋_GB2312" w:hAnsi="仿宋_GB2312" w:eastAsia="仿宋_GB2312" w:cs="仿宋_GB2312"/>
-          <w:sz w:val="24"/>
-          <w:szCs w:val="24"/>
-        </w:rPr>
-      </w:pPr>
-      <w:r>
-        <w:rPr>
-          <w:rFonts w:ascii="仿宋_GB2312" w:hAnsi="仿宋_GB2312" w:eastAsia="仿宋_GB2312" w:cs="仿宋_GB2312"/>
-          <w:sz w:val="24"/>
-          <w:szCs w:val="24"/>
-        </w:rPr>
-        <w:t xml:space="preserve">截至</w:t>
-      </w:r>
-      <w:del w:id="43" w:author="冯佳淇" w:date="2026-08-28T08:00:00Z">
-        <w:r>
-          <w:rPr>
-            <w:rFonts w:ascii="仿宋_GB2312" w:hAnsi="仿宋_GB2312" w:eastAsia="仿宋_GB2312" w:cs="仿宋_GB2312"/>
-            <w:sz w:val="24"/>
-            <w:szCs w:val="24"/>
-          </w:rPr>
-          <w:delText xml:space="preserve">2025年末，发行人纳入合并范围的下属子公司有9家，其中一级子公司4家，二级子公司5家。</w:delText>
-        </w:r>
-      </w:del>
-      <w:ins w:id="44" w:author="冯佳淇" w:date="2026-08-28T08:00:00Z">
-        <w:r>
-          <w:rPr>
-            <w:rFonts w:ascii="仿宋_GB2312" w:hAnsi="仿宋_GB2312" w:eastAsia="仿宋_GB2312" w:cs="仿宋_GB2312"/>
-            <w:sz w:val="24"/>
-            <w:szCs w:val="24"/>
-          </w:rPr>
-          <w:t xml:space="preserve">2026年6月末，发行人纳入合并报表范围的子公司为10家（一级4家）。相较2025年末9家，划入融科供应链、惠园工投招商，划出惠民均和。</w:t>
-        </w:r>
-      </w:ins>
-      <w:ins w:id="45" w:author="冯佳淇" w:date="2026-08-28T08:00:00Z">
-        <w:r>
-          <w:rPr>
-            <w:rFonts w:ascii="仿宋_GB2312" w:hAnsi="仿宋_GB2312" w:eastAsia="仿宋_GB2312" w:cs="仿宋_GB2312"/>
-            <w:sz w:val="24"/>
-            <w:szCs w:val="24"/>
-          </w:rPr>
-          <w:t xml:space="preserve">募说风险章节另写“8家”，与合并范围变动表及10家名单不一致，立项以财务报表范围变化（10家）为准。重要子公司仅惠丰产业。惠丰产业2026年1–6月财务募说未披露，留空；2025年末总资产2,489,181.59万元、净资产862,384.90万元、营业收入107,925.54万元、净利润-32,631.76万元。</w:t>
-        </w:r>
-      </w:ins>
     </w:p>
     <w:p>
       <w:pPr>
@@ -1315,16 +775,14 @@
           <w:szCs w:val="24"/>
         </w:rPr>
       </w:pPr>
-      <w:ins w:id="46" w:author="冯佳淇" w:date="2026-08-28T08:00:00Z">
-        <w:r>
-          <w:rPr>
-            <w:rFonts w:ascii="仿宋_GB2312" w:hAnsi="仿宋_GB2312" w:eastAsia="仿宋_GB2312" w:cs="仿宋_GB2312"/>
-            <w:sz w:val="24"/>
-            <w:szCs w:val="24"/>
-          </w:rPr>
-          <w:t xml:space="preserve">审计说明：2024年、2025年经山东舜天信诚审计（鲁舜审字[2025]第0182号、鲁舜审字[2026]第0270号，标准无保留意见）。2026年1–6月未经审计。</w:t>
-        </w:r>
-      </w:ins>
+      <w:r>
+        <w:rPr>
+          <w:rFonts w:ascii="仿宋_GB2312" w:hAnsi="仿宋_GB2312" w:eastAsia="仿宋_GB2312" w:cs="仿宋_GB2312"/>
+          <w:sz w:val="24"/>
+          <w:szCs w:val="24"/>
+        </w:rPr>
+        <w:t xml:space="preserve">山东舜天信诚会计师事务所（特殊普通合伙）对发行人2024年和2025年度财务报表进行了审计，并分别出具了鲁舜审字[2025]第0182号和鲁舜审字[2026]第0270号标准无保留意见的审计报告。发行人编制了2026年1-6月财务报表，该等财务报表未经审计。</w:t>
+      </w:r>
     </w:p>
     <w:p>
       <w:pPr>
@@ -1342,7 +800,7 @@
           <w:sz w:val="24"/>
           <w:szCs w:val="24"/>
         </w:rPr>
-        <w:t xml:space="preserve">报告期内主要财务指标（最近两年及一期，空单元格表示募说未填）：</w:t>
+        <w:t xml:space="preserve">发行人最近两年及一期的主要财务指标如下：</w:t>
       </w:r>
     </w:p>
     <w:tbl>
@@ -1514,16 +972,14 @@
               </w:rPr>
             </w:pPr>
             <w:r/>
-            <w:ins w:id="47" w:author="冯佳淇" w:date="2026-08-28T08:00:00Z">
-              <w:r>
-                <w:rPr>
-                  <w:rFonts w:ascii="仿宋_GB2312" w:hAnsi="仿宋_GB2312" w:eastAsia="仿宋_GB2312" w:cs="仿宋_GB2312"/>
-                  <w:sz w:val="20"/>
-                  <w:szCs w:val="20"/>
-                </w:rPr>
-                <w:t xml:space="preserve">647.36</w:t>
-              </w:r>
-            </w:ins>
+            <w:r>
+              <w:rPr>
+                <w:rFonts w:ascii="仿宋_GB2312" w:hAnsi="仿宋_GB2312" w:eastAsia="仿宋_GB2312" w:cs="仿宋_GB2312"/>
+                <w:sz w:val="20"/>
+                <w:szCs w:val="20"/>
+              </w:rPr>
+              <w:t xml:space="preserve">647.36</w:t>
+            </w:r>
           </w:p>
         </w:tc>
         <w:tc>
@@ -1614,16 +1070,14 @@
               </w:rPr>
             </w:pPr>
             <w:r/>
-            <w:ins w:id="48" w:author="冯佳淇" w:date="2026-08-28T08:00:00Z">
-              <w:r>
-                <w:rPr>
-                  <w:rFonts w:ascii="仿宋_GB2312" w:hAnsi="仿宋_GB2312" w:eastAsia="仿宋_GB2312" w:cs="仿宋_GB2312"/>
-                  <w:sz w:val="20"/>
-                  <w:szCs w:val="20"/>
-                </w:rPr>
-                <w:t xml:space="preserve">363.28</w:t>
-              </w:r>
-            </w:ins>
+            <w:r>
+              <w:rPr>
+                <w:rFonts w:ascii="仿宋_GB2312" w:hAnsi="仿宋_GB2312" w:eastAsia="仿宋_GB2312" w:cs="仿宋_GB2312"/>
+                <w:sz w:val="20"/>
+                <w:szCs w:val="20"/>
+              </w:rPr>
+              <w:t xml:space="preserve">363.28</w:t>
+            </w:r>
           </w:p>
         </w:tc>
         <w:tc>
@@ -1714,16 +1168,14 @@
               </w:rPr>
             </w:pPr>
             <w:r/>
-            <w:ins w:id="49" w:author="冯佳淇" w:date="2026-08-28T08:00:00Z">
-              <w:r>
-                <w:rPr>
-                  <w:rFonts w:ascii="仿宋_GB2312" w:hAnsi="仿宋_GB2312" w:eastAsia="仿宋_GB2312" w:cs="仿宋_GB2312"/>
-                  <w:sz w:val="20"/>
-                  <w:szCs w:val="20"/>
-                </w:rPr>
-                <w:t xml:space="preserve">258.79</w:t>
-              </w:r>
-            </w:ins>
+            <w:r>
+              <w:rPr>
+                <w:rFonts w:ascii="仿宋_GB2312" w:hAnsi="仿宋_GB2312" w:eastAsia="仿宋_GB2312" w:cs="仿宋_GB2312"/>
+                <w:sz w:val="20"/>
+                <w:szCs w:val="20"/>
+              </w:rPr>
+              <w:t xml:space="preserve">258.79</w:t>
+            </w:r>
           </w:p>
         </w:tc>
         <w:tc>
@@ -1814,16 +1266,14 @@
               </w:rPr>
             </w:pPr>
             <w:r/>
-            <w:ins w:id="50" w:author="冯佳淇" w:date="2026-08-28T08:00:00Z">
-              <w:r>
-                <w:rPr>
-                  <w:rFonts w:ascii="仿宋_GB2312" w:hAnsi="仿宋_GB2312" w:eastAsia="仿宋_GB2312" w:cs="仿宋_GB2312"/>
-                  <w:sz w:val="20"/>
-                  <w:szCs w:val="20"/>
-                </w:rPr>
-                <w:t xml:space="preserve">284.08</w:t>
-              </w:r>
-            </w:ins>
+            <w:r>
+              <w:rPr>
+                <w:rFonts w:ascii="仿宋_GB2312" w:hAnsi="仿宋_GB2312" w:eastAsia="仿宋_GB2312" w:cs="仿宋_GB2312"/>
+                <w:sz w:val="20"/>
+                <w:szCs w:val="20"/>
+              </w:rPr>
+              <w:t xml:space="preserve">284.08</w:t>
+            </w:r>
           </w:p>
         </w:tc>
         <w:tc>
@@ -1914,16 +1364,14 @@
               </w:rPr>
             </w:pPr>
             <w:r/>
-            <w:ins w:id="51" w:author="冯佳淇" w:date="2026-08-28T08:00:00Z">
-              <w:r>
-                <w:rPr>
-                  <w:rFonts w:ascii="仿宋_GB2312" w:hAnsi="仿宋_GB2312" w:eastAsia="仿宋_GB2312" w:cs="仿宋_GB2312"/>
-                  <w:sz w:val="20"/>
-                  <w:szCs w:val="20"/>
-                </w:rPr>
-                <w:t xml:space="preserve">10.28</w:t>
-              </w:r>
-            </w:ins>
+            <w:r>
+              <w:rPr>
+                <w:rFonts w:ascii="仿宋_GB2312" w:hAnsi="仿宋_GB2312" w:eastAsia="仿宋_GB2312" w:cs="仿宋_GB2312"/>
+                <w:sz w:val="20"/>
+                <w:szCs w:val="20"/>
+              </w:rPr>
+              <w:t xml:space="preserve">10.28</w:t>
+            </w:r>
           </w:p>
         </w:tc>
         <w:tc>
@@ -2014,16 +1462,14 @@
               </w:rPr>
             </w:pPr>
             <w:r/>
-            <w:ins w:id="52" w:author="冯佳淇" w:date="2026-08-28T08:00:00Z">
-              <w:r>
-                <w:rPr>
-                  <w:rFonts w:ascii="仿宋_GB2312" w:hAnsi="仿宋_GB2312" w:eastAsia="仿宋_GB2312" w:cs="仿宋_GB2312"/>
-                  <w:sz w:val="20"/>
-                  <w:szCs w:val="20"/>
-                </w:rPr>
-                <w:t xml:space="preserve">1.66</w:t>
-              </w:r>
-            </w:ins>
+            <w:r>
+              <w:rPr>
+                <w:rFonts w:ascii="仿宋_GB2312" w:hAnsi="仿宋_GB2312" w:eastAsia="仿宋_GB2312" w:cs="仿宋_GB2312"/>
+                <w:sz w:val="20"/>
+                <w:szCs w:val="20"/>
+              </w:rPr>
+              <w:t xml:space="preserve">1.66</w:t>
+            </w:r>
           </w:p>
         </w:tc>
         <w:tc>
@@ -2114,16 +1560,14 @@
               </w:rPr>
             </w:pPr>
             <w:r/>
-            <w:ins w:id="53" w:author="冯佳淇" w:date="2026-08-28T08:00:00Z">
-              <w:r>
-                <w:rPr>
-                  <w:rFonts w:ascii="仿宋_GB2312" w:hAnsi="仿宋_GB2312" w:eastAsia="仿宋_GB2312" w:cs="仿宋_GB2312"/>
-                  <w:sz w:val="20"/>
-                  <w:szCs w:val="20"/>
-                </w:rPr>
-                <w:t xml:space="preserve">1.66</w:t>
-              </w:r>
-            </w:ins>
+            <w:r>
+              <w:rPr>
+                <w:rFonts w:ascii="仿宋_GB2312" w:hAnsi="仿宋_GB2312" w:eastAsia="仿宋_GB2312" w:cs="仿宋_GB2312"/>
+                <w:sz w:val="20"/>
+                <w:szCs w:val="20"/>
+              </w:rPr>
+              <w:t xml:space="preserve">1.66</w:t>
+            </w:r>
           </w:p>
         </w:tc>
         <w:tc>
@@ -2214,6 +1658,14 @@
               </w:rPr>
             </w:pPr>
             <w:r/>
+            <w:r>
+              <w:rPr>
+                <w:rFonts w:ascii="仿宋_GB2312" w:hAnsi="仿宋_GB2312" w:eastAsia="仿宋_GB2312" w:cs="仿宋_GB2312"/>
+                <w:sz w:val="20"/>
+                <w:szCs w:val="20"/>
+              </w:rPr>
+              <w:t xml:space="preserve">——</w:t>
+            </w:r>
           </w:p>
         </w:tc>
         <w:tc>
@@ -2304,16 +1756,14 @@
               </w:rPr>
             </w:pPr>
             <w:r/>
-            <w:ins w:id="54" w:author="冯佳淇" w:date="2026-08-28T08:00:00Z">
-              <w:r>
-                <w:rPr>
-                  <w:rFonts w:ascii="仿宋_GB2312" w:hAnsi="仿宋_GB2312" w:eastAsia="仿宋_GB2312" w:cs="仿宋_GB2312"/>
-                  <w:sz w:val="20"/>
-                  <w:szCs w:val="20"/>
-                </w:rPr>
-                <w:t xml:space="preserve">1.66</w:t>
-              </w:r>
-            </w:ins>
+            <w:r>
+              <w:rPr>
+                <w:rFonts w:ascii="仿宋_GB2312" w:hAnsi="仿宋_GB2312" w:eastAsia="仿宋_GB2312" w:cs="仿宋_GB2312"/>
+                <w:sz w:val="20"/>
+                <w:szCs w:val="20"/>
+              </w:rPr>
+              <w:t xml:space="preserve">1.66</w:t>
+            </w:r>
           </w:p>
         </w:tc>
         <w:tc>
@@ -2386,7 +1836,7 @@
                 <w:sz w:val="20"/>
                 <w:szCs w:val="20"/>
               </w:rPr>
-              <w:t xml:space="preserve">经营现金流净额（亿元）</w:t>
+              <w:t xml:space="preserve">经营活动产生现金流量净额（亿元）</w:t>
             </w:r>
           </w:p>
         </w:tc>
@@ -2404,16 +1854,14 @@
               </w:rPr>
             </w:pPr>
             <w:r/>
-            <w:ins w:id="55" w:author="冯佳淇" w:date="2026-08-28T08:00:00Z">
-              <w:r>
-                <w:rPr>
-                  <w:rFonts w:ascii="仿宋_GB2312" w:hAnsi="仿宋_GB2312" w:eastAsia="仿宋_GB2312" w:cs="仿宋_GB2312"/>
-                  <w:sz w:val="20"/>
-                  <w:szCs w:val="20"/>
-                </w:rPr>
-                <w:t xml:space="preserve">1.76</w:t>
-              </w:r>
-            </w:ins>
+            <w:r>
+              <w:rPr>
+                <w:rFonts w:ascii="仿宋_GB2312" w:hAnsi="仿宋_GB2312" w:eastAsia="仿宋_GB2312" w:cs="仿宋_GB2312"/>
+                <w:sz w:val="20"/>
+                <w:szCs w:val="20"/>
+              </w:rPr>
+              <w:t xml:space="preserve">1.76</w:t>
+            </w:r>
           </w:p>
         </w:tc>
         <w:tc>
@@ -2486,7 +1934,7 @@
                 <w:sz w:val="20"/>
                 <w:szCs w:val="20"/>
               </w:rPr>
-              <w:t xml:space="preserve">投资现金流净额（亿元）</w:t>
+              <w:t xml:space="preserve">投资活动产生现金流量净额（亿元）</w:t>
             </w:r>
           </w:p>
         </w:tc>
@@ -2504,16 +1952,14 @@
               </w:rPr>
             </w:pPr>
             <w:r/>
-            <w:ins w:id="56" w:author="冯佳淇" w:date="2026-08-28T08:00:00Z">
-              <w:r>
-                <w:rPr>
-                  <w:rFonts w:ascii="仿宋_GB2312" w:hAnsi="仿宋_GB2312" w:eastAsia="仿宋_GB2312" w:cs="仿宋_GB2312"/>
-                  <w:sz w:val="20"/>
-                  <w:szCs w:val="20"/>
-                </w:rPr>
-                <w:t xml:space="preserve">0.82</w:t>
-              </w:r>
-            </w:ins>
+            <w:r>
+              <w:rPr>
+                <w:rFonts w:ascii="仿宋_GB2312" w:hAnsi="仿宋_GB2312" w:eastAsia="仿宋_GB2312" w:cs="仿宋_GB2312"/>
+                <w:sz w:val="20"/>
+                <w:szCs w:val="20"/>
+              </w:rPr>
+              <w:t xml:space="preserve">0.82</w:t>
+            </w:r>
           </w:p>
         </w:tc>
         <w:tc>
@@ -2586,7 +2032,7 @@
                 <w:sz w:val="20"/>
                 <w:szCs w:val="20"/>
               </w:rPr>
-              <w:t xml:space="preserve">筹资现金流净额（亿元）</w:t>
+              <w:t xml:space="preserve">筹资活动产生现金流量净额（亿元）</w:t>
             </w:r>
           </w:p>
         </w:tc>
@@ -2604,16 +2050,14 @@
               </w:rPr>
             </w:pPr>
             <w:r/>
-            <w:ins w:id="57" w:author="冯佳淇" w:date="2026-08-28T08:00:00Z">
-              <w:r>
-                <w:rPr>
-                  <w:rFonts w:ascii="仿宋_GB2312" w:hAnsi="仿宋_GB2312" w:eastAsia="仿宋_GB2312" w:cs="仿宋_GB2312"/>
-                  <w:sz w:val="20"/>
-                  <w:szCs w:val="20"/>
-                </w:rPr>
-                <w:t xml:space="preserve">3.55</w:t>
-              </w:r>
-            </w:ins>
+            <w:r>
+              <w:rPr>
+                <w:rFonts w:ascii="仿宋_GB2312" w:hAnsi="仿宋_GB2312" w:eastAsia="仿宋_GB2312" w:cs="仿宋_GB2312"/>
+                <w:sz w:val="20"/>
+                <w:szCs w:val="20"/>
+              </w:rPr>
+              <w:t xml:space="preserve">3.55</w:t>
+            </w:r>
           </w:p>
         </w:tc>
         <w:tc>
@@ -2704,16 +2148,14 @@
               </w:rPr>
             </w:pPr>
             <w:r/>
-            <w:ins w:id="58" w:author="冯佳淇" w:date="2026-08-28T08:00:00Z">
-              <w:r>
-                <w:rPr>
-                  <w:rFonts w:ascii="仿宋_GB2312" w:hAnsi="仿宋_GB2312" w:eastAsia="仿宋_GB2312" w:cs="仿宋_GB2312"/>
-                  <w:sz w:val="20"/>
-                  <w:szCs w:val="20"/>
-                </w:rPr>
-                <w:t xml:space="preserve">1.99</w:t>
-              </w:r>
-            </w:ins>
+            <w:r>
+              <w:rPr>
+                <w:rFonts w:ascii="仿宋_GB2312" w:hAnsi="仿宋_GB2312" w:eastAsia="仿宋_GB2312" w:cs="仿宋_GB2312"/>
+                <w:sz w:val="20"/>
+                <w:szCs w:val="20"/>
+              </w:rPr>
+              <w:t xml:space="preserve">1.99</w:t>
+            </w:r>
           </w:p>
         </w:tc>
         <w:tc>
@@ -2804,16 +2246,14 @@
               </w:rPr>
             </w:pPr>
             <w:r/>
-            <w:ins w:id="59" w:author="冯佳淇" w:date="2026-08-28T08:00:00Z">
-              <w:r>
-                <w:rPr>
-                  <w:rFonts w:ascii="仿宋_GB2312" w:hAnsi="仿宋_GB2312" w:eastAsia="仿宋_GB2312" w:cs="仿宋_GB2312"/>
-                  <w:sz w:val="20"/>
-                  <w:szCs w:val="20"/>
-                </w:rPr>
-                <w:t xml:space="preserve">1.60</w:t>
-              </w:r>
-            </w:ins>
+            <w:r>
+              <w:rPr>
+                <w:rFonts w:ascii="仿宋_GB2312" w:hAnsi="仿宋_GB2312" w:eastAsia="仿宋_GB2312" w:cs="仿宋_GB2312"/>
+                <w:sz w:val="20"/>
+                <w:szCs w:val="20"/>
+              </w:rPr>
+              <w:t xml:space="preserve">1.60</w:t>
+            </w:r>
           </w:p>
         </w:tc>
         <w:tc>
@@ -2904,16 +2344,14 @@
               </w:rPr>
             </w:pPr>
             <w:r/>
-            <w:ins w:id="60" w:author="冯佳淇" w:date="2026-08-28T08:00:00Z">
-              <w:r>
-                <w:rPr>
-                  <w:rFonts w:ascii="仿宋_GB2312" w:hAnsi="仿宋_GB2312" w:eastAsia="仿宋_GB2312" w:cs="仿宋_GB2312"/>
-                  <w:sz w:val="20"/>
-                  <w:szCs w:val="20"/>
-                </w:rPr>
-                <w:t xml:space="preserve">56.12</w:t>
-              </w:r>
-            </w:ins>
+            <w:r>
+              <w:rPr>
+                <w:rFonts w:ascii="仿宋_GB2312" w:hAnsi="仿宋_GB2312" w:eastAsia="仿宋_GB2312" w:cs="仿宋_GB2312"/>
+                <w:sz w:val="20"/>
+                <w:szCs w:val="20"/>
+              </w:rPr>
+              <w:t xml:space="preserve">56.12</w:t>
+            </w:r>
           </w:p>
         </w:tc>
         <w:tc>
@@ -3004,16 +2442,14 @@
               </w:rPr>
             </w:pPr>
             <w:r/>
-            <w:ins w:id="61" w:author="冯佳淇" w:date="2026-08-28T08:00:00Z">
-              <w:r>
-                <w:rPr>
-                  <w:rFonts w:ascii="仿宋_GB2312" w:hAnsi="仿宋_GB2312" w:eastAsia="仿宋_GB2312" w:cs="仿宋_GB2312"/>
-                  <w:sz w:val="20"/>
-                  <w:szCs w:val="20"/>
-                </w:rPr>
-                <w:t xml:space="preserve">47.67</w:t>
-              </w:r>
-            </w:ins>
+            <w:r>
+              <w:rPr>
+                <w:rFonts w:ascii="仿宋_GB2312" w:hAnsi="仿宋_GB2312" w:eastAsia="仿宋_GB2312" w:cs="仿宋_GB2312"/>
+                <w:sz w:val="20"/>
+                <w:szCs w:val="20"/>
+              </w:rPr>
+              <w:t xml:space="preserve">47.67</w:t>
+            </w:r>
           </w:p>
         </w:tc>
         <w:tc>
@@ -3104,16 +2540,14 @@
               </w:rPr>
             </w:pPr>
             <w:r/>
-            <w:ins w:id="62" w:author="冯佳淇" w:date="2026-08-28T08:00:00Z">
-              <w:r>
-                <w:rPr>
-                  <w:rFonts w:ascii="仿宋_GB2312" w:hAnsi="仿宋_GB2312" w:eastAsia="仿宋_GB2312" w:cs="仿宋_GB2312"/>
-                  <w:sz w:val="20"/>
-                  <w:szCs w:val="20"/>
-                </w:rPr>
-                <w:t xml:space="preserve">13.28</w:t>
-              </w:r>
-            </w:ins>
+            <w:r>
+              <w:rPr>
+                <w:rFonts w:ascii="仿宋_GB2312" w:hAnsi="仿宋_GB2312" w:eastAsia="仿宋_GB2312" w:cs="仿宋_GB2312"/>
+                <w:sz w:val="20"/>
+                <w:szCs w:val="20"/>
+              </w:rPr>
+              <w:t xml:space="preserve">13.28</w:t>
+            </w:r>
           </w:p>
         </w:tc>
         <w:tc>
@@ -3204,16 +2638,14 @@
               </w:rPr>
             </w:pPr>
             <w:r/>
-            <w:ins w:id="63" w:author="冯佳淇" w:date="2026-08-28T08:00:00Z">
-              <w:r>
-                <w:rPr>
-                  <w:rFonts w:ascii="仿宋_GB2312" w:hAnsi="仿宋_GB2312" w:eastAsia="仿宋_GB2312" w:cs="仿宋_GB2312"/>
-                  <w:sz w:val="20"/>
-                  <w:szCs w:val="20"/>
-                </w:rPr>
-                <w:t xml:space="preserve">0.59</w:t>
-              </w:r>
-            </w:ins>
+            <w:r>
+              <w:rPr>
+                <w:rFonts w:ascii="仿宋_GB2312" w:hAnsi="仿宋_GB2312" w:eastAsia="仿宋_GB2312" w:cs="仿宋_GB2312"/>
+                <w:sz w:val="20"/>
+                <w:szCs w:val="20"/>
+              </w:rPr>
+              <w:t xml:space="preserve">0.59</w:t>
+            </w:r>
           </w:p>
         </w:tc>
         <w:tc>
@@ -3304,6 +2736,14 @@
               </w:rPr>
             </w:pPr>
             <w:r/>
+            <w:r>
+              <w:rPr>
+                <w:rFonts w:ascii="仿宋_GB2312" w:hAnsi="仿宋_GB2312" w:eastAsia="仿宋_GB2312" w:cs="仿宋_GB2312"/>
+                <w:sz w:val="20"/>
+                <w:szCs w:val="20"/>
+              </w:rPr>
+              <w:t xml:space="preserve">——</w:t>
+            </w:r>
           </w:p>
         </w:tc>
         <w:tc>
@@ -3394,6 +2834,14 @@
               </w:rPr>
             </w:pPr>
             <w:r/>
+            <w:r>
+              <w:rPr>
+                <w:rFonts w:ascii="仿宋_GB2312" w:hAnsi="仿宋_GB2312" w:eastAsia="仿宋_GB2312" w:cs="仿宋_GB2312"/>
+                <w:sz w:val="20"/>
+                <w:szCs w:val="20"/>
+              </w:rPr>
+              <w:t xml:space="preserve">——</w:t>
+            </w:r>
           </w:p>
         </w:tc>
         <w:tc>
@@ -3484,6 +2932,14 @@
               </w:rPr>
             </w:pPr>
             <w:r/>
+            <w:r>
+              <w:rPr>
+                <w:rFonts w:ascii="仿宋_GB2312" w:hAnsi="仿宋_GB2312" w:eastAsia="仿宋_GB2312" w:cs="仿宋_GB2312"/>
+                <w:sz w:val="20"/>
+                <w:szCs w:val="20"/>
+              </w:rPr>
+              <w:t xml:space="preserve">——</w:t>
+            </w:r>
           </w:p>
         </w:tc>
         <w:tc>
@@ -3524,7 +2980,7 @@
               </w:rPr>
             </w:pPr>
             <w:r/>
-            <w:del w:id="64" w:author="冯佳淇" w:date="2026-08-28T08:00:00Z">
+            <w:del w:id="12" w:author="冯佳淇" w:date="2026-08-28T08:00:00Z">
               <w:r>
                 <w:rPr>
                   <w:rFonts w:ascii="仿宋_GB2312" w:hAnsi="仿宋_GB2312" w:eastAsia="仿宋_GB2312" w:cs="仿宋_GB2312"/>
@@ -3534,7 +2990,7 @@
                 <w:delText xml:space="preserve">0.04</w:delText>
               </w:r>
             </w:del>
-            <w:ins w:id="65" w:author="冯佳淇" w:date="2026-08-28T08:00:00Z">
+            <w:ins w:id="13" w:author="冯佳淇" w:date="2026-08-28T08:00:00Z">
               <w:r>
                 <w:rPr>
                   <w:rFonts w:ascii="仿宋_GB2312" w:hAnsi="仿宋_GB2312" w:eastAsia="仿宋_GB2312" w:cs="仿宋_GB2312"/>
@@ -3586,6 +3042,14 @@
               </w:rPr>
             </w:pPr>
             <w:r/>
+            <w:r>
+              <w:rPr>
+                <w:rFonts w:ascii="仿宋_GB2312" w:hAnsi="仿宋_GB2312" w:eastAsia="仿宋_GB2312" w:cs="仿宋_GB2312"/>
+                <w:sz w:val="20"/>
+                <w:szCs w:val="20"/>
+              </w:rPr>
+              <w:t xml:space="preserve">——</w:t>
+            </w:r>
           </w:p>
         </w:tc>
         <w:tc>
@@ -3676,16 +3140,14 @@
               </w:rPr>
             </w:pPr>
             <w:r/>
-            <w:ins w:id="66" w:author="冯佳淇" w:date="2026-08-28T08:00:00Z">
-              <w:r>
-                <w:rPr>
-                  <w:rFonts w:ascii="仿宋_GB2312" w:hAnsi="仿宋_GB2312" w:eastAsia="仿宋_GB2312" w:cs="仿宋_GB2312"/>
-                  <w:sz w:val="20"/>
-                  <w:szCs w:val="20"/>
-                </w:rPr>
-                <w:t xml:space="preserve">0.06</w:t>
-              </w:r>
-            </w:ins>
+            <w:r>
+              <w:rPr>
+                <w:rFonts w:ascii="仿宋_GB2312" w:hAnsi="仿宋_GB2312" w:eastAsia="仿宋_GB2312" w:cs="仿宋_GB2312"/>
+                <w:sz w:val="20"/>
+                <w:szCs w:val="20"/>
+              </w:rPr>
+              <w:t xml:space="preserve">0.06</w:t>
+            </w:r>
           </w:p>
         </w:tc>
         <w:tc>
@@ -3702,7 +3164,7 @@
               </w:rPr>
             </w:pPr>
             <w:r/>
-            <w:del w:id="67" w:author="冯佳淇" w:date="2026-08-28T08:00:00Z">
+            <w:del w:id="14" w:author="冯佳淇" w:date="2026-08-28T08:00:00Z">
               <w:r>
                 <w:rPr>
                   <w:rFonts w:ascii="仿宋_GB2312" w:hAnsi="仿宋_GB2312" w:eastAsia="仿宋_GB2312" w:cs="仿宋_GB2312"/>
@@ -3712,7 +3174,7 @@
                 <w:delText xml:space="preserve">0.05</w:delText>
               </w:r>
             </w:del>
-            <w:ins w:id="68" w:author="冯佳淇" w:date="2026-08-28T08:00:00Z">
+            <w:ins w:id="15" w:author="冯佳淇" w:date="2026-08-28T08:00:00Z">
               <w:r>
                 <w:rPr>
                   <w:rFonts w:ascii="仿宋_GB2312" w:hAnsi="仿宋_GB2312" w:eastAsia="仿宋_GB2312" w:cs="仿宋_GB2312"/>
@@ -3788,16 +3250,14 @@
               </w:rPr>
             </w:pPr>
             <w:r/>
-            <w:ins w:id="69" w:author="冯佳淇" w:date="2026-08-28T08:00:00Z">
-              <w:r>
-                <w:rPr>
-                  <w:rFonts w:ascii="仿宋_GB2312" w:hAnsi="仿宋_GB2312" w:eastAsia="仿宋_GB2312" w:cs="仿宋_GB2312"/>
-                  <w:sz w:val="20"/>
-                  <w:szCs w:val="20"/>
-                </w:rPr>
-                <w:t xml:space="preserve">0.09</w:t>
-              </w:r>
-            </w:ins>
+            <w:r>
+              <w:rPr>
+                <w:rFonts w:ascii="仿宋_GB2312" w:hAnsi="仿宋_GB2312" w:eastAsia="仿宋_GB2312" w:cs="仿宋_GB2312"/>
+                <w:sz w:val="20"/>
+                <w:szCs w:val="20"/>
+              </w:rPr>
+              <w:t xml:space="preserve">0.09</w:t>
+            </w:r>
           </w:p>
         </w:tc>
         <w:tc>
@@ -3814,7 +3274,7 @@
               </w:rPr>
             </w:pPr>
             <w:r/>
-            <w:del w:id="70" w:author="冯佳淇" w:date="2026-08-28T08:00:00Z">
+            <w:del w:id="16" w:author="冯佳淇" w:date="2026-08-28T08:00:00Z">
               <w:r>
                 <w:rPr>
                   <w:rFonts w:ascii="仿宋_GB2312" w:hAnsi="仿宋_GB2312" w:eastAsia="仿宋_GB2312" w:cs="仿宋_GB2312"/>
@@ -3824,7 +3284,7 @@
                 <w:delText xml:space="preserve">0.20</w:delText>
               </w:r>
             </w:del>
-            <w:ins w:id="71" w:author="冯佳淇" w:date="2026-08-28T08:00:00Z">
+            <w:ins w:id="17" w:author="冯佳淇" w:date="2026-08-28T08:00:00Z">
               <w:r>
                 <w:rPr>
                   <w:rFonts w:ascii="仿宋_GB2312" w:hAnsi="仿宋_GB2312" w:eastAsia="仿宋_GB2312" w:cs="仿宋_GB2312"/>
@@ -3863,27 +3323,6 @@
       </w:tr>
     </w:tbl>
     <w:p/>
-    <w:p>
-      <w:pPr>
-        <w:spacing w:line="360" w:lineRule="auto" w:after="80"/>
-        <w:ind w:firstLine="420"/>
-        <w:rPr>
-          <w:rFonts w:ascii="仿宋_GB2312" w:hAnsi="仿宋_GB2312" w:eastAsia="仿宋_GB2312" w:cs="仿宋_GB2312"/>
-          <w:sz w:val="24"/>
-          <w:szCs w:val="24"/>
-        </w:rPr>
-      </w:pPr>
-      <w:ins w:id="72" w:author="冯佳淇" w:date="2026-08-28T08:00:00Z">
-        <w:r>
-          <w:rPr>
-            <w:rFonts w:ascii="仿宋_GB2312" w:hAnsi="仿宋_GB2312" w:eastAsia="仿宋_GB2312" w:cs="仿宋_GB2312"/>
-            <w:sz w:val="24"/>
-            <w:szCs w:val="24"/>
-          </w:rPr>
-          <w:t xml:space="preserve">合并报表最新时点：2026年6月末资产总计6,473,643.98万元、负债合计3,632,838.28万元、所有者权益2,840,805.70万元；2026年1–6月营业总收入102,774.90万元、净利润16,623.24万元。期末现金及现金等价物85,591.11万元。空单元格对应募说【】。</w:t>
-        </w:r>
-      </w:ins>
-    </w:p>
     <w:p>
       <w:pPr>
         <w:spacing w:before="200" w:after="80" w:line="360" w:lineRule="auto"/>
@@ -3920,53 +3359,26 @@
           <w:sz w:val="24"/>
           <w:szCs w:val="24"/>
         </w:rPr>
-        <w:t xml:space="preserve">发行条件符合《公司法》《证券法》《公司债券发行与交易管理办法》等规定；发行人不属于《非公开发行公司债券项目承接负面清单指引（2024年修订）》禁止情形。本次债券仅面向专业投资者，每次发行对象不超过二百人。发行人拟聘请甬兴证券有限公司作为</w:t>
+        <w:t xml:space="preserve">发行人将按照《公司章程》规定履行内部决策程序，及时、公平地履行信息披露义务。本次债券仅面向专业投资者发行，且每次发行对象不超过二百人。发行人拟聘请甬兴证券有限公司作为牵头主承销商、受托管理人、簿记管理人，聘请德邦证券股份有限公司作为联席主承销商，聘请山东恒正律师事务所出具法律意见书。本次债券发行结束后将申请在上海证券交易所挂牌转让。</w:t>
       </w:r>
-      <w:del w:id="73" w:author="冯佳淇" w:date="2026-08-28T08:00:00Z">
-        <w:r>
-          <w:rPr>
-            <w:rFonts w:ascii="仿宋_GB2312" w:hAnsi="仿宋_GB2312" w:eastAsia="仿宋_GB2312" w:cs="仿宋_GB2312"/>
-            <w:sz w:val="24"/>
-            <w:szCs w:val="24"/>
-          </w:rPr>
-          <w:delText xml:space="preserve">本次债券的主承销商</w:delText>
-        </w:r>
-      </w:del>
-      <w:ins w:id="74" w:author="冯佳淇" w:date="2026-08-28T08:00:00Z">
-        <w:r>
-          <w:rPr>
-            <w:rFonts w:ascii="仿宋_GB2312" w:hAnsi="仿宋_GB2312" w:eastAsia="仿宋_GB2312" w:cs="仿宋_GB2312"/>
-            <w:sz w:val="24"/>
-            <w:szCs w:val="24"/>
-          </w:rPr>
-          <w:t xml:space="preserve">牵头主承销商、受托管理人、簿记管理人</w:t>
-        </w:r>
-      </w:ins>
+    </w:p>
+    <w:p>
+      <w:pPr>
+        <w:spacing w:line="360" w:lineRule="auto" w:after="80"/>
+        <w:ind w:firstLine="420"/>
+        <w:rPr>
+          <w:rFonts w:ascii="仿宋_GB2312" w:hAnsi="仿宋_GB2312" w:eastAsia="仿宋_GB2312" w:cs="仿宋_GB2312"/>
+          <w:sz w:val="24"/>
+          <w:szCs w:val="24"/>
+        </w:rPr>
+      </w:pPr>
       <w:r>
         <w:rPr>
           <w:rFonts w:ascii="仿宋_GB2312" w:hAnsi="仿宋_GB2312" w:eastAsia="仿宋_GB2312" w:cs="仿宋_GB2312"/>
           <w:sz w:val="24"/>
           <w:szCs w:val="24"/>
         </w:rPr>
-        <w:t xml:space="preserve">，</w:t>
-      </w:r>
-      <w:ins w:id="75" w:author="冯佳淇" w:date="2026-08-28T08:00:00Z">
-        <w:r>
-          <w:rPr>
-            <w:rFonts w:ascii="仿宋_GB2312" w:hAnsi="仿宋_GB2312" w:eastAsia="仿宋_GB2312" w:cs="仿宋_GB2312"/>
-            <w:sz w:val="24"/>
-            <w:szCs w:val="24"/>
-          </w:rPr>
-          <w:t xml:space="preserve">并聘请德邦证券股份有限公司作为联席主承销商；</w:t>
-        </w:r>
-      </w:ins>
-      <w:r>
-        <w:rPr>
-          <w:rFonts w:ascii="仿宋_GB2312" w:hAnsi="仿宋_GB2312" w:eastAsia="仿宋_GB2312" w:cs="仿宋_GB2312"/>
-          <w:sz w:val="24"/>
-          <w:szCs w:val="24"/>
-        </w:rPr>
-        <w:t xml:space="preserve">律师为山东恒正律师事务所。挂牌场所为上海证券交易所。</w:t>
+        <w:t xml:space="preserve">经核查，立项小组认为发行人本次非公开发行公司债券符合《公司法》《证券法》《公司债券发行与交易管理办法》等现行规定，具备非公开发行公司债券并在证券交易所挂牌转让条件。发行人不属于《非公开发行公司债券项目承接负面清单指引（2024年修订）》所禁止的企业。</w:t>
       </w:r>
     </w:p>
     <w:p>
@@ -4005,79 +3417,7 @@
           <w:sz w:val="24"/>
           <w:szCs w:val="24"/>
         </w:rPr>
-        <w:t xml:space="preserve">报告期内各期末，发行人流动比率分别为2.53、2.50和</w:t>
-      </w:r>
-      <w:ins w:id="76" w:author="冯佳淇" w:date="2026-08-28T08:00:00Z">
-        <w:r>
-          <w:rPr>
-            <w:rFonts w:ascii="仿宋_GB2312" w:hAnsi="仿宋_GB2312" w:eastAsia="仿宋_GB2312" w:cs="仿宋_GB2312"/>
-            <w:sz w:val="24"/>
-            <w:szCs w:val="24"/>
-          </w:rPr>
-          <w:t xml:space="preserve">1.99</w:t>
-        </w:r>
-      </w:ins>
-      <w:r>
-        <w:rPr>
-          <w:rFonts w:ascii="仿宋_GB2312" w:hAnsi="仿宋_GB2312" w:eastAsia="仿宋_GB2312" w:cs="仿宋_GB2312"/>
-          <w:sz w:val="24"/>
-          <w:szCs w:val="24"/>
-        </w:rPr>
-        <w:t xml:space="preserve">，速动比率分别为1.95、1.97和</w:t>
-      </w:r>
-      <w:ins w:id="77" w:author="冯佳淇" w:date="2026-08-28T08:00:00Z">
-        <w:r>
-          <w:rPr>
-            <w:rFonts w:ascii="仿宋_GB2312" w:hAnsi="仿宋_GB2312" w:eastAsia="仿宋_GB2312" w:cs="仿宋_GB2312"/>
-            <w:sz w:val="24"/>
-            <w:szCs w:val="24"/>
-          </w:rPr>
-          <w:t xml:space="preserve">1.60</w:t>
-        </w:r>
-      </w:ins>
-      <w:r>
-        <w:rPr>
-          <w:rFonts w:ascii="仿宋_GB2312" w:hAnsi="仿宋_GB2312" w:eastAsia="仿宋_GB2312" w:cs="仿宋_GB2312"/>
-          <w:sz w:val="24"/>
-          <w:szCs w:val="24"/>
-        </w:rPr>
-        <w:t xml:space="preserve">；资产负债率分别为58.74%、55.74%和</w:t>
-      </w:r>
-      <w:ins w:id="78" w:author="冯佳淇" w:date="2026-08-28T08:00:00Z">
-        <w:r>
-          <w:rPr>
-            <w:rFonts w:ascii="仿宋_GB2312" w:hAnsi="仿宋_GB2312" w:eastAsia="仿宋_GB2312" w:cs="仿宋_GB2312"/>
-            <w:sz w:val="24"/>
-            <w:szCs w:val="24"/>
-          </w:rPr>
-          <w:t xml:space="preserve">56.12%</w:t>
-        </w:r>
-      </w:ins>
-      <w:r>
-        <w:rPr>
-          <w:rFonts w:ascii="仿宋_GB2312" w:hAnsi="仿宋_GB2312" w:eastAsia="仿宋_GB2312" w:cs="仿宋_GB2312"/>
-          <w:sz w:val="24"/>
-          <w:szCs w:val="24"/>
-        </w:rPr>
-        <w:t xml:space="preserve">。EBITDA利息保障倍数分别为0.63、1.40和</w:t>
-      </w:r>
-      <w:ins w:id="79" w:author="冯佳淇" w:date="2026-08-28T08:00:00Z">
-        <w:r>
-          <w:rPr>
-            <w:rFonts w:ascii="仿宋_GB2312" w:hAnsi="仿宋_GB2312" w:eastAsia="仿宋_GB2312" w:cs="仿宋_GB2312"/>
-            <w:sz w:val="24"/>
-            <w:szCs w:val="24"/>
-          </w:rPr>
-          <w:t xml:space="preserve">　　</w:t>
-        </w:r>
-      </w:ins>
-      <w:r>
-        <w:rPr>
-          <w:rFonts w:ascii="仿宋_GB2312" w:hAnsi="仿宋_GB2312" w:eastAsia="仿宋_GB2312" w:cs="仿宋_GB2312"/>
-          <w:sz w:val="24"/>
-          <w:szCs w:val="24"/>
-        </w:rPr>
-        <w:t xml:space="preserve">（最近一期募说未填，留空）。</w:t>
+        <w:t xml:space="preserve">报告期内各期末，发行人流动比率分别为2.53、2.50和1.99，速动比率分别为1.95、1.97和1.60，资产负债率分别为58.74%、55.74%和56.12%。最近两年，公司EBITDA利息保障倍数分别为0.63和1.40。</w:t>
       </w:r>
     </w:p>
     <w:p>
@@ -4096,29 +3436,8 @@
           <w:sz w:val="24"/>
           <w:szCs w:val="24"/>
         </w:rPr>
-        <w:t xml:space="preserve">2024年、2025年和2026年1–6月营业收入分别为533,548.93万元、342,590.80万元和102,774.90万元；归母净利润分别为37,475.46万元、57,421.49万元和16,646.40万元。</w:t>
+        <w:t xml:space="preserve">本期债券的偿债资金主要来源于发行人自身运营收入、外部融资渠道以及政府支持。2024年、2025年和2026年1-6月，发行人分别实现营业收入533,548.93万元、342,590.80万元和102,774.90万元，实现归属于母公司所有者的净利润分别为37,475.46万元、57,421.49万元和16,646.40万元。</w:t>
       </w:r>
-    </w:p>
-    <w:p>
-      <w:pPr>
-        <w:spacing w:line="360" w:lineRule="auto" w:after="80"/>
-        <w:ind w:firstLine="420"/>
-        <w:rPr>
-          <w:rFonts w:ascii="仿宋_GB2312" w:hAnsi="仿宋_GB2312" w:eastAsia="仿宋_GB2312" w:cs="仿宋_GB2312"/>
-          <w:sz w:val="24"/>
-          <w:szCs w:val="24"/>
-        </w:rPr>
-      </w:pPr>
-      <w:ins w:id="80" w:author="冯佳淇" w:date="2026-08-28T08:00:00Z">
-        <w:r>
-          <w:rPr>
-            <w:rFonts w:ascii="仿宋_GB2312" w:hAnsi="仿宋_GB2312" w:eastAsia="仿宋_GB2312" w:cs="仿宋_GB2312"/>
-            <w:sz w:val="24"/>
-            <w:szCs w:val="24"/>
-          </w:rPr>
-          <w:t xml:space="preserve">外部融资渠道：截至2026年6月末授信总额、已用、剩余募说均未填，留空，不以2025年末6.26亿元剩余授信作为最新时点。</w:t>
-        </w:r>
-      </w:ins>
     </w:p>
     <w:p>
       <w:pPr>
@@ -4195,35 +3514,7 @@
           <w:sz w:val="24"/>
           <w:szCs w:val="24"/>
         </w:rPr>
-        <w:t xml:space="preserve">本次公司债券募集资金扣除发行费用后，</w:t>
-      </w:r>
-      <w:del w:id="81" w:author="冯佳淇" w:date="2026-08-28T08:00:00Z">
-        <w:r>
-          <w:rPr>
-            <w:rFonts w:ascii="仿宋_GB2312" w:hAnsi="仿宋_GB2312" w:eastAsia="仿宋_GB2312" w:cs="仿宋_GB2312"/>
-            <w:sz w:val="24"/>
-            <w:szCs w:val="24"/>
-          </w:rPr>
-          <w:delText xml:space="preserve">全部用于</w:delText>
-        </w:r>
-      </w:del>
-      <w:ins w:id="82" w:author="冯佳淇" w:date="2026-08-28T08:00:00Z">
-        <w:r>
-          <w:rPr>
-            <w:rFonts w:ascii="仿宋_GB2312" w:hAnsi="仿宋_GB2312" w:eastAsia="仿宋_GB2312" w:cs="仿宋_GB2312"/>
-            <w:sz w:val="24"/>
-            <w:szCs w:val="24"/>
-          </w:rPr>
-          <w:t xml:space="preserve">拟全部用于</w:t>
-        </w:r>
-      </w:ins>
-      <w:r>
-        <w:rPr>
-          <w:rFonts w:ascii="仿宋_GB2312" w:hAnsi="仿宋_GB2312" w:eastAsia="仿宋_GB2312" w:cs="仿宋_GB2312"/>
-          <w:sz w:val="24"/>
-          <w:szCs w:val="24"/>
-        </w:rPr>
-        <w:t xml:space="preserve">偿还公司债券本金。发行人承诺不用于偿还公司到期公司债券本金以外用途，不涉及新增地方政府债务。明细按募说调整如下：</w:t>
+        <w:t xml:space="preserve">本次公司债券募集资金扣除发行费用后，拟全部用于偿还公司债券本金。发行人承诺本次债券不用于偿还公司到期公司债券本金以外用途，不涉及新增地方政府债务。明细如下：</w:t>
       </w:r>
     </w:p>
     <w:tbl>
@@ -4233,18 +3524,17 @@
         <w:tblLook w:firstColumn="1" w:firstRow="1" w:lastColumn="0" w:lastRow="0" w:noHBand="0" w:noVBand="1" w:val="04A0"/>
       </w:tblPr>
       <w:tblGrid>
-        <w:gridCol w:w="1311"/>
-        <w:gridCol w:w="1311"/>
-        <w:gridCol w:w="1311"/>
-        <w:gridCol w:w="1311"/>
-        <w:gridCol w:w="1311"/>
-        <w:gridCol w:w="1311"/>
-        <w:gridCol w:w="1311"/>
+        <w:gridCol w:w="1530"/>
+        <w:gridCol w:w="1530"/>
+        <w:gridCol w:w="1530"/>
+        <w:gridCol w:w="1530"/>
+        <w:gridCol w:w="1530"/>
+        <w:gridCol w:w="1530"/>
       </w:tblGrid>
       <w:tr>
         <w:tc>
           <w:tcPr>
-            <w:tcW w:type="dxa" w:w="1311"/>
+            <w:tcW w:type="dxa" w:w="1530"/>
           </w:tcPr>
           <w:p>
             <w:pPr>
@@ -4273,7 +3563,7 @@
         </w:tc>
         <w:tc>
           <w:tcPr>
-            <w:tcW w:type="dxa" w:w="1311"/>
+            <w:tcW w:type="dxa" w:w="1530"/>
           </w:tcPr>
           <w:p>
             <w:pPr>
@@ -4302,36 +3592,7 @@
         </w:tc>
         <w:tc>
           <w:tcPr>
-            <w:tcW w:type="dxa" w:w="1311"/>
-          </w:tcPr>
-          <w:p>
-            <w:pPr>
-              <w:spacing w:line="360" w:lineRule="auto" w:after="80"/>
-              <w:rPr>
-                <w:rFonts w:ascii="仿宋_GB2312" w:hAnsi="仿宋_GB2312" w:eastAsia="仿宋_GB2312" w:cs="仿宋_GB2312"/>
-                <w:sz w:val="20"/>
-                <w:szCs w:val="20"/>
-              </w:rPr>
-            </w:pPr>
-            <w:r>
-              <w:rPr>
-                <w:b/>
-              </w:rPr>
-            </w:r>
-            <w:r>
-              <w:rPr>
-                <w:rFonts w:ascii="仿宋_GB2312" w:hAnsi="仿宋_GB2312" w:eastAsia="仿宋_GB2312" w:cs="仿宋_GB2312"/>
-                <w:b/>
-                <w:sz w:val="20"/>
-                <w:szCs w:val="20"/>
-              </w:rPr>
-              <w:t xml:space="preserve">证券类别</w:t>
-            </w:r>
-          </w:p>
-        </w:tc>
-        <w:tc>
-          <w:tcPr>
-            <w:tcW w:type="dxa" w:w="1311"/>
+            <w:tcW w:type="dxa" w:w="1530"/>
           </w:tcPr>
           <w:p>
             <w:pPr>
@@ -4360,7 +3621,7 @@
         </w:tc>
         <w:tc>
           <w:tcPr>
-            <w:tcW w:type="dxa" w:w="1311"/>
+            <w:tcW w:type="dxa" w:w="1530"/>
           </w:tcPr>
           <w:p>
             <w:pPr>
@@ -4389,7 +3650,7 @@
         </w:tc>
         <w:tc>
           <w:tcPr>
-            <w:tcW w:type="dxa" w:w="1311"/>
+            <w:tcW w:type="dxa" w:w="1530"/>
           </w:tcPr>
           <w:p>
             <w:pPr>
@@ -4418,7 +3679,7 @@
         </w:tc>
         <w:tc>
           <w:tcPr>
-            <w:tcW w:type="dxa" w:w="1311"/>
+            <w:tcW w:type="dxa" w:w="1530"/>
           </w:tcPr>
           <w:p>
             <w:pPr>
@@ -4449,7 +3710,7 @@
       <w:tr>
         <w:tc>
           <w:tcPr>
-            <w:tcW w:type="dxa" w:w="1311"/>
+            <w:tcW w:type="dxa" w:w="1530"/>
           </w:tcPr>
           <w:p>
             <w:pPr>
@@ -4473,7 +3734,7 @@
         </w:tc>
         <w:tc>
           <w:tcPr>
-            <w:tcW w:type="dxa" w:w="1311"/>
+            <w:tcW w:type="dxa" w:w="1530"/>
           </w:tcPr>
           <w:p>
             <w:pPr>
@@ -4497,43 +3758,7 @@
         </w:tc>
         <w:tc>
           <w:tcPr>
-            <w:tcW w:type="dxa" w:w="1311"/>
-          </w:tcPr>
-          <w:p>
-            <w:pPr>
-              <w:spacing w:line="360" w:lineRule="auto" w:after="80"/>
-              <w:rPr>
-                <w:rFonts w:ascii="仿宋_GB2312" w:hAnsi="仿宋_GB2312" w:eastAsia="仿宋_GB2312" w:cs="仿宋_GB2312"/>
-                <w:sz w:val="20"/>
-                <w:szCs w:val="20"/>
-              </w:rPr>
-            </w:pPr>
-            <w:r/>
-            <w:del w:id="83" w:author="冯佳淇" w:date="2026-08-28T08:00:00Z">
-              <w:r>
-                <w:rPr>
-                  <w:rFonts w:ascii="仿宋_GB2312" w:hAnsi="仿宋_GB2312" w:eastAsia="仿宋_GB2312" w:cs="仿宋_GB2312"/>
-                  <w:sz w:val="20"/>
-                  <w:szCs w:val="20"/>
-                </w:rPr>
-                <w:delText xml:space="preserve">一般公司债</w:delText>
-              </w:r>
-            </w:del>
-            <w:ins w:id="84" w:author="冯佳淇" w:date="2026-08-28T08:00:00Z">
-              <w:r>
-                <w:rPr>
-                  <w:rFonts w:ascii="仿宋_GB2312" w:hAnsi="仿宋_GB2312" w:eastAsia="仿宋_GB2312" w:cs="仿宋_GB2312"/>
-                  <w:sz w:val="20"/>
-                  <w:szCs w:val="20"/>
-                </w:rPr>
-                <w:t xml:space="preserve">公司债券</w:t>
-              </w:r>
-            </w:ins>
-          </w:p>
-        </w:tc>
-        <w:tc>
-          <w:tcPr>
-            <w:tcW w:type="dxa" w:w="1311"/>
+            <w:tcW w:type="dxa" w:w="1530"/>
           </w:tcPr>
           <w:p>
             <w:pPr>
@@ -4557,7 +3782,7 @@
         </w:tc>
         <w:tc>
           <w:tcPr>
-            <w:tcW w:type="dxa" w:w="1311"/>
+            <w:tcW w:type="dxa" w:w="1530"/>
           </w:tcPr>
           <w:p>
             <w:pPr>
@@ -4581,7 +3806,7 @@
         </w:tc>
         <w:tc>
           <w:tcPr>
-            <w:tcW w:type="dxa" w:w="1311"/>
+            <w:tcW w:type="dxa" w:w="1530"/>
           </w:tcPr>
           <w:p>
             <w:pPr>
@@ -4605,7 +3830,7 @@
         </w:tc>
         <w:tc>
           <w:tcPr>
-            <w:tcW w:type="dxa" w:w="1311"/>
+            <w:tcW w:type="dxa" w:w="1530"/>
           </w:tcPr>
           <w:p>
             <w:pPr>
@@ -4631,7 +3856,7 @@
       <w:tr>
         <w:tc>
           <w:tcPr>
-            <w:tcW w:type="dxa" w:w="1311"/>
+            <w:tcW w:type="dxa" w:w="1530"/>
           </w:tcPr>
           <w:p>
             <w:pPr>
@@ -4655,7 +3880,7 @@
         </w:tc>
         <w:tc>
           <w:tcPr>
-            <w:tcW w:type="dxa" w:w="1311"/>
+            <w:tcW w:type="dxa" w:w="1530"/>
           </w:tcPr>
           <w:p>
             <w:pPr>
@@ -4667,7 +3892,7 @@
               </w:rPr>
             </w:pPr>
             <w:r/>
-            <w:del w:id="85" w:author="冯佳淇" w:date="2026-08-28T08:00:00Z">
+            <w:del w:id="18" w:author="冯佳淇" w:date="2026-08-28T08:00:00Z">
               <w:r>
                 <w:rPr>
                   <w:rFonts w:ascii="仿宋_GB2312" w:hAnsi="仿宋_GB2312" w:eastAsia="仿宋_GB2312" w:cs="仿宋_GB2312"/>
@@ -4677,7 +3902,7 @@
                 <w:delText xml:space="preserve">0.38</w:delText>
               </w:r>
             </w:del>
-            <w:ins w:id="86" w:author="冯佳淇" w:date="2026-08-28T08:00:00Z">
+            <w:ins w:id="19" w:author="冯佳淇" w:date="2026-08-28T08:00:00Z">
               <w:r>
                 <w:rPr>
                   <w:rFonts w:ascii="仿宋_GB2312" w:hAnsi="仿宋_GB2312" w:eastAsia="仿宋_GB2312" w:cs="仿宋_GB2312"/>
@@ -4691,31 +3916,7 @@
         </w:tc>
         <w:tc>
           <w:tcPr>
-            <w:tcW w:type="dxa" w:w="1311"/>
-          </w:tcPr>
-          <w:p>
-            <w:pPr>
-              <w:spacing w:line="360" w:lineRule="auto" w:after="80"/>
-              <w:rPr>
-                <w:rFonts w:ascii="仿宋_GB2312" w:hAnsi="仿宋_GB2312" w:eastAsia="仿宋_GB2312" w:cs="仿宋_GB2312"/>
-                <w:sz w:val="20"/>
-                <w:szCs w:val="20"/>
-              </w:rPr>
-            </w:pPr>
-            <w:r/>
-            <w:r>
-              <w:rPr>
-                <w:rFonts w:ascii="仿宋_GB2312" w:hAnsi="仿宋_GB2312" w:eastAsia="仿宋_GB2312" w:cs="仿宋_GB2312"/>
-                <w:sz w:val="20"/>
-                <w:szCs w:val="20"/>
-              </w:rPr>
-              <w:t xml:space="preserve">非公开发行公司债券</w:t>
-            </w:r>
-          </w:p>
-        </w:tc>
-        <w:tc>
-          <w:tcPr>
-            <w:tcW w:type="dxa" w:w="1311"/>
+            <w:tcW w:type="dxa" w:w="1530"/>
           </w:tcPr>
           <w:p>
             <w:pPr>
@@ -4739,7 +3940,7 @@
         </w:tc>
         <w:tc>
           <w:tcPr>
-            <w:tcW w:type="dxa" w:w="1311"/>
+            <w:tcW w:type="dxa" w:w="1530"/>
           </w:tcPr>
           <w:p>
             <w:pPr>
@@ -4751,7 +3952,7 @@
               </w:rPr>
             </w:pPr>
             <w:r/>
-            <w:del w:id="87" w:author="冯佳淇" w:date="2026-08-28T08:00:00Z">
+            <w:del w:id="20" w:author="冯佳淇" w:date="2026-08-28T08:00:00Z">
               <w:r>
                 <w:rPr>
                   <w:rFonts w:ascii="仿宋_GB2312" w:hAnsi="仿宋_GB2312" w:eastAsia="仿宋_GB2312" w:cs="仿宋_GB2312"/>
@@ -4761,21 +3962,21 @@
                 <w:delText xml:space="preserve">2027-3-14</w:delText>
               </w:r>
             </w:del>
-            <w:ins w:id="88" w:author="冯佳淇" w:date="2026-08-28T08:00:00Z">
+            <w:ins w:id="21" w:author="冯佳淇" w:date="2026-08-28T08:00:00Z">
               <w:r>
                 <w:rPr>
                   <w:rFonts w:ascii="仿宋_GB2312" w:hAnsi="仿宋_GB2312" w:eastAsia="仿宋_GB2312" w:cs="仿宋_GB2312"/>
                   <w:sz w:val="20"/>
                   <w:szCs w:val="20"/>
                 </w:rPr>
-                <w:t xml:space="preserve">2025-03-14；2027-03-14</w:t>
+                <w:t xml:space="preserve">2025-03-14、2027-03-14</w:t>
               </w:r>
             </w:ins>
           </w:p>
         </w:tc>
         <w:tc>
           <w:tcPr>
-            <w:tcW w:type="dxa" w:w="1311"/>
+            <w:tcW w:type="dxa" w:w="1530"/>
           </w:tcPr>
           <w:p>
             <w:pPr>
@@ -4799,7 +4000,7 @@
         </w:tc>
         <w:tc>
           <w:tcPr>
-            <w:tcW w:type="dxa" w:w="1311"/>
+            <w:tcW w:type="dxa" w:w="1530"/>
           </w:tcPr>
           <w:p>
             <w:pPr>
@@ -4811,23 +4012,21 @@
               </w:rPr>
             </w:pPr>
             <w:r/>
-            <w:ins w:id="89" w:author="冯佳淇" w:date="2026-08-28T08:00:00Z">
-              <w:r>
-                <w:rPr>
-                  <w:rFonts w:ascii="仿宋_GB2312" w:hAnsi="仿宋_GB2312" w:eastAsia="仿宋_GB2312" w:cs="仿宋_GB2312"/>
-                  <w:sz w:val="20"/>
-                  <w:szCs w:val="20"/>
-                </w:rPr>
-                <w:t xml:space="preserve">0.378</w:t>
-              </w:r>
-            </w:ins>
+            <w:r>
+              <w:rPr>
+                <w:rFonts w:ascii="仿宋_GB2312" w:hAnsi="仿宋_GB2312" w:eastAsia="仿宋_GB2312" w:cs="仿宋_GB2312"/>
+                <w:sz w:val="20"/>
+                <w:szCs w:val="20"/>
+              </w:rPr>
+              <w:t xml:space="preserve">0.378</w:t>
+            </w:r>
           </w:p>
         </w:tc>
       </w:tr>
       <w:tr>
         <w:tc>
           <w:tcPr>
-            <w:tcW w:type="dxa" w:w="1311"/>
+            <w:tcW w:type="dxa" w:w="1530"/>
           </w:tcPr>
           <w:p>
             <w:pPr>
@@ -4851,7 +4050,7 @@
         </w:tc>
         <w:tc>
           <w:tcPr>
-            <w:tcW w:type="dxa" w:w="1311"/>
+            <w:tcW w:type="dxa" w:w="1530"/>
           </w:tcPr>
           <w:p>
             <w:pPr>
@@ -4875,31 +4074,7 @@
         </w:tc>
         <w:tc>
           <w:tcPr>
-            <w:tcW w:type="dxa" w:w="1311"/>
-          </w:tcPr>
-          <w:p>
-            <w:pPr>
-              <w:spacing w:line="360" w:lineRule="auto" w:after="80"/>
-              <w:rPr>
-                <w:rFonts w:ascii="仿宋_GB2312" w:hAnsi="仿宋_GB2312" w:eastAsia="仿宋_GB2312" w:cs="仿宋_GB2312"/>
-                <w:sz w:val="20"/>
-                <w:szCs w:val="20"/>
-              </w:rPr>
-            </w:pPr>
-            <w:r/>
-            <w:r>
-              <w:rPr>
-                <w:rFonts w:ascii="仿宋_GB2312" w:hAnsi="仿宋_GB2312" w:eastAsia="仿宋_GB2312" w:cs="仿宋_GB2312"/>
-                <w:sz w:val="20"/>
-                <w:szCs w:val="20"/>
-              </w:rPr>
-              <w:t xml:space="preserve">非公开发行公司债券</w:t>
-            </w:r>
-          </w:p>
-        </w:tc>
-        <w:tc>
-          <w:tcPr>
-            <w:tcW w:type="dxa" w:w="1311"/>
+            <w:tcW w:type="dxa" w:w="1530"/>
           </w:tcPr>
           <w:p>
             <w:pPr>
@@ -4923,7 +4098,7 @@
         </w:tc>
         <w:tc>
           <w:tcPr>
-            <w:tcW w:type="dxa" w:w="1311"/>
+            <w:tcW w:type="dxa" w:w="1530"/>
           </w:tcPr>
           <w:p>
             <w:pPr>
@@ -4947,7 +4122,7 @@
         </w:tc>
         <w:tc>
           <w:tcPr>
-            <w:tcW w:type="dxa" w:w="1311"/>
+            <w:tcW w:type="dxa" w:w="1530"/>
           </w:tcPr>
           <w:p>
             <w:pPr>
@@ -4971,7 +4146,7 @@
         </w:tc>
         <w:tc>
           <w:tcPr>
-            <w:tcW w:type="dxa" w:w="1311"/>
+            <w:tcW w:type="dxa" w:w="1530"/>
           </w:tcPr>
           <w:p>
             <w:pPr>
@@ -4997,7 +4172,7 @@
       <w:tr>
         <w:tc>
           <w:tcPr>
-            <w:tcW w:type="dxa" w:w="1311"/>
+            <w:tcW w:type="dxa" w:w="1530"/>
           </w:tcPr>
           <w:p>
             <w:pPr>
@@ -5021,7 +4196,7 @@
         </w:tc>
         <w:tc>
           <w:tcPr>
-            <w:tcW w:type="dxa" w:w="1311"/>
+            <w:tcW w:type="dxa" w:w="1530"/>
           </w:tcPr>
           <w:p>
             <w:pPr>
@@ -5045,31 +4220,7 @@
         </w:tc>
         <w:tc>
           <w:tcPr>
-            <w:tcW w:type="dxa" w:w="1311"/>
-          </w:tcPr>
-          <w:p>
-            <w:pPr>
-              <w:spacing w:line="360" w:lineRule="auto" w:after="80"/>
-              <w:rPr>
-                <w:rFonts w:ascii="仿宋_GB2312" w:hAnsi="仿宋_GB2312" w:eastAsia="仿宋_GB2312" w:cs="仿宋_GB2312"/>
-                <w:sz w:val="20"/>
-                <w:szCs w:val="20"/>
-              </w:rPr>
-            </w:pPr>
-            <w:r/>
-            <w:r>
-              <w:rPr>
-                <w:rFonts w:ascii="仿宋_GB2312" w:hAnsi="仿宋_GB2312" w:eastAsia="仿宋_GB2312" w:cs="仿宋_GB2312"/>
-                <w:sz w:val="20"/>
-                <w:szCs w:val="20"/>
-              </w:rPr>
-              <w:t xml:space="preserve">非公开发行公司债券</w:t>
-            </w:r>
-          </w:p>
-        </w:tc>
-        <w:tc>
-          <w:tcPr>
-            <w:tcW w:type="dxa" w:w="1311"/>
+            <w:tcW w:type="dxa" w:w="1530"/>
           </w:tcPr>
           <w:p>
             <w:pPr>
@@ -5093,7 +4244,7 @@
         </w:tc>
         <w:tc>
           <w:tcPr>
-            <w:tcW w:type="dxa" w:w="1311"/>
+            <w:tcW w:type="dxa" w:w="1530"/>
           </w:tcPr>
           <w:p>
             <w:pPr>
@@ -5105,7 +4256,7 @@
               </w:rPr>
             </w:pPr>
             <w:r/>
-            <w:del w:id="90" w:author="冯佳淇" w:date="2026-08-28T08:00:00Z">
+            <w:del w:id="22" w:author="冯佳淇" w:date="2026-08-28T08:00:00Z">
               <w:r>
                 <w:rPr>
                   <w:rFonts w:ascii="仿宋_GB2312" w:hAnsi="仿宋_GB2312" w:eastAsia="仿宋_GB2312" w:cs="仿宋_GB2312"/>
@@ -5115,21 +4266,21 @@
                 <w:delText xml:space="preserve">2026-5-24</w:delText>
               </w:r>
             </w:del>
-            <w:ins w:id="91" w:author="冯佳淇" w:date="2026-08-28T08:00:00Z">
+            <w:ins w:id="23" w:author="冯佳淇" w:date="2026-08-28T08:00:00Z">
               <w:r>
                 <w:rPr>
                   <w:rFonts w:ascii="仿宋_GB2312" w:hAnsi="仿宋_GB2312" w:eastAsia="仿宋_GB2312" w:cs="仿宋_GB2312"/>
                   <w:sz w:val="20"/>
                   <w:szCs w:val="20"/>
                 </w:rPr>
-                <w:t xml:space="preserve">2024-05-24；2026-05-24</w:t>
+                <w:t xml:space="preserve">2024-05-24、2026-05-24</w:t>
               </w:r>
             </w:ins>
           </w:p>
         </w:tc>
         <w:tc>
           <w:tcPr>
-            <w:tcW w:type="dxa" w:w="1311"/>
+            <w:tcW w:type="dxa" w:w="1530"/>
           </w:tcPr>
           <w:p>
             <w:pPr>
@@ -5153,7 +4304,7 @@
         </w:tc>
         <w:tc>
           <w:tcPr>
-            <w:tcW w:type="dxa" w:w="1311"/>
+            <w:tcW w:type="dxa" w:w="1530"/>
           </w:tcPr>
           <w:p>
             <w:pPr>
@@ -5179,7 +4330,7 @@
       <w:tr>
         <w:tc>
           <w:tcPr>
-            <w:tcW w:type="dxa" w:w="1311"/>
+            <w:tcW w:type="dxa" w:w="1530"/>
           </w:tcPr>
           <w:p>
             <w:pPr>
@@ -5203,7 +4354,7 @@
         </w:tc>
         <w:tc>
           <w:tcPr>
-            <w:tcW w:type="dxa" w:w="1311"/>
+            <w:tcW w:type="dxa" w:w="1530"/>
           </w:tcPr>
           <w:p>
             <w:pPr>
@@ -5215,7 +4366,7 @@
               </w:rPr>
             </w:pPr>
             <w:r/>
-            <w:del w:id="92" w:author="冯佳淇" w:date="2026-08-28T08:00:00Z">
+            <w:del w:id="24" w:author="冯佳淇" w:date="2026-08-28T08:00:00Z">
               <w:r>
                 <w:rPr>
                   <w:rFonts w:ascii="仿宋_GB2312" w:hAnsi="仿宋_GB2312" w:eastAsia="仿宋_GB2312" w:cs="仿宋_GB2312"/>
@@ -5225,7 +4376,7 @@
                 <w:delText xml:space="preserve">6.78</w:delText>
               </w:r>
             </w:del>
-            <w:ins w:id="93" w:author="冯佳淇" w:date="2026-08-28T08:00:00Z">
+            <w:ins w:id="25" w:author="冯佳淇" w:date="2026-08-28T08:00:00Z">
               <w:r>
                 <w:rPr>
                   <w:rFonts w:ascii="仿宋_GB2312" w:hAnsi="仿宋_GB2312" w:eastAsia="仿宋_GB2312" w:cs="仿宋_GB2312"/>
@@ -5239,7 +4390,7 @@
         </w:tc>
         <w:tc>
           <w:tcPr>
-            <w:tcW w:type="dxa" w:w="1311"/>
+            <w:tcW w:type="dxa" w:w="1530"/>
           </w:tcPr>
           <w:p>
             <w:pPr>
@@ -5263,7 +4414,7 @@
         </w:tc>
         <w:tc>
           <w:tcPr>
-            <w:tcW w:type="dxa" w:w="1311"/>
+            <w:tcW w:type="dxa" w:w="1530"/>
           </w:tcPr>
           <w:p>
             <w:pPr>
@@ -5287,7 +4438,7 @@
         </w:tc>
         <w:tc>
           <w:tcPr>
-            <w:tcW w:type="dxa" w:w="1311"/>
+            <w:tcW w:type="dxa" w:w="1530"/>
           </w:tcPr>
           <w:p>
             <w:pPr>
@@ -5311,7 +4462,7 @@
         </w:tc>
         <w:tc>
           <w:tcPr>
-            <w:tcW w:type="dxa" w:w="1311"/>
+            <w:tcW w:type="dxa" w:w="1530"/>
           </w:tcPr>
           <w:p>
             <w:pPr>
@@ -5329,60 +4480,13 @@
                 <w:sz w:val="20"/>
                 <w:szCs w:val="20"/>
               </w:rPr>
-              <w:t xml:space="preserve">—</w:t>
+              <w:t xml:space="preserve">6.778</w:t>
             </w:r>
-          </w:p>
-        </w:tc>
-        <w:tc>
-          <w:tcPr>
-            <w:tcW w:type="dxa" w:w="1311"/>
-          </w:tcPr>
-          <w:p>
-            <w:pPr>
-              <w:spacing w:line="360" w:lineRule="auto" w:after="80"/>
-              <w:rPr>
-                <w:rFonts w:ascii="仿宋_GB2312" w:hAnsi="仿宋_GB2312" w:eastAsia="仿宋_GB2312" w:cs="仿宋_GB2312"/>
-                <w:sz w:val="20"/>
-                <w:szCs w:val="20"/>
-              </w:rPr>
-            </w:pPr>
-            <w:r/>
-            <w:ins w:id="94" w:author="冯佳淇" w:date="2026-08-28T08:00:00Z">
-              <w:r>
-                <w:rPr>
-                  <w:rFonts w:ascii="仿宋_GB2312" w:hAnsi="仿宋_GB2312" w:eastAsia="仿宋_GB2312" w:cs="仿宋_GB2312"/>
-                  <w:sz w:val="20"/>
-                  <w:szCs w:val="20"/>
-                </w:rPr>
-                <w:t xml:space="preserve">6.778</w:t>
-              </w:r>
-            </w:ins>
           </w:p>
         </w:tc>
       </w:tr>
     </w:tbl>
     <w:p/>
-    <w:p>
-      <w:pPr>
-        <w:spacing w:line="360" w:lineRule="auto" w:after="80"/>
-        <w:ind w:firstLine="420"/>
-        <w:rPr>
-          <w:rFonts w:ascii="仿宋_GB2312" w:hAnsi="仿宋_GB2312" w:eastAsia="仿宋_GB2312" w:cs="仿宋_GB2312"/>
-          <w:sz w:val="24"/>
-          <w:szCs w:val="24"/>
-        </w:rPr>
-      </w:pPr>
-      <w:ins w:id="95" w:author="冯佳淇" w:date="2026-08-28T08:00:00Z">
-        <w:r>
-          <w:rPr>
-            <w:rFonts w:ascii="仿宋_GB2312" w:hAnsi="仿宋_GB2312" w:eastAsia="仿宋_GB2312" w:cs="仿宋_GB2312"/>
-            <w:sz w:val="24"/>
-            <w:szCs w:val="24"/>
-          </w:rPr>
-          <w:t xml:space="preserve">原立项按6.78亿元整数列示，募说偿还明细合计6.778亿元（23兖投01为0.378亿元）。发行总额上限仍为不超过6.78亿元（含）。原立项“22兖投01发行利率7.00%、24兖投01为4.30%”等利率列募说用途表未列，本次不沿用，以免与申报稿不一致。</w:t>
-        </w:r>
-      </w:ins>
-    </w:p>
     <w:p>
       <w:pPr>
         <w:spacing w:before="200" w:after="80" w:line="360" w:lineRule="auto"/>
@@ -5400,7 +4504,7 @@
           <w:b/>
           <w:bCs/>
         </w:rPr>
-        <w:t xml:space="preserve">十四、主要风险及应对</w:t>
+        <w:t xml:space="preserve">十四、主要风险</w:t>
       </w:r>
     </w:p>
     <w:p>
@@ -5413,16 +4517,14 @@
           <w:szCs w:val="24"/>
         </w:rPr>
       </w:pPr>
-      <w:ins w:id="96" w:author="冯佳淇" w:date="2026-08-28T08:00:00Z">
-        <w:r>
-          <w:rPr>
-            <w:rFonts w:ascii="仿宋_GB2312" w:hAnsi="仿宋_GB2312" w:eastAsia="仿宋_GB2312" w:cs="仿宋_GB2312"/>
-            <w:sz w:val="24"/>
-            <w:szCs w:val="24"/>
-          </w:rPr>
-          <w:t xml:space="preserve">风险章节时点与募说重大事项对齐（截至2026年6月末 / 2024年、2025年、2026年1–6月）。募说未填处留空。</w:t>
-        </w:r>
-      </w:ins>
+      <w:r>
+        <w:rPr>
+          <w:rFonts w:ascii="仿宋_GB2312" w:hAnsi="仿宋_GB2312" w:eastAsia="仿宋_GB2312" w:cs="仿宋_GB2312"/>
+          <w:sz w:val="24"/>
+          <w:szCs w:val="24"/>
+        </w:rPr>
+        <w:t xml:space="preserve">1、政府性应收款占比较高、回款较慢的风险。截至2026年6月末，发行人政府性应收账款及其他应收款分别为1,816,408.62万元及676,091.96万元，合计2,492,500.58万元。</w:t>
+      </w:r>
     </w:p>
     <w:p>
       <w:pPr>
@@ -5434,26 +4536,299 @@
           <w:szCs w:val="24"/>
         </w:rPr>
       </w:pPr>
-      <w:del w:id="97" w:author="冯佳淇" w:date="2026-08-28T08:00:00Z">
-        <w:r>
-          <w:rPr>
-            <w:rFonts w:ascii="仿宋_GB2312" w:hAnsi="仿宋_GB2312" w:eastAsia="仿宋_GB2312" w:cs="仿宋_GB2312"/>
-            <w:sz w:val="24"/>
-            <w:szCs w:val="24"/>
-          </w:rPr>
-          <w:delText xml:space="preserve">原立项风险定量多截至2025年末、仅列两年。以下改为最近两年及一期。</w:delText>
-        </w:r>
-      </w:del>
-      <w:ins w:id="98" w:author="冯佳淇" w:date="2026-08-28T08:00:00Z">
-        <w:r>
-          <w:rPr>
-            <w:rFonts w:ascii="仿宋_GB2312" w:hAnsi="仿宋_GB2312" w:eastAsia="仿宋_GB2312" w:cs="仿宋_GB2312"/>
-            <w:sz w:val="24"/>
-            <w:szCs w:val="24"/>
-          </w:rPr>
-          <w:t xml:space="preserve">1、政府性应收款：截至2026年6月末应收账款1,816,408.62万元、其他应收款676,091.96万元，合计2,492,500.58万元；占扣除重点关注资产后净资产比例为　　。2、非经营性其他应收款：截至2026年6月末其他应收款1,662,716.11万元，其中非经营性　　万元、占比　　。3、存货：各期末1,240,394.93万元、1,034,076.10万元和953,030.10万元。代建项目截至2026年6月末余额　　万元。5、受限资产截至2026年6月末　　亿元、占净资产　　。7、有息负债265.78亿元、246.20亿元和231.99亿元。8、截至2026年6月末短期借款与一年内到期非流动负债118.15亿元，占有息债务50.93%。9、非传统融资35.94亿元、50.70亿元和　　亿元。10、对外担保截至2026年6月末577,030.99万元、占净资产20.31%。11、EBITDA利息保障倍数0.63、1.40和　　。12、截至2026年6月末授信总额　　万元、已使用　　万元、剩余　　万元。13、投资活动现金流32,071.76万元、-171,537.97万元和8,180.33万元。14、经营现金流-707,296.19万元、551,756.69万元和17,644.06万元；筹资现金流725,842.49万元、-431,360.84万元和35,533.84万元。15、现金净增加额50,618.05万元、-51,142.12万元和61,358.22万元；期末余额75,375.01万元、24,232.89万元和85,591.11万元。16、期间费用142,537.04万元、128,585.67万元和58,169.56万元，费用率26.71%、37.53%和56.60%。17、净利润38,065.12万元、57,496.94万元和16,623.24万元；财政补贴179,575.68万元、170,935.79万元和84,271.18万元；占净利润比471.76%、297.30%和507.0%。18、投资性房地产公允价值变动-1,333.28万元、58.96万元和0.00万元。19、截至2026年6月末合并范围10家。20、市政工程占比37.52%、60.47%和88.29%。21、毛利率8.35%、12.37%和13.28%。22、应收账款周转率0.36、0.20和0.06，存货周转率0.31、0.26和0.09。24、土地使用权转让4,282.30万元、57,102.71万元和0万元。</w:t>
-        </w:r>
-      </w:ins>
+      <w:r>
+        <w:rPr>
+          <w:rFonts w:ascii="仿宋_GB2312" w:hAnsi="仿宋_GB2312" w:eastAsia="仿宋_GB2312" w:cs="仿宋_GB2312"/>
+          <w:sz w:val="24"/>
+          <w:szCs w:val="24"/>
+        </w:rPr>
+        <w:t xml:space="preserve">2、非经营性其他应收款规模较大的风险。截至2026年6月末，发行人其他应收款账面价值为1,662,716.11万元，其中非经营性其他应收款账面价值为——万元。</w:t>
+      </w:r>
+    </w:p>
+    <w:p>
+      <w:pPr>
+        <w:spacing w:line="360" w:lineRule="auto" w:after="80"/>
+        <w:ind w:firstLine="420"/>
+        <w:rPr>
+          <w:rFonts w:ascii="仿宋_GB2312" w:hAnsi="仿宋_GB2312" w:eastAsia="仿宋_GB2312" w:cs="仿宋_GB2312"/>
+          <w:sz w:val="24"/>
+          <w:szCs w:val="24"/>
+        </w:rPr>
+      </w:pPr>
+      <w:r>
+        <w:rPr>
+          <w:rFonts w:ascii="仿宋_GB2312" w:hAnsi="仿宋_GB2312" w:eastAsia="仿宋_GB2312" w:cs="仿宋_GB2312"/>
+          <w:sz w:val="24"/>
+          <w:szCs w:val="24"/>
+        </w:rPr>
+        <w:t xml:space="preserve">3、存货规模较大、流动性较弱的风险。2024年末、2025年末和2026年6月末，发行人存货分别为1,240,394.93万元、1,034,076.10万元和953,030.10万元，占总资产比例分别为18.26%、16.05%和14.72%。截至2026年6月末，存货-开发成本中的代建项目账面余额为——万元。</w:t>
+      </w:r>
+    </w:p>
+    <w:p>
+      <w:pPr>
+        <w:spacing w:line="360" w:lineRule="auto" w:after="80"/>
+        <w:ind w:firstLine="420"/>
+        <w:rPr>
+          <w:rFonts w:ascii="仿宋_GB2312" w:hAnsi="仿宋_GB2312" w:eastAsia="仿宋_GB2312" w:cs="仿宋_GB2312"/>
+          <w:sz w:val="24"/>
+          <w:szCs w:val="24"/>
+        </w:rPr>
+      </w:pPr>
+      <w:r>
+        <w:rPr>
+          <w:rFonts w:ascii="仿宋_GB2312" w:hAnsi="仿宋_GB2312" w:eastAsia="仿宋_GB2312" w:cs="仿宋_GB2312"/>
+          <w:sz w:val="24"/>
+          <w:szCs w:val="24"/>
+        </w:rPr>
+        <w:t xml:space="preserve">4、金融资产不易及时变现的风险。2024年末、2025年末和2026年6月末，发行人其他债权投资均为2,566.36万元，其他非流动金融资产分别为125,896.49万元、307,232.33万元和317,232.33万元。</w:t>
+      </w:r>
+    </w:p>
+    <w:p>
+      <w:pPr>
+        <w:spacing w:line="360" w:lineRule="auto" w:after="80"/>
+        <w:ind w:firstLine="420"/>
+        <w:rPr>
+          <w:rFonts w:ascii="仿宋_GB2312" w:hAnsi="仿宋_GB2312" w:eastAsia="仿宋_GB2312" w:cs="仿宋_GB2312"/>
+          <w:sz w:val="24"/>
+          <w:szCs w:val="24"/>
+        </w:rPr>
+      </w:pPr>
+      <w:r>
+        <w:rPr>
+          <w:rFonts w:ascii="仿宋_GB2312" w:hAnsi="仿宋_GB2312" w:eastAsia="仿宋_GB2312" w:cs="仿宋_GB2312"/>
+          <w:sz w:val="24"/>
+          <w:szCs w:val="24"/>
+        </w:rPr>
+        <w:t xml:space="preserve">5、受限资产较大的风险。截至2026年6月末，公司受限资产金额为——亿元，占净资产的比例为——%。</w:t>
+      </w:r>
+    </w:p>
+    <w:p>
+      <w:pPr>
+        <w:spacing w:line="360" w:lineRule="auto" w:after="80"/>
+        <w:ind w:firstLine="420"/>
+        <w:rPr>
+          <w:rFonts w:ascii="仿宋_GB2312" w:hAnsi="仿宋_GB2312" w:eastAsia="仿宋_GB2312" w:cs="仿宋_GB2312"/>
+          <w:sz w:val="24"/>
+          <w:szCs w:val="24"/>
+        </w:rPr>
+      </w:pPr>
+      <w:r>
+        <w:rPr>
+          <w:rFonts w:ascii="仿宋_GB2312" w:hAnsi="仿宋_GB2312" w:eastAsia="仿宋_GB2312" w:cs="仿宋_GB2312"/>
+          <w:sz w:val="24"/>
+          <w:szCs w:val="24"/>
+        </w:rPr>
+        <w:t xml:space="preserve">6、有息负债规模较大及短期偿债压力较大的风险。2024年末、2025年末和2026年6月末，发行人有息负债分别为265.78亿元、246.20亿元和231.99亿元，占负债总额比例分别为66.59%、68.54%和63.86%。截至2026年6月末，短期借款与一年内到期的非流动负债合计118.15亿元，占期末有息债务的比例为50.93%。</w:t>
+      </w:r>
+    </w:p>
+    <w:p>
+      <w:pPr>
+        <w:spacing w:line="360" w:lineRule="auto" w:after="80"/>
+        <w:ind w:firstLine="420"/>
+        <w:rPr>
+          <w:rFonts w:ascii="仿宋_GB2312" w:hAnsi="仿宋_GB2312" w:eastAsia="仿宋_GB2312" w:cs="仿宋_GB2312"/>
+          <w:sz w:val="24"/>
+          <w:szCs w:val="24"/>
+        </w:rPr>
+      </w:pPr>
+      <w:r>
+        <w:rPr>
+          <w:rFonts w:ascii="仿宋_GB2312" w:hAnsi="仿宋_GB2312" w:eastAsia="仿宋_GB2312" w:cs="仿宋_GB2312"/>
+          <w:sz w:val="24"/>
+          <w:szCs w:val="24"/>
+        </w:rPr>
+        <w:t xml:space="preserve">7、信托等非传统融资规模较大的风险。2024年末、2025年末和2026年6月末，发行人非传统融资余额分别为35.94亿元、50.70亿元和——亿元，占有息债务总额的比例分别为13.85%、19.08%和——%。</w:t>
+      </w:r>
+    </w:p>
+    <w:p>
+      <w:pPr>
+        <w:spacing w:line="360" w:lineRule="auto" w:after="80"/>
+        <w:ind w:firstLine="420"/>
+        <w:rPr>
+          <w:rFonts w:ascii="仿宋_GB2312" w:hAnsi="仿宋_GB2312" w:eastAsia="仿宋_GB2312" w:cs="仿宋_GB2312"/>
+          <w:sz w:val="24"/>
+          <w:szCs w:val="24"/>
+        </w:rPr>
+      </w:pPr>
+      <w:r>
+        <w:rPr>
+          <w:rFonts w:ascii="仿宋_GB2312" w:hAnsi="仿宋_GB2312" w:eastAsia="仿宋_GB2312" w:cs="仿宋_GB2312"/>
+          <w:sz w:val="24"/>
+          <w:szCs w:val="24"/>
+        </w:rPr>
+        <w:t xml:space="preserve">8、或有负债风险。截至2026年6月末，公司对外担保合计金额为577,030.99万元，占净资产的比例为20.31%。</w:t>
+      </w:r>
+    </w:p>
+    <w:p>
+      <w:pPr>
+        <w:spacing w:line="360" w:lineRule="auto" w:after="80"/>
+        <w:ind w:firstLine="420"/>
+        <w:rPr>
+          <w:rFonts w:ascii="仿宋_GB2312" w:hAnsi="仿宋_GB2312" w:eastAsia="仿宋_GB2312" w:cs="仿宋_GB2312"/>
+          <w:sz w:val="24"/>
+          <w:szCs w:val="24"/>
+        </w:rPr>
+      </w:pPr>
+      <w:r>
+        <w:rPr>
+          <w:rFonts w:ascii="仿宋_GB2312" w:hAnsi="仿宋_GB2312" w:eastAsia="仿宋_GB2312" w:cs="仿宋_GB2312"/>
+          <w:sz w:val="24"/>
+          <w:szCs w:val="24"/>
+        </w:rPr>
+        <w:t xml:space="preserve">9、EBITDA保障倍数较低的风险。截至2024年末、2025年末和2026年6月末，发行人EBITDA利息保障倍数分别为0.63、1.40和——。</w:t>
+      </w:r>
+    </w:p>
+    <w:p>
+      <w:pPr>
+        <w:spacing w:line="360" w:lineRule="auto" w:after="80"/>
+        <w:ind w:firstLine="420"/>
+        <w:rPr>
+          <w:rFonts w:ascii="仿宋_GB2312" w:hAnsi="仿宋_GB2312" w:eastAsia="仿宋_GB2312" w:cs="仿宋_GB2312"/>
+          <w:sz w:val="24"/>
+          <w:szCs w:val="24"/>
+        </w:rPr>
+      </w:pPr>
+      <w:r>
+        <w:rPr>
+          <w:rFonts w:ascii="仿宋_GB2312" w:hAnsi="仿宋_GB2312" w:eastAsia="仿宋_GB2312" w:cs="仿宋_GB2312"/>
+          <w:sz w:val="24"/>
+          <w:szCs w:val="24"/>
+        </w:rPr>
+        <w:t xml:space="preserve">10、可使用授信额度较小的风险。截至2026年6月末，发行人在各金融机构的授信额度总额为——万元，其中已使用额度为——万元，剩余授信余额为——万元。</w:t>
+      </w:r>
+    </w:p>
+    <w:p>
+      <w:pPr>
+        <w:spacing w:line="360" w:lineRule="auto" w:after="80"/>
+        <w:ind w:firstLine="420"/>
+        <w:rPr>
+          <w:rFonts w:ascii="仿宋_GB2312" w:hAnsi="仿宋_GB2312" w:eastAsia="仿宋_GB2312" w:cs="仿宋_GB2312"/>
+          <w:sz w:val="24"/>
+          <w:szCs w:val="24"/>
+        </w:rPr>
+      </w:pPr>
+      <w:r>
+        <w:rPr>
+          <w:rFonts w:ascii="仿宋_GB2312" w:hAnsi="仿宋_GB2312" w:eastAsia="仿宋_GB2312" w:cs="仿宋_GB2312"/>
+          <w:sz w:val="24"/>
+          <w:szCs w:val="24"/>
+        </w:rPr>
+        <w:t xml:space="preserve">11、现金流波动风险。2024年、2025年和2026年1-6月，经营活动产生的现金流量净额分别为-707,296.19万元、551,756.69万元和17,644.06万元；筹资活动产生的现金流量净额分别为725,842.49万元、-431,360.84万元和35,533.84万元；投资活动产生的现金流量净额分别为32,071.76万元、-171,537.97万元和8,180.33万元。现金及现金等价物净增加额分别为50,618.05万元、-51,142.12万元和61,358.22万元，期末余额分别为75,375.01万元、24,232.89万元和85,591.11万元。</w:t>
+      </w:r>
+    </w:p>
+    <w:p>
+      <w:pPr>
+        <w:spacing w:line="360" w:lineRule="auto" w:after="80"/>
+        <w:ind w:firstLine="420"/>
+        <w:rPr>
+          <w:rFonts w:ascii="仿宋_GB2312" w:hAnsi="仿宋_GB2312" w:eastAsia="仿宋_GB2312" w:cs="仿宋_GB2312"/>
+          <w:sz w:val="24"/>
+          <w:szCs w:val="24"/>
+        </w:rPr>
+      </w:pPr>
+      <w:r>
+        <w:rPr>
+          <w:rFonts w:ascii="仿宋_GB2312" w:hAnsi="仿宋_GB2312" w:eastAsia="仿宋_GB2312" w:cs="仿宋_GB2312"/>
+          <w:sz w:val="24"/>
+          <w:szCs w:val="24"/>
+        </w:rPr>
+        <w:t xml:space="preserve">12、期间费用金额较大的风险。2024年、2025年和2026年1-6月，发行人期间费用分别为142,537.04万元、128,585.67万元和58,169.56万元，期间费用率分别为26.71%、37.53%和56.60%。</w:t>
+      </w:r>
+    </w:p>
+    <w:p>
+      <w:pPr>
+        <w:spacing w:line="360" w:lineRule="auto" w:after="80"/>
+        <w:ind w:firstLine="420"/>
+        <w:rPr>
+          <w:rFonts w:ascii="仿宋_GB2312" w:hAnsi="仿宋_GB2312" w:eastAsia="仿宋_GB2312" w:cs="仿宋_GB2312"/>
+          <w:sz w:val="24"/>
+          <w:szCs w:val="24"/>
+        </w:rPr>
+      </w:pPr>
+      <w:r>
+        <w:rPr>
+          <w:rFonts w:ascii="仿宋_GB2312" w:hAnsi="仿宋_GB2312" w:eastAsia="仿宋_GB2312" w:cs="仿宋_GB2312"/>
+          <w:sz w:val="24"/>
+          <w:szCs w:val="24"/>
+        </w:rPr>
+        <w:t xml:space="preserve">13、盈利依赖政府补贴的风险。2024年、2025年和2026年1-6月，发行人净利润分别为38,065.12万元、57,496.94万元和16,623.24万元，财政补贴收入分别为179,575.68万元、170,935.79万元和84,271.18万元，政府补贴占净利润比分别为471.76%、297.30%和507.0%。</w:t>
+      </w:r>
+    </w:p>
+    <w:p>
+      <w:pPr>
+        <w:spacing w:line="360" w:lineRule="auto" w:after="80"/>
+        <w:ind w:firstLine="420"/>
+        <w:rPr>
+          <w:rFonts w:ascii="仿宋_GB2312" w:hAnsi="仿宋_GB2312" w:eastAsia="仿宋_GB2312" w:cs="仿宋_GB2312"/>
+          <w:sz w:val="24"/>
+          <w:szCs w:val="24"/>
+        </w:rPr>
+      </w:pPr>
+      <w:r>
+        <w:rPr>
+          <w:rFonts w:ascii="仿宋_GB2312" w:hAnsi="仿宋_GB2312" w:eastAsia="仿宋_GB2312" w:cs="仿宋_GB2312"/>
+          <w:sz w:val="24"/>
+          <w:szCs w:val="24"/>
+        </w:rPr>
+        <w:t xml:space="preserve">14、投资性房地产公允价值变动的风险。2024年、2025年和2026年1-6月，发行人投资性房地产公允价值变动收益分别为-1,333.28万元、58.96万元和0.00万元。</w:t>
+      </w:r>
+    </w:p>
+    <w:p>
+      <w:pPr>
+        <w:spacing w:line="360" w:lineRule="auto" w:after="80"/>
+        <w:ind w:firstLine="420"/>
+        <w:rPr>
+          <w:rFonts w:ascii="仿宋_GB2312" w:hAnsi="仿宋_GB2312" w:eastAsia="仿宋_GB2312" w:cs="仿宋_GB2312"/>
+          <w:sz w:val="24"/>
+          <w:szCs w:val="24"/>
+        </w:rPr>
+      </w:pPr>
+      <w:r>
+        <w:rPr>
+          <w:rFonts w:ascii="仿宋_GB2312" w:hAnsi="仿宋_GB2312" w:eastAsia="仿宋_GB2312" w:cs="仿宋_GB2312"/>
+          <w:sz w:val="24"/>
+          <w:szCs w:val="24"/>
+        </w:rPr>
+        <w:t xml:space="preserve">15、市政工程收入来源集中及盈利波动风险。2024年、2025年和2026年1-6月，市政工程业务收入占营业收入的比重分别为37.52%、60.47%和88.29%；营业毛利率分别为8.35%、12.37%和13.28%。</w:t>
+      </w:r>
+    </w:p>
+    <w:p>
+      <w:pPr>
+        <w:spacing w:line="360" w:lineRule="auto" w:after="80"/>
+        <w:ind w:firstLine="420"/>
+        <w:rPr>
+          <w:rFonts w:ascii="仿宋_GB2312" w:hAnsi="仿宋_GB2312" w:eastAsia="仿宋_GB2312" w:cs="仿宋_GB2312"/>
+          <w:sz w:val="24"/>
+          <w:szCs w:val="24"/>
+        </w:rPr>
+      </w:pPr>
+      <w:r>
+        <w:rPr>
+          <w:rFonts w:ascii="仿宋_GB2312" w:hAnsi="仿宋_GB2312" w:eastAsia="仿宋_GB2312" w:cs="仿宋_GB2312"/>
+          <w:sz w:val="24"/>
+          <w:szCs w:val="24"/>
+        </w:rPr>
+        <w:t xml:space="preserve">16、运营效率较低的风险。2024年、2025年和2026年1-6月，应收账款周转率分别为0.36、0.20和0.06，存货周转率分别为0.31、0.26和0.09。</w:t>
+      </w:r>
+    </w:p>
+    <w:p>
+      <w:pPr>
+        <w:spacing w:line="360" w:lineRule="auto" w:after="80"/>
+        <w:ind w:firstLine="420"/>
+        <w:rPr>
+          <w:rFonts w:ascii="仿宋_GB2312" w:hAnsi="仿宋_GB2312" w:eastAsia="仿宋_GB2312" w:cs="仿宋_GB2312"/>
+          <w:sz w:val="24"/>
+          <w:szCs w:val="24"/>
+        </w:rPr>
+      </w:pPr>
+      <w:r>
+        <w:rPr>
+          <w:rFonts w:ascii="仿宋_GB2312" w:hAnsi="仿宋_GB2312" w:eastAsia="仿宋_GB2312" w:cs="仿宋_GB2312"/>
+          <w:sz w:val="24"/>
+          <w:szCs w:val="24"/>
+        </w:rPr>
+        <w:t xml:space="preserve">17、转让土地使用权业务未来收入不稳定的风险。2024年、2025年和2026年1-6月，该项收入分别为4,282.30万元、57,102.71万元和0万元。</w:t>
+      </w:r>
     </w:p>
     <w:p>
       <w:pPr>
@@ -5806,7 +5181,7 @@
                 <w:sz w:val="20"/>
                 <w:szCs w:val="20"/>
               </w:rPr>
-              <w:t xml:space="preserve">尽调、申报材料、底稿、反馈及销售</w:t>
+              <w:t xml:space="preserve">尽职调查、申报材料撰写、工作底稿整理、反馈回复及销售</w:t>
             </w:r>
           </w:p>
         </w:tc>
@@ -5952,7 +5327,7 @@
                 <w:sz w:val="20"/>
                 <w:szCs w:val="20"/>
               </w:rPr>
-              <w:t xml:space="preserve">尽调、申报材料、底稿、反馈及销售</w:t>
+              <w:t xml:space="preserve">尽职调查、申报材料撰写、工作底稿整理、反馈回复及销售</w:t>
             </w:r>
           </w:p>
         </w:tc>
@@ -6098,34 +5473,13 @@
                 <w:sz w:val="20"/>
                 <w:szCs w:val="20"/>
               </w:rPr>
-              <w:t xml:space="preserve">尽调、申报材料、底稿、反馈及销售</w:t>
+              <w:t xml:space="preserve">尽职调查、申报材料撰写、工作底稿整理、反馈回复及销售</w:t>
             </w:r>
           </w:p>
         </w:tc>
       </w:tr>
     </w:tbl>
     <w:p/>
-    <w:p>
-      <w:pPr>
-        <w:spacing w:line="360" w:lineRule="auto" w:after="80"/>
-        <w:ind w:firstLine="420"/>
-        <w:rPr>
-          <w:rFonts w:ascii="仿宋_GB2312" w:hAnsi="仿宋_GB2312" w:eastAsia="仿宋_GB2312" w:cs="仿宋_GB2312"/>
-          <w:sz w:val="24"/>
-          <w:szCs w:val="24"/>
-        </w:rPr>
-      </w:pPr>
-      <w:ins w:id="99" w:author="冯佳淇" w:date="2026-08-28T08:00:00Z">
-        <w:r>
-          <w:rPr>
-            <w:rFonts w:ascii="仿宋_GB2312" w:hAnsi="仿宋_GB2312" w:eastAsia="仿宋_GB2312" w:cs="仿宋_GB2312"/>
-            <w:sz w:val="24"/>
-            <w:szCs w:val="24"/>
-          </w:rPr>
-          <w:t xml:space="preserve">募说甬兴证券联系人为殷柏林、路子博；德邦证券联系人为候子杰、孟祥绥、刘亚敏。立项人员表未列路子博及德邦承做人，是否增补请项目组决定。</w:t>
-        </w:r>
-      </w:ins>
-    </w:p>
     <w:p>
       <w:pPr>
         <w:spacing w:before="200" w:after="80" w:line="360" w:lineRule="auto"/>
@@ -6146,35 +5500,440 @@
         <w:t xml:space="preserve">十六、项目时间安排表</w:t>
       </w:r>
     </w:p>
-    <w:p>
-      <w:pPr>
-        <w:spacing w:line="360" w:lineRule="auto" w:after="80"/>
-        <w:ind w:firstLine="420"/>
-        <w:rPr>
-          <w:rFonts w:ascii="仿宋_GB2312" w:hAnsi="仿宋_GB2312" w:eastAsia="仿宋_GB2312" w:cs="仿宋_GB2312"/>
-          <w:sz w:val="24"/>
-          <w:szCs w:val="24"/>
-        </w:rPr>
-      </w:pPr>
-      <w:r>
-        <w:rPr>
-          <w:rFonts w:ascii="仿宋_GB2312" w:hAnsi="仿宋_GB2312" w:eastAsia="仿宋_GB2312" w:cs="仿宋_GB2312"/>
-          <w:sz w:val="24"/>
-          <w:szCs w:val="24"/>
-        </w:rPr>
-        <w:t xml:space="preserve">原安排：现场工作2026年4月中旬–6月下旬；内核2026年7月上旬–中旬；反馈注册2026年7月下旬–9月上旬；发行阶段2026年9月中旬–2027年8月中旬。</w:t>
-      </w:r>
-      <w:ins w:id="100" w:author="冯佳淇" w:date="2026-08-28T08:00:00Z">
-        <w:r>
-          <w:rPr>
-            <w:rFonts w:ascii="仿宋_GB2312" w:hAnsi="仿宋_GB2312" w:eastAsia="仿宋_GB2312" w:cs="仿宋_GB2312"/>
-            <w:sz w:val="24"/>
-            <w:szCs w:val="24"/>
-          </w:rPr>
-          <w:t xml:space="preserve">目前已有完整募集说明书底稿（仍有若干【】及无异议函未填），现场及底稿阶段实际已完成。建议内核安排调整为2026年8月下旬–9月上旬，申报/反馈视内核及交易所进度确定。债券批文有效期1年，具体发行时点仍视公司需求及市场利率。</w:t>
-        </w:r>
-      </w:ins>
-    </w:p>
+    <w:tbl>
+      <w:tblPr>
+        <w:tblStyle w:val="TableGrid"/>
+        <w:tblW w:type="auto" w:w="0"/>
+        <w:tblLook w:firstColumn="1" w:firstRow="1" w:lastColumn="0" w:lastRow="0" w:noHBand="0" w:noVBand="1" w:val="04A0"/>
+      </w:tblPr>
+      <w:tblGrid>
+        <w:gridCol w:w="3060"/>
+        <w:gridCol w:w="3060"/>
+        <w:gridCol w:w="3060"/>
+      </w:tblGrid>
+      <w:tr>
+        <w:tc>
+          <w:tcPr>
+            <w:tcW w:type="dxa" w:w="3060"/>
+          </w:tcPr>
+          <w:p>
+            <w:pPr>
+              <w:spacing w:line="360" w:lineRule="auto" w:after="80"/>
+              <w:rPr>
+                <w:rFonts w:ascii="仿宋_GB2312" w:hAnsi="仿宋_GB2312" w:eastAsia="仿宋_GB2312" w:cs="仿宋_GB2312"/>
+                <w:sz w:val="20"/>
+                <w:szCs w:val="20"/>
+              </w:rPr>
+            </w:pPr>
+            <w:r>
+              <w:rPr>
+                <w:b/>
+              </w:rPr>
+            </w:r>
+            <w:r>
+              <w:rPr>
+                <w:rFonts w:ascii="仿宋_GB2312" w:hAnsi="仿宋_GB2312" w:eastAsia="仿宋_GB2312" w:cs="仿宋_GB2312"/>
+                <w:b/>
+                <w:sz w:val="20"/>
+                <w:szCs w:val="20"/>
+              </w:rPr>
+              <w:t xml:space="preserve">阶段</w:t>
+            </w:r>
+          </w:p>
+        </w:tc>
+        <w:tc>
+          <w:tcPr>
+            <w:tcW w:type="dxa" w:w="3060"/>
+          </w:tcPr>
+          <w:p>
+            <w:pPr>
+              <w:spacing w:line="360" w:lineRule="auto" w:after="80"/>
+              <w:rPr>
+                <w:rFonts w:ascii="仿宋_GB2312" w:hAnsi="仿宋_GB2312" w:eastAsia="仿宋_GB2312" w:cs="仿宋_GB2312"/>
+                <w:sz w:val="20"/>
+                <w:szCs w:val="20"/>
+              </w:rPr>
+            </w:pPr>
+            <w:r>
+              <w:rPr>
+                <w:b/>
+              </w:rPr>
+            </w:r>
+            <w:r>
+              <w:rPr>
+                <w:rFonts w:ascii="仿宋_GB2312" w:hAnsi="仿宋_GB2312" w:eastAsia="仿宋_GB2312" w:cs="仿宋_GB2312"/>
+                <w:b/>
+                <w:sz w:val="20"/>
+                <w:szCs w:val="20"/>
+              </w:rPr>
+              <w:t xml:space="preserve">计划时间</w:t>
+            </w:r>
+          </w:p>
+        </w:tc>
+        <w:tc>
+          <w:tcPr>
+            <w:tcW w:type="dxa" w:w="3060"/>
+          </w:tcPr>
+          <w:p>
+            <w:pPr>
+              <w:spacing w:line="360" w:lineRule="auto" w:after="80"/>
+              <w:rPr>
+                <w:rFonts w:ascii="仿宋_GB2312" w:hAnsi="仿宋_GB2312" w:eastAsia="仿宋_GB2312" w:cs="仿宋_GB2312"/>
+                <w:sz w:val="20"/>
+                <w:szCs w:val="20"/>
+              </w:rPr>
+            </w:pPr>
+            <w:r>
+              <w:rPr>
+                <w:b/>
+              </w:rPr>
+            </w:r>
+            <w:r>
+              <w:rPr>
+                <w:rFonts w:ascii="仿宋_GB2312" w:hAnsi="仿宋_GB2312" w:eastAsia="仿宋_GB2312" w:cs="仿宋_GB2312"/>
+                <w:b/>
+                <w:sz w:val="20"/>
+                <w:szCs w:val="20"/>
+              </w:rPr>
+              <w:t xml:space="preserve">工作内容</w:t>
+            </w:r>
+          </w:p>
+        </w:tc>
+      </w:tr>
+      <w:tr>
+        <w:tc>
+          <w:tcPr>
+            <w:tcW w:type="dxa" w:w="3060"/>
+          </w:tcPr>
+          <w:p>
+            <w:pPr>
+              <w:spacing w:line="360" w:lineRule="auto" w:after="80"/>
+              <w:rPr>
+                <w:rFonts w:ascii="仿宋_GB2312" w:hAnsi="仿宋_GB2312" w:eastAsia="仿宋_GB2312" w:cs="仿宋_GB2312"/>
+                <w:sz w:val="20"/>
+                <w:szCs w:val="20"/>
+              </w:rPr>
+            </w:pPr>
+            <w:r/>
+            <w:r>
+              <w:rPr>
+                <w:rFonts w:ascii="仿宋_GB2312" w:hAnsi="仿宋_GB2312" w:eastAsia="仿宋_GB2312" w:cs="仿宋_GB2312"/>
+                <w:sz w:val="20"/>
+                <w:szCs w:val="20"/>
+              </w:rPr>
+              <w:t xml:space="preserve">现场工作阶段</w:t>
+            </w:r>
+          </w:p>
+        </w:tc>
+        <w:tc>
+          <w:tcPr>
+            <w:tcW w:type="dxa" w:w="3060"/>
+          </w:tcPr>
+          <w:p>
+            <w:pPr>
+              <w:spacing w:line="360" w:lineRule="auto" w:after="80"/>
+              <w:rPr>
+                <w:rFonts w:ascii="仿宋_GB2312" w:hAnsi="仿宋_GB2312" w:eastAsia="仿宋_GB2312" w:cs="仿宋_GB2312"/>
+                <w:sz w:val="20"/>
+                <w:szCs w:val="20"/>
+              </w:rPr>
+            </w:pPr>
+            <w:r/>
+            <w:del w:id="26" w:author="冯佳淇" w:date="2026-08-28T08:00:00Z">
+              <w:r>
+                <w:rPr>
+                  <w:rFonts w:ascii="仿宋_GB2312" w:hAnsi="仿宋_GB2312" w:eastAsia="仿宋_GB2312" w:cs="仿宋_GB2312"/>
+                  <w:sz w:val="20"/>
+                  <w:szCs w:val="20"/>
+                </w:rPr>
+                <w:delText xml:space="preserve">2026年4月中旬-6月下旬</w:delText>
+              </w:r>
+            </w:del>
+            <w:ins w:id="27" w:author="冯佳淇" w:date="2026-08-28T08:00:00Z">
+              <w:r>
+                <w:rPr>
+                  <w:rFonts w:ascii="仿宋_GB2312" w:hAnsi="仿宋_GB2312" w:eastAsia="仿宋_GB2312" w:cs="仿宋_GB2312"/>
+                  <w:sz w:val="20"/>
+                  <w:szCs w:val="20"/>
+                </w:rPr>
+                <w:t xml:space="preserve">2026年4月-8月</w:t>
+              </w:r>
+            </w:ins>
+          </w:p>
+        </w:tc>
+        <w:tc>
+          <w:tcPr>
+            <w:tcW w:type="dxa" w:w="3060"/>
+          </w:tcPr>
+          <w:p>
+            <w:pPr>
+              <w:spacing w:line="360" w:lineRule="auto" w:after="80"/>
+              <w:rPr>
+                <w:rFonts w:ascii="仿宋_GB2312" w:hAnsi="仿宋_GB2312" w:eastAsia="仿宋_GB2312" w:cs="仿宋_GB2312"/>
+                <w:sz w:val="20"/>
+                <w:szCs w:val="20"/>
+              </w:rPr>
+            </w:pPr>
+            <w:r/>
+            <w:r>
+              <w:rPr>
+                <w:rFonts w:ascii="仿宋_GB2312" w:hAnsi="仿宋_GB2312" w:eastAsia="仿宋_GB2312" w:cs="仿宋_GB2312"/>
+                <w:sz w:val="20"/>
+                <w:szCs w:val="20"/>
+              </w:rPr>
+              <w:t xml:space="preserve">尽职调查、方案拟定、资料收集、内部文件及募集说明书撰写</w:t>
+            </w:r>
+          </w:p>
+        </w:tc>
+      </w:tr>
+      <w:tr>
+        <w:tc>
+          <w:tcPr>
+            <w:tcW w:type="dxa" w:w="3060"/>
+          </w:tcPr>
+          <w:p>
+            <w:pPr>
+              <w:spacing w:line="360" w:lineRule="auto" w:after="80"/>
+              <w:rPr>
+                <w:rFonts w:ascii="仿宋_GB2312" w:hAnsi="仿宋_GB2312" w:eastAsia="仿宋_GB2312" w:cs="仿宋_GB2312"/>
+                <w:sz w:val="20"/>
+                <w:szCs w:val="20"/>
+              </w:rPr>
+            </w:pPr>
+            <w:r/>
+            <w:r>
+              <w:rPr>
+                <w:rFonts w:ascii="仿宋_GB2312" w:hAnsi="仿宋_GB2312" w:eastAsia="仿宋_GB2312" w:cs="仿宋_GB2312"/>
+                <w:sz w:val="20"/>
+                <w:szCs w:val="20"/>
+              </w:rPr>
+              <w:t xml:space="preserve">内核审核阶段</w:t>
+            </w:r>
+          </w:p>
+        </w:tc>
+        <w:tc>
+          <w:tcPr>
+            <w:tcW w:type="dxa" w:w="3060"/>
+          </w:tcPr>
+          <w:p>
+            <w:pPr>
+              <w:spacing w:line="360" w:lineRule="auto" w:after="80"/>
+              <w:rPr>
+                <w:rFonts w:ascii="仿宋_GB2312" w:hAnsi="仿宋_GB2312" w:eastAsia="仿宋_GB2312" w:cs="仿宋_GB2312"/>
+                <w:sz w:val="20"/>
+                <w:szCs w:val="20"/>
+              </w:rPr>
+            </w:pPr>
+            <w:r/>
+            <w:del w:id="28" w:author="冯佳淇" w:date="2026-08-28T08:00:00Z">
+              <w:r>
+                <w:rPr>
+                  <w:rFonts w:ascii="仿宋_GB2312" w:hAnsi="仿宋_GB2312" w:eastAsia="仿宋_GB2312" w:cs="仿宋_GB2312"/>
+                  <w:sz w:val="20"/>
+                  <w:szCs w:val="20"/>
+                </w:rPr>
+                <w:delText xml:space="preserve">2026年7月上旬-7月中旬</w:delText>
+              </w:r>
+            </w:del>
+            <w:ins w:id="29" w:author="冯佳淇" w:date="2026-08-28T08:00:00Z">
+              <w:r>
+                <w:rPr>
+                  <w:rFonts w:ascii="仿宋_GB2312" w:hAnsi="仿宋_GB2312" w:eastAsia="仿宋_GB2312" w:cs="仿宋_GB2312"/>
+                  <w:sz w:val="20"/>
+                  <w:szCs w:val="20"/>
+                </w:rPr>
+                <w:t xml:space="preserve">2026年8月下旬-9月上旬</w:t>
+              </w:r>
+            </w:ins>
+          </w:p>
+        </w:tc>
+        <w:tc>
+          <w:tcPr>
+            <w:tcW w:type="dxa" w:w="3060"/>
+          </w:tcPr>
+          <w:p>
+            <w:pPr>
+              <w:spacing w:line="360" w:lineRule="auto" w:after="80"/>
+              <w:rPr>
+                <w:rFonts w:ascii="仿宋_GB2312" w:hAnsi="仿宋_GB2312" w:eastAsia="仿宋_GB2312" w:cs="仿宋_GB2312"/>
+                <w:sz w:val="20"/>
+                <w:szCs w:val="20"/>
+              </w:rPr>
+            </w:pPr>
+            <w:r/>
+            <w:r>
+              <w:rPr>
+                <w:rFonts w:ascii="仿宋_GB2312" w:hAnsi="仿宋_GB2312" w:eastAsia="仿宋_GB2312" w:cs="仿宋_GB2312"/>
+                <w:sz w:val="20"/>
+                <w:szCs w:val="20"/>
+              </w:rPr>
+              <w:t xml:space="preserve">法律意见书、全套申报材料及内核程序</w:t>
+            </w:r>
+          </w:p>
+        </w:tc>
+      </w:tr>
+      <w:tr>
+        <w:tc>
+          <w:tcPr>
+            <w:tcW w:type="dxa" w:w="3060"/>
+          </w:tcPr>
+          <w:p>
+            <w:pPr>
+              <w:spacing w:line="360" w:lineRule="auto" w:after="80"/>
+              <w:rPr>
+                <w:rFonts w:ascii="仿宋_GB2312" w:hAnsi="仿宋_GB2312" w:eastAsia="仿宋_GB2312" w:cs="仿宋_GB2312"/>
+                <w:sz w:val="20"/>
+                <w:szCs w:val="20"/>
+              </w:rPr>
+            </w:pPr>
+            <w:r/>
+            <w:r>
+              <w:rPr>
+                <w:rFonts w:ascii="仿宋_GB2312" w:hAnsi="仿宋_GB2312" w:eastAsia="仿宋_GB2312" w:cs="仿宋_GB2312"/>
+                <w:sz w:val="20"/>
+                <w:szCs w:val="20"/>
+              </w:rPr>
+              <w:t xml:space="preserve">反馈注册阶段</w:t>
+            </w:r>
+          </w:p>
+        </w:tc>
+        <w:tc>
+          <w:tcPr>
+            <w:tcW w:type="dxa" w:w="3060"/>
+          </w:tcPr>
+          <w:p>
+            <w:pPr>
+              <w:spacing w:line="360" w:lineRule="auto" w:after="80"/>
+              <w:rPr>
+                <w:rFonts w:ascii="仿宋_GB2312" w:hAnsi="仿宋_GB2312" w:eastAsia="仿宋_GB2312" w:cs="仿宋_GB2312"/>
+                <w:sz w:val="20"/>
+                <w:szCs w:val="20"/>
+              </w:rPr>
+            </w:pPr>
+            <w:r/>
+            <w:del w:id="30" w:author="冯佳淇" w:date="2026-08-28T08:00:00Z">
+              <w:r>
+                <w:rPr>
+                  <w:rFonts w:ascii="仿宋_GB2312" w:hAnsi="仿宋_GB2312" w:eastAsia="仿宋_GB2312" w:cs="仿宋_GB2312"/>
+                  <w:sz w:val="20"/>
+                  <w:szCs w:val="20"/>
+                </w:rPr>
+                <w:delText xml:space="preserve">2026年7月下旬-9月上旬</w:delText>
+              </w:r>
+            </w:del>
+            <w:ins w:id="31" w:author="冯佳淇" w:date="2026-08-28T08:00:00Z">
+              <w:r>
+                <w:rPr>
+                  <w:rFonts w:ascii="仿宋_GB2312" w:hAnsi="仿宋_GB2312" w:eastAsia="仿宋_GB2312" w:cs="仿宋_GB2312"/>
+                  <w:sz w:val="20"/>
+                  <w:szCs w:val="20"/>
+                </w:rPr>
+                <w:t xml:space="preserve">2026年9月-10月</w:t>
+              </w:r>
+            </w:ins>
+          </w:p>
+        </w:tc>
+        <w:tc>
+          <w:tcPr>
+            <w:tcW w:type="dxa" w:w="3060"/>
+          </w:tcPr>
+          <w:p>
+            <w:pPr>
+              <w:spacing w:line="360" w:lineRule="auto" w:after="80"/>
+              <w:rPr>
+                <w:rFonts w:ascii="仿宋_GB2312" w:hAnsi="仿宋_GB2312" w:eastAsia="仿宋_GB2312" w:cs="仿宋_GB2312"/>
+                <w:sz w:val="20"/>
+                <w:szCs w:val="20"/>
+              </w:rPr>
+            </w:pPr>
+            <w:r/>
+            <w:r>
+              <w:rPr>
+                <w:rFonts w:ascii="仿宋_GB2312" w:hAnsi="仿宋_GB2312" w:eastAsia="仿宋_GB2312" w:cs="仿宋_GB2312"/>
+                <w:sz w:val="20"/>
+                <w:szCs w:val="20"/>
+              </w:rPr>
+              <w:t xml:space="preserve">申报交易所、回复反馈、取得批文</w:t>
+            </w:r>
+          </w:p>
+        </w:tc>
+      </w:tr>
+      <w:tr>
+        <w:tc>
+          <w:tcPr>
+            <w:tcW w:type="dxa" w:w="3060"/>
+          </w:tcPr>
+          <w:p>
+            <w:pPr>
+              <w:spacing w:line="360" w:lineRule="auto" w:after="80"/>
+              <w:rPr>
+                <w:rFonts w:ascii="仿宋_GB2312" w:hAnsi="仿宋_GB2312" w:eastAsia="仿宋_GB2312" w:cs="仿宋_GB2312"/>
+                <w:sz w:val="20"/>
+                <w:szCs w:val="20"/>
+              </w:rPr>
+            </w:pPr>
+            <w:r/>
+            <w:r>
+              <w:rPr>
+                <w:rFonts w:ascii="仿宋_GB2312" w:hAnsi="仿宋_GB2312" w:eastAsia="仿宋_GB2312" w:cs="仿宋_GB2312"/>
+                <w:sz w:val="20"/>
+                <w:szCs w:val="20"/>
+              </w:rPr>
+              <w:t xml:space="preserve">发行阶段</w:t>
+            </w:r>
+          </w:p>
+        </w:tc>
+        <w:tc>
+          <w:tcPr>
+            <w:tcW w:type="dxa" w:w="3060"/>
+          </w:tcPr>
+          <w:p>
+            <w:pPr>
+              <w:spacing w:line="360" w:lineRule="auto" w:after="80"/>
+              <w:rPr>
+                <w:rFonts w:ascii="仿宋_GB2312" w:hAnsi="仿宋_GB2312" w:eastAsia="仿宋_GB2312" w:cs="仿宋_GB2312"/>
+                <w:sz w:val="20"/>
+                <w:szCs w:val="20"/>
+              </w:rPr>
+            </w:pPr>
+            <w:r/>
+            <w:r>
+              <w:rPr>
+                <w:rFonts w:ascii="仿宋_GB2312" w:hAnsi="仿宋_GB2312" w:eastAsia="仿宋_GB2312" w:cs="仿宋_GB2312"/>
+                <w:sz w:val="20"/>
+                <w:szCs w:val="20"/>
+              </w:rPr>
+              <w:t xml:space="preserve">批文有效期内</w:t>
+            </w:r>
+          </w:p>
+        </w:tc>
+        <w:tc>
+          <w:tcPr>
+            <w:tcW w:type="dxa" w:w="3060"/>
+          </w:tcPr>
+          <w:p>
+            <w:pPr>
+              <w:spacing w:line="360" w:lineRule="auto" w:after="80"/>
+              <w:rPr>
+                <w:rFonts w:ascii="仿宋_GB2312" w:hAnsi="仿宋_GB2312" w:eastAsia="仿宋_GB2312" w:cs="仿宋_GB2312"/>
+                <w:sz w:val="20"/>
+                <w:szCs w:val="20"/>
+              </w:rPr>
+            </w:pPr>
+            <w:r/>
+            <w:r>
+              <w:rPr>
+                <w:rFonts w:ascii="仿宋_GB2312" w:hAnsi="仿宋_GB2312" w:eastAsia="仿宋_GB2312" w:cs="仿宋_GB2312"/>
+                <w:sz w:val="20"/>
+                <w:szCs w:val="20"/>
+              </w:rPr>
+              <w:t xml:space="preserve">债券批文有效期为1年，根据公司需求及市场利率走势确定具体发行时间</w:t>
+            </w:r>
+          </w:p>
+        </w:tc>
+      </w:tr>
+    </w:tbl>
+    <w:p/>
     <w:p>
       <w:pPr>
         <w:spacing w:before="200" w:after="80" w:line="360" w:lineRule="auto"/>
@@ -6211,46 +5970,8 @@
           <w:sz w:val="24"/>
           <w:szCs w:val="24"/>
         </w:rPr>
-        <w:t xml:space="preserve">本次债券承销费及受托管理报酬合计为0.20%/年，</w:t>
+        <w:t xml:space="preserve">本次债券承销费及受托管理报酬合计为0.20%/年。甬兴证券有限公司为牵头主承销商、受托管理人、簿记管理人，德邦证券股份有限公司为联席主承销商。按获批规模67,800万元、期限5年测算，本项目预计收入为678万元。</w:t>
       </w:r>
-      <w:del w:id="101" w:author="冯佳淇" w:date="2026-08-28T08:00:00Z">
-        <w:r>
-          <w:rPr>
-            <w:rFonts w:ascii="仿宋_GB2312" w:hAnsi="仿宋_GB2312" w:eastAsia="仿宋_GB2312" w:cs="仿宋_GB2312"/>
-            <w:sz w:val="24"/>
-            <w:szCs w:val="24"/>
-          </w:rPr>
-          <w:delText xml:space="preserve">我司为主承销商、受托管理人。</w:delText>
-        </w:r>
-      </w:del>
-      <w:ins w:id="102" w:author="冯佳淇" w:date="2026-08-28T08:00:00Z">
-        <w:r>
-          <w:rPr>
-            <w:rFonts w:ascii="仿宋_GB2312" w:hAnsi="仿宋_GB2312" w:eastAsia="仿宋_GB2312" w:cs="仿宋_GB2312"/>
-            <w:sz w:val="24"/>
-            <w:szCs w:val="24"/>
-          </w:rPr>
-          <w:t xml:space="preserve">我司（甬兴证券）为牵头主承销商、受托管理人、簿记管理人，德邦证券为联席主承销商。</w:t>
-        </w:r>
-      </w:ins>
-      <w:r>
-        <w:rPr>
-          <w:rFonts w:ascii="仿宋_GB2312" w:hAnsi="仿宋_GB2312" w:eastAsia="仿宋_GB2312" w:cs="仿宋_GB2312"/>
-          <w:sz w:val="24"/>
-          <w:szCs w:val="24"/>
-        </w:rPr>
-        <w:t xml:space="preserve">按获批规模67,800万元、期限5年测算，本项目预计收入为678万元。</w:t>
-      </w:r>
-      <w:ins w:id="103" w:author="冯佳淇" w:date="2026-08-28T08:00:00Z">
-        <w:r>
-          <w:rPr>
-            <w:rFonts w:ascii="仿宋_GB2312" w:hAnsi="仿宋_GB2312" w:eastAsia="仿宋_GB2312" w:cs="仿宋_GB2312"/>
-            <w:sz w:val="24"/>
-            <w:szCs w:val="24"/>
-          </w:rPr>
-          <w:t xml:space="preserve">联席承销分润以承销协议为准，678万元为原立项按0.20%/年、5年的测算，本次不擅自改分成。</w:t>
-        </w:r>
-      </w:ins>
     </w:p>
     <w:p>
       <w:pPr>
@@ -6288,7 +6009,7 @@
           <w:sz w:val="24"/>
           <w:szCs w:val="24"/>
         </w:rPr>
-        <w:t xml:space="preserve">济宁市兖州区惠民城建投资有限公司符合非公开发行公司债券的基本条件。发行人属于济宁市兖州区国有资产监督管理局下属国有企业。偿债来源仍为自有资金、经营收入和外部筹资，但短期债务占比已升至50.93%，对财政补贴依赖高；截至2026年6月末授信余额募说未填，不在结论中引用旧授信数。</w:t>
+        <w:t xml:space="preserve">济宁市兖州区惠民城建投资有限公司符合非公开发行公司债券的基本条件。发行人属于济宁市兖州区国有资产监督管理局实际控制的国有企业。发行人经营收入、外部筹资及股东支持将为本次公司债券的还本付息提供保障。</w:t>
       </w:r>
     </w:p>
     <w:p>
@@ -6301,32 +6022,24 @@
           <w:szCs w:val="24"/>
         </w:rPr>
       </w:pPr>
-      <w:r>
-        <w:rPr>
-          <w:rFonts w:ascii="仿宋_GB2312" w:hAnsi="仿宋_GB2312" w:eastAsia="仿宋_GB2312" w:cs="仿宋_GB2312"/>
-          <w:sz w:val="24"/>
-          <w:szCs w:val="24"/>
-        </w:rPr>
-        <w:t xml:space="preserve">本次债券由我司作为</w:t>
-      </w:r>
-      <w:del w:id="104" w:author="冯佳淇" w:date="2026-08-28T08:00:00Z">
+      <w:del w:id="32" w:author="冯佳淇" w:date="2026-08-28T08:00:00Z">
         <w:r>
           <w:rPr>
             <w:rFonts w:ascii="仿宋_GB2312" w:hAnsi="仿宋_GB2312" w:eastAsia="仿宋_GB2312" w:cs="仿宋_GB2312"/>
             <w:sz w:val="24"/>
             <w:szCs w:val="24"/>
           </w:rPr>
-          <w:delText xml:space="preserve">独家主承销商、受托管理人，本次债券预计收益为678万元，将为公司带来较好收益。</w:delText>
+          <w:delText xml:space="preserve">本次债券由我司作为独家主承销商、受托管理人，本次债券预计收益为678万元，将为公司带来较好收益。</w:delText>
         </w:r>
       </w:del>
-      <w:ins w:id="105" w:author="冯佳淇" w:date="2026-08-28T08:00:00Z">
+      <w:ins w:id="33" w:author="冯佳淇" w:date="2026-08-28T08:00:00Z">
         <w:r>
           <w:rPr>
             <w:rFonts w:ascii="仿宋_GB2312" w:hAnsi="仿宋_GB2312" w:eastAsia="仿宋_GB2312" w:cs="仿宋_GB2312"/>
             <w:sz w:val="24"/>
             <w:szCs w:val="24"/>
           </w:rPr>
-          <w:t xml:space="preserve">牵头主承销商、受托管理人、簿记管理人（德邦证券联席主承销），预计收益仍按678万元测算。</w:t>
+          <w:t xml:space="preserve">本次债券由甬兴证券有限公司作为牵头主承销商、受托管理人、簿记管理人，德邦证券股份有限公司作为联席主承销商，预计收益为678万元。</w:t>
         </w:r>
       </w:ins>
     </w:p>
@@ -6348,37 +6061,6 @@
         </w:rPr>
         <w:t xml:space="preserve">综上，本项目风险总体可控，可操作性较强，可以为我司带来较为合理的收入，建议立项。</w:t>
       </w:r>
-      <w:ins w:id="106" w:author="冯佳淇" w:date="2026-08-28T08:00:00Z">
-        <w:r>
-          <w:rPr>
-            <w:rFonts w:ascii="仿宋_GB2312" w:hAnsi="仿宋_GB2312" w:eastAsia="仿宋_GB2312" w:cs="仿宋_GB2312"/>
-            <w:sz w:val="24"/>
-            <w:szCs w:val="24"/>
-          </w:rPr>
-          <w:t xml:space="preserve">前提是：发行条款以募说为准（期限不超过5年、双主承、债券无评级）；财务及授信以募说已填数为准；募说仍为【】的科目不得在立项中填假数。</w:t>
-        </w:r>
-      </w:ins>
-    </w:p>
-    <w:p>
-      <w:pPr>
-        <w:spacing w:line="360" w:lineRule="auto" w:after="80"/>
-        <w:jc w:val="right"/>
-        <w:rPr>
-          <w:rFonts w:ascii="仿宋_GB2312" w:hAnsi="仿宋_GB2312" w:eastAsia="仿宋_GB2312" w:cs="仿宋_GB2312"/>
-          <w:sz w:val="24"/>
-          <w:szCs w:val="24"/>
-        </w:rPr>
-      </w:pPr>
-      <w:ins w:id="107" w:author="冯佳淇" w:date="2026-08-28T08:00:00Z">
-        <w:r>
-          <w:rPr>
-            <w:rFonts w:ascii="仿宋_GB2312" w:hAnsi="仿宋_GB2312" w:eastAsia="仿宋_GB2312" w:cs="仿宋_GB2312"/>
-            <w:sz w:val="24"/>
-            <w:szCs w:val="24"/>
-          </w:rPr>
-          <w:t xml:space="preserve">修订人：冯佳淇    修订日期：2026年8月28日</w:t>
-        </w:r>
-      </w:ins>
     </w:p>
     <w:sectPr>
       <w:pgSz w:w="12240" w:h="15840"/>

--- a/docs/incoming/济宁惠民城建_立项申请报告_冯佳淇修订_20260828.docx
+++ b/docs/incoming/济宁惠民城建_立项申请报告_冯佳淇修订_20260828.docx
@@ -280,16 +280,26 @@
           <w:sz w:val="24"/>
           <w:szCs w:val="24"/>
         </w:rPr>
-        <w:t xml:space="preserve">本次债券由主承销商以余额包销的方式承销，</w:t>
+        <w:t xml:space="preserve">本次债券由主承销商以余额包销</w:t>
       </w:r>
-      <w:ins w:id="8" w:author="冯佳淇" w:date="2026-08-28T08:00:00Z">
+      <w:del w:id="8" w:author="冯佳淇" w:date="2026-08-28T08:00:00Z">
         <w:r>
           <w:rPr>
             <w:rFonts w:ascii="仿宋_GB2312" w:hAnsi="仿宋_GB2312" w:eastAsia="仿宋_GB2312" w:cs="仿宋_GB2312"/>
             <w:sz w:val="24"/>
             <w:szCs w:val="24"/>
           </w:rPr>
-          <w:t xml:space="preserve">发行方式为簿记建档发行。</w:t>
+          <w:delText xml:space="preserve">的方式承销。</w:delText>
+        </w:r>
+      </w:del>
+      <w:ins w:id="9" w:author="冯佳淇" w:date="2026-08-28T08:00:00Z">
+        <w:r>
+          <w:rPr>
+            <w:rFonts w:ascii="仿宋_GB2312" w:hAnsi="仿宋_GB2312" w:eastAsia="仿宋_GB2312" w:cs="仿宋_GB2312"/>
+            <w:sz w:val="24"/>
+            <w:szCs w:val="24"/>
+          </w:rPr>
+          <w:t xml:space="preserve">方式承销。本次债券发行方式为簿记建档发行。</w:t>
         </w:r>
       </w:ins>
     </w:p>
@@ -445,47 +455,18 @@
           <w:sz w:val="24"/>
           <w:szCs w:val="24"/>
         </w:rPr>
-        <w:t xml:space="preserve">3、发行规模：本次债券发行总额不超过6.78亿元（含6.78亿元），拟采取分期方式发行。挂牌转让场所为上海证券交易所。</w:t>
+        <w:t xml:space="preserve">3、发行规模：</w:t>
       </w:r>
-    </w:p>
-    <w:p>
-      <w:pPr>
-        <w:spacing w:line="360" w:lineRule="auto" w:after="80"/>
-        <w:ind w:firstLine="420"/>
-        <w:rPr>
-          <w:rFonts w:ascii="仿宋_GB2312" w:hAnsi="仿宋_GB2312" w:eastAsia="仿宋_GB2312" w:cs="仿宋_GB2312"/>
-          <w:sz w:val="24"/>
-          <w:szCs w:val="24"/>
-        </w:rPr>
-      </w:pPr>
-      <w:r>
-        <w:rPr>
-          <w:rFonts w:ascii="仿宋_GB2312" w:hAnsi="仿宋_GB2312" w:eastAsia="仿宋_GB2312" w:cs="仿宋_GB2312"/>
-          <w:sz w:val="24"/>
-          <w:szCs w:val="24"/>
-        </w:rPr>
-        <w:t xml:space="preserve">4、债券期限：本次债券期限不超过</w:t>
-      </w:r>
-      <w:del w:id="9" w:author="冯佳淇" w:date="2026-08-28T08:00:00Z">
+      <w:del w:id="10" w:author="冯佳淇" w:date="2026-08-28T08:00:00Z">
         <w:r>
           <w:rPr>
             <w:rFonts w:ascii="仿宋_GB2312" w:hAnsi="仿宋_GB2312" w:eastAsia="仿宋_GB2312" w:cs="仿宋_GB2312"/>
             <w:sz w:val="24"/>
             <w:szCs w:val="24"/>
           </w:rPr>
-          <w:delText xml:space="preserve">10年（含10年），可为单一期限品种，也可为多种期限的混合品种。</w:delText>
+          <w:delText xml:space="preserve">本次债券总规模不超过6.78亿元（含6.78亿元）。</w:delText>
         </w:r>
       </w:del>
-      <w:ins w:id="10" w:author="冯佳淇" w:date="2026-08-28T08:00:00Z">
-        <w:r>
-          <w:rPr>
-            <w:rFonts w:ascii="仿宋_GB2312" w:hAnsi="仿宋_GB2312" w:eastAsia="仿宋_GB2312" w:cs="仿宋_GB2312"/>
-            <w:sz w:val="24"/>
-            <w:szCs w:val="24"/>
-          </w:rPr>
-          <w:t xml:space="preserve">5年（含5年）。</w:t>
-        </w:r>
-      </w:ins>
       <w:ins w:id="11" w:author="冯佳淇" w:date="2026-08-28T08:00:00Z">
         <w:r>
           <w:rPr>
@@ -493,7 +474,7 @@
             <w:sz w:val="24"/>
             <w:szCs w:val="24"/>
           </w:rPr>
-          <w:t xml:space="preserve">本次债券面值为100元，按面值平价发行；为固定利率，按年付息，到期一次还本。</w:t>
+          <w:t xml:space="preserve">本次债券发行总额不超过人民币6.78亿元（含6.78亿元）。本次公司债券发行面值余额不超过6.78亿元（含6.78亿元），拟采取分期方式发行。挂牌转让场所：上海证券交易所。</w:t>
         </w:r>
       </w:ins>
     </w:p>
@@ -513,8 +494,67 @@
           <w:sz w:val="24"/>
           <w:szCs w:val="24"/>
         </w:rPr>
-        <w:t xml:space="preserve">5、评级情况：经中证鹏元资信评估股份有限公司评定，发行人主体信用等级为AA+，评级展望为稳定；本次债券未评级。</w:t>
+        <w:t xml:space="preserve">4、债券期限：本次债券期限</w:t>
       </w:r>
+      <w:del w:id="12" w:author="冯佳淇" w:date="2026-08-28T08:00:00Z">
+        <w:r>
+          <w:rPr>
+            <w:rFonts w:ascii="仿宋_GB2312" w:hAnsi="仿宋_GB2312" w:eastAsia="仿宋_GB2312" w:cs="仿宋_GB2312"/>
+            <w:sz w:val="24"/>
+            <w:szCs w:val="24"/>
+          </w:rPr>
+          <w:delText xml:space="preserve">不超过10年（含10年），可为单一期限品种，也可为多种期限的混合品种。</w:delText>
+        </w:r>
+      </w:del>
+      <w:ins w:id="13" w:author="冯佳淇" w:date="2026-08-28T08:00:00Z">
+        <w:r>
+          <w:rPr>
+            <w:rFonts w:ascii="仿宋_GB2312" w:hAnsi="仿宋_GB2312" w:eastAsia="仿宋_GB2312" w:cs="仿宋_GB2312"/>
+            <w:sz w:val="24"/>
+            <w:szCs w:val="24"/>
+          </w:rPr>
+          <w:t xml:space="preserve">为不超过5年（含5年）。本次债券面值为100元，按面值平价发行。本次债券为固定利率，票面利率根据网下询价簿记结果，由发行人与主承销商按照国家有关规定共同协商确定。本次债券采用单利计息，不计复利，付息频率为按年付息。每年付息一次，到期一次还本，最后一期利息随本金的兑付一起支付。</w:t>
+        </w:r>
+      </w:ins>
+    </w:p>
+    <w:p>
+      <w:pPr>
+        <w:spacing w:line="360" w:lineRule="auto" w:after="80"/>
+        <w:ind w:firstLine="420"/>
+        <w:rPr>
+          <w:rFonts w:ascii="仿宋_GB2312" w:hAnsi="仿宋_GB2312" w:eastAsia="仿宋_GB2312" w:cs="仿宋_GB2312"/>
+          <w:sz w:val="24"/>
+          <w:szCs w:val="24"/>
+        </w:rPr>
+      </w:pPr>
+      <w:r>
+        <w:rPr>
+          <w:rFonts w:ascii="仿宋_GB2312" w:hAnsi="仿宋_GB2312" w:eastAsia="仿宋_GB2312" w:cs="仿宋_GB2312"/>
+          <w:sz w:val="24"/>
+          <w:szCs w:val="24"/>
+        </w:rPr>
+        <w:t xml:space="preserve">5、评级情况：经中证鹏元资信评估股份有限公司评定，发行人</w:t>
+      </w:r>
+      <w:del w:id="14" w:author="冯佳淇" w:date="2026-08-28T08:00:00Z">
+        <w:r>
+          <w:rPr>
+            <w:rFonts w:ascii="仿宋_GB2312" w:hAnsi="仿宋_GB2312" w:eastAsia="仿宋_GB2312" w:cs="仿宋_GB2312"/>
+            <w:sz w:val="24"/>
+            <w:szCs w:val="24"/>
+          </w:rPr>
+          <w:delText xml:space="preserve">主体信用等级为AA+，评级展望为稳定。</w:delText>
+        </w:r>
+      </w:del>
+      <w:ins w:id="15" w:author="冯佳淇" w:date="2026-08-28T08:00:00Z">
+        <w:r>
+          <w:rPr>
+            <w:rFonts w:ascii="仿宋_GB2312" w:hAnsi="仿宋_GB2312" w:eastAsia="仿宋_GB2312" w:cs="仿宋_GB2312"/>
+            <w:sz w:val="24"/>
+            <w:szCs w:val="24"/>
+          </w:rPr>
+          <w:t xml:space="preserve">的主体信用等级为AA+，评级展望为稳定；本次债券未评级。</w:t>
+        </w:r>
+      </w:ins>
     </w:p>
     <w:p>
       <w:pPr>
@@ -551,8 +591,28 @@
           <w:sz w:val="24"/>
           <w:szCs w:val="24"/>
         </w:rPr>
-        <w:t xml:space="preserve">7、募集资金用途：本次债券募集资金扣除发行费用后，拟全部用于偿还公司债券本金。</w:t>
+        <w:t xml:space="preserve">7、募集资金用途：本次债券募集资金</w:t>
       </w:r>
+      <w:del w:id="16" w:author="冯佳淇" w:date="2026-08-28T08:00:00Z">
+        <w:r>
+          <w:rPr>
+            <w:rFonts w:ascii="仿宋_GB2312" w:hAnsi="仿宋_GB2312" w:eastAsia="仿宋_GB2312" w:cs="仿宋_GB2312"/>
+            <w:sz w:val="24"/>
+            <w:szCs w:val="24"/>
+          </w:rPr>
+          <w:delText xml:space="preserve">扣除发行费用后，全部用于偿还公司债券本金。</w:delText>
+        </w:r>
+      </w:del>
+      <w:ins w:id="17" w:author="冯佳淇" w:date="2026-08-28T08:00:00Z">
+        <w:r>
+          <w:rPr>
+            <w:rFonts w:ascii="仿宋_GB2312" w:hAnsi="仿宋_GB2312" w:eastAsia="仿宋_GB2312" w:cs="仿宋_GB2312"/>
+            <w:sz w:val="24"/>
+            <w:szCs w:val="24"/>
+          </w:rPr>
+          <w:t xml:space="preserve">在扣除发行费用后，拟全部用于偿还公司债券本金。</w:t>
+        </w:r>
+      </w:ins>
     </w:p>
     <w:p>
       <w:pPr>
@@ -570,8 +630,18 @@
           <w:sz w:val="24"/>
           <w:szCs w:val="24"/>
         </w:rPr>
-        <w:t xml:space="preserve">8、主承销商：甬兴证券有限公司、德邦证券股份有限公司。受托管理人、簿记管理人：甬兴证券有限公司。本次债券面向专业投资者非公开发行，每次发行对象不超过二百人。本次公司债券发行结束后，认购人不可进行债券质押式回购。</w:t>
+        <w:t xml:space="preserve">8、主承销商：甬兴证券有限公司、德邦证券股份有限公司。受托管理人、簿记管理人：甬兴证券有限公司。</w:t>
       </w:r>
+      <w:ins w:id="18" w:author="冯佳淇" w:date="2026-08-28T08:00:00Z">
+        <w:r>
+          <w:rPr>
+            <w:rFonts w:ascii="仿宋_GB2312" w:hAnsi="仿宋_GB2312" w:eastAsia="仿宋_GB2312" w:cs="仿宋_GB2312"/>
+            <w:sz w:val="24"/>
+            <w:szCs w:val="24"/>
+          </w:rPr>
+          <w:t xml:space="preserve">发行对象：本次债券面向专业投资者非公开发行。发行方式：本次债券发行方式为簿记建档发行。承销方式：本次债券由主承销商以余额包销方式承销。本次债券采取面向不超过200名专业投资者非公开方式发行。质押式回购安排：本次公司债券发行结束后，认购人不可进行债券质押式回购。</w:t>
+        </w:r>
+      </w:ins>
     </w:p>
     <w:p>
       <w:pPr>
@@ -609,8 +679,28 @@
           <w:sz w:val="24"/>
           <w:szCs w:val="24"/>
         </w:rPr>
-        <w:t xml:space="preserve">1、发行人概况。中文名称：济宁市兖州区惠民城建投资有限公司。法定代表人：赵文广。注册资本及实缴资本：人民币370,117.51万元。成立日期：2002年6月24日。注册地址及办公地址：济宁市兖州区建设西路（牛旺地质家园西邻）。统一社会信用代码：91370882740225002D。控股股东：济宁市济东投资发展集团有限公司（持股100.00%）。实际控制人：济宁市兖州区国有资产监督管理局。</w:t>
+        <w:t xml:space="preserve">1、发行人概况。中文名称：济宁市兖州区惠民城建投资有限公司。法定代表人：赵文广。注册资本：人民币370,117.51万元。实缴资本：人民币370,117.51万元。成立日期：2002年6月24日。注册地址：济宁市兖州区建设西路（牛旺地质家园西邻）。办公地址：济宁市兖州区建设西路（牛旺地质家园西邻）。统一社会信用代码/注册号：91370882740225002D。截至本报告签署日，济宁市济东投资发展集团有限公司持有发行人100.00%股权，为发行人的控股股东。</w:t>
       </w:r>
+      <w:del w:id="19" w:author="冯佳淇" w:date="2026-08-28T08:00:00Z">
+        <w:r>
+          <w:rPr>
+            <w:rFonts w:ascii="仿宋_GB2312" w:hAnsi="仿宋_GB2312" w:eastAsia="仿宋_GB2312" w:cs="仿宋_GB2312"/>
+            <w:sz w:val="24"/>
+            <w:szCs w:val="24"/>
+          </w:rPr>
+          <w:delText xml:space="preserve">实际控制人：济宁市兖州区国有资产监督管理局。</w:delText>
+        </w:r>
+      </w:del>
+      <w:ins w:id="20" w:author="冯佳淇" w:date="2026-08-28T08:00:00Z">
+        <w:r>
+          <w:rPr>
+            <w:rFonts w:ascii="仿宋_GB2312" w:hAnsi="仿宋_GB2312" w:eastAsia="仿宋_GB2312" w:cs="仿宋_GB2312"/>
+            <w:sz w:val="24"/>
+            <w:szCs w:val="24"/>
+          </w:rPr>
+          <w:t xml:space="preserve">济宁市兖州区财政局持有发行人控股股东济宁市济东投资发展集团有限公司100.00%股权，为发行人的实际控制人。</w:t>
+        </w:r>
+      </w:ins>
     </w:p>
     <w:p>
       <w:pPr>
@@ -628,7 +718,7 @@
           <w:sz w:val="24"/>
           <w:szCs w:val="24"/>
         </w:rPr>
-        <w:t xml:space="preserve">2、发行人有息债务情况。最近两年及一期末，发行人有息负债余额分别为265.78亿元、246.20亿元和231.99亿元，占同期末总负债的比例分别为66.59%、68.54%和63.86%。截至2026年6月末，短期借款与一年内到期的非流动负债合计118.15亿元，占期末有息债务的比例为50.93%。</w:t>
+        <w:t xml:space="preserve">2、发行人有息债务情况。2024年、2025年和2026年6月末，发行人有息负债分别为265.78亿元、246.20亿元和231.99亿元，有息负债规模较大，在负债总额中占比分别为66.59%、68.54%和63.86%。截至2026年6月末，发行人有息债务合计231.99亿元，其中，短期借款与一年内到期的非流动负债合计118.15亿元，占期末有息债务的比例为50.93%。</w:t>
       </w:r>
     </w:p>
     <w:p>
@@ -666,7 +756,7 @@
           <w:sz w:val="24"/>
           <w:szCs w:val="24"/>
         </w:rPr>
-        <w:t xml:space="preserve">4、发行人对外担保情况。截至2026年6月末，公司对外担保合计金额为577,030.99万元，占净资产的比例为20.31%。发行人对外担保对象主要为济宁市兖州区融通投资有限公司、济宁市济东投资发展集团有限公司等。</w:t>
+        <w:t xml:space="preserve">4、发行人对外担保情况。截至2026年6月末，公司对外担保合计金额为577,030.99万元，占净资产的比例为20.31%。发行人对外担保对象主要为地方国有企业济宁市兖州区融通投资有限公司、济宁市济东投资发展集团有限公司和济宁市兖州区惠嘉置业有限公司。</w:t>
       </w:r>
     </w:p>
     <w:p>
@@ -685,7 +775,7 @@
           <w:sz w:val="24"/>
           <w:szCs w:val="24"/>
         </w:rPr>
-        <w:t xml:space="preserve">5、发行人受限资产情况。截至2026年6月末，公司受限资产金额为——亿元，占净资产的比例为——%。</w:t>
+        <w:t xml:space="preserve">5、发行人受限资产情况。截至2026年6月末，公司受限资产金额为——亿元，占当年末净资产的比例为——%。发行人受限资产主要为货币资金、存货和投资性房地产中的土地资产。</w:t>
       </w:r>
     </w:p>
     <w:p>
@@ -704,7 +794,7 @@
           <w:sz w:val="24"/>
           <w:szCs w:val="24"/>
         </w:rPr>
-        <w:t xml:space="preserve">6、发行人关联方应收款及其他或有负债。截至2026年6月末，发行人其他应收款账面价值为1,662,716.11万元，其中非经营性其他应收款账面价值为——万元。截至2026年6月末，政府性应收款中应收账款1,816,408.62万元、其他应收款676,091.96万元，合计2,492,500.58万元。截至2026年6月末，公司不存在重大未决诉讼、仲裁事项。</w:t>
+        <w:t xml:space="preserve">6、发行人关联方应收款及其他或有负债。截至2026年6月末，发行人其他应收款账面价值为1,662,716.11万元，其中，非经营性其他应收款账面价值为——万元，占其他应收款账面价值总额的比例为——，主要系发行人应收济宁市惠兴控股集团有限公司、大安镇财政所等单位的往来款。截至2026年6月末，发行人政府性应收款主要分为应收账款及其他应收款，分别为1,816,408.62万元及676,091.96万元，合计为2,492,500.58万元。截至报告期末，公司不存在重大未决诉讼、仲裁事项。</w:t>
       </w:r>
     </w:p>
     <w:p>
@@ -723,7 +813,7 @@
           <w:sz w:val="24"/>
           <w:szCs w:val="24"/>
         </w:rPr>
-        <w:t xml:space="preserve">7、发行人业务情况。2024年、2025年和2026年1-6月，发行人分别实现营业收入533,548.93万元、342,590.80万元和102,774.90万元。其中，市政工程业务收入分别为200,200.00万元、207,154.56万元和90,742.48万元，占营业收入的比重分别为37.52%、60.47%和88.29%；商品销售收入分别为299,048.06万元、49,730.46万元和8,019.50万元，占营业收入的比重分别为56.05%、14.52%和7.80%；转让土地使用权业务收入分别为4,282.30万元、57,102.71万元和0万元，占营业收入的比重分别为0.80%、16.67%和0.00%。</w:t>
+        <w:t xml:space="preserve">7、发行人业务情况。从业务板块来看，市政工程施工、商品销售收入、转让土地使用权业务收入是发行人营业收入的主要来源。2024年、2025年和2026年1-6月，发行人分别实现主营业务收入518,190.51万元、264,862.80万元和102,322.26万元，营业收入合计分别为533,548.93万元、342,590.80万元和102,774.90万元。发行人市政工程业务收入分别占营业收入的37.52%、60.47%和88.29%；商品销售收入分别占营业收入的56.05%、14.52%和7.80%；转让土地使用权业务收入分别占营业收入的0.80%、16.67%和0.00%；房屋销售业务收入分别占营业收入的3.55%、2.32%和3.46%。2024年、2025年和2026年1-6月，发行人市政工程业务收入金额分别为200,200.00万元、207,154.56万元和90,742.48万元；商品销售收入分别为299,048.06万元、49,730.46万元和8,019.50万元；转让土地使用权业务收入分别为4,282.30万元、57,102.71万元和0.00万元。</w:t>
       </w:r>
     </w:p>
     <w:p>
@@ -742,7 +832,7 @@
           <w:sz w:val="24"/>
           <w:szCs w:val="24"/>
         </w:rPr>
-        <w:t xml:space="preserve">8、发行人子公司情况。截至2026年6月末，发行人纳入合并报表范围的子公司为10家，其中一级子公司4家。发行人重要子公司为济宁市惠丰产业发展投资有限公司。截至2025年12月31日，惠丰产业总资产为2,489,181.59万元，净资产为862,384.90万元，负债合计1,626,796.69万元；2025年度实现营业收入107,925.54万元，净利润-32,631.76万元。</w:t>
+        <w:t xml:space="preserve">8、发行人子公司情况。截至2026年6月末，发行人纳入合并报表范围的子公司为10家，相比2025年末，发行人划入子公司济宁市兖州区融科供应链管理有限公司、山东惠园工投招商服务有限公司纳入发行人合并报表范围内，济宁市兖州区惠民均和实业发展有限公司不再纳入发行人合并报表范围内。截至2026年6月末，发行人纳入合并范围的下属一级子公司有4家。发行人对于最近一年经审计的总资产、净资产或营业收入任一项指标占合并报表相关指标比例超过30%的子公司认定为具有重要影响的子公司。截至最近一年末，发行人重要子公司为济宁市惠丰产业发展投资有限公司。截至2025年12月31日，惠丰产业总资产为2,489,181.59万元，净资产为862,384.90万元，负债合计1,626,796.69万元。2025年度，惠丰产业实现营业收入107,925.54万元，实现净利润-32,631.76万元。</w:t>
       </w:r>
     </w:p>
     <w:p>
@@ -2980,7 +3070,7 @@
               </w:rPr>
             </w:pPr>
             <w:r/>
-            <w:del w:id="12" w:author="冯佳淇" w:date="2026-08-28T08:00:00Z">
+            <w:del w:id="21" w:author="冯佳淇" w:date="2026-08-28T08:00:00Z">
               <w:r>
                 <w:rPr>
                   <w:rFonts w:ascii="仿宋_GB2312" w:hAnsi="仿宋_GB2312" w:eastAsia="仿宋_GB2312" w:cs="仿宋_GB2312"/>
@@ -2990,7 +3080,7 @@
                 <w:delText xml:space="preserve">0.04</w:delText>
               </w:r>
             </w:del>
-            <w:ins w:id="13" w:author="冯佳淇" w:date="2026-08-28T08:00:00Z">
+            <w:ins w:id="22" w:author="冯佳淇" w:date="2026-08-28T08:00:00Z">
               <w:r>
                 <w:rPr>
                   <w:rFonts w:ascii="仿宋_GB2312" w:hAnsi="仿宋_GB2312" w:eastAsia="仿宋_GB2312" w:cs="仿宋_GB2312"/>
@@ -3164,7 +3254,7 @@
               </w:rPr>
             </w:pPr>
             <w:r/>
-            <w:del w:id="14" w:author="冯佳淇" w:date="2026-08-28T08:00:00Z">
+            <w:del w:id="23" w:author="冯佳淇" w:date="2026-08-28T08:00:00Z">
               <w:r>
                 <w:rPr>
                   <w:rFonts w:ascii="仿宋_GB2312" w:hAnsi="仿宋_GB2312" w:eastAsia="仿宋_GB2312" w:cs="仿宋_GB2312"/>
@@ -3174,7 +3264,7 @@
                 <w:delText xml:space="preserve">0.05</w:delText>
               </w:r>
             </w:del>
-            <w:ins w:id="15" w:author="冯佳淇" w:date="2026-08-28T08:00:00Z">
+            <w:ins w:id="24" w:author="冯佳淇" w:date="2026-08-28T08:00:00Z">
               <w:r>
                 <w:rPr>
                   <w:rFonts w:ascii="仿宋_GB2312" w:hAnsi="仿宋_GB2312" w:eastAsia="仿宋_GB2312" w:cs="仿宋_GB2312"/>
@@ -3274,7 +3364,7 @@
               </w:rPr>
             </w:pPr>
             <w:r/>
-            <w:del w:id="16" w:author="冯佳淇" w:date="2026-08-28T08:00:00Z">
+            <w:del w:id="25" w:author="冯佳淇" w:date="2026-08-28T08:00:00Z">
               <w:r>
                 <w:rPr>
                   <w:rFonts w:ascii="仿宋_GB2312" w:hAnsi="仿宋_GB2312" w:eastAsia="仿宋_GB2312" w:cs="仿宋_GB2312"/>
@@ -3284,7 +3374,7 @@
                 <w:delText xml:space="preserve">0.20</w:delText>
               </w:r>
             </w:del>
-            <w:ins w:id="17" w:author="冯佳淇" w:date="2026-08-28T08:00:00Z">
+            <w:ins w:id="26" w:author="冯佳淇" w:date="2026-08-28T08:00:00Z">
               <w:r>
                 <w:rPr>
                   <w:rFonts w:ascii="仿宋_GB2312" w:hAnsi="仿宋_GB2312" w:eastAsia="仿宋_GB2312" w:cs="仿宋_GB2312"/>
@@ -3359,7 +3449,7 @@
           <w:sz w:val="24"/>
           <w:szCs w:val="24"/>
         </w:rPr>
-        <w:t xml:space="preserve">发行人将按照《公司章程》规定履行内部决策程序，及时、公平地履行信息披露义务。本次债券仅面向专业投资者发行，且每次发行对象不超过二百人。发行人拟聘请甬兴证券有限公司作为牵头主承销商、受托管理人、簿记管理人，聘请德邦证券股份有限公司作为联席主承销商，聘请山东恒正律师事务所出具法律意见书。本次债券发行结束后将申请在上海证券交易所挂牌转让。</w:t>
+        <w:t xml:space="preserve">发行人将按照《公司章程》规定履行内部决策程序，及时、公平地履行信息披露义务。本次债券面向专业投资者非公开发行。本次债券采取面向不超过200名专业投资者非公开方式发行。发行人拟聘请甬兴证券有限公司作为牵头主承销商、受托管理人、簿记管理人，聘请德邦证券股份有限公司作为联席主承销商，聘请山东恒正律师事务所出具法律意见书。本次债券发行结束后将申请在上海证券交易所挂牌转让。</w:t>
       </w:r>
     </w:p>
     <w:p>
@@ -3469,14 +3559,26 @@
           <w:szCs w:val="24"/>
         </w:rPr>
       </w:pPr>
-      <w:r>
-        <w:rPr>
-          <w:rFonts w:ascii="仿宋_GB2312" w:hAnsi="仿宋_GB2312" w:eastAsia="仿宋_GB2312" w:cs="仿宋_GB2312"/>
-          <w:sz w:val="24"/>
-          <w:szCs w:val="24"/>
-        </w:rPr>
-        <w:t xml:space="preserve">本次债券无担保。</w:t>
-      </w:r>
+      <w:del w:id="27" w:author="冯佳淇" w:date="2026-08-28T08:00:00Z">
+        <w:r>
+          <w:rPr>
+            <w:rFonts w:ascii="仿宋_GB2312" w:hAnsi="仿宋_GB2312" w:eastAsia="仿宋_GB2312" w:cs="仿宋_GB2312"/>
+            <w:sz w:val="24"/>
+            <w:szCs w:val="24"/>
+          </w:rPr>
+          <w:delText xml:space="preserve">本次债券无担保。</w:delText>
+        </w:r>
+      </w:del>
+      <w:ins w:id="28" w:author="冯佳淇" w:date="2026-08-28T08:00:00Z">
+        <w:r>
+          <w:rPr>
+            <w:rFonts w:ascii="仿宋_GB2312" w:hAnsi="仿宋_GB2312" w:eastAsia="仿宋_GB2312" w:cs="仿宋_GB2312"/>
+            <w:sz w:val="24"/>
+            <w:szCs w:val="24"/>
+          </w:rPr>
+          <w:t xml:space="preserve">本次债券不设定增信措施。</w:t>
+        </w:r>
+      </w:ins>
     </w:p>
     <w:p>
       <w:pPr>
@@ -3514,7 +3616,7 @@
           <w:sz w:val="24"/>
           <w:szCs w:val="24"/>
         </w:rPr>
-        <w:t xml:space="preserve">本次公司债券募集资金扣除发行费用后，拟全部用于偿还公司债券本金。发行人承诺本次债券不用于偿还公司到期公司债券本金以外用途，不涉及新增地方政府债务。明细如下：</w:t>
+        <w:t xml:space="preserve">本次公司债券募集资金扣除发行费用后，拟全部用于偿还公司债券本金。发行人承诺，本次债券不用于偿还公司到期公司债券本金以外用途。发行人承诺本次债券募集资金用途与其他项目不存在重复。发行人承诺本次非公开发行公司债券不涉及新增地方政府债务，募集资金不用于偿还地方政府债务或不产生经营性收入的公益性项目。明细如下：</w:t>
       </w:r>
     </w:p>
     <w:tbl>
@@ -3892,7 +3994,7 @@
               </w:rPr>
             </w:pPr>
             <w:r/>
-            <w:del w:id="18" w:author="冯佳淇" w:date="2026-08-28T08:00:00Z">
+            <w:del w:id="29" w:author="冯佳淇" w:date="2026-08-28T08:00:00Z">
               <w:r>
                 <w:rPr>
                   <w:rFonts w:ascii="仿宋_GB2312" w:hAnsi="仿宋_GB2312" w:eastAsia="仿宋_GB2312" w:cs="仿宋_GB2312"/>
@@ -3902,7 +4004,7 @@
                 <w:delText xml:space="preserve">0.38</w:delText>
               </w:r>
             </w:del>
-            <w:ins w:id="19" w:author="冯佳淇" w:date="2026-08-28T08:00:00Z">
+            <w:ins w:id="30" w:author="冯佳淇" w:date="2026-08-28T08:00:00Z">
               <w:r>
                 <w:rPr>
                   <w:rFonts w:ascii="仿宋_GB2312" w:hAnsi="仿宋_GB2312" w:eastAsia="仿宋_GB2312" w:cs="仿宋_GB2312"/>
@@ -3952,7 +4054,7 @@
               </w:rPr>
             </w:pPr>
             <w:r/>
-            <w:del w:id="20" w:author="冯佳淇" w:date="2026-08-28T08:00:00Z">
+            <w:del w:id="31" w:author="冯佳淇" w:date="2026-08-28T08:00:00Z">
               <w:r>
                 <w:rPr>
                   <w:rFonts w:ascii="仿宋_GB2312" w:hAnsi="仿宋_GB2312" w:eastAsia="仿宋_GB2312" w:cs="仿宋_GB2312"/>
@@ -3962,7 +4064,7 @@
                 <w:delText xml:space="preserve">2027-3-14</w:delText>
               </w:r>
             </w:del>
-            <w:ins w:id="21" w:author="冯佳淇" w:date="2026-08-28T08:00:00Z">
+            <w:ins w:id="32" w:author="冯佳淇" w:date="2026-08-28T08:00:00Z">
               <w:r>
                 <w:rPr>
                   <w:rFonts w:ascii="仿宋_GB2312" w:hAnsi="仿宋_GB2312" w:eastAsia="仿宋_GB2312" w:cs="仿宋_GB2312"/>
@@ -4256,7 +4358,7 @@
               </w:rPr>
             </w:pPr>
             <w:r/>
-            <w:del w:id="22" w:author="冯佳淇" w:date="2026-08-28T08:00:00Z">
+            <w:del w:id="33" w:author="冯佳淇" w:date="2026-08-28T08:00:00Z">
               <w:r>
                 <w:rPr>
                   <w:rFonts w:ascii="仿宋_GB2312" w:hAnsi="仿宋_GB2312" w:eastAsia="仿宋_GB2312" w:cs="仿宋_GB2312"/>
@@ -4266,7 +4368,7 @@
                 <w:delText xml:space="preserve">2026-5-24</w:delText>
               </w:r>
             </w:del>
-            <w:ins w:id="23" w:author="冯佳淇" w:date="2026-08-28T08:00:00Z">
+            <w:ins w:id="34" w:author="冯佳淇" w:date="2026-08-28T08:00:00Z">
               <w:r>
                 <w:rPr>
                   <w:rFonts w:ascii="仿宋_GB2312" w:hAnsi="仿宋_GB2312" w:eastAsia="仿宋_GB2312" w:cs="仿宋_GB2312"/>
@@ -4366,7 +4468,7 @@
               </w:rPr>
             </w:pPr>
             <w:r/>
-            <w:del w:id="24" w:author="冯佳淇" w:date="2026-08-28T08:00:00Z">
+            <w:del w:id="35" w:author="冯佳淇" w:date="2026-08-28T08:00:00Z">
               <w:r>
                 <w:rPr>
                   <w:rFonts w:ascii="仿宋_GB2312" w:hAnsi="仿宋_GB2312" w:eastAsia="仿宋_GB2312" w:cs="仿宋_GB2312"/>
@@ -4376,7 +4478,7 @@
                 <w:delText xml:space="preserve">6.78</w:delText>
               </w:r>
             </w:del>
-            <w:ins w:id="25" w:author="冯佳淇" w:date="2026-08-28T08:00:00Z">
+            <w:ins w:id="36" w:author="冯佳淇" w:date="2026-08-28T08:00:00Z">
               <w:r>
                 <w:rPr>
                   <w:rFonts w:ascii="仿宋_GB2312" w:hAnsi="仿宋_GB2312" w:eastAsia="仿宋_GB2312" w:cs="仿宋_GB2312"/>
@@ -4523,7 +4625,7 @@
           <w:sz w:val="24"/>
           <w:szCs w:val="24"/>
         </w:rPr>
-        <w:t xml:space="preserve">1、政府性应收款占比较高、回款较慢的风险。截至2026年6月末，发行人政府性应收账款及其他应收款分别为1,816,408.62万元及676,091.96万元，合计2,492,500.58万元。</w:t>
+        <w:t xml:space="preserve">1、政府性应收款占比较高、回款较慢的风险。截至2026年6月末，发行人政府性应收款主要分为应收账款及其他应收款，分别为1,816,408.62万元及676,091.96万元，合计为2,492,500.58万元。其中应收账款主要为应收济宁市兖州区财政局市政工程项目回款、土地整理开发项目回款，以及应收济宁市兖州区自然资源综合服务中心的土地回款和济宁市兖州区融通投资有限公司的土地转让款，均为经营性应收账款，整体回收风险较小。公司其他应收款主要为应收济宁市兖州区财政局等单位的征地预存款、借款及往来款。发行人政府性应收款占扣除重点关注资产后净资产比例为——%，占比较高，报告期内回款进度较慢，可能对发行人偿债能力产生一定不利影响。</w:t>
       </w:r>
     </w:p>
     <w:p>
@@ -4542,7 +4644,7 @@
           <w:sz w:val="24"/>
           <w:szCs w:val="24"/>
         </w:rPr>
-        <w:t xml:space="preserve">2、非经营性其他应收款规模较大的风险。截至2026年6月末，发行人其他应收款账面价值为1,662,716.11万元，其中非经营性其他应收款账面价值为——万元。</w:t>
+        <w:t xml:space="preserve">2、非经营性其他应收款规模较大的风险。截至2026年6月末，发行人其他应收款账面价值为1,662,716.11万元，其中，非经营性其他应收款账面价值为——万元，占其他应收款账面价值总额的比例为——，主要系发行人应收济宁市惠兴控股集团有限公司、大安镇财政所等单位的往来款，发行人非经营性其他应收款规模较大，若经济形势大幅波动或对手方经营状况恶化等因素导致相关款项未能及时回收，可能对发行人日常经营和偿债能力造成不利影响。</w:t>
       </w:r>
     </w:p>
     <w:p>
@@ -4561,7 +4663,7 @@
           <w:sz w:val="24"/>
           <w:szCs w:val="24"/>
         </w:rPr>
-        <w:t xml:space="preserve">3、存货规模较大、流动性较弱的风险。2024年末、2025年末和2026年6月末，发行人存货分别为1,240,394.93万元、1,034,076.10万元和953,030.10万元，占总资产比例分别为18.26%、16.05%和14.72%。截至2026年6月末，存货-开发成本中的代建项目账面余额为——万元。</w:t>
+        <w:t xml:space="preserve">3、存货规模较大、流动性较弱的风险。2024年、2025年和2026年6月末，发行人存货分别为1,240,394.93万元、1,034,076.10万元和953,030.10万元，占总资产比例分别为18.26%、16.05%和14.72%，占比较高。公司存货主要由代建项目、商品房开发成本和土地资产构成，规模较大且流动性较弱。截至2026年6月末，发行人存货-开发成本中的代建项目账面余额为——万元，公司代建项目对手方为兖州区财政局，建成后将主要由兖州区财政局陆续回款。代建项目回款受政府结算安排影响，虽然款项收回可能性较大，但回款周期较长，回款进度具有一定不确定性。</w:t>
       </w:r>
     </w:p>
     <w:p>
@@ -4580,7 +4682,7 @@
           <w:sz w:val="24"/>
           <w:szCs w:val="24"/>
         </w:rPr>
-        <w:t xml:space="preserve">4、金融资产不易及时变现的风险。2024年末、2025年末和2026年6月末，发行人其他债权投资均为2,566.36万元，其他非流动金融资产分别为125,896.49万元、307,232.33万元和317,232.33万元。</w:t>
+        <w:t xml:space="preserve">4、金融资产不易及时变现的风险。2024年、2025年和2026年6月末，发行人其他债权投资为2,566.36万元、2,566.36万元和2,566.36万元，其他非流动金融资产为125,896.49万元、307,232.33万元和317,232.33万元。发行人金融资产主要系银行不良资产投资及股权投资，如发行人未来经营发生重大不利变化，金融资产不易及时变现，可能会在一定程度上影响到发行人的偿债能力。</w:t>
       </w:r>
     </w:p>
     <w:p>
@@ -4599,7 +4701,7 @@
           <w:sz w:val="24"/>
           <w:szCs w:val="24"/>
         </w:rPr>
-        <w:t xml:space="preserve">5、受限资产较大的风险。截至2026年6月末，公司受限资产金额为——亿元，占净资产的比例为——%。</w:t>
+        <w:t xml:space="preserve">5、受限资产较大的风险。截至2026年6月末，公司受限资产金额为——亿元，占当年末净资产的比例为——%。发行人受限资产主要为货币资金、存货和投资性房地产中的土地资产，加之土地资产的变现受市场价格波动影响较大，故受限资产在一定程度上影响发行人偿债能力。如果未来发行人流动性发生重大变化，无法按时偿还债务，相应的受限资产将面临转移风险，将对发行人资产变现偿付造成不利的影响。</w:t>
       </w:r>
     </w:p>
     <w:p>
@@ -4618,7 +4720,7 @@
           <w:sz w:val="24"/>
           <w:szCs w:val="24"/>
         </w:rPr>
-        <w:t xml:space="preserve">6、有息负债规模较大及短期偿债压力较大的风险。2024年末、2025年末和2026年6月末，发行人有息负债分别为265.78亿元、246.20亿元和231.99亿元，占负债总额比例分别为66.59%、68.54%和63.86%。截至2026年6月末，短期借款与一年内到期的非流动负债合计118.15亿元，占期末有息债务的比例为50.93%。</w:t>
+        <w:t xml:space="preserve">6、有息负债规模较大及短期偿债压力较大的风险。2024年、2025年和2026年6月末，发行人有息负债分别为265.78亿元、246.20亿元和231.99亿元，有息负债规模较大，在负债总额中占比分别为66.59%、68.54%和63.86%，发行人有息债务规模较大且占总负债比例较高，主要由短期借款、一年内到期的非流动负债、长期借款、应付债券等构成。截至2026年6月末，发行人有息债务合计231.99亿元，其中，短期借款与一年内到期的非流动负债合计118.15亿元，占期末有息债务的比例为50.93%。发行人短期债务规模较大，可能对发行人的正常运营带来不利影响。</w:t>
       </w:r>
     </w:p>
     <w:p>
@@ -4637,7 +4739,7 @@
           <w:sz w:val="24"/>
           <w:szCs w:val="24"/>
         </w:rPr>
-        <w:t xml:space="preserve">7、信托等非传统融资规模较大的风险。2024年末、2025年末和2026年6月末，发行人非传统融资余额分别为35.94亿元、50.70亿元和——亿元，占有息债务总额的比例分别为13.85%、19.08%和——%。</w:t>
+        <w:t xml:space="preserve">7、信托等非传统融资规模较大的风险。发行人在以传统融资方式进行融资的同时，还广泛采用了信托等其他非传统的融资渠道。2024年、2025年和2026年6月末，发行人非传统融资余额分别为35.94亿元、50.70亿元和——亿元，占有息债务总额的比例分别为13.85%、19.08%和——%。近年来，发行人调整优化融资结构，非传统融资规模及占比下降幅度较大，但仍存在较大规模非传统融资。对于非传统融资方式的依赖可能会对公司的偿债能力产生一定影响。</w:t>
       </w:r>
     </w:p>
     <w:p>
@@ -4656,7 +4758,7 @@
           <w:sz w:val="24"/>
           <w:szCs w:val="24"/>
         </w:rPr>
-        <w:t xml:space="preserve">8、或有负债风险。截至2026年6月末，公司对外担保合计金额为577,030.99万元，占净资产的比例为20.31%。</w:t>
+        <w:t xml:space="preserve">8、或有负债风险。截至2026年6月末，公司对外担保合计金额为577,030.99万元，占净资产的比例为20.31%。发行人对外担保对象主要为地方国有企业济宁市兖州区融通投资有限公司、济宁市济东投资发展集团有限公司。虽然目前发行人主要对外担保对象经营情况良好，但是若被担保对象在未来生产经营活动、投资活动发生重大不利变化、财务状况下滑、资金链紧张等因素，不能或不愿偿付到期债务，则可能导致发行人承担连带担保责任或代偿风险，进而对发行人的融资能力和盈利能力产生不利的影响，从而可能影响债券本息的偿付。</w:t>
       </w:r>
     </w:p>
     <w:p>
@@ -4675,7 +4777,7 @@
           <w:sz w:val="24"/>
           <w:szCs w:val="24"/>
         </w:rPr>
-        <w:t xml:space="preserve">9、EBITDA保障倍数较低的风险。截至2024年末、2025年末和2026年6月末，发行人EBITDA利息保障倍数分别为0.63、1.40和——。</w:t>
+        <w:t xml:space="preserve">9、EBITDA保障倍数较低的风险。截至2024年末、2025年末和2026年6月末，发行人EBITDA利息保障倍数分别为0.63、1.40和——，发行人税息折旧及摊销前利润对利息的覆盖能力仍相对有限。若发行人融资成本控制出现重大不利变动或盈利能力产生较大程度下降的情况，可能会对发行人的偿债能力产生一定影响。</w:t>
       </w:r>
     </w:p>
     <w:p>
@@ -4694,7 +4796,7 @@
           <w:sz w:val="24"/>
           <w:szCs w:val="24"/>
         </w:rPr>
-        <w:t xml:space="preserve">10、可使用授信额度较小的风险。截至2026年6月末，发行人在各金融机构的授信额度总额为——万元，其中已使用额度为——万元，剩余授信余额为——万元。</w:t>
+        <w:t xml:space="preserve">10、可使用授信额度较小的风险。截至2026年6月末，发行人在各金融机构的授信额度总额为——万元，其中已使用额度为——万元，剩余授信余额为——万元。发行人可使用授信额度较小，如未来出现债务集中兑付的情况，可能对发行人流动性产生不利影响。</w:t>
       </w:r>
     </w:p>
     <w:p>
@@ -4713,7 +4815,7 @@
           <w:sz w:val="24"/>
           <w:szCs w:val="24"/>
         </w:rPr>
-        <w:t xml:space="preserve">11、现金流波动风险。2024年、2025年和2026年1-6月，经营活动产生的现金流量净额分别为-707,296.19万元、551,756.69万元和17,644.06万元；筹资活动产生的现金流量净额分别为725,842.49万元、-431,360.84万元和35,533.84万元；投资活动产生的现金流量净额分别为32,071.76万元、-171,537.97万元和8,180.33万元。现金及现金等价物净增加额分别为50,618.05万元、-51,142.12万元和61,358.22万元，期末余额分别为75,375.01万元、24,232.89万元和85,591.11万元。</w:t>
+        <w:t xml:space="preserve">11、现金流波动风险。2024年、2025年和2026年1-6月，发行人的经营活动产生的现金流量净额分别为-707,296.19万元、551,756.69万元和17,644.06万元，波动幅度较大；筹资活动产生的现金流量净额分别为725,842.49万元、-431,360.84万元和35,533.84万元，筹资活动产生的现金流量净额不稳定且2025年度由正数转为负值。投资活动产生的现金流量净额分别为32,071.76万元、-171,537.97万元和8,180.33万元。2024年、2025年和2026年1-6月，发行人现金及现金等价物净增加额分别为50,618.05万元、-51,142.12万元和61,358.22万元，期末现金及现金等价物余额分别为75,375.01万元、24,232.89万元和85,591.11万元。发行人现金流对债务的保障能力较弱，现金流的不稳定可能会对公司的偿债能力产生一定的不利影响。</w:t>
       </w:r>
     </w:p>
     <w:p>
@@ -4732,7 +4834,7 @@
           <w:sz w:val="24"/>
           <w:szCs w:val="24"/>
         </w:rPr>
-        <w:t xml:space="preserve">12、期间费用金额较大的风险。2024年、2025年和2026年1-6月，发行人期间费用分别为142,537.04万元、128,585.67万元和58,169.56万元，期间费用率分别为26.71%、37.53%和56.60%。</w:t>
+        <w:t xml:space="preserve">12、期间费用金额较大的风险。2024年、2025年和2026年1-6月，发行人期间费用分别为142,537.04万元、128,585.67万元和58,169.56万元，期间费用率分别为26.71%、37.53%和56.60%，期间费用总额及占营业收入比例均较高，主要是由于报告期内发行人财务费用金额较高。如果未来发行人期间费用管控中出现重大不利情形，期间费用增加将对公司的盈利能力造成不利影响。</w:t>
       </w:r>
     </w:p>
     <w:p>
@@ -4751,7 +4853,7 @@
           <w:sz w:val="24"/>
           <w:szCs w:val="24"/>
         </w:rPr>
-        <w:t xml:space="preserve">13、盈利依赖政府补贴的风险。2024年、2025年和2026年1-6月，发行人净利润分别为38,065.12万元、57,496.94万元和16,623.24万元，财政补贴收入分别为179,575.68万元、170,935.79万元和84,271.18万元，政府补贴占净利润比分别为471.76%、297.30%和507.0%。</w:t>
+        <w:t xml:space="preserve">13、盈利依赖政府补贴的风险。2024年、2025年和2026年1-6月，发行人净利润分别为38,065.12万元、57,496.94万元和16,623.24万元，财政补贴收入分别为179,575.68万元、170,935.79万元和84,271.18万元，政府补贴占净利润比分别为471.76%、297.30%和507.0%。发行人存在盈利水平对政府补贴依赖程度偏高的风险，如果未来发行人收到的政府补贴收入减少，从而可能对发行人盈利能力和偿债能力造成不利影响。</w:t>
       </w:r>
     </w:p>
     <w:p>
@@ -4770,7 +4872,7 @@
           <w:sz w:val="24"/>
           <w:szCs w:val="24"/>
         </w:rPr>
-        <w:t xml:space="preserve">14、投资性房地产公允价值变动的风险。2024年、2025年和2026年1-6月，发行人投资性房地产公允价值变动收益分别为-1,333.28万元、58.96万元和0.00万元。</w:t>
+        <w:t xml:space="preserve">14、投资性房地产公允价值变动的风险。2024年、2025年和2026年1-6月，发行人投资性房地产公允价值变动收益分别为-1,333.28万元、58.96万元和0.00万元。发行人对投资性房地产按照公允价值计量，如未来房地产价格出现大幅度不利变动，可能对发行人资产状况和盈利水平造成不利影响。</w:t>
       </w:r>
     </w:p>
     <w:p>
@@ -4789,7 +4891,7 @@
           <w:sz w:val="24"/>
           <w:szCs w:val="24"/>
         </w:rPr>
-        <w:t xml:space="preserve">15、市政工程收入来源集中及盈利波动风险。2024年、2025年和2026年1-6月，市政工程业务收入占营业收入的比重分别为37.52%、60.47%和88.29%；营业毛利率分别为8.35%、12.37%和13.28%。</w:t>
+        <w:t xml:space="preserve">15、市政工程收入来源集中及盈利波动风险。2024年、2025年和2026年1-6月，发行人的营业收入分别为533,548.93万元、342,590.80万元和102,774.90万元，其中市政工程业务收入金额分别为200,200.00万元、207,154.56万元和90,742.48万元，占营业收入的比重分别为37.52%、60.47%和88.29%。发行人市政工程业务收入规模较大，主要由于发行人与兖州区政府签订了委托代建协议，市政工程业务的毛利率比较稳定，能带来较为稳定的利润，但是由于发行人市政工程收入来源过于集中，存在项目开工不及预期、项目结算进度缓慢导致发行人业务增长受限的风险。2024年、2025年和2026年1-6月，发行人营业毛利率分别为8.35%、12.37%和13.28%。</w:t>
       </w:r>
     </w:p>
     <w:p>
@@ -4808,7 +4910,7 @@
           <w:sz w:val="24"/>
           <w:szCs w:val="24"/>
         </w:rPr>
-        <w:t xml:space="preserve">16、运营效率较低的风险。2024年、2025年和2026年1-6月，应收账款周转率分别为0.36、0.20和0.06，存货周转率分别为0.31、0.26和0.09。</w:t>
+        <w:t xml:space="preserve">16、运营效率较低的风险。2024年、2025年和2026年1-6月，公司应收账款周转率分别为0.36、0.20和0.06，存货周转率分别为0.31、0.26和0.09，整体来看，上述运营效率指标处于较低水平。公司运营效率较低主要是由其经营业务特点决定，随着经营规模的扩大，发行人市政工程建设项目投入规模较大而项目回款周期较长，存货及应收账款余额较高。</w:t>
       </w:r>
     </w:p>
     <w:p>
@@ -4827,7 +4929,7 @@
           <w:sz w:val="24"/>
           <w:szCs w:val="24"/>
         </w:rPr>
-        <w:t xml:space="preserve">17、转让土地使用权业务未来收入不稳定的风险。2024年、2025年和2026年1-6月，该项收入分别为4,282.30万元、57,102.71万元和0万元。</w:t>
+        <w:t xml:space="preserve">17、转让土地使用权业务未来收入不稳定的风险。2024年、2025年和2026年1-6月，发行人转让土地使用权业务收入分别为4,282.30万元、57,102.71万元和0.00万元，占当期营业收入的比例分别为0.80%、16.67%和0.00%。发行人的转让土地使用权业务由政府统筹规划，每年按照政府规划有序转让土地使用权，未来的土地转让业务收入具有一定的不确定性，可能对发行人盈利能力造成不利影响。</w:t>
       </w:r>
     </w:p>
     <w:p>
@@ -5639,7 +5741,7 @@
               </w:rPr>
             </w:pPr>
             <w:r/>
-            <w:del w:id="26" w:author="冯佳淇" w:date="2026-08-28T08:00:00Z">
+            <w:del w:id="37" w:author="冯佳淇" w:date="2026-08-28T08:00:00Z">
               <w:r>
                 <w:rPr>
                   <w:rFonts w:ascii="仿宋_GB2312" w:hAnsi="仿宋_GB2312" w:eastAsia="仿宋_GB2312" w:cs="仿宋_GB2312"/>
@@ -5649,7 +5751,7 @@
                 <w:delText xml:space="preserve">2026年4月中旬-6月下旬</w:delText>
               </w:r>
             </w:del>
-            <w:ins w:id="27" w:author="冯佳淇" w:date="2026-08-28T08:00:00Z">
+            <w:ins w:id="38" w:author="冯佳淇" w:date="2026-08-28T08:00:00Z">
               <w:r>
                 <w:rPr>
                   <w:rFonts w:ascii="仿宋_GB2312" w:hAnsi="仿宋_GB2312" w:eastAsia="仿宋_GB2312" w:cs="仿宋_GB2312"/>
@@ -5725,7 +5827,7 @@
               </w:rPr>
             </w:pPr>
             <w:r/>
-            <w:del w:id="28" w:author="冯佳淇" w:date="2026-08-28T08:00:00Z">
+            <w:del w:id="39" w:author="冯佳淇" w:date="2026-08-28T08:00:00Z">
               <w:r>
                 <w:rPr>
                   <w:rFonts w:ascii="仿宋_GB2312" w:hAnsi="仿宋_GB2312" w:eastAsia="仿宋_GB2312" w:cs="仿宋_GB2312"/>
@@ -5735,7 +5837,7 @@
                 <w:delText xml:space="preserve">2026年7月上旬-7月中旬</w:delText>
               </w:r>
             </w:del>
-            <w:ins w:id="29" w:author="冯佳淇" w:date="2026-08-28T08:00:00Z">
+            <w:ins w:id="40" w:author="冯佳淇" w:date="2026-08-28T08:00:00Z">
               <w:r>
                 <w:rPr>
                   <w:rFonts w:ascii="仿宋_GB2312" w:hAnsi="仿宋_GB2312" w:eastAsia="仿宋_GB2312" w:cs="仿宋_GB2312"/>
@@ -5811,7 +5913,7 @@
               </w:rPr>
             </w:pPr>
             <w:r/>
-            <w:del w:id="30" w:author="冯佳淇" w:date="2026-08-28T08:00:00Z">
+            <w:del w:id="41" w:author="冯佳淇" w:date="2026-08-28T08:00:00Z">
               <w:r>
                 <w:rPr>
                   <w:rFonts w:ascii="仿宋_GB2312" w:hAnsi="仿宋_GB2312" w:eastAsia="仿宋_GB2312" w:cs="仿宋_GB2312"/>
@@ -5821,7 +5923,7 @@
                 <w:delText xml:space="preserve">2026年7月下旬-9月上旬</w:delText>
               </w:r>
             </w:del>
-            <w:ins w:id="31" w:author="冯佳淇" w:date="2026-08-28T08:00:00Z">
+            <w:ins w:id="42" w:author="冯佳淇" w:date="2026-08-28T08:00:00Z">
               <w:r>
                 <w:rPr>
                   <w:rFonts w:ascii="仿宋_GB2312" w:hAnsi="仿宋_GB2312" w:eastAsia="仿宋_GB2312" w:cs="仿宋_GB2312"/>
@@ -6009,7 +6111,35 @@
           <w:sz w:val="24"/>
           <w:szCs w:val="24"/>
         </w:rPr>
-        <w:t xml:space="preserve">济宁市兖州区惠民城建投资有限公司符合非公开发行公司债券的基本条件。发行人属于济宁市兖州区国有资产监督管理局实际控制的国有企业。发行人经营收入、外部筹资及股东支持将为本次公司债券的还本付息提供保障。</w:t>
+        <w:t xml:space="preserve">济宁市兖州区惠民城建投资有限公司符合非公开发行公司债券的基本条件。发行人属于济宁市兖州区</w:t>
+      </w:r>
+      <w:del w:id="43" w:author="冯佳淇" w:date="2026-08-28T08:00:00Z">
+        <w:r>
+          <w:rPr>
+            <w:rFonts w:ascii="仿宋_GB2312" w:hAnsi="仿宋_GB2312" w:eastAsia="仿宋_GB2312" w:cs="仿宋_GB2312"/>
+            <w:sz w:val="24"/>
+            <w:szCs w:val="24"/>
+          </w:rPr>
+          <w:delText xml:space="preserve">国有资产监督管理局</w:delText>
+        </w:r>
+      </w:del>
+      <w:ins w:id="44" w:author="冯佳淇" w:date="2026-08-28T08:00:00Z">
+        <w:r>
+          <w:rPr>
+            <w:rFonts w:ascii="仿宋_GB2312" w:hAnsi="仿宋_GB2312" w:eastAsia="仿宋_GB2312" w:cs="仿宋_GB2312"/>
+            <w:sz w:val="24"/>
+            <w:szCs w:val="24"/>
+          </w:rPr>
+          <w:t xml:space="preserve">财政局</w:t>
+        </w:r>
+      </w:ins>
+      <w:r>
+        <w:rPr>
+          <w:rFonts w:ascii="仿宋_GB2312" w:hAnsi="仿宋_GB2312" w:eastAsia="仿宋_GB2312" w:cs="仿宋_GB2312"/>
+          <w:sz w:val="24"/>
+          <w:szCs w:val="24"/>
+        </w:rPr>
+        <w:t xml:space="preserve">实际控制的国有企业。发行人经营收入、外部筹资及股东支持将为本次公司债券的还本付息提供保障。</w:t>
       </w:r>
     </w:p>
     <w:p>
@@ -6022,7 +6152,7 @@
           <w:szCs w:val="24"/>
         </w:rPr>
       </w:pPr>
-      <w:del w:id="32" w:author="冯佳淇" w:date="2026-08-28T08:00:00Z">
+      <w:del w:id="45" w:author="冯佳淇" w:date="2026-08-28T08:00:00Z">
         <w:r>
           <w:rPr>
             <w:rFonts w:ascii="仿宋_GB2312" w:hAnsi="仿宋_GB2312" w:eastAsia="仿宋_GB2312" w:cs="仿宋_GB2312"/>
@@ -6032,7 +6162,7 @@
           <w:delText xml:space="preserve">本次债券由我司作为独家主承销商、受托管理人，本次债券预计收益为678万元，将为公司带来较好收益。</w:delText>
         </w:r>
       </w:del>
-      <w:ins w:id="33" w:author="冯佳淇" w:date="2026-08-28T08:00:00Z">
+      <w:ins w:id="46" w:author="冯佳淇" w:date="2026-08-28T08:00:00Z">
         <w:r>
           <w:rPr>
             <w:rFonts w:ascii="仿宋_GB2312" w:hAnsi="仿宋_GB2312" w:eastAsia="仿宋_GB2312" w:cs="仿宋_GB2312"/>

--- a/docs/incoming/济宁惠民城建_立项申请报告_冯佳淇修订_20260828.docx
+++ b/docs/incoming/济宁惠民城建_立项申请报告_冯佳淇修订_20260828.docx
@@ -737,7 +737,58 @@
           <w:sz w:val="24"/>
           <w:szCs w:val="24"/>
         </w:rPr>
-        <w:t xml:space="preserve">3、发行人银行授信情况。截至2026年6月末，发行人在各金融机构的授信额度总额为——万元，其中已使用额度为——万元，剩余授信余额为——万元。</w:t>
+        <w:t xml:space="preserve">3、发行人银行授信情况。截至2026年6月末，发行人在各金融机构的授信额度总额为</w:t>
+      </w:r>
+      <w:r>
+        <w:rPr>
+          <w:rFonts w:ascii="仿宋_GB2312" w:hAnsi="仿宋_GB2312" w:eastAsia="仿宋_GB2312" w:cs="仿宋_GB2312"/>
+          <w:sz w:val="24"/>
+          <w:szCs w:val="24"/>
+          <w:highlight w:val="yellow"/>
+        </w:rPr>
+        <w:t xml:space="preserve">——</w:t>
+      </w:r>
+      <w:r>
+        <w:rPr>
+          <w:rFonts w:ascii="仿宋_GB2312" w:hAnsi="仿宋_GB2312" w:eastAsia="仿宋_GB2312" w:cs="仿宋_GB2312"/>
+          <w:sz w:val="24"/>
+          <w:szCs w:val="24"/>
+        </w:rPr>
+        <w:t xml:space="preserve">万元，其中已使用额度为</w:t>
+      </w:r>
+      <w:r>
+        <w:rPr>
+          <w:rFonts w:ascii="仿宋_GB2312" w:hAnsi="仿宋_GB2312" w:eastAsia="仿宋_GB2312" w:cs="仿宋_GB2312"/>
+          <w:sz w:val="24"/>
+          <w:szCs w:val="24"/>
+          <w:highlight w:val="yellow"/>
+        </w:rPr>
+        <w:t xml:space="preserve">——</w:t>
+      </w:r>
+      <w:r>
+        <w:rPr>
+          <w:rFonts w:ascii="仿宋_GB2312" w:hAnsi="仿宋_GB2312" w:eastAsia="仿宋_GB2312" w:cs="仿宋_GB2312"/>
+          <w:sz w:val="24"/>
+          <w:szCs w:val="24"/>
+        </w:rPr>
+        <w:t xml:space="preserve">万元，剩余授信余额为</w:t>
+      </w:r>
+      <w:r>
+        <w:rPr>
+          <w:rFonts w:ascii="仿宋_GB2312" w:hAnsi="仿宋_GB2312" w:eastAsia="仿宋_GB2312" w:cs="仿宋_GB2312"/>
+          <w:sz w:val="24"/>
+          <w:szCs w:val="24"/>
+          <w:highlight w:val="yellow"/>
+        </w:rPr>
+        <w:t xml:space="preserve">——</w:t>
+      </w:r>
+      <w:r>
+        <w:rPr>
+          <w:rFonts w:ascii="仿宋_GB2312" w:hAnsi="仿宋_GB2312" w:eastAsia="仿宋_GB2312" w:cs="仿宋_GB2312"/>
+          <w:sz w:val="24"/>
+          <w:szCs w:val="24"/>
+        </w:rPr>
+        <w:t xml:space="preserve">万元。</w:t>
       </w:r>
     </w:p>
     <w:p>
@@ -775,7 +826,41 @@
           <w:sz w:val="24"/>
           <w:szCs w:val="24"/>
         </w:rPr>
-        <w:t xml:space="preserve">5、发行人受限资产情况。截至2026年6月末，公司受限资产金额为——亿元，占当年末净资产的比例为——%。发行人受限资产主要为货币资金、存货和投资性房地产中的土地资产。</w:t>
+        <w:t xml:space="preserve">5、发行人受限资产情况。截至2026年6月末，公司受限资产金额为</w:t>
+      </w:r>
+      <w:r>
+        <w:rPr>
+          <w:rFonts w:ascii="仿宋_GB2312" w:hAnsi="仿宋_GB2312" w:eastAsia="仿宋_GB2312" w:cs="仿宋_GB2312"/>
+          <w:sz w:val="24"/>
+          <w:szCs w:val="24"/>
+          <w:highlight w:val="yellow"/>
+        </w:rPr>
+        <w:t xml:space="preserve">——</w:t>
+      </w:r>
+      <w:r>
+        <w:rPr>
+          <w:rFonts w:ascii="仿宋_GB2312" w:hAnsi="仿宋_GB2312" w:eastAsia="仿宋_GB2312" w:cs="仿宋_GB2312"/>
+          <w:sz w:val="24"/>
+          <w:szCs w:val="24"/>
+        </w:rPr>
+        <w:t xml:space="preserve">亿元，占当年末净资产的比例为</w:t>
+      </w:r>
+      <w:r>
+        <w:rPr>
+          <w:rFonts w:ascii="仿宋_GB2312" w:hAnsi="仿宋_GB2312" w:eastAsia="仿宋_GB2312" w:cs="仿宋_GB2312"/>
+          <w:sz w:val="24"/>
+          <w:szCs w:val="24"/>
+          <w:highlight w:val="yellow"/>
+        </w:rPr>
+        <w:t xml:space="preserve">——</w:t>
+      </w:r>
+      <w:r>
+        <w:rPr>
+          <w:rFonts w:ascii="仿宋_GB2312" w:hAnsi="仿宋_GB2312" w:eastAsia="仿宋_GB2312" w:cs="仿宋_GB2312"/>
+          <w:sz w:val="24"/>
+          <w:szCs w:val="24"/>
+        </w:rPr>
+        <w:t xml:space="preserve">%。发行人受限资产主要为货币资金、存货和投资性房地产中的土地资产。</w:t>
       </w:r>
     </w:p>
     <w:p>
@@ -794,7 +879,41 @@
           <w:sz w:val="24"/>
           <w:szCs w:val="24"/>
         </w:rPr>
-        <w:t xml:space="preserve">6、发行人关联方应收款及其他或有负债。截至2026年6月末，发行人其他应收款账面价值为1,662,716.11万元，其中，非经营性其他应收款账面价值为——万元，占其他应收款账面价值总额的比例为——，主要系发行人应收济宁市惠兴控股集团有限公司、大安镇财政所等单位的往来款。截至2026年6月末，发行人政府性应收款主要分为应收账款及其他应收款，分别为1,816,408.62万元及676,091.96万元，合计为2,492,500.58万元。截至报告期末，公司不存在重大未决诉讼、仲裁事项。</w:t>
+        <w:t xml:space="preserve">6、发行人关联方应收款及其他或有负债。截至2026年6月末，发行人其他应收款账面价值为1,662,716.11万元，其中，非经营性其他应收款账面价值为</w:t>
+      </w:r>
+      <w:r>
+        <w:rPr>
+          <w:rFonts w:ascii="仿宋_GB2312" w:hAnsi="仿宋_GB2312" w:eastAsia="仿宋_GB2312" w:cs="仿宋_GB2312"/>
+          <w:sz w:val="24"/>
+          <w:szCs w:val="24"/>
+          <w:highlight w:val="yellow"/>
+        </w:rPr>
+        <w:t xml:space="preserve">——</w:t>
+      </w:r>
+      <w:r>
+        <w:rPr>
+          <w:rFonts w:ascii="仿宋_GB2312" w:hAnsi="仿宋_GB2312" w:eastAsia="仿宋_GB2312" w:cs="仿宋_GB2312"/>
+          <w:sz w:val="24"/>
+          <w:szCs w:val="24"/>
+        </w:rPr>
+        <w:t xml:space="preserve">万元，占其他应收款账面价值总额的比例为</w:t>
+      </w:r>
+      <w:r>
+        <w:rPr>
+          <w:rFonts w:ascii="仿宋_GB2312" w:hAnsi="仿宋_GB2312" w:eastAsia="仿宋_GB2312" w:cs="仿宋_GB2312"/>
+          <w:sz w:val="24"/>
+          <w:szCs w:val="24"/>
+          <w:highlight w:val="yellow"/>
+        </w:rPr>
+        <w:t xml:space="preserve">——</w:t>
+      </w:r>
+      <w:r>
+        <w:rPr>
+          <w:rFonts w:ascii="仿宋_GB2312" w:hAnsi="仿宋_GB2312" w:eastAsia="仿宋_GB2312" w:cs="仿宋_GB2312"/>
+          <w:sz w:val="24"/>
+          <w:szCs w:val="24"/>
+        </w:rPr>
+        <w:t xml:space="preserve">，主要系发行人应收济宁市惠兴控股集团有限公司、大安镇财政所等单位的往来款。截至2026年6月末，发行人政府性应收款主要分为应收账款及其他应收款，分别为1,816,408.62万元及676,091.96万元，合计为2,492,500.58万元。截至报告期末，公司不存在重大未决诉讼、仲裁事项。</w:t>
       </w:r>
     </w:p>
     <w:p>
@@ -1753,6 +1872,7 @@
                 <w:rFonts w:ascii="仿宋_GB2312" w:hAnsi="仿宋_GB2312" w:eastAsia="仿宋_GB2312" w:cs="仿宋_GB2312"/>
                 <w:sz w:val="20"/>
                 <w:szCs w:val="20"/>
+                <w:highlight w:val="yellow"/>
               </w:rPr>
               <w:t xml:space="preserve">——</w:t>
             </w:r>
@@ -2831,6 +2951,7 @@
                 <w:rFonts w:ascii="仿宋_GB2312" w:hAnsi="仿宋_GB2312" w:eastAsia="仿宋_GB2312" w:cs="仿宋_GB2312"/>
                 <w:sz w:val="20"/>
                 <w:szCs w:val="20"/>
+                <w:highlight w:val="yellow"/>
               </w:rPr>
               <w:t xml:space="preserve">——</w:t>
             </w:r>
@@ -2929,6 +3050,7 @@
                 <w:rFonts w:ascii="仿宋_GB2312" w:hAnsi="仿宋_GB2312" w:eastAsia="仿宋_GB2312" w:cs="仿宋_GB2312"/>
                 <w:sz w:val="20"/>
                 <w:szCs w:val="20"/>
+                <w:highlight w:val="yellow"/>
               </w:rPr>
               <w:t xml:space="preserve">——</w:t>
             </w:r>
@@ -3027,6 +3149,7 @@
                 <w:rFonts w:ascii="仿宋_GB2312" w:hAnsi="仿宋_GB2312" w:eastAsia="仿宋_GB2312" w:cs="仿宋_GB2312"/>
                 <w:sz w:val="20"/>
                 <w:szCs w:val="20"/>
+                <w:highlight w:val="yellow"/>
               </w:rPr>
               <w:t xml:space="preserve">——</w:t>
             </w:r>
@@ -3137,6 +3260,7 @@
                 <w:rFonts w:ascii="仿宋_GB2312" w:hAnsi="仿宋_GB2312" w:eastAsia="仿宋_GB2312" w:cs="仿宋_GB2312"/>
                 <w:sz w:val="20"/>
                 <w:szCs w:val="20"/>
+                <w:highlight w:val="yellow"/>
               </w:rPr>
               <w:t xml:space="preserve">——</w:t>
             </w:r>
@@ -4625,7 +4749,24 @@
           <w:sz w:val="24"/>
           <w:szCs w:val="24"/>
         </w:rPr>
-        <w:t xml:space="preserve">1、政府性应收款占比较高、回款较慢的风险。截至2026年6月末，发行人政府性应收款主要分为应收账款及其他应收款，分别为1,816,408.62万元及676,091.96万元，合计为2,492,500.58万元。其中应收账款主要为应收济宁市兖州区财政局市政工程项目回款、土地整理开发项目回款，以及应收济宁市兖州区自然资源综合服务中心的土地回款和济宁市兖州区融通投资有限公司的土地转让款，均为经营性应收账款，整体回收风险较小。公司其他应收款主要为应收济宁市兖州区财政局等单位的征地预存款、借款及往来款。发行人政府性应收款占扣除重点关注资产后净资产比例为——%，占比较高，报告期内回款进度较慢，可能对发行人偿债能力产生一定不利影响。</w:t>
+        <w:t xml:space="preserve">1、政府性应收款占比较高、回款较慢的风险。截至2026年6月末，发行人政府性应收款主要分为应收账款及其他应收款，分别为1,816,408.62万元及676,091.96万元，合计为2,492,500.58万元。其中应收账款主要为应收济宁市兖州区财政局市政工程项目回款、土地整理开发项目回款，以及应收济宁市兖州区自然资源综合服务中心的土地回款和济宁市兖州区融通投资有限公司的土地转让款，均为经营性应收账款，整体回收风险较小。公司其他应收款主要为应收济宁市兖州区财政局等单位的征地预存款、借款及往来款。发行人政府性应收款占扣除重点关注资产后净资产比例为</w:t>
+      </w:r>
+      <w:r>
+        <w:rPr>
+          <w:rFonts w:ascii="仿宋_GB2312" w:hAnsi="仿宋_GB2312" w:eastAsia="仿宋_GB2312" w:cs="仿宋_GB2312"/>
+          <w:sz w:val="24"/>
+          <w:szCs w:val="24"/>
+          <w:highlight w:val="yellow"/>
+        </w:rPr>
+        <w:t xml:space="preserve">——</w:t>
+      </w:r>
+      <w:r>
+        <w:rPr>
+          <w:rFonts w:ascii="仿宋_GB2312" w:hAnsi="仿宋_GB2312" w:eastAsia="仿宋_GB2312" w:cs="仿宋_GB2312"/>
+          <w:sz w:val="24"/>
+          <w:szCs w:val="24"/>
+        </w:rPr>
+        <w:t xml:space="preserve">%，占比较高，报告期内回款进度较慢，可能对发行人偿债能力产生一定不利影响。</w:t>
       </w:r>
     </w:p>
     <w:p>
@@ -4644,7 +4785,41 @@
           <w:sz w:val="24"/>
           <w:szCs w:val="24"/>
         </w:rPr>
-        <w:t xml:space="preserve">2、非经营性其他应收款规模较大的风险。截至2026年6月末，发行人其他应收款账面价值为1,662,716.11万元，其中，非经营性其他应收款账面价值为——万元，占其他应收款账面价值总额的比例为——，主要系发行人应收济宁市惠兴控股集团有限公司、大安镇财政所等单位的往来款，发行人非经营性其他应收款规模较大，若经济形势大幅波动或对手方经营状况恶化等因素导致相关款项未能及时回收，可能对发行人日常经营和偿债能力造成不利影响。</w:t>
+        <w:t xml:space="preserve">2、非经营性其他应收款规模较大的风险。截至2026年6月末，发行人其他应收款账面价值为1,662,716.11万元，其中，非经营性其他应收款账面价值为</w:t>
+      </w:r>
+      <w:r>
+        <w:rPr>
+          <w:rFonts w:ascii="仿宋_GB2312" w:hAnsi="仿宋_GB2312" w:eastAsia="仿宋_GB2312" w:cs="仿宋_GB2312"/>
+          <w:sz w:val="24"/>
+          <w:szCs w:val="24"/>
+          <w:highlight w:val="yellow"/>
+        </w:rPr>
+        <w:t xml:space="preserve">——</w:t>
+      </w:r>
+      <w:r>
+        <w:rPr>
+          <w:rFonts w:ascii="仿宋_GB2312" w:hAnsi="仿宋_GB2312" w:eastAsia="仿宋_GB2312" w:cs="仿宋_GB2312"/>
+          <w:sz w:val="24"/>
+          <w:szCs w:val="24"/>
+        </w:rPr>
+        <w:t xml:space="preserve">万元，占其他应收款账面价值总额的比例为</w:t>
+      </w:r>
+      <w:r>
+        <w:rPr>
+          <w:rFonts w:ascii="仿宋_GB2312" w:hAnsi="仿宋_GB2312" w:eastAsia="仿宋_GB2312" w:cs="仿宋_GB2312"/>
+          <w:sz w:val="24"/>
+          <w:szCs w:val="24"/>
+          <w:highlight w:val="yellow"/>
+        </w:rPr>
+        <w:t xml:space="preserve">——</w:t>
+      </w:r>
+      <w:r>
+        <w:rPr>
+          <w:rFonts w:ascii="仿宋_GB2312" w:hAnsi="仿宋_GB2312" w:eastAsia="仿宋_GB2312" w:cs="仿宋_GB2312"/>
+          <w:sz w:val="24"/>
+          <w:szCs w:val="24"/>
+        </w:rPr>
+        <w:t xml:space="preserve">，主要系发行人应收济宁市惠兴控股集团有限公司、大安镇财政所等单位的往来款，发行人非经营性其他应收款规模较大，若经济形势大幅波动或对手方经营状况恶化等因素导致相关款项未能及时回收，可能对发行人日常经营和偿债能力造成不利影响。</w:t>
       </w:r>
     </w:p>
     <w:p>
@@ -4663,7 +4838,24 @@
           <w:sz w:val="24"/>
           <w:szCs w:val="24"/>
         </w:rPr>
-        <w:t xml:space="preserve">3、存货规模较大、流动性较弱的风险。2024年、2025年和2026年6月末，发行人存货分别为1,240,394.93万元、1,034,076.10万元和953,030.10万元，占总资产比例分别为18.26%、16.05%和14.72%，占比较高。公司存货主要由代建项目、商品房开发成本和土地资产构成，规模较大且流动性较弱。截至2026年6月末，发行人存货-开发成本中的代建项目账面余额为——万元，公司代建项目对手方为兖州区财政局，建成后将主要由兖州区财政局陆续回款。代建项目回款受政府结算安排影响，虽然款项收回可能性较大，但回款周期较长，回款进度具有一定不确定性。</w:t>
+        <w:t xml:space="preserve">3、存货规模较大、流动性较弱的风险。2024年、2025年和2026年6月末，发行人存货分别为1,240,394.93万元、1,034,076.10万元和953,030.10万元，占总资产比例分别为18.26%、16.05%和14.72%，占比较高。公司存货主要由代建项目、商品房开发成本和土地资产构成，规模较大且流动性较弱。截至2026年6月末，发行人存货-开发成本中的代建项目账面余额为</w:t>
+      </w:r>
+      <w:r>
+        <w:rPr>
+          <w:rFonts w:ascii="仿宋_GB2312" w:hAnsi="仿宋_GB2312" w:eastAsia="仿宋_GB2312" w:cs="仿宋_GB2312"/>
+          <w:sz w:val="24"/>
+          <w:szCs w:val="24"/>
+          <w:highlight w:val="yellow"/>
+        </w:rPr>
+        <w:t xml:space="preserve">——</w:t>
+      </w:r>
+      <w:r>
+        <w:rPr>
+          <w:rFonts w:ascii="仿宋_GB2312" w:hAnsi="仿宋_GB2312" w:eastAsia="仿宋_GB2312" w:cs="仿宋_GB2312"/>
+          <w:sz w:val="24"/>
+          <w:szCs w:val="24"/>
+        </w:rPr>
+        <w:t xml:space="preserve">万元，公司代建项目对手方为兖州区财政局，建成后将主要由兖州区财政局陆续回款。代建项目回款受政府结算安排影响，虽然款项收回可能性较大，但回款周期较长，回款进度具有一定不确定性。</w:t>
       </w:r>
     </w:p>
     <w:p>
@@ -4701,7 +4893,41 @@
           <w:sz w:val="24"/>
           <w:szCs w:val="24"/>
         </w:rPr>
-        <w:t xml:space="preserve">5、受限资产较大的风险。截至2026年6月末，公司受限资产金额为——亿元，占当年末净资产的比例为——%。发行人受限资产主要为货币资金、存货和投资性房地产中的土地资产，加之土地资产的变现受市场价格波动影响较大，故受限资产在一定程度上影响发行人偿债能力。如果未来发行人流动性发生重大变化，无法按时偿还债务，相应的受限资产将面临转移风险，将对发行人资产变现偿付造成不利的影响。</w:t>
+        <w:t xml:space="preserve">5、受限资产较大的风险。截至2026年6月末，公司受限资产金额为</w:t>
+      </w:r>
+      <w:r>
+        <w:rPr>
+          <w:rFonts w:ascii="仿宋_GB2312" w:hAnsi="仿宋_GB2312" w:eastAsia="仿宋_GB2312" w:cs="仿宋_GB2312"/>
+          <w:sz w:val="24"/>
+          <w:szCs w:val="24"/>
+          <w:highlight w:val="yellow"/>
+        </w:rPr>
+        <w:t xml:space="preserve">——</w:t>
+      </w:r>
+      <w:r>
+        <w:rPr>
+          <w:rFonts w:ascii="仿宋_GB2312" w:hAnsi="仿宋_GB2312" w:eastAsia="仿宋_GB2312" w:cs="仿宋_GB2312"/>
+          <w:sz w:val="24"/>
+          <w:szCs w:val="24"/>
+        </w:rPr>
+        <w:t xml:space="preserve">亿元，占当年末净资产的比例为</w:t>
+      </w:r>
+      <w:r>
+        <w:rPr>
+          <w:rFonts w:ascii="仿宋_GB2312" w:hAnsi="仿宋_GB2312" w:eastAsia="仿宋_GB2312" w:cs="仿宋_GB2312"/>
+          <w:sz w:val="24"/>
+          <w:szCs w:val="24"/>
+          <w:highlight w:val="yellow"/>
+        </w:rPr>
+        <w:t xml:space="preserve">——</w:t>
+      </w:r>
+      <w:r>
+        <w:rPr>
+          <w:rFonts w:ascii="仿宋_GB2312" w:hAnsi="仿宋_GB2312" w:eastAsia="仿宋_GB2312" w:cs="仿宋_GB2312"/>
+          <w:sz w:val="24"/>
+          <w:szCs w:val="24"/>
+        </w:rPr>
+        <w:t xml:space="preserve">%。发行人受限资产主要为货币资金、存货和投资性房地产中的土地资产，加之土地资产的变现受市场价格波动影响较大，故受限资产在一定程度上影响发行人偿债能力。如果未来发行人流动性发生重大变化，无法按时偿还债务，相应的受限资产将面临转移风险，将对发行人资产变现偿付造成不利的影响。</w:t>
       </w:r>
     </w:p>
     <w:p>
@@ -4739,7 +4965,41 @@
           <w:sz w:val="24"/>
           <w:szCs w:val="24"/>
         </w:rPr>
-        <w:t xml:space="preserve">7、信托等非传统融资规模较大的风险。发行人在以传统融资方式进行融资的同时，还广泛采用了信托等其他非传统的融资渠道。2024年、2025年和2026年6月末，发行人非传统融资余额分别为35.94亿元、50.70亿元和——亿元，占有息债务总额的比例分别为13.85%、19.08%和——%。近年来，发行人调整优化融资结构，非传统融资规模及占比下降幅度较大，但仍存在较大规模非传统融资。对于非传统融资方式的依赖可能会对公司的偿债能力产生一定影响。</w:t>
+        <w:t xml:space="preserve">7、信托等非传统融资规模较大的风险。发行人在以传统融资方式进行融资的同时，还广泛采用了信托等其他非传统的融资渠道。2024年、2025年和2026年6月末，发行人非传统融资余额分别为35.94亿元、50.70亿元和</w:t>
+      </w:r>
+      <w:r>
+        <w:rPr>
+          <w:rFonts w:ascii="仿宋_GB2312" w:hAnsi="仿宋_GB2312" w:eastAsia="仿宋_GB2312" w:cs="仿宋_GB2312"/>
+          <w:sz w:val="24"/>
+          <w:szCs w:val="24"/>
+          <w:highlight w:val="yellow"/>
+        </w:rPr>
+        <w:t xml:space="preserve">——</w:t>
+      </w:r>
+      <w:r>
+        <w:rPr>
+          <w:rFonts w:ascii="仿宋_GB2312" w:hAnsi="仿宋_GB2312" w:eastAsia="仿宋_GB2312" w:cs="仿宋_GB2312"/>
+          <w:sz w:val="24"/>
+          <w:szCs w:val="24"/>
+        </w:rPr>
+        <w:t xml:space="preserve">亿元，占有息债务总额的比例分别为13.85%、19.08%和</w:t>
+      </w:r>
+      <w:r>
+        <w:rPr>
+          <w:rFonts w:ascii="仿宋_GB2312" w:hAnsi="仿宋_GB2312" w:eastAsia="仿宋_GB2312" w:cs="仿宋_GB2312"/>
+          <w:sz w:val="24"/>
+          <w:szCs w:val="24"/>
+          <w:highlight w:val="yellow"/>
+        </w:rPr>
+        <w:t xml:space="preserve">——</w:t>
+      </w:r>
+      <w:r>
+        <w:rPr>
+          <w:rFonts w:ascii="仿宋_GB2312" w:hAnsi="仿宋_GB2312" w:eastAsia="仿宋_GB2312" w:cs="仿宋_GB2312"/>
+          <w:sz w:val="24"/>
+          <w:szCs w:val="24"/>
+        </w:rPr>
+        <w:t xml:space="preserve">%。近年来，发行人调整优化融资结构，非传统融资规模及占比下降幅度较大，但仍存在较大规模非传统融资。对于非传统融资方式的依赖可能会对公司的偿债能力产生一定影响。</w:t>
       </w:r>
     </w:p>
     <w:p>
@@ -4777,7 +5037,24 @@
           <w:sz w:val="24"/>
           <w:szCs w:val="24"/>
         </w:rPr>
-        <w:t xml:space="preserve">9、EBITDA保障倍数较低的风险。截至2024年末、2025年末和2026年6月末，发行人EBITDA利息保障倍数分别为0.63、1.40和——，发行人税息折旧及摊销前利润对利息的覆盖能力仍相对有限。若发行人融资成本控制出现重大不利变动或盈利能力产生较大程度下降的情况，可能会对发行人的偿债能力产生一定影响。</w:t>
+        <w:t xml:space="preserve">9、EBITDA保障倍数较低的风险。截至2024年末、2025年末和2026年6月末，发行人EBITDA利息保障倍数分别为0.63、1.40和</w:t>
+      </w:r>
+      <w:r>
+        <w:rPr>
+          <w:rFonts w:ascii="仿宋_GB2312" w:hAnsi="仿宋_GB2312" w:eastAsia="仿宋_GB2312" w:cs="仿宋_GB2312"/>
+          <w:sz w:val="24"/>
+          <w:szCs w:val="24"/>
+          <w:highlight w:val="yellow"/>
+        </w:rPr>
+        <w:t xml:space="preserve">——</w:t>
+      </w:r>
+      <w:r>
+        <w:rPr>
+          <w:rFonts w:ascii="仿宋_GB2312" w:hAnsi="仿宋_GB2312" w:eastAsia="仿宋_GB2312" w:cs="仿宋_GB2312"/>
+          <w:sz w:val="24"/>
+          <w:szCs w:val="24"/>
+        </w:rPr>
+        <w:t xml:space="preserve">，发行人税息折旧及摊销前利润对利息的覆盖能力仍相对有限。若发行人融资成本控制出现重大不利变动或盈利能力产生较大程度下降的情况，可能会对发行人的偿债能力产生一定影响。</w:t>
       </w:r>
     </w:p>
     <w:p>
@@ -4796,7 +5073,58 @@
           <w:sz w:val="24"/>
           <w:szCs w:val="24"/>
         </w:rPr>
-        <w:t xml:space="preserve">10、可使用授信额度较小的风险。截至2026年6月末，发行人在各金融机构的授信额度总额为——万元，其中已使用额度为——万元，剩余授信余额为——万元。发行人可使用授信额度较小，如未来出现债务集中兑付的情况，可能对发行人流动性产生不利影响。</w:t>
+        <w:t xml:space="preserve">10、可使用授信额度较小的风险。截至2026年6月末，发行人在各金融机构的授信额度总额为</w:t>
+      </w:r>
+      <w:r>
+        <w:rPr>
+          <w:rFonts w:ascii="仿宋_GB2312" w:hAnsi="仿宋_GB2312" w:eastAsia="仿宋_GB2312" w:cs="仿宋_GB2312"/>
+          <w:sz w:val="24"/>
+          <w:szCs w:val="24"/>
+          <w:highlight w:val="yellow"/>
+        </w:rPr>
+        <w:t xml:space="preserve">——</w:t>
+      </w:r>
+      <w:r>
+        <w:rPr>
+          <w:rFonts w:ascii="仿宋_GB2312" w:hAnsi="仿宋_GB2312" w:eastAsia="仿宋_GB2312" w:cs="仿宋_GB2312"/>
+          <w:sz w:val="24"/>
+          <w:szCs w:val="24"/>
+        </w:rPr>
+        <w:t xml:space="preserve">万元，其中已使用额度为</w:t>
+      </w:r>
+      <w:r>
+        <w:rPr>
+          <w:rFonts w:ascii="仿宋_GB2312" w:hAnsi="仿宋_GB2312" w:eastAsia="仿宋_GB2312" w:cs="仿宋_GB2312"/>
+          <w:sz w:val="24"/>
+          <w:szCs w:val="24"/>
+          <w:highlight w:val="yellow"/>
+        </w:rPr>
+        <w:t xml:space="preserve">——</w:t>
+      </w:r>
+      <w:r>
+        <w:rPr>
+          <w:rFonts w:ascii="仿宋_GB2312" w:hAnsi="仿宋_GB2312" w:eastAsia="仿宋_GB2312" w:cs="仿宋_GB2312"/>
+          <w:sz w:val="24"/>
+          <w:szCs w:val="24"/>
+        </w:rPr>
+        <w:t xml:space="preserve">万元，剩余授信余额为</w:t>
+      </w:r>
+      <w:r>
+        <w:rPr>
+          <w:rFonts w:ascii="仿宋_GB2312" w:hAnsi="仿宋_GB2312" w:eastAsia="仿宋_GB2312" w:cs="仿宋_GB2312"/>
+          <w:sz w:val="24"/>
+          <w:szCs w:val="24"/>
+          <w:highlight w:val="yellow"/>
+        </w:rPr>
+        <w:t xml:space="preserve">——</w:t>
+      </w:r>
+      <w:r>
+        <w:rPr>
+          <w:rFonts w:ascii="仿宋_GB2312" w:hAnsi="仿宋_GB2312" w:eastAsia="仿宋_GB2312" w:cs="仿宋_GB2312"/>
+          <w:sz w:val="24"/>
+          <w:szCs w:val="24"/>
+        </w:rPr>
+        <w:t xml:space="preserve">万元。发行人可使用授信额度较小，如未来出现债务集中兑付的情况，可能对发行人流动性产生不利影响。</w:t>
       </w:r>
     </w:p>
     <w:p>
